--- a/test1/test1_zsq/test1_Experiment_Report.docx
+++ b/test1/test1_zsq/test1_Experiment_Report.docx
@@ -1,21 +1,19 @@
 
 <file path=word/document.xml><?xml version="1.0" encoding="utf-8"?>
-<w:document xmlns:o="urn:schemas-microsoft-com:office:office" xmlns:r="http://schemas.openxmlformats.org/officeDocument/2006/relationships" xmlns:v="urn:schemas-microsoft-com:vml" xmlns:w="http://schemas.openxmlformats.org/wordprocessingml/2006/main" xmlns:w10="urn:schemas-microsoft-com:office:word" xmlns:wp="http://schemas.openxmlformats.org/drawingml/2006/wordprocessingDrawing" xmlns:wps="http://schemas.microsoft.com/office/word/2010/wordprocessingShape" xmlns:wpg="http://schemas.microsoft.com/office/word/2010/wordprocessingGroup" xmlns:mc="http://schemas.openxmlformats.org/markup-compatibility/2006" xmlns:wp14="http://schemas.microsoft.com/office/word/2010/wordprocessingDrawing" xmlns:w14="http://schemas.microsoft.com/office/word/2010/wordml" xmlns:w15="http://schemas.microsoft.com/office/word/2012/wordml" mc:Ignorable="w14 wp14 w15">
+<w:document xmlns:wpc="http://schemas.microsoft.com/office/word/2010/wordprocessingCanvas" xmlns:mc="http://schemas.openxmlformats.org/markup-compatibility/2006" xmlns:o="urn:schemas-microsoft-com:office:office" xmlns:r="http://schemas.openxmlformats.org/officeDocument/2006/relationships" xmlns:m="http://schemas.openxmlformats.org/officeDocument/2006/math" xmlns:v="urn:schemas-microsoft-com:vml" xmlns:wp14="http://schemas.microsoft.com/office/word/2010/wordprocessingDrawing" xmlns:wp="http://schemas.openxmlformats.org/drawingml/2006/wordprocessingDrawing" xmlns:w="http://schemas.openxmlformats.org/wordprocessingml/2006/main" xmlns:w14="http://schemas.microsoft.com/office/word/2010/wordml" xmlns:w10="urn:schemas-microsoft-com:office:word" xmlns:w15="http://schemas.microsoft.com/office/word/2012/wordml" xmlns:wpg="http://schemas.microsoft.com/office/word/2010/wordprocessingGroup" xmlns:wpi="http://schemas.microsoft.com/office/word/2010/wordprocessingInk" xmlns:wne="http://schemas.microsoft.com/office/word/2006/wordml" xmlns:wps="http://schemas.microsoft.com/office/word/2010/wordprocessingShape" xmlns:wpsCustomData="http://www.wps.cn/officeDocument/2013/wpsCustomData" mc:Ignorable="w14 w15 wp14">
   <w:body>
     <w:p>
       <w:pPr>
-        <w:pStyle w:val="Normal"/>
         <w:jc w:val="center"/>
         <w:rPr>
-          <w:rFonts w:ascii="宋体" w:hAnsi="宋体" w:cs="宋体"/>
-          <w:b/>
+          <w:rFonts w:ascii="SimSun" w:hAnsi="SimSun" w:cs="SimSun"/>
           <w:b/>
           <w:sz w:val="32"/>
         </w:rPr>
       </w:pPr>
       <w:r>
         <w:rPr>
-          <w:rFonts w:ascii="宋体" w:hAnsi="宋体" w:cs="宋体"/>
+          <w:rFonts w:ascii="SimSun" w:hAnsi="SimSun" w:cs="SimSun"/>
           <w:b/>
           <w:sz w:val="32"/>
         </w:rPr>
@@ -24,28 +22,19 @@
     </w:p>
     <w:p>
       <w:pPr>
-        <w:pStyle w:val="Normal"/>
         <w:jc w:val="right"/>
         <w:rPr>
-          <w:rFonts w:ascii="宋体" w:hAnsi="宋体" w:cs="宋体"/>
-          <w:b/>
+          <w:rFonts w:ascii="SimSun" w:hAnsi="SimSun" w:cs="SimSun"/>
           <w:b/>
           <w:sz w:val="32"/>
         </w:rPr>
       </w:pPr>
-      <w:r>
-        <w:rPr>
-          <w:rFonts w:cs="宋体" w:ascii="宋体" w:hAnsi="宋体"/>
-          <w:b/>
-          <w:sz w:val="32"/>
-        </w:rPr>
-      </w:r>
     </w:p>
     <w:tbl>
       <w:tblPr>
+        <w:tblStyle w:val="11"/>
         <w:tblW w:w="8590" w:type="dxa"/>
         <w:jc w:val="center"/>
-        <w:tblInd w:w="0" w:type="dxa"/>
         <w:tblLayout w:type="fixed"/>
         <w:tblCellMar>
           <w:top w:w="0" w:type="dxa"/>
@@ -55,39 +44,46 @@
         </w:tblCellMar>
       </w:tblPr>
       <w:tblGrid>
-        <w:gridCol w:w="1263"/>
-        <w:gridCol w:w="717"/>
+        <w:gridCol w:w="1437"/>
+        <w:gridCol w:w="543"/>
         <w:gridCol w:w="1239"/>
-        <w:gridCol w:w="1648"/>
-        <w:gridCol w:w="1016"/>
-        <w:gridCol w:w="2707"/>
+        <w:gridCol w:w="2283"/>
+        <w:gridCol w:w="1245"/>
+        <w:gridCol w:w="1843"/>
       </w:tblGrid>
       <w:tr>
+        <w:tblPrEx>
+          <w:tblCellMar>
+            <w:top w:w="0" w:type="dxa"/>
+            <w:left w:w="108" w:type="dxa"/>
+            <w:bottom w:w="0" w:type="dxa"/>
+            <w:right w:w="108" w:type="dxa"/>
+          </w:tblCellMar>
+        </w:tblPrEx>
         <w:trPr>
+          <w:cantSplit/>
           <w:trHeight w:val="590" w:hRule="atLeast"/>
-          <w:cantSplit w:val="true"/>
+          <w:jc w:val="center"/>
         </w:trPr>
         <w:tc>
           <w:tcPr>
             <w:tcW w:w="1980" w:type="dxa"/>
             <w:gridSpan w:val="2"/>
             <w:tcBorders>
-              <w:top w:val="single" w:sz="4" w:space="0" w:color="000000"/>
-              <w:left w:val="single" w:sz="4" w:space="0" w:color="000000"/>
-              <w:bottom w:val="single" w:sz="4" w:space="0" w:color="000000"/>
-              <w:right w:val="single" w:sz="4" w:space="0" w:color="000000"/>
+              <w:top w:val="single" w:color="000000" w:sz="4" w:space="0"/>
+              <w:left w:val="single" w:color="000000" w:sz="4" w:space="0"/>
+              <w:bottom w:val="single" w:color="000000" w:sz="4" w:space="0"/>
+              <w:right w:val="single" w:color="000000" w:sz="4" w:space="0"/>
             </w:tcBorders>
             <w:vAlign w:val="center"/>
           </w:tcPr>
           <w:p>
             <w:pPr>
-              <w:pStyle w:val="Normal"/>
-              <w:spacing w:lineRule="exact" w:line="480"/>
-              <w:ind w:left="-42" w:right="-51" w:hanging="0"/>
+              <w:spacing w:line="480" w:lineRule="exact"/>
+              <w:ind w:left="-42" w:right="-51" w:firstLine="0"/>
               <w:jc w:val="center"/>
               <w:rPr>
-                <w:rFonts w:ascii="宋体" w:hAnsi="宋体" w:eastAsia="宋体" w:cs="宋体"/>
-                <w:b/>
+                <w:rFonts w:ascii="SimSun" w:hAnsi="SimSun" w:eastAsia="SimSun" w:cs="SimSun"/>
                 <w:b/>
                 <w:sz w:val="24"/>
                 <w:szCs w:val="24"/>
@@ -107,59 +103,89 @@
         </w:tc>
         <w:tc>
           <w:tcPr>
-            <w:tcW w:w="2887" w:type="dxa"/>
+            <w:tcW w:w="3522" w:type="dxa"/>
             <w:gridSpan w:val="2"/>
             <w:tcBorders>
-              <w:top w:val="single" w:sz="4" w:space="0" w:color="000000"/>
-              <w:left w:val="single" w:sz="4" w:space="0" w:color="000000"/>
-              <w:bottom w:val="single" w:sz="4" w:space="0" w:color="000000"/>
-              <w:right w:val="single" w:sz="4" w:space="0" w:color="000000"/>
+              <w:top w:val="single" w:color="000000" w:sz="4" w:space="0"/>
+              <w:left w:val="single" w:color="000000" w:sz="4" w:space="0"/>
+              <w:bottom w:val="single" w:color="000000" w:sz="4" w:space="0"/>
+              <w:right w:val="single" w:color="000000" w:sz="4" w:space="0"/>
             </w:tcBorders>
             <w:vAlign w:val="center"/>
           </w:tcPr>
           <w:p>
             <w:pPr>
-              <w:pStyle w:val="Normal"/>
-              <w:ind w:right="-51" w:hanging="0"/>
+              <w:ind w:right="-51" w:firstLine="0"/>
               <w:jc w:val="center"/>
               <w:rPr>
-                <w:rFonts w:ascii="宋体" w:hAnsi="宋体" w:cs="宋体"/>
+                <w:rFonts w:hint="default" w:ascii="SimSun" w:hAnsi="SimSun" w:cs="SimSun"/>
                 <w:bCs/>
                 <w:sz w:val="24"/>
                 <w:szCs w:val="24"/>
-              </w:rPr>
-            </w:pPr>
-            <w:r>
-              <w:rPr>
-                <w:rFonts w:cs="宋体" w:ascii="宋体" w:hAnsi="宋体"/>
+                <w:lang w:val="en-US"/>
+              </w:rPr>
+            </w:pPr>
+            <w:r>
+              <w:rPr>
+                <w:rFonts w:ascii="SimSun" w:hAnsi="SimSun" w:cs="SimSun"/>
                 <w:bCs/>
                 <w:sz w:val="24"/>
                 <w:szCs w:val="24"/>
               </w:rPr>
               <w:t xml:space="preserve"> </w:t>
+            </w:r>
+            <w:r>
+              <w:rPr>
+                <w:rFonts w:hint="eastAsia" w:ascii="SimSun" w:hAnsi="SimSun" w:cs="SimSun"/>
+                <w:bCs/>
+                <w:sz w:val="24"/>
+                <w:szCs w:val="24"/>
+                <w:lang w:eastAsia="zh-CN"/>
+              </w:rPr>
+              <w:t>电子信息</w:t>
+            </w:r>
+            <w:r>
+              <w:rPr>
+                <w:rFonts w:hint="eastAsia" w:ascii="SimSun" w:hAnsi="SimSun" w:cs="SimSun"/>
+                <w:bCs/>
+                <w:sz w:val="24"/>
+                <w:szCs w:val="24"/>
+                <w:lang w:val="en-US" w:eastAsia="zh-CN"/>
+              </w:rPr>
+              <w:t xml:space="preserve">   2025301310</w:t>
+            </w:r>
+            <w:bookmarkStart w:id="0" w:name="_GoBack"/>
+            <w:bookmarkEnd w:id="0"/>
+            <w:r>
+              <w:rPr>
+                <w:rFonts w:hint="eastAsia" w:ascii="SimSun" w:hAnsi="SimSun" w:cs="SimSun"/>
+                <w:bCs/>
+                <w:sz w:val="24"/>
+                <w:szCs w:val="24"/>
+                <w:lang w:val="en-US" w:eastAsia="zh-CN"/>
+              </w:rPr>
+              <w:t>59</w:t>
             </w:r>
           </w:p>
         </w:tc>
         <w:tc>
           <w:tcPr>
-            <w:tcW w:w="1016" w:type="dxa"/>
+            <w:tcW w:w="1245" w:type="dxa"/>
             <w:tcBorders>
-              <w:top w:val="single" w:sz="4" w:space="0" w:color="000000"/>
-              <w:left w:val="single" w:sz="4" w:space="0" w:color="000000"/>
-              <w:bottom w:val="single" w:sz="4" w:space="0" w:color="000000"/>
-              <w:right w:val="single" w:sz="4" w:space="0" w:color="000000"/>
+              <w:top w:val="single" w:color="000000" w:sz="4" w:space="0"/>
+              <w:left w:val="single" w:color="000000" w:sz="4" w:space="0"/>
+              <w:bottom w:val="single" w:color="000000" w:sz="4" w:space="0"/>
+              <w:right w:val="single" w:color="000000" w:sz="4" w:space="0"/>
             </w:tcBorders>
             <w:vAlign w:val="center"/>
           </w:tcPr>
           <w:p>
             <w:pPr>
-              <w:pStyle w:val="Normal"/>
-              <w:spacing w:lineRule="exact" w:line="480"/>
-              <w:ind w:right="-51" w:hanging="0"/>
+              <w:spacing w:line="480" w:lineRule="exact"/>
+              <w:ind w:right="-51" w:firstLine="0"/>
               <w:jc w:val="center"/>
               <w:rPr>
-                <w:rFonts w:ascii="宋体" w:hAnsi="宋体" w:eastAsia="宋体" w:cs="宋体"/>
-                <w:b/>
+                <w:rFonts w:ascii="SimSun" w:hAnsi="SimSun" w:eastAsia="SimSun" w:cs="SimSun"/>
                 <w:b/>
                 <w:sz w:val="24"/>
                 <w:szCs w:val="24"/>
@@ -168,35 +194,32 @@
             </w:pPr>
             <w:r>
               <w:rPr>
-                <w:rFonts w:eastAsia="宋体"/>
-                <w:rFonts w:ascii="宋体" w:hAnsi="宋体"/>
-                <w:b w:val="0"/>
-                <w:sz w:val="24"/>
-              </w:rPr>
-              <w:t>姓名：zsq</w:t>
+                <w:rFonts w:ascii="SimSun" w:hAnsi="SimSun" w:eastAsia="SimSun"/>
+                <w:b w:val="0"/>
+                <w:sz w:val="24"/>
+              </w:rPr>
+              <w:t>姓名：</w:t>
             </w:r>
           </w:p>
         </w:tc>
         <w:tc>
           <w:tcPr>
-            <w:tcW w:w="2707" w:type="dxa"/>
+            <w:tcW w:w="1843" w:type="dxa"/>
             <w:tcBorders>
-              <w:top w:val="single" w:sz="4" w:space="0" w:color="000000"/>
-              <w:left w:val="single" w:sz="4" w:space="0" w:color="000000"/>
-              <w:bottom w:val="single" w:sz="4" w:space="0" w:color="000000"/>
-              <w:right w:val="single" w:sz="4" w:space="0" w:color="000000"/>
+              <w:top w:val="single" w:color="000000" w:sz="4" w:space="0"/>
+              <w:left w:val="single" w:color="000000" w:sz="4" w:space="0"/>
+              <w:bottom w:val="single" w:color="000000" w:sz="4" w:space="0"/>
+              <w:right w:val="single" w:color="000000" w:sz="4" w:space="0"/>
             </w:tcBorders>
             <w:vAlign w:val="center"/>
           </w:tcPr>
           <w:p>
             <w:pPr>
-              <w:pStyle w:val="Normal"/>
-              <w:snapToGrid w:val="false"/>
-              <w:ind w:right="-51" w:hanging="0"/>
+              <w:snapToGrid w:val="0"/>
+              <w:ind w:right="-51" w:firstLine="0"/>
               <w:jc w:val="center"/>
               <w:rPr>
-                <w:rFonts w:ascii="宋体" w:hAnsi="宋体" w:eastAsia="宋体" w:cs="宋体"/>
-                <w:b/>
+                <w:rFonts w:ascii="SimSun" w:hAnsi="SimSun" w:eastAsia="SimSun" w:cs="SimSun"/>
                 <w:b/>
                 <w:bCs/>
                 <w:sz w:val="24"/>
@@ -206,42 +229,50 @@
             </w:pPr>
             <w:r>
               <w:rPr>
-                <w:rFonts w:eastAsia="宋体" w:cs="宋体" w:ascii="宋体" w:hAnsi="宋体"/>
+                <w:rFonts w:hint="eastAsia" w:ascii="SimSun" w:hAnsi="SimSun" w:cs="SimSun"/>
                 <w:b/>
                 <w:bCs/>
                 <w:sz w:val="24"/>
                 <w:szCs w:val="24"/>
                 <w:lang w:eastAsia="zh-CN"/>
               </w:rPr>
+              <w:t>高夕茹</w:t>
             </w:r>
           </w:p>
         </w:tc>
       </w:tr>
       <w:tr>
+        <w:tblPrEx>
+          <w:tblCellMar>
+            <w:top w:w="0" w:type="dxa"/>
+            <w:left w:w="108" w:type="dxa"/>
+            <w:bottom w:w="0" w:type="dxa"/>
+            <w:right w:w="108" w:type="dxa"/>
+          </w:tblCellMar>
+        </w:tblPrEx>
         <w:trPr>
+          <w:cantSplit/>
           <w:trHeight w:val="590" w:hRule="atLeast"/>
-          <w:cantSplit w:val="true"/>
+          <w:jc w:val="center"/>
         </w:trPr>
         <w:tc>
           <w:tcPr>
-            <w:tcW w:w="1263" w:type="dxa"/>
+            <w:tcW w:w="1437" w:type="dxa"/>
             <w:tcBorders>
-              <w:top w:val="single" w:sz="4" w:space="0" w:color="000000"/>
-              <w:left w:val="single" w:sz="4" w:space="0" w:color="000000"/>
-              <w:bottom w:val="single" w:sz="4" w:space="0" w:color="000000"/>
-              <w:right w:val="single" w:sz="4" w:space="0" w:color="000000"/>
+              <w:top w:val="single" w:color="000000" w:sz="4" w:space="0"/>
+              <w:left w:val="single" w:color="000000" w:sz="4" w:space="0"/>
+              <w:bottom w:val="single" w:color="000000" w:sz="4" w:space="0"/>
+              <w:right w:val="single" w:color="000000" w:sz="4" w:space="0"/>
             </w:tcBorders>
             <w:vAlign w:val="center"/>
           </w:tcPr>
           <w:p>
             <w:pPr>
-              <w:pStyle w:val="Normal"/>
-              <w:spacing w:lineRule="exact" w:line="480"/>
-              <w:ind w:left="-42" w:right="-51" w:hanging="0"/>
+              <w:spacing w:line="480" w:lineRule="exact"/>
+              <w:ind w:left="-42" w:right="-51" w:firstLine="0"/>
               <w:jc w:val="center"/>
               <w:rPr>
-                <w:rFonts w:ascii="宋体" w:hAnsi="宋体" w:cs="宋体"/>
-                <w:b/>
+                <w:rFonts w:ascii="SimSun" w:hAnsi="SimSun" w:cs="SimSun"/>
                 <w:b/>
                 <w:sz w:val="24"/>
                 <w:szCs w:val="24"/>
@@ -260,66 +291,71 @@
         </w:tc>
         <w:tc>
           <w:tcPr>
-            <w:tcW w:w="7327" w:type="dxa"/>
+            <w:tcW w:w="7153" w:type="dxa"/>
             <w:gridSpan w:val="5"/>
             <w:tcBorders>
-              <w:top w:val="single" w:sz="4" w:space="0" w:color="000000"/>
-              <w:left w:val="single" w:sz="4" w:space="0" w:color="000000"/>
-              <w:bottom w:val="single" w:sz="4" w:space="0" w:color="000000"/>
-              <w:right w:val="single" w:sz="4" w:space="0" w:color="000000"/>
+              <w:top w:val="single" w:color="000000" w:sz="4" w:space="0"/>
+              <w:left w:val="single" w:color="000000" w:sz="4" w:space="0"/>
+              <w:bottom w:val="single" w:color="000000" w:sz="4" w:space="0"/>
+              <w:right w:val="single" w:color="000000" w:sz="4" w:space="0"/>
             </w:tcBorders>
             <w:vAlign w:val="center"/>
           </w:tcPr>
           <w:p>
             <w:pPr>
-              <w:pStyle w:val="Normal"/>
-              <w:snapToGrid w:val="false"/>
-              <w:spacing w:lineRule="exact" w:line="480"/>
-              <w:ind w:right="-51" w:hanging="0"/>
-              <w:rPr>
-                <w:rFonts w:ascii="宋体" w:hAnsi="宋体" w:cs="宋体"/>
+              <w:snapToGrid w:val="0"/>
+              <w:spacing w:line="480" w:lineRule="exact"/>
+              <w:ind w:right="-51" w:firstLine="0"/>
+              <w:rPr>
+                <w:rFonts w:ascii="SimSun" w:hAnsi="SimSun" w:cs="SimSun"/>
                 <w:b/>
+                <w:sz w:val="24"/>
+                <w:szCs w:val="24"/>
+              </w:rPr>
+            </w:pPr>
+            <w:r>
+              <w:rPr>
+                <w:rFonts w:ascii="SimSun" w:hAnsi="SimSun" w:eastAsia="SimSun"/>
                 <w:b/>
                 <w:sz w:val="24"/>
-                <w:szCs w:val="24"/>
-              </w:rPr>
-            </w:pPr>
-            <w:r>
-              <w:rPr>
-                <w:rFonts w:cs="宋体" w:ascii="宋体" w:hAnsi="宋体"/>
-                <w:b/>
-                <w:sz w:val="24"/>
-                <w:szCs w:val="24"/>
-              </w:rPr>
+              </w:rPr>
+              <w:t>基于逻辑回归的银行营销结果预测</w:t>
             </w:r>
           </w:p>
         </w:tc>
       </w:tr>
       <w:tr>
+        <w:tblPrEx>
+          <w:tblCellMar>
+            <w:top w:w="0" w:type="dxa"/>
+            <w:left w:w="108" w:type="dxa"/>
+            <w:bottom w:w="0" w:type="dxa"/>
+            <w:right w:w="108" w:type="dxa"/>
+          </w:tblCellMar>
+        </w:tblPrEx>
         <w:trPr>
+          <w:cantSplit/>
           <w:trHeight w:val="579" w:hRule="atLeast"/>
-          <w:cantSplit w:val="true"/>
+          <w:jc w:val="center"/>
         </w:trPr>
         <w:tc>
           <w:tcPr>
-            <w:tcW w:w="1263" w:type="dxa"/>
+            <w:tcW w:w="1437" w:type="dxa"/>
             <w:tcBorders>
-              <w:top w:val="single" w:sz="4" w:space="0" w:color="000000"/>
-              <w:left w:val="single" w:sz="4" w:space="0" w:color="000000"/>
-              <w:bottom w:val="single" w:sz="4" w:space="0" w:color="000000"/>
-              <w:right w:val="single" w:sz="4" w:space="0" w:color="000000"/>
+              <w:top w:val="single" w:color="000000" w:sz="4" w:space="0"/>
+              <w:left w:val="single" w:color="000000" w:sz="4" w:space="0"/>
+              <w:bottom w:val="single" w:color="000000" w:sz="4" w:space="0"/>
+              <w:right w:val="single" w:color="000000" w:sz="4" w:space="0"/>
             </w:tcBorders>
             <w:vAlign w:val="center"/>
           </w:tcPr>
           <w:p>
             <w:pPr>
-              <w:pStyle w:val="Normal"/>
-              <w:spacing w:lineRule="exact" w:line="400"/>
-              <w:ind w:left="-40" w:right="-51" w:hanging="0"/>
+              <w:spacing w:line="400" w:lineRule="exact"/>
+              <w:ind w:left="-40" w:right="-51" w:firstLine="0"/>
               <w:jc w:val="center"/>
               <w:rPr>
-                <w:rFonts w:ascii="宋体" w:hAnsi="宋体" w:cs="宋体"/>
-                <w:b/>
+                <w:rFonts w:ascii="SimSun" w:hAnsi="SimSun" w:cs="SimSun"/>
                 <w:b/>
                 <w:sz w:val="24"/>
                 <w:szCs w:val="24"/>
@@ -338,68 +374,99 @@
         </w:tc>
         <w:tc>
           <w:tcPr>
-            <w:tcW w:w="1956" w:type="dxa"/>
+            <w:tcW w:w="1782" w:type="dxa"/>
             <w:gridSpan w:val="2"/>
             <w:tcBorders>
-              <w:top w:val="single" w:sz="4" w:space="0" w:color="000000"/>
-              <w:left w:val="single" w:sz="4" w:space="0" w:color="000000"/>
-              <w:bottom w:val="single" w:sz="4" w:space="0" w:color="000000"/>
-              <w:right w:val="single" w:sz="4" w:space="0" w:color="000000"/>
+              <w:top w:val="single" w:color="000000" w:sz="4" w:space="0"/>
+              <w:left w:val="single" w:color="000000" w:sz="4" w:space="0"/>
+              <w:bottom w:val="single" w:color="000000" w:sz="4" w:space="0"/>
+              <w:right w:val="single" w:color="000000" w:sz="4" w:space="0"/>
             </w:tcBorders>
             <w:vAlign w:val="center"/>
           </w:tcPr>
           <w:p>
             <w:pPr>
-              <w:pStyle w:val="Normal"/>
-              <w:snapToGrid w:val="false"/>
-              <w:spacing w:lineRule="exact" w:line="400"/>
-              <w:ind w:left="-40" w:right="-51" w:hanging="0"/>
-              <w:rPr>
-                <w:rFonts w:ascii="宋体" w:hAnsi="宋体" w:cs="宋体"/>
+              <w:snapToGrid w:val="0"/>
+              <w:spacing w:line="400" w:lineRule="exact"/>
+              <w:ind w:left="-40" w:right="-51" w:firstLine="0"/>
+              <w:jc w:val="center"/>
+              <w:rPr>
+                <w:rFonts w:ascii="SimSun" w:hAnsi="SimSun" w:cs="SimSun"/>
                 <w:b/>
-                <w:b/>
                 <w:sz w:val="24"/>
                 <w:szCs w:val="24"/>
               </w:rPr>
             </w:pPr>
             <w:r>
               <w:rPr>
-                <w:rFonts w:cs="宋体" w:ascii="宋体" w:hAnsi="宋体"/>
-                <w:b/>
-                <w:sz w:val="24"/>
-                <w:szCs w:val="24"/>
-              </w:rPr>
+                <w:rFonts w:ascii="SimSun" w:hAnsi="SimSun" w:eastAsia="SimSun"/>
+                <w:b w:val="0"/>
+                <w:sz w:val="24"/>
+              </w:rPr>
+              <w:t>2026</w:t>
+            </w:r>
+            <w:r>
+              <w:rPr>
+                <w:rFonts w:hint="eastAsia" w:ascii="SimSun" w:hAnsi="SimSun" w:eastAsia="SimSun"/>
+                <w:b w:val="0"/>
+                <w:sz w:val="24"/>
+                <w:lang w:val="en-US" w:eastAsia="zh-CN"/>
+              </w:rPr>
+              <w:t>-</w:t>
+            </w:r>
+            <w:r>
+              <w:rPr>
+                <w:rFonts w:ascii="SimSun" w:hAnsi="SimSun" w:eastAsia="SimSun"/>
+                <w:b w:val="0"/>
+                <w:sz w:val="24"/>
+              </w:rPr>
+              <w:t>3</w:t>
+            </w:r>
+            <w:r>
+              <w:rPr>
+                <w:rFonts w:hint="eastAsia" w:ascii="SimSun" w:hAnsi="SimSun" w:eastAsia="SimSun"/>
+                <w:b w:val="0"/>
+                <w:sz w:val="24"/>
+                <w:lang w:val="en-US" w:eastAsia="zh-CN"/>
+              </w:rPr>
+              <w:t>-</w:t>
+            </w:r>
+            <w:r>
+              <w:rPr>
+                <w:rFonts w:ascii="SimSun" w:hAnsi="SimSun" w:eastAsia="SimSun"/>
+                <w:b w:val="0"/>
+                <w:sz w:val="24"/>
+              </w:rPr>
+              <w:t>15</w:t>
             </w:r>
           </w:p>
         </w:tc>
         <w:tc>
           <w:tcPr>
-            <w:tcW w:w="1648" w:type="dxa"/>
+            <w:tcW w:w="2283" w:type="dxa"/>
             <w:tcBorders>
-              <w:top w:val="single" w:sz="4" w:space="0" w:color="000000"/>
-              <w:left w:val="single" w:sz="4" w:space="0" w:color="000000"/>
-              <w:bottom w:val="single" w:sz="4" w:space="0" w:color="000000"/>
-              <w:right w:val="single" w:sz="4" w:space="0" w:color="000000"/>
+              <w:top w:val="single" w:color="000000" w:sz="4" w:space="0"/>
+              <w:left w:val="single" w:color="000000" w:sz="4" w:space="0"/>
+              <w:bottom w:val="single" w:color="000000" w:sz="4" w:space="0"/>
+              <w:right w:val="single" w:color="000000" w:sz="4" w:space="0"/>
             </w:tcBorders>
             <w:vAlign w:val="center"/>
           </w:tcPr>
           <w:p>
             <w:pPr>
-              <w:pStyle w:val="Normal"/>
-              <w:spacing w:lineRule="exact" w:line="400"/>
-              <w:ind w:left="-40" w:right="-51" w:hanging="0"/>
+              <w:spacing w:line="400" w:lineRule="exact"/>
+              <w:ind w:left="-40" w:right="-51" w:firstLine="0"/>
               <w:jc w:val="center"/>
               <w:rPr>
-                <w:rFonts w:ascii="宋体" w:hAnsi="宋体" w:cs="宋体"/>
+                <w:rFonts w:ascii="SimSun" w:hAnsi="SimSun" w:cs="SimSun"/>
                 <w:b/>
-                <w:b/>
                 <w:sz w:val="24"/>
                 <w:szCs w:val="24"/>
               </w:rPr>
             </w:pPr>
             <w:r>
               <w:rPr>
-                <w:rFonts w:ascii="宋体" w:hAnsi="宋体" w:cs="宋体"/>
+                <w:rFonts w:ascii="SimSun" w:hAnsi="SimSun" w:cs="SimSun"/>
                 <w:b/>
                 <w:sz w:val="24"/>
                 <w:szCs w:val="24"/>
@@ -410,25 +477,23 @@
         </w:tc>
         <w:tc>
           <w:tcPr>
-            <w:tcW w:w="3723" w:type="dxa"/>
+            <w:tcW w:w="3088" w:type="dxa"/>
             <w:gridSpan w:val="2"/>
             <w:tcBorders>
-              <w:top w:val="single" w:sz="4" w:space="0" w:color="000000"/>
-              <w:left w:val="single" w:sz="4" w:space="0" w:color="000000"/>
-              <w:bottom w:val="single" w:sz="4" w:space="0" w:color="000000"/>
-              <w:right w:val="single" w:sz="4" w:space="0" w:color="000000"/>
+              <w:top w:val="single" w:color="000000" w:sz="4" w:space="0"/>
+              <w:left w:val="single" w:color="000000" w:sz="4" w:space="0"/>
+              <w:bottom w:val="single" w:color="000000" w:sz="4" w:space="0"/>
+              <w:right w:val="single" w:color="000000" w:sz="4" w:space="0"/>
             </w:tcBorders>
             <w:vAlign w:val="center"/>
           </w:tcPr>
           <w:p>
             <w:pPr>
-              <w:pStyle w:val="Normal"/>
-              <w:spacing w:lineRule="exact" w:line="400"/>
-              <w:ind w:left="-40" w:right="-51" w:hanging="0"/>
+              <w:spacing w:line="400" w:lineRule="exact"/>
+              <w:ind w:left="-40" w:right="-51" w:firstLine="0"/>
               <w:jc w:val="center"/>
               <w:rPr>
-                <w:rFonts w:ascii="宋体" w:hAnsi="宋体" w:eastAsia="宋体" w:cs="宋体"/>
-                <w:b/>
+                <w:rFonts w:hint="default" w:ascii="SimSun" w:hAnsi="SimSun" w:eastAsia="SimSun" w:cs="SimSun"/>
                 <w:b/>
                 <w:sz w:val="24"/>
                 <w:szCs w:val="24"/>
@@ -437,7 +502,7 @@
             </w:pPr>
             <w:r>
               <w:rPr>
-                <w:rFonts w:ascii="宋体" w:hAnsi="宋体" w:cs="宋体"/>
+                <w:rFonts w:ascii="SimSun" w:hAnsi="SimSun" w:cs="SimSun"/>
                 <w:bCs/>
                 <w:sz w:val="24"/>
                 <w:szCs w:val="24"/>
@@ -446,59 +511,57 @@
             </w:r>
             <w:r>
               <w:rPr>
-                <w:rFonts w:cs="宋体" w:ascii="宋体" w:hAnsi="宋体"/>
-                <w:bCs/>
-                <w:sz w:val="24"/>
-                <w:szCs w:val="24"/>
-              </w:rPr>
-              <w:t>EB</w:t>
-            </w:r>
-            <w:r>
-              <w:rPr>
-                <w:rFonts w:cs="宋体" w:ascii="宋体" w:hAnsi="宋体"/>
+                <w:rFonts w:hint="eastAsia" w:ascii="SimSun" w:hAnsi="SimSun" w:cs="SimSun"/>
                 <w:bCs/>
                 <w:sz w:val="24"/>
                 <w:szCs w:val="24"/>
                 <w:lang w:val="en-US" w:eastAsia="zh-CN"/>
               </w:rPr>
-              <w:t>407</w:t>
+              <w:t>C301</w:t>
             </w:r>
           </w:p>
         </w:tc>
       </w:tr>
       <w:tr>
+        <w:tblPrEx>
+          <w:tblCellMar>
+            <w:top w:w="0" w:type="dxa"/>
+            <w:left w:w="108" w:type="dxa"/>
+            <w:bottom w:w="0" w:type="dxa"/>
+            <w:right w:w="108" w:type="dxa"/>
+          </w:tblCellMar>
+        </w:tblPrEx>
         <w:trPr>
+          <w:cantSplit/>
           <w:trHeight w:val="505" w:hRule="atLeast"/>
-          <w:cantSplit w:val="true"/>
+          <w:jc w:val="center"/>
         </w:trPr>
         <w:tc>
           <w:tcPr>
-            <w:tcW w:w="1263" w:type="dxa"/>
+            <w:tcW w:w="1437" w:type="dxa"/>
             <w:tcBorders>
-              <w:top w:val="single" w:sz="4" w:space="0" w:color="000000"/>
-              <w:left w:val="single" w:sz="4" w:space="0" w:color="000000"/>
-              <w:bottom w:val="single" w:sz="4" w:space="0" w:color="000000"/>
-              <w:right w:val="single" w:sz="4" w:space="0" w:color="000000"/>
+              <w:top w:val="single" w:color="000000" w:sz="4" w:space="0"/>
+              <w:left w:val="single" w:color="000000" w:sz="4" w:space="0"/>
+              <w:bottom w:val="single" w:color="000000" w:sz="4" w:space="0"/>
+              <w:right w:val="single" w:color="000000" w:sz="4" w:space="0"/>
             </w:tcBorders>
             <w:vAlign w:val="center"/>
           </w:tcPr>
           <w:p>
             <w:pPr>
-              <w:pStyle w:val="Normal"/>
-              <w:spacing w:lineRule="exact" w:line="400"/>
-              <w:ind w:left="-40" w:right="-51" w:hanging="0"/>
+              <w:spacing w:line="400" w:lineRule="exact"/>
+              <w:ind w:left="-40" w:right="-51" w:firstLine="0"/>
               <w:jc w:val="center"/>
               <w:rPr>
-                <w:rFonts w:ascii="宋体" w:hAnsi="宋体" w:cs="宋体"/>
+                <w:rFonts w:ascii="SimSun" w:hAnsi="SimSun" w:cs="SimSun"/>
                 <w:b/>
-                <w:b/>
                 <w:sz w:val="24"/>
                 <w:szCs w:val="24"/>
               </w:rPr>
             </w:pPr>
             <w:r>
               <w:rPr>
-                <w:rFonts w:ascii="宋体" w:hAnsi="宋体" w:cs="宋体"/>
+                <w:rFonts w:ascii="SimSun" w:hAnsi="SimSun" w:cs="SimSun"/>
                 <w:b/>
                 <w:sz w:val="24"/>
                 <w:szCs w:val="24"/>
@@ -509,116 +572,92 @@
         </w:tc>
         <w:tc>
           <w:tcPr>
-            <w:tcW w:w="1956" w:type="dxa"/>
+            <w:tcW w:w="1782" w:type="dxa"/>
             <w:gridSpan w:val="2"/>
             <w:tcBorders>
-              <w:top w:val="single" w:sz="4" w:space="0" w:color="000000"/>
-              <w:left w:val="single" w:sz="4" w:space="0" w:color="000000"/>
-              <w:bottom w:val="single" w:sz="4" w:space="0" w:color="000000"/>
-              <w:right w:val="single" w:sz="4" w:space="0" w:color="000000"/>
+              <w:top w:val="single" w:color="000000" w:sz="4" w:space="0"/>
+              <w:left w:val="single" w:color="000000" w:sz="4" w:space="0"/>
+              <w:bottom w:val="single" w:color="000000" w:sz="4" w:space="0"/>
+              <w:right w:val="single" w:color="000000" w:sz="4" w:space="0"/>
             </w:tcBorders>
             <w:vAlign w:val="center"/>
           </w:tcPr>
           <w:p>
             <w:pPr>
-              <w:pStyle w:val="Normal"/>
-              <w:snapToGrid w:val="false"/>
-              <w:spacing w:lineRule="exact" w:line="480"/>
+              <w:snapToGrid w:val="0"/>
+              <w:spacing w:line="480" w:lineRule="exact"/>
               <w:ind w:left="-42" w:right="171" w:firstLine="240"/>
               <w:rPr>
-                <w:rFonts w:ascii="宋体" w:hAnsi="宋体" w:cs="宋体"/>
-                <w:b/>
+                <w:rFonts w:ascii="SimSun" w:hAnsi="SimSun" w:cs="SimSun"/>
                 <w:b/>
                 <w:bCs/>
                 <w:sz w:val="24"/>
                 <w:szCs w:val="24"/>
               </w:rPr>
             </w:pPr>
-            <w:r>
-              <w:rPr>
-                <w:rFonts w:cs="宋体" w:ascii="宋体" w:hAnsi="宋体"/>
-                <w:b/>
-                <w:bCs/>
-                <w:sz w:val="24"/>
-                <w:szCs w:val="24"/>
-              </w:rPr>
-            </w:r>
           </w:p>
         </w:tc>
         <w:tc>
           <w:tcPr>
-            <w:tcW w:w="1648" w:type="dxa"/>
+            <w:tcW w:w="2283" w:type="dxa"/>
             <w:tcBorders>
-              <w:top w:val="single" w:sz="4" w:space="0" w:color="000000"/>
-              <w:left w:val="single" w:sz="4" w:space="0" w:color="000000"/>
-              <w:bottom w:val="single" w:sz="4" w:space="0" w:color="000000"/>
-              <w:right w:val="single" w:sz="4" w:space="0" w:color="000000"/>
+              <w:top w:val="single" w:color="000000" w:sz="4" w:space="0"/>
+              <w:left w:val="single" w:color="000000" w:sz="4" w:space="0"/>
+              <w:bottom w:val="single" w:color="000000" w:sz="4" w:space="0"/>
+              <w:right w:val="single" w:color="000000" w:sz="4" w:space="0"/>
             </w:tcBorders>
             <w:vAlign w:val="center"/>
           </w:tcPr>
           <w:p>
             <w:pPr>
-              <w:pStyle w:val="Normal"/>
-              <w:spacing w:lineRule="exact" w:line="480"/>
-              <w:ind w:left="-42" w:right="171" w:hanging="0"/>
+              <w:spacing w:line="480" w:lineRule="exact"/>
+              <w:ind w:left="-42" w:right="171" w:firstLine="0"/>
               <w:jc w:val="center"/>
               <w:rPr>
-                <w:rFonts w:ascii="宋体" w:hAnsi="宋体" w:cs="宋体"/>
+                <w:rFonts w:ascii="SimSun" w:hAnsi="SimSun" w:cs="SimSun"/>
                 <w:b/>
+                <w:sz w:val="24"/>
+                <w:szCs w:val="24"/>
+              </w:rPr>
+            </w:pPr>
+            <w:r>
+              <w:rPr>
+                <w:rFonts w:ascii="SimSun" w:hAnsi="SimSun" w:cs="SimSun"/>
                 <w:b/>
                 <w:sz w:val="24"/>
                 <w:szCs w:val="24"/>
               </w:rPr>
-            </w:pPr>
-            <w:r>
-              <w:rPr>
-                <w:rFonts w:cs="宋体" w:ascii="宋体" w:hAnsi="宋体"/>
-                <w:b/>
-                <w:sz w:val="24"/>
-                <w:szCs w:val="24"/>
-              </w:rPr>
-              <w:t xml:space="preserve"> </w:t>
-            </w:r>
-            <w:r>
-              <w:rPr>
-                <w:rFonts w:ascii="宋体" w:hAnsi="宋体" w:cs="宋体"/>
-                <w:b/>
-                <w:sz w:val="24"/>
-                <w:szCs w:val="24"/>
-              </w:rPr>
-              <w:t>实验性质</w:t>
+              <w:t xml:space="preserve"> 实验性质</w:t>
             </w:r>
           </w:p>
         </w:tc>
         <w:tc>
           <w:tcPr>
-            <w:tcW w:w="3723" w:type="dxa"/>
+            <w:tcW w:w="3088" w:type="dxa"/>
             <w:gridSpan w:val="2"/>
             <w:tcBorders>
-              <w:top w:val="single" w:sz="4" w:space="0" w:color="000000"/>
-              <w:left w:val="single" w:sz="4" w:space="0" w:color="000000"/>
-              <w:bottom w:val="single" w:sz="4" w:space="0" w:color="000000"/>
-              <w:right w:val="single" w:sz="4" w:space="0" w:color="000000"/>
+              <w:top w:val="single" w:color="000000" w:sz="4" w:space="0"/>
+              <w:left w:val="single" w:color="000000" w:sz="4" w:space="0"/>
+              <w:bottom w:val="single" w:color="000000" w:sz="4" w:space="0"/>
+              <w:right w:val="single" w:color="000000" w:sz="4" w:space="0"/>
             </w:tcBorders>
             <w:vAlign w:val="center"/>
           </w:tcPr>
           <w:p>
             <w:pPr>
-              <w:pStyle w:val="Normal"/>
-              <w:spacing w:lineRule="exact" w:line="480"/>
-              <w:ind w:left="-42" w:right="171" w:hanging="0"/>
+              <w:spacing w:line="480" w:lineRule="exact"/>
+              <w:ind w:left="-42" w:right="171" w:firstLine="0"/>
               <w:jc w:val="center"/>
               <w:rPr>
-                <w:rFonts w:ascii="宋体" w:hAnsi="宋体" w:cs="宋体"/>
+                <w:rFonts w:ascii="SimSun" w:hAnsi="SimSun" w:cs="SimSun"/>
                 <w:b/>
-                <w:b/>
                 <w:sz w:val="24"/>
                 <w:szCs w:val="24"/>
               </w:rPr>
             </w:pPr>
             <w:r>
               <w:rPr>
-                <w:rFonts w:cs="宋体" w:ascii="宋体" w:hAnsi="宋体"/>
+                <w:rFonts w:ascii="SimSun" w:hAnsi="SimSun" w:cs="SimSun"/>
                 <w:b/>
                 <w:sz w:val="24"/>
                 <w:szCs w:val="24"/>
@@ -628,7 +667,7 @@
             </w:r>
             <w:r>
               <w:rPr>
-                <w:rFonts w:ascii="宋体" w:hAnsi="宋体" w:cs="宋体"/>
+                <w:rFonts w:ascii="SimSun" w:hAnsi="SimSun" w:cs="SimSun"/>
                 <w:b/>
                 <w:sz w:val="24"/>
                 <w:szCs w:val="24"/>
@@ -637,7 +676,7 @@
             </w:r>
             <w:r>
               <w:rPr>
-                <w:rFonts w:ascii="宋体" w:hAnsi="宋体" w:cs="宋体"/>
+                <w:rFonts w:ascii="SimSun" w:hAnsi="SimSun" w:cs="SimSun"/>
                 <w:b/>
                 <w:sz w:val="24"/>
                 <w:szCs w:val="24"/>
@@ -647,7 +686,7 @@
             </w:r>
             <w:r>
               <w:rPr>
-                <w:rFonts w:ascii="宋体" w:hAnsi="宋体" w:cs="宋体"/>
+                <w:rFonts w:ascii="SimSun" w:hAnsi="SimSun" w:cs="SimSun"/>
                 <w:b/>
                 <w:sz w:val="24"/>
                 <w:szCs w:val="24"/>
@@ -656,7 +695,7 @@
             </w:r>
             <w:r>
               <w:rPr>
-                <w:rFonts w:ascii="宋体" w:hAnsi="宋体" w:cs="宋体"/>
+                <w:rFonts w:ascii="SimSun" w:hAnsi="SimSun" w:cs="SimSun"/>
                 <w:b/>
                 <w:sz w:val="24"/>
                 <w:szCs w:val="24"/>
@@ -666,7 +705,7 @@
             </w:r>
             <w:r>
               <w:rPr>
-                <w:rFonts w:ascii="宋体" w:hAnsi="宋体" w:cs="宋体"/>
+                <w:rFonts w:ascii="SimSun" w:hAnsi="SimSun" w:cs="SimSun"/>
                 <w:b/>
                 <w:sz w:val="24"/>
                 <w:szCs w:val="24"/>
@@ -677,18 +716,27 @@
         </w:tc>
       </w:tr>
       <w:tr>
+        <w:tblPrEx>
+          <w:tblCellMar>
+            <w:top w:w="0" w:type="dxa"/>
+            <w:left w:w="108" w:type="dxa"/>
+            <w:bottom w:w="0" w:type="dxa"/>
+            <w:right w:w="108" w:type="dxa"/>
+          </w:tblCellMar>
+        </w:tblPrEx>
         <w:trPr>
           <w:trHeight w:val="2196" w:hRule="atLeast"/>
+          <w:jc w:val="center"/>
         </w:trPr>
         <w:tc>
           <w:tcPr>
             <w:tcW w:w="8590" w:type="dxa"/>
             <w:gridSpan w:val="6"/>
             <w:tcBorders>
-              <w:top w:val="single" w:sz="4" w:space="0" w:color="000000"/>
-              <w:left w:val="single" w:sz="4" w:space="0" w:color="000000"/>
-              <w:bottom w:val="single" w:sz="4" w:space="0" w:color="000000"/>
-              <w:right w:val="single" w:sz="4" w:space="0" w:color="000000"/>
+              <w:top w:val="single" w:color="000000" w:sz="4" w:space="0"/>
+              <w:left w:val="single" w:color="000000" w:sz="4" w:space="0"/>
+              <w:bottom w:val="single" w:color="000000" w:sz="4" w:space="0"/>
+              <w:right w:val="single" w:color="000000" w:sz="4" w:space="0"/>
             </w:tcBorders>
             <w:tcMar>
               <w:top w:w="57" w:type="dxa"/>
@@ -699,18 +747,17 @@
           </w:tcPr>
           <w:p>
             <w:pPr>
-              <w:pStyle w:val="Normal"/>
-              <w:spacing w:lineRule="exact" w:line="480"/>
-              <w:ind w:right="-51" w:hanging="0"/>
-              <w:rPr>
-                <w:rFonts w:ascii="宋体" w:hAnsi="宋体" w:cs="宋体"/>
+              <w:spacing w:line="480" w:lineRule="exact"/>
+              <w:ind w:right="-51" w:firstLine="0"/>
+              <w:rPr>
+                <w:rFonts w:ascii="SimSun" w:hAnsi="SimSun" w:cs="SimSun"/>
                 <w:sz w:val="24"/>
                 <w:szCs w:val="24"/>
               </w:rPr>
             </w:pPr>
             <w:r>
               <w:rPr>
-                <w:rFonts w:ascii="宋体" w:hAnsi="宋体" w:cs="宋体"/>
+                <w:rFonts w:ascii="SimSun" w:hAnsi="SimSun" w:cs="SimSun"/>
                 <w:sz w:val="24"/>
                 <w:szCs w:val="24"/>
               </w:rPr>
@@ -719,16 +766,15 @@
           </w:p>
           <w:p>
             <w:pPr>
-              <w:pStyle w:val="Normal"/>
-              <w:spacing w:lineRule="exact" w:line="480"/>
-              <w:ind w:right="-51" w:hanging="0"/>
+              <w:spacing w:line="480" w:lineRule="exact"/>
+              <w:ind w:right="-51" w:firstLine="0"/>
               <w:rPr>
                 <w:rFonts w:ascii="楷体_GB2312;楷体" w:hAnsi="楷体_GB2312;楷体" w:eastAsia="楷体_GB2312;楷体"/>
               </w:rPr>
             </w:pPr>
             <w:r>
               <w:rPr>
-                <w:rFonts w:eastAsia="楷体_GB2312;楷体" w:cs="楷体_GB2312;楷体" w:ascii="楷体_GB2312;楷体" w:hAnsi="楷体_GB2312;楷体"/>
+                <w:rFonts w:ascii="楷体_GB2312;楷体" w:hAnsi="楷体_GB2312;楷体" w:eastAsia="楷体_GB2312;楷体" w:cs="楷体_GB2312;楷体"/>
               </w:rPr>
               <w:t>□</w:t>
             </w:r>
@@ -736,19 +782,19 @@
               <w:rPr>
                 <w:rFonts w:ascii="楷体_GB2312;楷体" w:hAnsi="楷体_GB2312;楷体" w:eastAsia="楷体_GB2312;楷体"/>
               </w:rPr>
-              <w:t>算法</w:t>
-            </w:r>
-            <w:r>
-              <w:rPr>
-                <w:rFonts w:eastAsia="楷体_GB2312;楷体" w:ascii="楷体_GB2312;楷体" w:hAnsi="楷体_GB2312;楷体"/>
-              </w:rPr>
-              <w:t>/</w:t>
+              <w:t xml:space="preserve">算法/实验过程正确；   </w:t>
+            </w:r>
+            <w:r>
+              <w:rPr>
+                <w:rFonts w:eastAsia="楷体_GB2312;楷体"/>
+              </w:rPr>
+              <w:t>□</w:t>
             </w:r>
             <w:r>
               <w:rPr>
                 <w:rFonts w:ascii="楷体_GB2312;楷体" w:hAnsi="楷体_GB2312;楷体" w:eastAsia="楷体_GB2312;楷体"/>
               </w:rPr>
-              <w:t xml:space="preserve">实验过程正确；   </w:t>
+              <w:t xml:space="preserve">源程序/实验内容提交     </w:t>
             </w:r>
             <w:r>
               <w:rPr>
@@ -760,19 +806,28 @@
               <w:rPr>
                 <w:rFonts w:ascii="楷体_GB2312;楷体" w:hAnsi="楷体_GB2312;楷体" w:eastAsia="楷体_GB2312;楷体"/>
               </w:rPr>
-              <w:t>源程序</w:t>
-            </w:r>
-            <w:r>
-              <w:rPr>
-                <w:rFonts w:eastAsia="楷体_GB2312;楷体" w:ascii="楷体_GB2312;楷体" w:hAnsi="楷体_GB2312;楷体"/>
-              </w:rPr>
-              <w:t>/</w:t>
-            </w:r>
-            <w:r>
+              <w:t>程序结构/实验步骤合理；</w:t>
+            </w:r>
+          </w:p>
+          <w:p>
+            <w:pPr>
+              <w:spacing w:line="480" w:lineRule="exact"/>
+              <w:ind w:right="-51" w:firstLine="0"/>
               <w:rPr>
                 <w:rFonts w:ascii="楷体_GB2312;楷体" w:hAnsi="楷体_GB2312;楷体" w:eastAsia="楷体_GB2312;楷体"/>
               </w:rPr>
-              <w:t xml:space="preserve">实验内容提交     </w:t>
+            </w:pPr>
+            <w:r>
+              <w:rPr>
+                <w:rFonts w:ascii="楷体_GB2312;楷体" w:hAnsi="楷体_GB2312;楷体" w:eastAsia="楷体_GB2312;楷体" w:cs="楷体_GB2312;楷体"/>
+              </w:rPr>
+              <w:t>□</w:t>
+            </w:r>
+            <w:r>
+              <w:rPr>
+                <w:rFonts w:ascii="楷体_GB2312;楷体" w:hAnsi="楷体_GB2312;楷体" w:eastAsia="楷体_GB2312;楷体"/>
+              </w:rPr>
+              <w:t xml:space="preserve">实验结果正确；        </w:t>
             </w:r>
             <w:r>
               <w:rPr>
@@ -784,114 +839,66 @@
               <w:rPr>
                 <w:rFonts w:ascii="楷体_GB2312;楷体" w:hAnsi="楷体_GB2312;楷体" w:eastAsia="楷体_GB2312;楷体"/>
               </w:rPr>
-              <w:t>程序结构</w:t>
-            </w:r>
-            <w:r>
-              <w:rPr>
-                <w:rFonts w:eastAsia="楷体_GB2312;楷体" w:ascii="楷体_GB2312;楷体" w:hAnsi="楷体_GB2312;楷体"/>
-              </w:rPr>
-              <w:t>/</w:t>
+              <w:t xml:space="preserve">语法、语义正确；        </w:t>
+            </w:r>
+            <w:r>
+              <w:rPr>
+                <w:rFonts w:eastAsia="楷体_GB2312;楷体"/>
+              </w:rPr>
+              <w:t>□</w:t>
             </w:r>
             <w:r>
               <w:rPr>
                 <w:rFonts w:ascii="楷体_GB2312;楷体" w:hAnsi="楷体_GB2312;楷体" w:eastAsia="楷体_GB2312;楷体"/>
               </w:rPr>
-              <w:t>实验步骤合理；</w:t>
-            </w:r>
-          </w:p>
-          <w:p>
-            <w:pPr>
-              <w:pStyle w:val="Normal"/>
-              <w:spacing w:lineRule="exact" w:line="480"/>
-              <w:ind w:right="-51" w:hanging="0"/>
+              <w:t>报告规范；</w:t>
+            </w:r>
+            <w:r>
               <w:rPr>
                 <w:rFonts w:ascii="楷体_GB2312;楷体" w:hAnsi="楷体_GB2312;楷体" w:eastAsia="楷体_GB2312;楷体"/>
-              </w:rPr>
-            </w:pPr>
-            <w:r>
-              <w:rPr>
-                <w:rFonts w:eastAsia="楷体_GB2312;楷体" w:cs="楷体_GB2312;楷体" w:ascii="楷体_GB2312;楷体" w:hAnsi="楷体_GB2312;楷体"/>
-              </w:rPr>
-              <w:t>□</w:t>
+                <w:sz w:val="24"/>
+              </w:rPr>
+              <w:t xml:space="preserve">         </w:t>
             </w:r>
             <w:r>
               <w:rPr>
                 <w:rFonts w:ascii="楷体_GB2312;楷体" w:hAnsi="楷体_GB2312;楷体" w:eastAsia="楷体_GB2312;楷体"/>
               </w:rPr>
-              <w:t xml:space="preserve">实验结果正确；        </w:t>
-            </w:r>
-            <w:r>
-              <w:rPr>
-                <w:rFonts w:eastAsia="楷体_GB2312;楷体"/>
-              </w:rPr>
-              <w:t>□</w:t>
-            </w:r>
-            <w:r>
+              <w:t xml:space="preserve">  </w:t>
+            </w:r>
+          </w:p>
+          <w:p>
+            <w:pPr>
+              <w:spacing w:line="480" w:lineRule="exact"/>
+              <w:ind w:right="-51" w:firstLine="0"/>
               <w:rPr>
                 <w:rFonts w:ascii="楷体_GB2312;楷体" w:hAnsi="楷体_GB2312;楷体" w:eastAsia="楷体_GB2312;楷体"/>
               </w:rPr>
-              <w:t xml:space="preserve">语法、语义正确；        </w:t>
-            </w:r>
-            <w:r>
-              <w:rPr>
-                <w:rFonts w:eastAsia="楷体_GB2312;楷体"/>
-              </w:rPr>
-              <w:t>□</w:t>
-            </w:r>
+            </w:pPr>
             <w:r>
               <w:rPr>
                 <w:rFonts w:ascii="楷体_GB2312;楷体" w:hAnsi="楷体_GB2312;楷体" w:eastAsia="楷体_GB2312;楷体"/>
               </w:rPr>
-              <w:t>报告规范；</w:t>
-            </w:r>
-            <w:r>
-              <w:rPr>
-                <w:rFonts w:ascii="楷体_GB2312;楷体" w:hAnsi="楷体_GB2312;楷体" w:eastAsia="楷体_GB2312;楷体"/>
-                <w:sz w:val="24"/>
-              </w:rPr>
-              <w:t xml:space="preserve">         </w:t>
-            </w:r>
-            <w:r>
-              <w:rPr>
-                <w:rFonts w:ascii="楷体_GB2312;楷体" w:hAnsi="楷体_GB2312;楷体" w:eastAsia="楷体_GB2312;楷体"/>
-              </w:rPr>
-              <w:t xml:space="preserve">  </w:t>
-            </w:r>
-          </w:p>
-          <w:p>
-            <w:pPr>
-              <w:pStyle w:val="Normal"/>
-              <w:spacing w:lineRule="exact" w:line="480"/>
-              <w:ind w:right="-51" w:hanging="0"/>
-              <w:rPr>
-                <w:rFonts w:ascii="楷体_GB2312;楷体" w:hAnsi="楷体_GB2312;楷体" w:eastAsia="楷体_GB2312;楷体"/>
-              </w:rPr>
-            </w:pPr>
-            <w:r>
-              <w:rPr>
-                <w:rFonts w:ascii="楷体_GB2312;楷体" w:hAnsi="楷体_GB2312;楷体" w:eastAsia="楷体_GB2312;楷体"/>
-              </w:rPr>
               <w:t>其他：</w:t>
             </w:r>
           </w:p>
           <w:p>
             <w:pPr>
-              <w:pStyle w:val="Normal"/>
-              <w:spacing w:lineRule="exact" w:line="480"/>
-              <w:ind w:right="-51" w:hanging="0"/>
-              <w:rPr>
-                <w:rFonts w:ascii="宋体" w:hAnsi="宋体"/>
-              </w:rPr>
-            </w:pPr>
-            <w:r>
-              <w:rPr>
-                <w:rFonts w:cs="宋体" w:ascii="宋体" w:hAnsi="宋体"/>
+              <w:spacing w:line="480" w:lineRule="exact"/>
+              <w:ind w:right="-51" w:firstLine="0"/>
+              <w:rPr>
+                <w:rFonts w:ascii="SimSun" w:hAnsi="SimSun"/>
+              </w:rPr>
+            </w:pPr>
+            <w:r>
+              <w:rPr>
+                <w:rFonts w:ascii="SimSun" w:hAnsi="SimSun" w:cs="SimSun"/>
               </w:rPr>
               <w:t xml:space="preserve">                                          </w:t>
             </w:r>
             <w:r>
               <w:rPr>
-                <w:rFonts w:ascii="宋体" w:hAnsi="宋体"/>
+                <w:rFonts w:ascii="SimSun" w:hAnsi="SimSun"/>
               </w:rPr>
               <w:t xml:space="preserve">评价教师签名： </w:t>
             </w:r>
@@ -899,18 +906,27 @@
         </w:tc>
       </w:tr>
       <w:tr>
+        <w:tblPrEx>
+          <w:tblCellMar>
+            <w:top w:w="0" w:type="dxa"/>
+            <w:left w:w="108" w:type="dxa"/>
+            <w:bottom w:w="0" w:type="dxa"/>
+            <w:right w:w="108" w:type="dxa"/>
+          </w:tblCellMar>
+        </w:tblPrEx>
         <w:trPr>
           <w:trHeight w:val="1119" w:hRule="atLeast"/>
+          <w:jc w:val="center"/>
         </w:trPr>
         <w:tc>
           <w:tcPr>
             <w:tcW w:w="8590" w:type="dxa"/>
             <w:gridSpan w:val="6"/>
             <w:tcBorders>
-              <w:top w:val="single" w:sz="4" w:space="0" w:color="000000"/>
-              <w:left w:val="single" w:sz="4" w:space="0" w:color="000000"/>
-              <w:bottom w:val="single" w:sz="4" w:space="0" w:color="000000"/>
-              <w:right w:val="single" w:sz="4" w:space="0" w:color="000000"/>
+              <w:top w:val="single" w:color="000000" w:sz="4" w:space="0"/>
+              <w:left w:val="single" w:color="000000" w:sz="4" w:space="0"/>
+              <w:bottom w:val="single" w:color="000000" w:sz="4" w:space="0"/>
+              <w:right w:val="single" w:color="000000" w:sz="4" w:space="0"/>
             </w:tcBorders>
             <w:tcMar>
               <w:top w:w="57" w:type="dxa"/>
@@ -921,19 +937,8 @@
           </w:tcPr>
           <w:p>
             <w:pPr>
-              <w:pStyle w:val="Normal"/>
-              <w:numPr>
-                <w:ilvl w:val="0"/>
-                <w:numId w:val="3"/>
-              </w:numPr>
-              <w:spacing w:lineRule="exact" w:line="480"/>
-              <w:ind w:left="0" w:right="-51" w:hanging="0"/>
-              <w:rPr>
-                <w:rFonts w:ascii="宋体" w:hAnsi="宋体" w:cs="宋体"/>
-                <w:b/>
-                <w:b/>
-                <w:sz w:val="24"/>
-              </w:rPr>
+              <w:spacing w:before="0" w:after="40" w:line="240" w:lineRule="auto"/>
+              <w:jc w:val="left"/>
             </w:pPr>
           </w:p>
           <w:p>
@@ -1066,18 +1071,27 @@
         </w:tc>
       </w:tr>
       <w:tr>
+        <w:tblPrEx>
+          <w:tblCellMar>
+            <w:top w:w="0" w:type="dxa"/>
+            <w:left w:w="108" w:type="dxa"/>
+            <w:bottom w:w="0" w:type="dxa"/>
+            <w:right w:w="108" w:type="dxa"/>
+          </w:tblCellMar>
+        </w:tblPrEx>
         <w:trPr>
           <w:trHeight w:val="820" w:hRule="atLeast"/>
+          <w:jc w:val="center"/>
         </w:trPr>
         <w:tc>
           <w:tcPr>
             <w:tcW w:w="8590" w:type="dxa"/>
             <w:gridSpan w:val="6"/>
             <w:tcBorders>
-              <w:top w:val="single" w:sz="4" w:space="0" w:color="000000"/>
-              <w:left w:val="single" w:sz="4" w:space="0" w:color="000000"/>
-              <w:bottom w:val="single" w:sz="4" w:space="0" w:color="000000"/>
-              <w:right w:val="single" w:sz="4" w:space="0" w:color="000000"/>
+              <w:top w:val="single" w:color="000000" w:sz="4" w:space="0"/>
+              <w:left w:val="single" w:color="000000" w:sz="4" w:space="0"/>
+              <w:bottom w:val="single" w:color="000000" w:sz="4" w:space="0"/>
+              <w:right w:val="single" w:color="000000" w:sz="4" w:space="0"/>
             </w:tcBorders>
             <w:tcMar>
               <w:top w:w="57" w:type="dxa"/>
@@ -1088,22 +1102,8 @@
           </w:tcPr>
           <w:p>
             <w:pPr>
-              <w:pStyle w:val="Normal"/>
-              <w:numPr>
-                <w:ilvl w:val="0"/>
-                <w:numId w:val="2"/>
-              </w:numPr>
-              <w:tabs>
-                <w:tab w:val="clear" w:pos="420"/>
-                <w:tab w:val="left" w:pos="1140" w:leader="none"/>
-              </w:tabs>
-              <w:rPr>
-                <w:rFonts w:ascii="宋体" w:hAnsi="宋体" w:cs="宋体"/>
-                <w:b/>
-                <w:b/>
-                <w:sz w:val="24"/>
-                <w:szCs w:val="24"/>
-              </w:rPr>
+              <w:spacing w:before="0" w:after="40" w:line="240" w:lineRule="auto"/>
+              <w:jc w:val="left"/>
             </w:pPr>
           </w:p>
           <w:p>
@@ -1625,7 +1625,7 @@
                 <w:b w:val="0"/>
                 <w:sz w:val="24"/>
               </w:rPr>
-              <w:t>⑥ 多维评估：classification_report 输出、混淆矩阵可视化、ROC 曲线 + AUC 计算；</w:t>
+              <w:t>⑥ 多维评估：classification_report 输出 Precision/Recall/F1、指标分组柱状图可视化、混淆矩阵、ROC 曲线 + AUC；</w:t>
             </w:r>
           </w:p>
           <w:p>
@@ -1647,18 +1647,27 @@
         </w:tc>
       </w:tr>
       <w:tr>
+        <w:tblPrEx>
+          <w:tblCellMar>
+            <w:top w:w="0" w:type="dxa"/>
+            <w:left w:w="108" w:type="dxa"/>
+            <w:bottom w:w="0" w:type="dxa"/>
+            <w:right w:w="108" w:type="dxa"/>
+          </w:tblCellMar>
+        </w:tblPrEx>
         <w:trPr>
           <w:trHeight w:val="5174" w:hRule="atLeast"/>
+          <w:jc w:val="center"/>
         </w:trPr>
         <w:tc>
           <w:tcPr>
             <w:tcW w:w="8590" w:type="dxa"/>
             <w:gridSpan w:val="6"/>
             <w:tcBorders>
-              <w:top w:val="single" w:sz="4" w:space="0" w:color="000000"/>
-              <w:left w:val="single" w:sz="4" w:space="0" w:color="000000"/>
-              <w:bottom w:val="single" w:sz="4" w:space="0" w:color="000000"/>
-              <w:right w:val="single" w:sz="4" w:space="0" w:color="000000"/>
+              <w:top w:val="single" w:color="000000" w:sz="4" w:space="0"/>
+              <w:left w:val="single" w:color="000000" w:sz="4" w:space="0"/>
+              <w:bottom w:val="single" w:color="000000" w:sz="4" w:space="0"/>
+              <w:right w:val="single" w:color="000000" w:sz="4" w:space="0"/>
             </w:tcBorders>
             <w:tcMar>
               <w:top w:w="57" w:type="dxa"/>
@@ -1669,18 +1678,8 @@
           </w:tcPr>
           <w:p>
             <w:pPr>
-              <w:pStyle w:val="Normal"/>
-              <w:tabs>
-                <w:tab w:val="clear" w:pos="420"/>
-                <w:tab w:val="left" w:pos="1140" w:leader="none"/>
-              </w:tabs>
-              <w:rPr>
-                <w:rFonts w:ascii="宋体" w:hAnsi="宋体" w:cs="宋体"/>
-                <w:b/>
-                <w:b/>
-                <w:sz w:val="24"/>
-                <w:szCs w:val="24"/>
-              </w:rPr>
+              <w:spacing w:before="0" w:after="40" w:line="240" w:lineRule="auto"/>
+              <w:jc w:val="left"/>
             </w:pPr>
           </w:p>
           <w:p>
@@ -3042,18 +3041,27 @@
         </w:tc>
       </w:tr>
       <w:tr>
+        <w:tblPrEx>
+          <w:tblCellMar>
+            <w:top w:w="0" w:type="dxa"/>
+            <w:left w:w="108" w:type="dxa"/>
+            <w:bottom w:w="0" w:type="dxa"/>
+            <w:right w:w="108" w:type="dxa"/>
+          </w:tblCellMar>
+        </w:tblPrEx>
         <w:trPr>
           <w:trHeight w:val="6446" w:hRule="atLeast"/>
+          <w:jc w:val="center"/>
         </w:trPr>
         <w:tc>
           <w:tcPr>
             <w:tcW w:w="8590" w:type="dxa"/>
             <w:gridSpan w:val="6"/>
             <w:tcBorders>
-              <w:top w:val="single" w:sz="4" w:space="0" w:color="000000"/>
-              <w:left w:val="single" w:sz="4" w:space="0" w:color="000000"/>
-              <w:bottom w:val="single" w:sz="4" w:space="0" w:color="000000"/>
-              <w:right w:val="single" w:sz="4" w:space="0" w:color="000000"/>
+              <w:top w:val="single" w:color="000000" w:sz="4" w:space="0"/>
+              <w:left w:val="single" w:color="000000" w:sz="4" w:space="0"/>
+              <w:bottom w:val="single" w:color="000000" w:sz="4" w:space="0"/>
+              <w:right w:val="single" w:color="000000" w:sz="4" w:space="0"/>
             </w:tcBorders>
             <w:tcMar>
               <w:top w:w="57" w:type="dxa"/>
@@ -3064,94 +3072,2133 @@
           </w:tcPr>
           <w:p>
             <w:pPr>
-              <w:pStyle w:val="Normal"/>
               <w:tabs>
-                <w:tab w:val="clear" w:pos="420"/>
-                <w:tab w:val="left" w:pos="1140" w:leader="none"/>
+                <w:tab w:val="left" w:pos="1140"/>
               </w:tabs>
               <w:rPr>
-                <w:rFonts w:eastAsia="宋体"/>
+                <w:rFonts w:eastAsia="SimSun"/>
                 <w:lang w:eastAsia="zh-CN"/>
               </w:rPr>
             </w:pPr>
           </w:p>
-          <w:p>
-            <w:pPr>
-              <w:spacing w:before="0" w:after="40" w:line="240" w:lineRule="auto"/>
-              <w:jc w:val="left"/>
-            </w:pPr>
-            <w:r>
-              <w:rPr>
-                <w:rFonts w:eastAsia="宋体"/>
-                <w:rFonts w:ascii="宋体" w:hAnsi="宋体"/>
-                <w:b/>
-                <w:sz w:val="24"/>
-              </w:rPr>
-              <w:t>四、实验结果及分析</w:t>
-            </w:r>
-          </w:p>
-          <w:p>
-            <w:pPr>
-              <w:spacing w:before="100" w:after="20" w:line="240" w:lineRule="auto"/>
-            </w:pPr>
-            <w:r>
-              <w:rPr>
-                <w:rFonts w:eastAsia="宋体"/>
-                <w:rFonts w:ascii="宋体" w:hAnsi="宋体"/>
-                <w:b/>
-                <w:sz w:val="24"/>
-              </w:rPr>
-              <w:t>4.1 AUC 优化迭代路径（四轮，完整记录）</w:t>
-            </w:r>
-          </w:p>
-          <w:p>
-            <w:pPr>
-              <w:spacing w:before="0" w:after="40" w:line="240" w:lineRule="auto"/>
-              <w:ind w:firstLine="480"/>
-              <w:jc w:val="left"/>
-            </w:pPr>
-            <w:r>
-              <w:rPr>
-                <w:rFonts w:eastAsia="宋体"/>
-                <w:rFonts w:ascii="宋体" w:hAnsi="宋体"/>
-                <w:b w:val="0"/>
-                <w:sz w:val="24"/>
-              </w:rPr>
-              <w:t>本实验经过四轮迭代优化，AUC 从初始 0.9440 逐步提升至最终 0.9520，共提升 0.0080。以下表格记录完整优化路径，每轮均对三种不平衡策略分别评估：</w:t>
-            </w:r>
-          </w:p>
-          <w:p>
-            <w:pPr>
-              <w:spacing w:before="0" w:after="40" w:line="240" w:lineRule="auto"/>
-              <w:jc w:val="left"/>
-            </w:pPr>
-            <w:r>
-              <w:rPr>
-                <w:rFonts w:eastAsia="宋体"/>
-                <w:rFonts w:ascii="宋体" w:hAnsi="宋体"/>
-                <w:b w:val="0"/>
-                <w:sz w:val="24"/>
-              </w:rPr>
-            </w:r>
-          </w:p>
+          <w:tbl>
+            <w:tblPr>
+              <w:tblStyle w:val="11"/>
+              <w:tblW w:w="0" w:type="auto"/>
+              <w:tblInd w:w="0" w:type="dxa"/>
+              <w:tblLayout w:type="fixed"/>
+              <w:tblCellMar>
+                <w:top w:w="0" w:type="dxa"/>
+                <w:left w:w="10" w:type="dxa"/>
+                <w:bottom w:w="0" w:type="dxa"/>
+                <w:right w:w="10" w:type="dxa"/>
+              </w:tblCellMar>
+            </w:tblPr>
+            <w:tblGrid>
+              <w:gridCol w:w="1432"/>
+              <w:gridCol w:w="1432"/>
+              <w:gridCol w:w="1432"/>
+              <w:gridCol w:w="1432"/>
+              <w:gridCol w:w="1432"/>
+              <w:gridCol w:w="1432"/>
+            </w:tblGrid>
+            <w:tr>
+              <w:tblPrEx>
+                <w:tblCellMar>
+                  <w:top w:w="0" w:type="dxa"/>
+                  <w:left w:w="10" w:type="dxa"/>
+                  <w:bottom w:w="0" w:type="dxa"/>
+                  <w:right w:w="10" w:type="dxa"/>
+                </w:tblCellMar>
+              </w:tblPrEx>
+              <w:tc>
+                <w:tcPr>
+                  <w:tcW w:w="1432" w:type="dxa"/>
+                  <w:tcBorders>
+                    <w:top w:val="single" w:color="000000" w:sz="12" w:space="0"/>
+                    <w:left w:val="nil"/>
+                    <w:bottom w:val="single" w:color="000000" w:sz="4" w:space="0"/>
+                    <w:right w:val="nil"/>
+                    <w:tl2br w:val="nil"/>
+                  </w:tcBorders>
+                  <w:shd w:val="clear" w:color="auto" w:fill="FFFFFF"/>
+                </w:tcPr>
+                <w:p>
+                  <w:pPr>
+                    <w:jc w:val="center"/>
+                    <w:rPr>
+                      <w:b w:val="0"/>
+                      <w:color w:val="000000"/>
+                    </w:rPr>
+                  </w:pPr>
+                  <w:r>
+                    <w:rPr>
+                      <w:rFonts w:ascii="SimSun" w:hAnsi="SimSun" w:eastAsia="SimSun"/>
+                      <w:b w:val="0"/>
+                      <w:color w:val="000000"/>
+                      <w:sz w:val="20"/>
+                    </w:rPr>
+                    <w:t>迭代版本</w:t>
+                  </w:r>
+                </w:p>
+              </w:tc>
+              <w:tc>
+                <w:tcPr>
+                  <w:tcW w:w="1432" w:type="dxa"/>
+                  <w:tcBorders>
+                    <w:top w:val="single" w:color="000000" w:sz="12" w:space="0"/>
+                    <w:left w:val="nil"/>
+                    <w:bottom w:val="single" w:color="000000" w:sz="4" w:space="0"/>
+                    <w:right w:val="nil"/>
+                  </w:tcBorders>
+                  <w:shd w:val="clear" w:color="auto" w:fill="FFFFFF"/>
+                </w:tcPr>
+                <w:p>
+                  <w:pPr>
+                    <w:jc w:val="center"/>
+                    <w:rPr>
+                      <w:b w:val="0"/>
+                      <w:color w:val="000000"/>
+                    </w:rPr>
+                  </w:pPr>
+                  <w:r>
+                    <w:rPr>
+                      <w:rFonts w:ascii="SimSun" w:hAnsi="SimSun" w:eastAsia="SimSun"/>
+                      <w:b w:val="0"/>
+                      <w:color w:val="000000"/>
+                      <w:sz w:val="20"/>
+                    </w:rPr>
+                    <w:t>核心改进内容</w:t>
+                  </w:r>
+                </w:p>
+              </w:tc>
+              <w:tc>
+                <w:tcPr>
+                  <w:tcW w:w="1432" w:type="dxa"/>
+                  <w:tcBorders>
+                    <w:top w:val="single" w:color="000000" w:sz="12" w:space="0"/>
+                    <w:left w:val="nil"/>
+                    <w:bottom w:val="single" w:color="000000" w:sz="4" w:space="0"/>
+                    <w:right w:val="nil"/>
+                  </w:tcBorders>
+                  <w:shd w:val="clear" w:color="auto" w:fill="FFFFFF"/>
+                </w:tcPr>
+                <w:p>
+                  <w:pPr>
+                    <w:jc w:val="center"/>
+                    <w:rPr>
+                      <w:b w:val="0"/>
+                      <w:color w:val="000000"/>
+                    </w:rPr>
+                  </w:pPr>
+                  <w:r>
+                    <w:rPr>
+                      <w:rFonts w:ascii="SimSun" w:hAnsi="SimSun" w:eastAsia="SimSun"/>
+                      <w:b w:val="0"/>
+                      <w:color w:val="000000"/>
+                      <w:sz w:val="20"/>
+                    </w:rPr>
+                    <w:t>特征维度</w:t>
+                  </w:r>
+                </w:p>
+              </w:tc>
+              <w:tc>
+                <w:tcPr>
+                  <w:tcW w:w="1432" w:type="dxa"/>
+                  <w:tcBorders>
+                    <w:top w:val="single" w:color="000000" w:sz="12" w:space="0"/>
+                    <w:left w:val="nil"/>
+                    <w:bottom w:val="single" w:color="000000" w:sz="4" w:space="0"/>
+                    <w:right w:val="nil"/>
+                  </w:tcBorders>
+                  <w:shd w:val="clear" w:color="auto" w:fill="FFFFFF"/>
+                </w:tcPr>
+                <w:p>
+                  <w:pPr>
+                    <w:jc w:val="center"/>
+                    <w:rPr>
+                      <w:b w:val="0"/>
+                      <w:color w:val="000000"/>
+                    </w:rPr>
+                  </w:pPr>
+                  <w:r>
+                    <w:rPr>
+                      <w:rFonts w:ascii="SimSun" w:hAnsi="SimSun" w:eastAsia="SimSun"/>
+                      <w:b w:val="0"/>
+                      <w:color w:val="000000"/>
+                      <w:sz w:val="20"/>
+                    </w:rPr>
+                    <w:t>SMOTE-AUC</w:t>
+                  </w:r>
+                </w:p>
+              </w:tc>
+              <w:tc>
+                <w:tcPr>
+                  <w:tcW w:w="1432" w:type="dxa"/>
+                  <w:tcBorders>
+                    <w:top w:val="single" w:color="000000" w:sz="12" w:space="0"/>
+                    <w:left w:val="nil"/>
+                    <w:bottom w:val="single" w:color="000000" w:sz="4" w:space="0"/>
+                    <w:right w:val="nil"/>
+                  </w:tcBorders>
+                  <w:shd w:val="clear" w:color="auto" w:fill="FFFFFF"/>
+                </w:tcPr>
+                <w:p>
+                  <w:pPr>
+                    <w:jc w:val="center"/>
+                    <w:rPr>
+                      <w:b w:val="0"/>
+                      <w:color w:val="000000"/>
+                    </w:rPr>
+                  </w:pPr>
+                  <w:r>
+                    <w:rPr>
+                      <w:rFonts w:ascii="SimSun" w:hAnsi="SimSun" w:eastAsia="SimSun"/>
+                      <w:b w:val="0"/>
+                      <w:color w:val="000000"/>
+                      <w:sz w:val="20"/>
+                    </w:rPr>
+                    <w:t>RUS-AUC</w:t>
+                  </w:r>
+                </w:p>
+              </w:tc>
+              <w:tc>
+                <w:tcPr>
+                  <w:tcW w:w="1432" w:type="dxa"/>
+                  <w:tcBorders>
+                    <w:top w:val="single" w:color="000000" w:sz="12" w:space="0"/>
+                    <w:left w:val="nil"/>
+                    <w:bottom w:val="single" w:color="000000" w:sz="4" w:space="0"/>
+                    <w:right w:val="nil"/>
+                  </w:tcBorders>
+                  <w:shd w:val="clear" w:color="auto" w:fill="FFFFFF"/>
+                </w:tcPr>
+                <w:p>
+                  <w:pPr>
+                    <w:jc w:val="center"/>
+                    <w:rPr>
+                      <w:b w:val="0"/>
+                      <w:color w:val="000000"/>
+                    </w:rPr>
+                  </w:pPr>
+                  <w:r>
+                    <w:rPr>
+                      <w:rFonts w:ascii="SimSun" w:hAnsi="SimSun" w:eastAsia="SimSun"/>
+                      <w:b w:val="0"/>
+                      <w:color w:val="000000"/>
+                      <w:sz w:val="20"/>
+                    </w:rPr>
+                    <w:t>CW-AUC</w:t>
+                  </w:r>
+                </w:p>
+              </w:tc>
+            </w:tr>
+            <w:tr>
+              <w:tblPrEx>
+                <w:tblCellMar>
+                  <w:top w:w="0" w:type="dxa"/>
+                  <w:left w:w="10" w:type="dxa"/>
+                  <w:bottom w:w="0" w:type="dxa"/>
+                  <w:right w:w="10" w:type="dxa"/>
+                </w:tblCellMar>
+              </w:tblPrEx>
+              <w:tc>
+                <w:tcPr>
+                  <w:tcW w:w="1432" w:type="dxa"/>
+                  <w:tcBorders>
+                    <w:top w:val="single" w:color="000000" w:sz="4" w:space="0"/>
+                    <w:left w:val="nil"/>
+                    <w:bottom w:val="nil"/>
+                    <w:right w:val="nil"/>
+                  </w:tcBorders>
+                  <w:shd w:val="clear" w:color="auto" w:fill="FFFFFF"/>
+                </w:tcPr>
+                <w:p>
+                  <w:pPr>
+                    <w:jc w:val="center"/>
+                    <w:rPr>
+                      <w:b w:val="0"/>
+                      <w:color w:val="000000"/>
+                    </w:rPr>
+                  </w:pPr>
+                  <w:r>
+                    <w:rPr>
+                      <w:rFonts w:ascii="SimSun" w:hAnsi="SimSun" w:eastAsia="SimSun"/>
+                      <w:b w:val="0"/>
+                      <w:color w:val="000000"/>
+                      <w:sz w:val="20"/>
+                    </w:rPr>
+                    <w:t>迭代1（基础版）</w:t>
+                  </w:r>
+                </w:p>
+              </w:tc>
+              <w:tc>
+                <w:tcPr>
+                  <w:tcW w:w="1432" w:type="dxa"/>
+                  <w:tcBorders>
+                    <w:top w:val="single" w:color="000000" w:sz="4" w:space="0"/>
+                    <w:left w:val="nil"/>
+                    <w:bottom w:val="nil"/>
+                    <w:right w:val="nil"/>
+                  </w:tcBorders>
+                  <w:shd w:val="clear" w:color="auto" w:fill="FFFFFF"/>
+                </w:tcPr>
+                <w:p>
+                  <w:pPr>
+                    <w:jc w:val="center"/>
+                    <w:rPr>
+                      <w:b w:val="0"/>
+                      <w:color w:val="000000"/>
+                    </w:rPr>
+                  </w:pPr>
+                  <w:r>
+                    <w:rPr>
+                      <w:rFonts w:ascii="SimSun" w:hAnsi="SimSun" w:eastAsia="SimSun"/>
+                      <w:b w:val="0"/>
+                      <w:color w:val="000000"/>
+                      <w:sz w:val="20"/>
+                    </w:rPr>
+                    <w:t>OHE+StandardScaler，无衍生特征</w:t>
+                  </w:r>
+                </w:p>
+              </w:tc>
+              <w:tc>
+                <w:tcPr>
+                  <w:tcW w:w="1432" w:type="dxa"/>
+                  <w:tcBorders>
+                    <w:top w:val="single" w:color="000000" w:sz="4" w:space="0"/>
+                    <w:left w:val="nil"/>
+                    <w:bottom w:val="nil"/>
+                    <w:right w:val="nil"/>
+                  </w:tcBorders>
+                  <w:shd w:val="clear" w:color="auto" w:fill="FFFFFF"/>
+                </w:tcPr>
+                <w:p>
+                  <w:pPr>
+                    <w:jc w:val="center"/>
+                    <w:rPr>
+                      <w:b w:val="0"/>
+                      <w:color w:val="000000"/>
+                    </w:rPr>
+                  </w:pPr>
+                  <w:r>
+                    <w:rPr>
+                      <w:rFonts w:ascii="SimSun" w:hAnsi="SimSun" w:eastAsia="SimSun"/>
+                      <w:b w:val="0"/>
+                      <w:color w:val="000000"/>
+                      <w:sz w:val="20"/>
+                    </w:rPr>
+                    <w:t>58</w:t>
+                  </w:r>
+                </w:p>
+              </w:tc>
+              <w:tc>
+                <w:tcPr>
+                  <w:tcW w:w="1432" w:type="dxa"/>
+                  <w:tcBorders>
+                    <w:top w:val="single" w:color="000000" w:sz="4" w:space="0"/>
+                    <w:left w:val="nil"/>
+                    <w:bottom w:val="nil"/>
+                    <w:right w:val="nil"/>
+                  </w:tcBorders>
+                  <w:shd w:val="clear" w:color="auto" w:fill="FFFFFF"/>
+                </w:tcPr>
+                <w:p>
+                  <w:pPr>
+                    <w:jc w:val="center"/>
+                    <w:rPr>
+                      <w:b w:val="0"/>
+                      <w:color w:val="000000"/>
+                    </w:rPr>
+                  </w:pPr>
+                  <w:r>
+                    <w:rPr>
+                      <w:rFonts w:ascii="SimSun" w:hAnsi="SimSun" w:eastAsia="SimSun"/>
+                      <w:b w:val="0"/>
+                      <w:color w:val="000000"/>
+                      <w:sz w:val="20"/>
+                    </w:rPr>
+                    <w:t>0.9436</w:t>
+                  </w:r>
+                </w:p>
+              </w:tc>
+              <w:tc>
+                <w:tcPr>
+                  <w:tcW w:w="1432" w:type="dxa"/>
+                  <w:tcBorders>
+                    <w:top w:val="single" w:color="000000" w:sz="4" w:space="0"/>
+                    <w:left w:val="nil"/>
+                    <w:bottom w:val="nil"/>
+                    <w:right w:val="nil"/>
+                  </w:tcBorders>
+                  <w:shd w:val="clear" w:color="auto" w:fill="FFFFFF"/>
+                </w:tcPr>
+                <w:p>
+                  <w:pPr>
+                    <w:jc w:val="center"/>
+                    <w:rPr>
+                      <w:b w:val="0"/>
+                      <w:color w:val="000000"/>
+                    </w:rPr>
+                  </w:pPr>
+                  <w:r>
+                    <w:rPr>
+                      <w:rFonts w:ascii="SimSun" w:hAnsi="SimSun" w:eastAsia="SimSun"/>
+                      <w:b w:val="0"/>
+                      <w:color w:val="000000"/>
+                      <w:sz w:val="20"/>
+                    </w:rPr>
+                    <w:t>0.9438</w:t>
+                  </w:r>
+                </w:p>
+              </w:tc>
+              <w:tc>
+                <w:tcPr>
+                  <w:tcW w:w="1432" w:type="dxa"/>
+                  <w:tcBorders>
+                    <w:top w:val="single" w:color="000000" w:sz="4" w:space="0"/>
+                    <w:left w:val="nil"/>
+                    <w:bottom w:val="nil"/>
+                    <w:right w:val="nil"/>
+                  </w:tcBorders>
+                  <w:shd w:val="clear" w:color="auto" w:fill="FFFFFF"/>
+                </w:tcPr>
+                <w:p>
+                  <w:pPr>
+                    <w:jc w:val="center"/>
+                    <w:rPr>
+                      <w:b w:val="0"/>
+                      <w:color w:val="000000"/>
+                    </w:rPr>
+                  </w:pPr>
+                  <w:r>
+                    <w:rPr>
+                      <w:rFonts w:ascii="SimSun" w:hAnsi="SimSun" w:eastAsia="SimSun"/>
+                      <w:b w:val="0"/>
+                      <w:color w:val="000000"/>
+                      <w:sz w:val="20"/>
+                    </w:rPr>
+                    <w:t>0.9442</w:t>
+                  </w:r>
+                </w:p>
+              </w:tc>
+            </w:tr>
+            <w:tr>
+              <w:tblPrEx>
+                <w:tblCellMar>
+                  <w:top w:w="0" w:type="dxa"/>
+                  <w:left w:w="10" w:type="dxa"/>
+                  <w:bottom w:w="0" w:type="dxa"/>
+                  <w:right w:w="10" w:type="dxa"/>
+                </w:tblCellMar>
+              </w:tblPrEx>
+              <w:tc>
+                <w:tcPr>
+                  <w:tcW w:w="1432" w:type="dxa"/>
+                  <w:tcBorders>
+                    <w:top w:val="nil"/>
+                    <w:left w:val="nil"/>
+                    <w:bottom w:val="nil"/>
+                    <w:right w:val="nil"/>
+                  </w:tcBorders>
+                  <w:shd w:val="clear" w:color="auto" w:fill="FFFFFF"/>
+                </w:tcPr>
+                <w:p>
+                  <w:pPr>
+                    <w:jc w:val="center"/>
+                    <w:rPr>
+                      <w:b w:val="0"/>
+                      <w:color w:val="000000"/>
+                    </w:rPr>
+                  </w:pPr>
+                  <w:r>
+                    <w:rPr>
+                      <w:rFonts w:ascii="SimSun" w:hAnsi="SimSun" w:eastAsia="SimSun"/>
+                      <w:b w:val="0"/>
+                      <w:color w:val="000000"/>
+                      <w:sz w:val="20"/>
+                    </w:rPr>
+                    <w:t>迭代2（衍生特征）</w:t>
+                  </w:r>
+                </w:p>
+              </w:tc>
+              <w:tc>
+                <w:tcPr>
+                  <w:tcW w:w="1432" w:type="dxa"/>
+                  <w:tcBorders>
+                    <w:top w:val="nil"/>
+                    <w:left w:val="nil"/>
+                    <w:bottom w:val="nil"/>
+                    <w:right w:val="nil"/>
+                  </w:tcBorders>
+                  <w:shd w:val="clear" w:color="auto" w:fill="FFFFFF"/>
+                </w:tcPr>
+                <w:p>
+                  <w:pPr>
+                    <w:jc w:val="center"/>
+                    <w:rPr>
+                      <w:b w:val="0"/>
+                      <w:color w:val="000000"/>
+                    </w:rPr>
+                  </w:pPr>
+                  <w:r>
+                    <w:rPr>
+                      <w:rFonts w:ascii="SimSun" w:hAnsi="SimSun" w:eastAsia="SimSun"/>
+                      <w:b w:val="0"/>
+                      <w:color w:val="000000"/>
+                      <w:sz w:val="20"/>
+                    </w:rPr>
+                    <w:t>+previously_contacted, +log_duration, pdays修正</w:t>
+                  </w:r>
+                </w:p>
+              </w:tc>
+              <w:tc>
+                <w:tcPr>
+                  <w:tcW w:w="1432" w:type="dxa"/>
+                  <w:tcBorders>
+                    <w:top w:val="nil"/>
+                    <w:left w:val="nil"/>
+                    <w:bottom w:val="nil"/>
+                    <w:right w:val="nil"/>
+                  </w:tcBorders>
+                  <w:shd w:val="clear" w:color="auto" w:fill="FFFFFF"/>
+                </w:tcPr>
+                <w:p>
+                  <w:pPr>
+                    <w:jc w:val="center"/>
+                    <w:rPr>
+                      <w:b w:val="0"/>
+                      <w:color w:val="000000"/>
+                    </w:rPr>
+                  </w:pPr>
+                  <w:r>
+                    <w:rPr>
+                      <w:rFonts w:ascii="SimSun" w:hAnsi="SimSun" w:eastAsia="SimSun"/>
+                      <w:b w:val="0"/>
+                      <w:color w:val="000000"/>
+                      <w:sz w:val="20"/>
+                    </w:rPr>
+                    <w:t>60</w:t>
+                  </w:r>
+                </w:p>
+              </w:tc>
+              <w:tc>
+                <w:tcPr>
+                  <w:tcW w:w="1432" w:type="dxa"/>
+                  <w:tcBorders>
+                    <w:top w:val="nil"/>
+                    <w:left w:val="nil"/>
+                    <w:bottom w:val="nil"/>
+                    <w:right w:val="nil"/>
+                  </w:tcBorders>
+                  <w:shd w:val="clear" w:color="auto" w:fill="FFFFFF"/>
+                </w:tcPr>
+                <w:p>
+                  <w:pPr>
+                    <w:jc w:val="center"/>
+                    <w:rPr>
+                      <w:b w:val="0"/>
+                      <w:color w:val="000000"/>
+                    </w:rPr>
+                  </w:pPr>
+                  <w:r>
+                    <w:rPr>
+                      <w:rFonts w:ascii="SimSun" w:hAnsi="SimSun" w:eastAsia="SimSun"/>
+                      <w:b w:val="0"/>
+                      <w:color w:val="000000"/>
+                      <w:sz w:val="20"/>
+                    </w:rPr>
+                    <w:t>0.9443</w:t>
+                  </w:r>
+                </w:p>
+              </w:tc>
+              <w:tc>
+                <w:tcPr>
+                  <w:tcW w:w="1432" w:type="dxa"/>
+                  <w:tcBorders>
+                    <w:top w:val="nil"/>
+                    <w:left w:val="nil"/>
+                    <w:bottom w:val="nil"/>
+                    <w:right w:val="nil"/>
+                  </w:tcBorders>
+                  <w:shd w:val="clear" w:color="auto" w:fill="FFFFFF"/>
+                </w:tcPr>
+                <w:p>
+                  <w:pPr>
+                    <w:jc w:val="center"/>
+                    <w:rPr>
+                      <w:b w:val="0"/>
+                      <w:color w:val="000000"/>
+                    </w:rPr>
+                  </w:pPr>
+                  <w:r>
+                    <w:rPr>
+                      <w:rFonts w:ascii="SimSun" w:hAnsi="SimSun" w:eastAsia="SimSun"/>
+                      <w:b w:val="0"/>
+                      <w:color w:val="000000"/>
+                      <w:sz w:val="20"/>
+                    </w:rPr>
+                    <w:t>0.9449</w:t>
+                  </w:r>
+                </w:p>
+              </w:tc>
+              <w:tc>
+                <w:tcPr>
+                  <w:tcW w:w="1432" w:type="dxa"/>
+                  <w:tcBorders>
+                    <w:top w:val="nil"/>
+                    <w:left w:val="nil"/>
+                    <w:bottom w:val="nil"/>
+                    <w:right w:val="nil"/>
+                  </w:tcBorders>
+                  <w:shd w:val="clear" w:color="auto" w:fill="FFFFFF"/>
+                </w:tcPr>
+                <w:p>
+                  <w:pPr>
+                    <w:jc w:val="center"/>
+                    <w:rPr>
+                      <w:b w:val="0"/>
+                      <w:color w:val="000000"/>
+                    </w:rPr>
+                  </w:pPr>
+                  <w:r>
+                    <w:rPr>
+                      <w:rFonts w:ascii="SimSun" w:hAnsi="SimSun" w:eastAsia="SimSun"/>
+                      <w:b w:val="0"/>
+                      <w:color w:val="000000"/>
+                      <w:sz w:val="20"/>
+                    </w:rPr>
+                    <w:t>0.9446</w:t>
+                  </w:r>
+                </w:p>
+              </w:tc>
+            </w:tr>
+            <w:tr>
+              <w:tc>
+                <w:tcPr>
+                  <w:tcW w:w="1432" w:type="dxa"/>
+                  <w:tcBorders>
+                    <w:top w:val="nil"/>
+                    <w:left w:val="nil"/>
+                    <w:bottom w:val="nil"/>
+                    <w:right w:val="nil"/>
+                  </w:tcBorders>
+                  <w:shd w:val="clear" w:color="auto" w:fill="FFFFFF"/>
+                </w:tcPr>
+                <w:p>
+                  <w:pPr>
+                    <w:jc w:val="center"/>
+                    <w:rPr>
+                      <w:b w:val="0"/>
+                      <w:color w:val="000000"/>
+                    </w:rPr>
+                  </w:pPr>
+                  <w:r>
+                    <w:rPr>
+                      <w:rFonts w:ascii="SimSun" w:hAnsi="SimSun" w:eastAsia="SimSun"/>
+                      <w:b w:val="0"/>
+                      <w:color w:val="000000"/>
+                      <w:sz w:val="20"/>
+                    </w:rPr>
+                    <w:t>迭代3（最终版）</w:t>
+                  </w:r>
+                </w:p>
+              </w:tc>
+              <w:tc>
+                <w:tcPr>
+                  <w:tcW w:w="1432" w:type="dxa"/>
+                  <w:tcBorders>
+                    <w:top w:val="nil"/>
+                    <w:left w:val="nil"/>
+                    <w:bottom w:val="nil"/>
+                    <w:right w:val="nil"/>
+                  </w:tcBorders>
+                  <w:shd w:val="clear" w:color="auto" w:fill="FFFFFF"/>
+                </w:tcPr>
+                <w:p>
+                  <w:pPr>
+                    <w:jc w:val="center"/>
+                    <w:rPr>
+                      <w:b w:val="0"/>
+                      <w:color w:val="000000"/>
+                    </w:rPr>
+                  </w:pPr>
+                  <w:r>
+                    <w:rPr>
+                      <w:rFonts w:ascii="SimSun" w:hAnsi="SimSun" w:eastAsia="SimSun"/>
+                      <w:b w:val="0"/>
+                      <w:color w:val="000000"/>
+                      <w:sz w:val="20"/>
+                    </w:rPr>
+                    <w:t>+精选15列二阶交互项，L1自动特征选择</w:t>
+                  </w:r>
+                </w:p>
+              </w:tc>
+              <w:tc>
+                <w:tcPr>
+                  <w:tcW w:w="1432" w:type="dxa"/>
+                  <w:tcBorders>
+                    <w:top w:val="nil"/>
+                    <w:left w:val="nil"/>
+                    <w:bottom w:val="nil"/>
+                    <w:right w:val="nil"/>
+                  </w:tcBorders>
+                  <w:shd w:val="clear" w:color="auto" w:fill="FFFFFF"/>
+                </w:tcPr>
+                <w:p>
+                  <w:pPr>
+                    <w:jc w:val="center"/>
+                    <w:rPr>
+                      <w:b w:val="0"/>
+                      <w:color w:val="000000"/>
+                    </w:rPr>
+                  </w:pPr>
+                  <w:r>
+                    <w:rPr>
+                      <w:rFonts w:ascii="SimSun" w:hAnsi="SimSun" w:eastAsia="SimSun"/>
+                      <w:b w:val="0"/>
+                      <w:color w:val="000000"/>
+                      <w:sz w:val="20"/>
+                    </w:rPr>
+                    <w:t>178</w:t>
+                  </w:r>
+                </w:p>
+              </w:tc>
+              <w:tc>
+                <w:tcPr>
+                  <w:tcW w:w="1432" w:type="dxa"/>
+                  <w:tcBorders>
+                    <w:top w:val="nil"/>
+                    <w:left w:val="nil"/>
+                    <w:bottom w:val="nil"/>
+                    <w:right w:val="nil"/>
+                  </w:tcBorders>
+                  <w:shd w:val="clear" w:color="auto" w:fill="FFFFFF"/>
+                </w:tcPr>
+                <w:p>
+                  <w:pPr>
+                    <w:jc w:val="center"/>
+                    <w:rPr>
+                      <w:b w:val="0"/>
+                      <w:color w:val="000000"/>
+                    </w:rPr>
+                  </w:pPr>
+                  <w:r>
+                    <w:rPr>
+                      <w:rFonts w:ascii="SimSun" w:hAnsi="SimSun" w:eastAsia="SimSun"/>
+                      <w:b w:val="0"/>
+                      <w:color w:val="000000"/>
+                      <w:sz w:val="20"/>
+                    </w:rPr>
+                    <w:t>0.9499</w:t>
+                  </w:r>
+                </w:p>
+              </w:tc>
+              <w:tc>
+                <w:tcPr>
+                  <w:tcW w:w="1432" w:type="dxa"/>
+                  <w:tcBorders>
+                    <w:top w:val="nil"/>
+                    <w:left w:val="nil"/>
+                    <w:bottom w:val="nil"/>
+                    <w:right w:val="nil"/>
+                  </w:tcBorders>
+                  <w:shd w:val="clear" w:color="auto" w:fill="FFFFFF"/>
+                </w:tcPr>
+                <w:p>
+                  <w:pPr>
+                    <w:jc w:val="center"/>
+                    <w:rPr>
+                      <w:b w:val="0"/>
+                      <w:color w:val="000000"/>
+                    </w:rPr>
+                  </w:pPr>
+                  <w:r>
+                    <w:rPr>
+                      <w:rFonts w:ascii="SimSun" w:hAnsi="SimSun" w:eastAsia="SimSun"/>
+                      <w:b w:val="0"/>
+                      <w:color w:val="000000"/>
+                      <w:sz w:val="20"/>
+                    </w:rPr>
+                    <w:t>0.9488</w:t>
+                  </w:r>
+                </w:p>
+              </w:tc>
+              <w:tc>
+                <w:tcPr>
+                  <w:tcW w:w="1432" w:type="dxa"/>
+                  <w:tcBorders>
+                    <w:top w:val="nil"/>
+                    <w:left w:val="nil"/>
+                    <w:bottom w:val="nil"/>
+                    <w:right w:val="nil"/>
+                  </w:tcBorders>
+                  <w:shd w:val="clear" w:color="auto" w:fill="FFFFFF"/>
+                </w:tcPr>
+                <w:p>
+                  <w:pPr>
+                    <w:jc w:val="center"/>
+                    <w:rPr>
+                      <w:b w:val="0"/>
+                      <w:color w:val="000000"/>
+                    </w:rPr>
+                  </w:pPr>
+                  <w:r>
+                    <w:rPr>
+                      <w:rFonts w:ascii="SimSun" w:hAnsi="SimSun" w:eastAsia="SimSun"/>
+                      <w:b w:val="0"/>
+                      <w:color w:val="000000"/>
+                      <w:sz w:val="20"/>
+                    </w:rPr>
+                    <w:t>0.9503</w:t>
+                  </w:r>
+                </w:p>
+              </w:tc>
+            </w:tr>
+            <w:tr>
+              <w:tblPrEx>
+                <w:tblCellMar>
+                  <w:top w:w="0" w:type="dxa"/>
+                  <w:left w:w="10" w:type="dxa"/>
+                  <w:bottom w:w="0" w:type="dxa"/>
+                  <w:right w:w="10" w:type="dxa"/>
+                </w:tblCellMar>
+              </w:tblPrEx>
+              <w:tc>
+                <w:tcPr>
+                  <w:tcW w:w="1432" w:type="dxa"/>
+                  <w:tcBorders>
+                    <w:top w:val="nil"/>
+                    <w:left w:val="nil"/>
+                    <w:bottom w:val="nil"/>
+                    <w:right w:val="nil"/>
+                  </w:tcBorders>
+                  <w:shd w:val="clear" w:color="auto" w:fill="FFFFFF"/>
+                </w:tcPr>
+                <w:p>
+                  <w:pPr>
+                    <w:jc w:val="center"/>
+                    <w:rPr>
+                      <w:b w:val="0"/>
+                      <w:color w:val="000000"/>
+                    </w:rPr>
+                  </w:pPr>
+                  <w:r>
+                    <w:rPr>
+                      <w:rFonts w:ascii="SimSun" w:hAnsi="SimSun" w:eastAsia="SimSun"/>
+                      <w:b w:val="0"/>
+                      <w:color w:val="000000"/>
+                      <w:sz w:val="20"/>
+                    </w:rPr>
+                    <w:t>全量多项式（参考）</w:t>
+                  </w:r>
+                </w:p>
+              </w:tc>
+              <w:tc>
+                <w:tcPr>
+                  <w:tcW w:w="1432" w:type="dxa"/>
+                  <w:tcBorders>
+                    <w:top w:val="nil"/>
+                    <w:left w:val="nil"/>
+                    <w:bottom w:val="nil"/>
+                    <w:right w:val="nil"/>
+                  </w:tcBorders>
+                  <w:shd w:val="clear" w:color="auto" w:fill="FFFFFF"/>
+                </w:tcPr>
+                <w:p>
+                  <w:pPr>
+                    <w:jc w:val="center"/>
+                    <w:rPr>
+                      <w:b w:val="0"/>
+                      <w:color w:val="000000"/>
+                    </w:rPr>
+                  </w:pPr>
+                  <w:r>
+                    <w:rPr>
+                      <w:rFonts w:ascii="SimSun" w:hAnsi="SimSun" w:eastAsia="SimSun"/>
+                      <w:b w:val="0"/>
+                      <w:color w:val="000000"/>
+                      <w:sz w:val="20"/>
+                    </w:rPr>
+                    <w:t>全量58列二阶交互（仅CW，SMOTE内存溢出）</w:t>
+                  </w:r>
+                </w:p>
+              </w:tc>
+              <w:tc>
+                <w:tcPr>
+                  <w:tcW w:w="1432" w:type="dxa"/>
+                  <w:tcBorders>
+                    <w:top w:val="nil"/>
+                    <w:left w:val="nil"/>
+                    <w:bottom w:val="nil"/>
+                    <w:right w:val="nil"/>
+                  </w:tcBorders>
+                  <w:shd w:val="clear" w:color="auto" w:fill="FFFFFF"/>
+                </w:tcPr>
+                <w:p>
+                  <w:pPr>
+                    <w:jc w:val="center"/>
+                    <w:rPr>
+                      <w:b w:val="0"/>
+                      <w:color w:val="000000"/>
+                    </w:rPr>
+                  </w:pPr>
+                  <w:r>
+                    <w:rPr>
+                      <w:rFonts w:ascii="SimSun" w:hAnsi="SimSun" w:eastAsia="SimSun"/>
+                      <w:b w:val="0"/>
+                      <w:color w:val="000000"/>
+                      <w:sz w:val="20"/>
+                    </w:rPr>
+                    <w:t>1711</w:t>
+                  </w:r>
+                </w:p>
+              </w:tc>
+              <w:tc>
+                <w:tcPr>
+                  <w:tcW w:w="1432" w:type="dxa"/>
+                  <w:tcBorders>
+                    <w:top w:val="nil"/>
+                    <w:left w:val="nil"/>
+                    <w:bottom w:val="nil"/>
+                    <w:right w:val="nil"/>
+                  </w:tcBorders>
+                  <w:shd w:val="clear" w:color="auto" w:fill="FFFFFF"/>
+                </w:tcPr>
+                <w:p>
+                  <w:pPr>
+                    <w:jc w:val="center"/>
+                    <w:rPr>
+                      <w:b w:val="0"/>
+                      <w:color w:val="000000"/>
+                    </w:rPr>
+                  </w:pPr>
+                  <w:r>
+                    <w:rPr>
+                      <w:rFonts w:ascii="SimSun" w:hAnsi="SimSun" w:eastAsia="SimSun"/>
+                      <w:b w:val="0"/>
+                      <w:color w:val="000000"/>
+                      <w:sz w:val="20"/>
+                    </w:rPr>
+                    <w:t>—</w:t>
+                  </w:r>
+                </w:p>
+              </w:tc>
+              <w:tc>
+                <w:tcPr>
+                  <w:tcW w:w="1432" w:type="dxa"/>
+                  <w:tcBorders>
+                    <w:top w:val="nil"/>
+                    <w:left w:val="nil"/>
+                    <w:bottom w:val="nil"/>
+                    <w:right w:val="nil"/>
+                  </w:tcBorders>
+                  <w:shd w:val="clear" w:color="auto" w:fill="FFFFFF"/>
+                </w:tcPr>
+                <w:p>
+                  <w:pPr>
+                    <w:jc w:val="center"/>
+                    <w:rPr>
+                      <w:b w:val="0"/>
+                      <w:color w:val="000000"/>
+                    </w:rPr>
+                  </w:pPr>
+                  <w:r>
+                    <w:rPr>
+                      <w:rFonts w:ascii="SimSun" w:hAnsi="SimSun" w:eastAsia="SimSun"/>
+                      <w:b w:val="0"/>
+                      <w:color w:val="000000"/>
+                      <w:sz w:val="20"/>
+                    </w:rPr>
+                    <w:t>—</w:t>
+                  </w:r>
+                </w:p>
+              </w:tc>
+              <w:tc>
+                <w:tcPr>
+                  <w:tcW w:w="1432" w:type="dxa"/>
+                  <w:tcBorders>
+                    <w:top w:val="nil"/>
+                    <w:left w:val="nil"/>
+                    <w:bottom w:val="nil"/>
+                    <w:right w:val="nil"/>
+                  </w:tcBorders>
+                  <w:shd w:val="clear" w:color="auto" w:fill="FFFFFF"/>
+                </w:tcPr>
+                <w:p>
+                  <w:pPr>
+                    <w:jc w:val="center"/>
+                    <w:rPr>
+                      <w:b w:val="0"/>
+                      <w:color w:val="000000"/>
+                    </w:rPr>
+                  </w:pPr>
+                  <w:r>
+                    <w:rPr>
+                      <w:rFonts w:ascii="SimSun" w:hAnsi="SimSun" w:eastAsia="SimSun"/>
+                      <w:b w:val="0"/>
+                      <w:color w:val="000000"/>
+                      <w:sz w:val="20"/>
+                    </w:rPr>
+                    <w:t>0.9528</w:t>
+                  </w:r>
+                </w:p>
+              </w:tc>
+            </w:tr>
+            <w:tr>
+              <w:tblPrEx>
+                <w:tblCellMar>
+                  <w:top w:w="0" w:type="dxa"/>
+                  <w:left w:w="10" w:type="dxa"/>
+                  <w:bottom w:w="0" w:type="dxa"/>
+                  <w:right w:w="10" w:type="dxa"/>
+                </w:tblCellMar>
+              </w:tblPrEx>
+              <w:tc>
+                <w:tcPr>
+                  <w:tcW w:w="8592" w:type="dxa"/>
+                  <w:gridSpan w:val="6"/>
+                  <w:tcBorders>
+                    <w:top w:val="nil"/>
+                    <w:left w:val="nil"/>
+                    <w:bottom w:val="single" w:color="000000" w:sz="12" w:space="0"/>
+                    <w:right w:val="nil"/>
+                  </w:tcBorders>
+                  <w:shd w:val="clear" w:color="auto" w:fill="FFFFFF"/>
+                </w:tcPr>
+                <w:p>
+                  <w:pPr>
+                    <w:rPr>
+                      <w:rFonts w:ascii="SimSun" w:hAnsi="SimSun" w:eastAsia="SimSun"/>
+                      <w:b w:val="0"/>
+                      <w:color w:val="000000"/>
+                      <w:sz w:val="18"/>
+                    </w:rPr>
+                  </w:pPr>
+                  <w:r>
+                    <w:rPr>
+                      <w:rFonts w:ascii="SimSun" w:hAnsi="SimSun" w:eastAsia="SimSun"/>
+                      <w:b w:val="0"/>
+                      <w:color w:val="000000"/>
+                      <w:sz w:val="18"/>
+                    </w:rPr>
+                    <w:t>注：CW=class_weight=balanced；RUS=RandomUnderSampler；全量多项式因SMOTE在</w:t>
+                  </w:r>
+                </w:p>
+                <w:p>
+                  <w:pPr>
+                    <w:rPr>
+                      <w:b w:val="0"/>
+                      <w:color w:val="000000"/>
+                    </w:rPr>
+                  </w:pPr>
+                  <w:r>
+                    <w:rPr>
+                      <w:rFonts w:ascii="SimSun" w:hAnsi="SimSun" w:eastAsia="SimSun"/>
+                      <w:b w:val="0"/>
+                      <w:color w:val="000000"/>
+                      <w:sz w:val="18"/>
+                    </w:rPr>
+                    <w:t>1711维×4万样本时内存溢出，仅CW策略可运行。</w:t>
+                  </w:r>
+                </w:p>
+              </w:tc>
+            </w:tr>
+          </w:tbl>
+          <w:tbl>
+            <w:tblPr>
+              <w:tblStyle w:val="11"/>
+              <w:tblW w:w="0" w:type="auto"/>
+              <w:tblInd w:w="0" w:type="dxa"/>
+              <w:tblLayout w:type="fixed"/>
+              <w:tblCellMar>
+                <w:top w:w="0" w:type="dxa"/>
+                <w:left w:w="10" w:type="dxa"/>
+                <w:bottom w:w="0" w:type="dxa"/>
+                <w:right w:w="10" w:type="dxa"/>
+              </w:tblCellMar>
+            </w:tblPr>
+            <w:tblGrid>
+              <w:gridCol w:w="1074"/>
+              <w:gridCol w:w="1074"/>
+              <w:gridCol w:w="1074"/>
+              <w:gridCol w:w="1074"/>
+              <w:gridCol w:w="1074"/>
+              <w:gridCol w:w="1074"/>
+              <w:gridCol w:w="1074"/>
+              <w:gridCol w:w="1074"/>
+            </w:tblGrid>
+            <w:tr>
+              <w:tblPrEx>
+                <w:tblCellMar>
+                  <w:top w:w="0" w:type="dxa"/>
+                  <w:left w:w="10" w:type="dxa"/>
+                  <w:bottom w:w="0" w:type="dxa"/>
+                  <w:right w:w="10" w:type="dxa"/>
+                </w:tblCellMar>
+              </w:tblPrEx>
+              <w:tc>
+                <w:tcPr>
+                  <w:tcW w:w="1074" w:type="dxa"/>
+                  <w:tcBorders>
+                    <w:top w:val="single" w:color="000000" w:sz="12" w:space="0"/>
+                    <w:left w:val="nil"/>
+                    <w:bottom w:val="single" w:color="000000" w:sz="4" w:space="0"/>
+                    <w:right w:val="nil"/>
+                    <w:tl2br w:val="nil"/>
+                  </w:tcBorders>
+                  <w:shd w:val="clear" w:color="auto" w:fill="FFFFFF"/>
+                </w:tcPr>
+                <w:p>
+                  <w:pPr>
+                    <w:jc w:val="center"/>
+                    <w:rPr>
+                      <w:b w:val="0"/>
+                      <w:color w:val="000000"/>
+                    </w:rPr>
+                  </w:pPr>
+                  <w:r>
+                    <w:rPr>
+                      <w:rFonts w:ascii="SimSun" w:hAnsi="SimSun" w:eastAsia="SimSun"/>
+                      <w:b w:val="0"/>
+                      <w:color w:val="000000"/>
+                      <w:sz w:val="20"/>
+                    </w:rPr>
+                    <w:t>策略</w:t>
+                  </w:r>
+                </w:p>
+              </w:tc>
+              <w:tc>
+                <w:tcPr>
+                  <w:tcW w:w="1074" w:type="dxa"/>
+                  <w:tcBorders>
+                    <w:top w:val="single" w:color="000000" w:sz="12" w:space="0"/>
+                    <w:left w:val="nil"/>
+                    <w:bottom w:val="single" w:color="000000" w:sz="4" w:space="0"/>
+                    <w:right w:val="nil"/>
+                  </w:tcBorders>
+                  <w:shd w:val="clear" w:color="auto" w:fill="FFFFFF"/>
+                </w:tcPr>
+                <w:p>
+                  <w:pPr>
+                    <w:jc w:val="center"/>
+                    <w:rPr>
+                      <w:b w:val="0"/>
+                      <w:color w:val="000000"/>
+                    </w:rPr>
+                  </w:pPr>
+                  <w:r>
+                    <w:rPr>
+                      <w:rFonts w:ascii="SimSun" w:hAnsi="SimSun" w:eastAsia="SimSun"/>
+                      <w:b w:val="0"/>
+                      <w:color w:val="000000"/>
+                      <w:sz w:val="20"/>
+                    </w:rPr>
+                    <w:t>Precision(Yes)</w:t>
+                  </w:r>
+                </w:p>
+              </w:tc>
+              <w:tc>
+                <w:tcPr>
+                  <w:tcW w:w="1074" w:type="dxa"/>
+                  <w:tcBorders>
+                    <w:top w:val="single" w:color="000000" w:sz="12" w:space="0"/>
+                    <w:left w:val="nil"/>
+                    <w:bottom w:val="single" w:color="000000" w:sz="4" w:space="0"/>
+                    <w:right w:val="nil"/>
+                  </w:tcBorders>
+                  <w:shd w:val="clear" w:color="auto" w:fill="FFFFFF"/>
+                </w:tcPr>
+                <w:p>
+                  <w:pPr>
+                    <w:jc w:val="center"/>
+                    <w:rPr>
+                      <w:b w:val="0"/>
+                      <w:color w:val="000000"/>
+                    </w:rPr>
+                  </w:pPr>
+                  <w:r>
+                    <w:rPr>
+                      <w:rFonts w:ascii="SimSun" w:hAnsi="SimSun" w:eastAsia="SimSun"/>
+                      <w:b w:val="0"/>
+                      <w:color w:val="000000"/>
+                      <w:sz w:val="20"/>
+                    </w:rPr>
+                    <w:t>Recall(Yes)</w:t>
+                  </w:r>
+                </w:p>
+              </w:tc>
+              <w:tc>
+                <w:tcPr>
+                  <w:tcW w:w="1074" w:type="dxa"/>
+                  <w:tcBorders>
+                    <w:top w:val="single" w:color="000000" w:sz="12" w:space="0"/>
+                    <w:left w:val="nil"/>
+                    <w:bottom w:val="single" w:color="000000" w:sz="4" w:space="0"/>
+                    <w:right w:val="nil"/>
+                  </w:tcBorders>
+                  <w:shd w:val="clear" w:color="auto" w:fill="FFFFFF"/>
+                </w:tcPr>
+                <w:p>
+                  <w:pPr>
+                    <w:jc w:val="center"/>
+                    <w:rPr>
+                      <w:b w:val="0"/>
+                      <w:color w:val="000000"/>
+                    </w:rPr>
+                  </w:pPr>
+                  <w:r>
+                    <w:rPr>
+                      <w:rFonts w:ascii="SimSun" w:hAnsi="SimSun" w:eastAsia="SimSun"/>
+                      <w:b w:val="0"/>
+                      <w:color w:val="000000"/>
+                      <w:sz w:val="20"/>
+                    </w:rPr>
+                    <w:t>F1(Yes)</w:t>
+                  </w:r>
+                </w:p>
+              </w:tc>
+              <w:tc>
+                <w:tcPr>
+                  <w:tcW w:w="1074" w:type="dxa"/>
+                  <w:tcBorders>
+                    <w:top w:val="single" w:color="000000" w:sz="12" w:space="0"/>
+                    <w:left w:val="nil"/>
+                    <w:bottom w:val="single" w:color="000000" w:sz="4" w:space="0"/>
+                    <w:right w:val="nil"/>
+                  </w:tcBorders>
+                  <w:shd w:val="clear" w:color="auto" w:fill="FFFFFF"/>
+                </w:tcPr>
+                <w:p>
+                  <w:pPr>
+                    <w:jc w:val="center"/>
+                    <w:rPr>
+                      <w:b w:val="0"/>
+                      <w:color w:val="000000"/>
+                    </w:rPr>
+                  </w:pPr>
+                  <w:r>
+                    <w:rPr>
+                      <w:rFonts w:ascii="SimSun" w:hAnsi="SimSun" w:eastAsia="SimSun"/>
+                      <w:b w:val="0"/>
+                      <w:color w:val="000000"/>
+                      <w:sz w:val="20"/>
+                    </w:rPr>
+                    <w:t>Accuracy</w:t>
+                  </w:r>
+                </w:p>
+              </w:tc>
+              <w:tc>
+                <w:tcPr>
+                  <w:tcW w:w="1074" w:type="dxa"/>
+                  <w:tcBorders>
+                    <w:top w:val="single" w:color="000000" w:sz="12" w:space="0"/>
+                    <w:left w:val="nil"/>
+                    <w:bottom w:val="single" w:color="000000" w:sz="4" w:space="0"/>
+                    <w:right w:val="nil"/>
+                  </w:tcBorders>
+                  <w:shd w:val="clear" w:color="auto" w:fill="FFFFFF"/>
+                </w:tcPr>
+                <w:p>
+                  <w:pPr>
+                    <w:jc w:val="center"/>
+                    <w:rPr>
+                      <w:b w:val="0"/>
+                      <w:color w:val="000000"/>
+                    </w:rPr>
+                  </w:pPr>
+                  <w:r>
+                    <w:rPr>
+                      <w:rFonts w:ascii="SimSun" w:hAnsi="SimSun" w:eastAsia="SimSun"/>
+                      <w:b w:val="0"/>
+                      <w:color w:val="000000"/>
+                      <w:sz w:val="20"/>
+                    </w:rPr>
+                    <w:t>AUC</w:t>
+                  </w:r>
+                </w:p>
+              </w:tc>
+              <w:tc>
+                <w:tcPr>
+                  <w:tcW w:w="1074" w:type="dxa"/>
+                  <w:tcBorders>
+                    <w:top w:val="single" w:color="000000" w:sz="12" w:space="0"/>
+                    <w:left w:val="nil"/>
+                    <w:bottom w:val="single" w:color="000000" w:sz="4" w:space="0"/>
+                    <w:right w:val="nil"/>
+                  </w:tcBorders>
+                  <w:shd w:val="clear" w:color="auto" w:fill="FFFFFF"/>
+                </w:tcPr>
+                <w:p>
+                  <w:pPr>
+                    <w:jc w:val="center"/>
+                    <w:rPr>
+                      <w:b w:val="0"/>
+                      <w:color w:val="000000"/>
+                    </w:rPr>
+                  </w:pPr>
+                  <w:r>
+                    <w:rPr>
+                      <w:rFonts w:ascii="SimSun" w:hAnsi="SimSun" w:eastAsia="SimSun"/>
+                      <w:b w:val="0"/>
+                      <w:color w:val="000000"/>
+                      <w:sz w:val="20"/>
+                    </w:rPr>
+                    <w:t>TN/FP/FN/TP</w:t>
+                  </w:r>
+                </w:p>
+              </w:tc>
+              <w:tc>
+                <w:tcPr>
+                  <w:tcW w:w="1074" w:type="dxa"/>
+                  <w:tcBorders>
+                    <w:top w:val="single" w:color="000000" w:sz="12" w:space="0"/>
+                    <w:left w:val="nil"/>
+                    <w:bottom w:val="single" w:color="000000" w:sz="4" w:space="0"/>
+                    <w:right w:val="nil"/>
+                  </w:tcBorders>
+                  <w:shd w:val="clear" w:color="auto" w:fill="FFFFFF"/>
+                </w:tcPr>
+                <w:p>
+                  <w:pPr>
+                    <w:jc w:val="center"/>
+                    <w:rPr>
+                      <w:b w:val="0"/>
+                      <w:color w:val="000000"/>
+                    </w:rPr>
+                  </w:pPr>
+                  <w:r>
+                    <w:rPr>
+                      <w:rFonts w:ascii="SimSun" w:hAnsi="SimSun" w:eastAsia="SimSun"/>
+                      <w:b w:val="0"/>
+                      <w:color w:val="000000"/>
+                      <w:sz w:val="20"/>
+                    </w:rPr>
+                    <w:t>非零系数</w:t>
+                  </w:r>
+                </w:p>
+              </w:tc>
+            </w:tr>
+            <w:tr>
+              <w:tblPrEx>
+                <w:tblCellMar>
+                  <w:top w:w="0" w:type="dxa"/>
+                  <w:left w:w="10" w:type="dxa"/>
+                  <w:bottom w:w="0" w:type="dxa"/>
+                  <w:right w:w="10" w:type="dxa"/>
+                </w:tblCellMar>
+              </w:tblPrEx>
+              <w:tc>
+                <w:tcPr>
+                  <w:tcW w:w="1074" w:type="dxa"/>
+                  <w:tcBorders>
+                    <w:top w:val="single" w:color="000000" w:sz="4" w:space="0"/>
+                    <w:left w:val="nil"/>
+                    <w:bottom w:val="nil"/>
+                    <w:right w:val="nil"/>
+                    <w:tl2br w:val="nil"/>
+                  </w:tcBorders>
+                  <w:shd w:val="clear" w:color="auto" w:fill="FFFFFF"/>
+                </w:tcPr>
+                <w:p>
+                  <w:pPr>
+                    <w:jc w:val="center"/>
+                    <w:rPr>
+                      <w:b w:val="0"/>
+                      <w:color w:val="000000"/>
+                    </w:rPr>
+                  </w:pPr>
+                  <w:r>
+                    <w:rPr>
+                      <w:rFonts w:ascii="SimSun" w:hAnsi="SimSun" w:eastAsia="SimSun"/>
+                      <w:b w:val="0"/>
+                      <w:color w:val="000000"/>
+                      <w:sz w:val="20"/>
+                    </w:rPr>
+                    <w:t>SMOTE</w:t>
+                  </w:r>
+                </w:p>
+              </w:tc>
+              <w:tc>
+                <w:tcPr>
+                  <w:tcW w:w="1074" w:type="dxa"/>
+                  <w:tcBorders>
+                    <w:top w:val="single" w:color="000000" w:sz="4" w:space="0"/>
+                    <w:left w:val="nil"/>
+                    <w:bottom w:val="nil"/>
+                    <w:right w:val="nil"/>
+                  </w:tcBorders>
+                  <w:shd w:val="clear" w:color="auto" w:fill="FFFFFF"/>
+                </w:tcPr>
+                <w:p>
+                  <w:pPr>
+                    <w:jc w:val="center"/>
+                    <w:rPr>
+                      <w:b w:val="0"/>
+                      <w:color w:val="000000"/>
+                    </w:rPr>
+                  </w:pPr>
+                  <w:r>
+                    <w:rPr>
+                      <w:rFonts w:ascii="SimSun" w:hAnsi="SimSun" w:eastAsia="SimSun"/>
+                      <w:b w:val="0"/>
+                      <w:color w:val="000000"/>
+                      <w:sz w:val="20"/>
+                    </w:rPr>
+                    <w:t>0.54</w:t>
+                  </w:r>
+                </w:p>
+              </w:tc>
+              <w:tc>
+                <w:tcPr>
+                  <w:tcW w:w="1074" w:type="dxa"/>
+                  <w:tcBorders>
+                    <w:top w:val="single" w:color="000000" w:sz="4" w:space="0"/>
+                    <w:left w:val="nil"/>
+                    <w:bottom w:val="nil"/>
+                    <w:right w:val="nil"/>
+                  </w:tcBorders>
+                  <w:shd w:val="clear" w:color="auto" w:fill="FFFFFF"/>
+                </w:tcPr>
+                <w:p>
+                  <w:pPr>
+                    <w:jc w:val="center"/>
+                    <w:rPr>
+                      <w:b w:val="0"/>
+                      <w:color w:val="000000"/>
+                    </w:rPr>
+                  </w:pPr>
+                  <w:r>
+                    <w:rPr>
+                      <w:rFonts w:ascii="SimSun" w:hAnsi="SimSun" w:eastAsia="SimSun"/>
+                      <w:b w:val="0"/>
+                      <w:color w:val="000000"/>
+                      <w:sz w:val="20"/>
+                    </w:rPr>
+                    <w:t>0.83</w:t>
+                  </w:r>
+                </w:p>
+              </w:tc>
+              <w:tc>
+                <w:tcPr>
+                  <w:tcW w:w="1074" w:type="dxa"/>
+                  <w:tcBorders>
+                    <w:top w:val="single" w:color="000000" w:sz="4" w:space="0"/>
+                    <w:left w:val="nil"/>
+                    <w:bottom w:val="nil"/>
+                    <w:right w:val="nil"/>
+                  </w:tcBorders>
+                  <w:shd w:val="clear" w:color="auto" w:fill="FFFFFF"/>
+                </w:tcPr>
+                <w:p>
+                  <w:pPr>
+                    <w:jc w:val="center"/>
+                    <w:rPr>
+                      <w:b w:val="0"/>
+                      <w:color w:val="000000"/>
+                    </w:rPr>
+                  </w:pPr>
+                  <w:r>
+                    <w:rPr>
+                      <w:rFonts w:ascii="SimSun" w:hAnsi="SimSun" w:eastAsia="SimSun"/>
+                      <w:b w:val="0"/>
+                      <w:color w:val="000000"/>
+                      <w:sz w:val="20"/>
+                    </w:rPr>
+                    <w:t>0.65</w:t>
+                  </w:r>
+                </w:p>
+              </w:tc>
+              <w:tc>
+                <w:tcPr>
+                  <w:tcW w:w="1074" w:type="dxa"/>
+                  <w:tcBorders>
+                    <w:top w:val="single" w:color="000000" w:sz="4" w:space="0"/>
+                    <w:left w:val="nil"/>
+                    <w:bottom w:val="nil"/>
+                    <w:right w:val="nil"/>
+                  </w:tcBorders>
+                  <w:shd w:val="clear" w:color="auto" w:fill="FFFFFF"/>
+                </w:tcPr>
+                <w:p>
+                  <w:pPr>
+                    <w:jc w:val="center"/>
+                    <w:rPr>
+                      <w:b w:val="0"/>
+                      <w:color w:val="000000"/>
+                    </w:rPr>
+                  </w:pPr>
+                  <w:r>
+                    <w:rPr>
+                      <w:rFonts w:ascii="SimSun" w:hAnsi="SimSun" w:eastAsia="SimSun"/>
+                      <w:b w:val="0"/>
+                      <w:color w:val="000000"/>
+                      <w:sz w:val="20"/>
+                    </w:rPr>
+                    <w:t>90.0%</w:t>
+                  </w:r>
+                </w:p>
+              </w:tc>
+              <w:tc>
+                <w:tcPr>
+                  <w:tcW w:w="1074" w:type="dxa"/>
+                  <w:tcBorders>
+                    <w:top w:val="single" w:color="000000" w:sz="4" w:space="0"/>
+                    <w:left w:val="nil"/>
+                    <w:bottom w:val="nil"/>
+                    <w:right w:val="nil"/>
+                  </w:tcBorders>
+                  <w:shd w:val="clear" w:color="auto" w:fill="FFFFFF"/>
+                </w:tcPr>
+                <w:p>
+                  <w:pPr>
+                    <w:jc w:val="center"/>
+                    <w:rPr>
+                      <w:b w:val="0"/>
+                      <w:color w:val="000000"/>
+                    </w:rPr>
+                  </w:pPr>
+                  <w:r>
+                    <w:rPr>
+                      <w:rFonts w:ascii="SimSun" w:hAnsi="SimSun" w:eastAsia="SimSun"/>
+                      <w:b w:val="0"/>
+                      <w:color w:val="000000"/>
+                      <w:sz w:val="20"/>
+                    </w:rPr>
+                    <w:t>0.9499</w:t>
+                  </w:r>
+                </w:p>
+              </w:tc>
+              <w:tc>
+                <w:tcPr>
+                  <w:tcW w:w="1074" w:type="dxa"/>
+                  <w:tcBorders>
+                    <w:top w:val="single" w:color="000000" w:sz="4" w:space="0"/>
+                    <w:left w:val="nil"/>
+                    <w:bottom w:val="nil"/>
+                    <w:right w:val="nil"/>
+                  </w:tcBorders>
+                  <w:shd w:val="clear" w:color="auto" w:fill="FFFFFF"/>
+                </w:tcPr>
+                <w:p>
+                  <w:pPr>
+                    <w:jc w:val="center"/>
+                    <w:rPr>
+                      <w:b w:val="0"/>
+                      <w:color w:val="000000"/>
+                    </w:rPr>
+                  </w:pPr>
+                  <w:r>
+                    <w:rPr>
+                      <w:rFonts w:ascii="SimSun" w:hAnsi="SimSun" w:eastAsia="SimSun"/>
+                      <w:b w:val="0"/>
+                      <w:color w:val="000000"/>
+                      <w:sz w:val="20"/>
+                    </w:rPr>
+                    <w:t>6649/661/162/766</w:t>
+                  </w:r>
+                </w:p>
+              </w:tc>
+              <w:tc>
+                <w:tcPr>
+                  <w:tcW w:w="1074" w:type="dxa"/>
+                  <w:tcBorders>
+                    <w:top w:val="single" w:color="000000" w:sz="4" w:space="0"/>
+                    <w:left w:val="nil"/>
+                    <w:bottom w:val="nil"/>
+                    <w:right w:val="nil"/>
+                  </w:tcBorders>
+                  <w:shd w:val="clear" w:color="auto" w:fill="FFFFFF"/>
+                </w:tcPr>
+                <w:p>
+                  <w:pPr>
+                    <w:jc w:val="center"/>
+                    <w:rPr>
+                      <w:b w:val="0"/>
+                      <w:color w:val="000000"/>
+                    </w:rPr>
+                  </w:pPr>
+                  <w:r>
+                    <w:rPr>
+                      <w:rFonts w:ascii="SimSun" w:hAnsi="SimSun" w:eastAsia="SimSun"/>
+                      <w:b w:val="0"/>
+                      <w:color w:val="000000"/>
+                      <w:sz w:val="20"/>
+                    </w:rPr>
+                    <w:t>178</w:t>
+                  </w:r>
+                </w:p>
+              </w:tc>
+            </w:tr>
+            <w:tr>
+              <w:tblPrEx>
+                <w:tblCellMar>
+                  <w:top w:w="0" w:type="dxa"/>
+                  <w:left w:w="10" w:type="dxa"/>
+                  <w:bottom w:w="0" w:type="dxa"/>
+                  <w:right w:w="10" w:type="dxa"/>
+                </w:tblCellMar>
+              </w:tblPrEx>
+              <w:tc>
+                <w:tcPr>
+                  <w:tcW w:w="1074" w:type="dxa"/>
+                  <w:tcBorders>
+                    <w:top w:val="nil"/>
+                    <w:left w:val="nil"/>
+                    <w:bottom w:val="nil"/>
+                    <w:right w:val="nil"/>
+                  </w:tcBorders>
+                  <w:shd w:val="clear" w:color="auto" w:fill="FFFFFF"/>
+                </w:tcPr>
+                <w:p>
+                  <w:pPr>
+                    <w:jc w:val="center"/>
+                    <w:rPr>
+                      <w:b w:val="0"/>
+                      <w:color w:val="000000"/>
+                    </w:rPr>
+                  </w:pPr>
+                  <w:r>
+                    <w:rPr>
+                      <w:rFonts w:ascii="SimSun" w:hAnsi="SimSun" w:eastAsia="SimSun"/>
+                      <w:b w:val="0"/>
+                      <w:color w:val="000000"/>
+                      <w:sz w:val="20"/>
+                    </w:rPr>
+                    <w:t>UnderSample</w:t>
+                  </w:r>
+                </w:p>
+              </w:tc>
+              <w:tc>
+                <w:tcPr>
+                  <w:tcW w:w="1074" w:type="dxa"/>
+                  <w:tcBorders>
+                    <w:top w:val="nil"/>
+                    <w:left w:val="nil"/>
+                    <w:bottom w:val="nil"/>
+                    <w:right w:val="nil"/>
+                  </w:tcBorders>
+                  <w:shd w:val="clear" w:color="auto" w:fill="FFFFFF"/>
+                </w:tcPr>
+                <w:p>
+                  <w:pPr>
+                    <w:jc w:val="center"/>
+                    <w:rPr>
+                      <w:b w:val="0"/>
+                      <w:color w:val="000000"/>
+                    </w:rPr>
+                  </w:pPr>
+                  <w:r>
+                    <w:rPr>
+                      <w:rFonts w:ascii="SimSun" w:hAnsi="SimSun" w:eastAsia="SimSun"/>
+                      <w:b w:val="0"/>
+                      <w:color w:val="000000"/>
+                      <w:sz w:val="20"/>
+                    </w:rPr>
+                    <w:t>0.43</w:t>
+                  </w:r>
+                </w:p>
+              </w:tc>
+              <w:tc>
+                <w:tcPr>
+                  <w:tcW w:w="1074" w:type="dxa"/>
+                  <w:tcBorders>
+                    <w:top w:val="nil"/>
+                    <w:left w:val="nil"/>
+                    <w:bottom w:val="nil"/>
+                    <w:right w:val="nil"/>
+                  </w:tcBorders>
+                  <w:shd w:val="clear" w:color="auto" w:fill="FFFFFF"/>
+                </w:tcPr>
+                <w:p>
+                  <w:pPr>
+                    <w:jc w:val="center"/>
+                    <w:rPr>
+                      <w:b w:val="0"/>
+                      <w:color w:val="000000"/>
+                    </w:rPr>
+                  </w:pPr>
+                  <w:r>
+                    <w:rPr>
+                      <w:rFonts w:ascii="SimSun" w:hAnsi="SimSun" w:eastAsia="SimSun"/>
+                      <w:b w:val="0"/>
+                      <w:color w:val="000000"/>
+                      <w:sz w:val="20"/>
+                    </w:rPr>
+                    <w:t>0.94</w:t>
+                  </w:r>
+                </w:p>
+              </w:tc>
+              <w:tc>
+                <w:tcPr>
+                  <w:tcW w:w="1074" w:type="dxa"/>
+                  <w:tcBorders>
+                    <w:top w:val="nil"/>
+                    <w:left w:val="nil"/>
+                    <w:bottom w:val="nil"/>
+                    <w:right w:val="nil"/>
+                  </w:tcBorders>
+                  <w:shd w:val="clear" w:color="auto" w:fill="FFFFFF"/>
+                </w:tcPr>
+                <w:p>
+                  <w:pPr>
+                    <w:jc w:val="center"/>
+                    <w:rPr>
+                      <w:b w:val="0"/>
+                      <w:color w:val="000000"/>
+                    </w:rPr>
+                  </w:pPr>
+                  <w:r>
+                    <w:rPr>
+                      <w:rFonts w:ascii="SimSun" w:hAnsi="SimSun" w:eastAsia="SimSun"/>
+                      <w:b w:val="0"/>
+                      <w:color w:val="000000"/>
+                      <w:sz w:val="20"/>
+                    </w:rPr>
+                    <w:t>0.59</w:t>
+                  </w:r>
+                </w:p>
+              </w:tc>
+              <w:tc>
+                <w:tcPr>
+                  <w:tcW w:w="1074" w:type="dxa"/>
+                  <w:tcBorders>
+                    <w:top w:val="nil"/>
+                    <w:left w:val="nil"/>
+                    <w:bottom w:val="nil"/>
+                    <w:right w:val="nil"/>
+                  </w:tcBorders>
+                  <w:shd w:val="clear" w:color="auto" w:fill="FFFFFF"/>
+                </w:tcPr>
+                <w:p>
+                  <w:pPr>
+                    <w:jc w:val="center"/>
+                    <w:rPr>
+                      <w:b w:val="0"/>
+                      <w:color w:val="000000"/>
+                    </w:rPr>
+                  </w:pPr>
+                  <w:r>
+                    <w:rPr>
+                      <w:rFonts w:ascii="SimSun" w:hAnsi="SimSun" w:eastAsia="SimSun"/>
+                      <w:b w:val="0"/>
+                      <w:color w:val="000000"/>
+                      <w:sz w:val="20"/>
+                    </w:rPr>
+                    <w:t>85.0%</w:t>
+                  </w:r>
+                </w:p>
+              </w:tc>
+              <w:tc>
+                <w:tcPr>
+                  <w:tcW w:w="1074" w:type="dxa"/>
+                  <w:tcBorders>
+                    <w:top w:val="nil"/>
+                    <w:left w:val="nil"/>
+                    <w:bottom w:val="nil"/>
+                    <w:right w:val="nil"/>
+                  </w:tcBorders>
+                  <w:shd w:val="clear" w:color="auto" w:fill="FFFFFF"/>
+                </w:tcPr>
+                <w:p>
+                  <w:pPr>
+                    <w:jc w:val="center"/>
+                    <w:rPr>
+                      <w:b w:val="0"/>
+                      <w:color w:val="000000"/>
+                    </w:rPr>
+                  </w:pPr>
+                  <w:r>
+                    <w:rPr>
+                      <w:rFonts w:ascii="SimSun" w:hAnsi="SimSun" w:eastAsia="SimSun"/>
+                      <w:b w:val="0"/>
+                      <w:color w:val="000000"/>
+                      <w:sz w:val="20"/>
+                    </w:rPr>
+                    <w:t>0.9488</w:t>
+                  </w:r>
+                </w:p>
+              </w:tc>
+              <w:tc>
+                <w:tcPr>
+                  <w:tcW w:w="1074" w:type="dxa"/>
+                  <w:tcBorders>
+                    <w:top w:val="nil"/>
+                    <w:left w:val="nil"/>
+                    <w:bottom w:val="nil"/>
+                    <w:right w:val="nil"/>
+                  </w:tcBorders>
+                  <w:shd w:val="clear" w:color="auto" w:fill="FFFFFF"/>
+                </w:tcPr>
+                <w:p>
+                  <w:pPr>
+                    <w:jc w:val="center"/>
+                    <w:rPr>
+                      <w:b w:val="0"/>
+                      <w:color w:val="000000"/>
+                    </w:rPr>
+                  </w:pPr>
+                  <w:r>
+                    <w:rPr>
+                      <w:rFonts w:ascii="SimSun" w:hAnsi="SimSun" w:eastAsia="SimSun"/>
+                      <w:b w:val="0"/>
+                      <w:color w:val="000000"/>
+                      <w:sz w:val="20"/>
+                    </w:rPr>
+                    <w:t>6161/1149/58/870</w:t>
+                  </w:r>
+                </w:p>
+              </w:tc>
+              <w:tc>
+                <w:tcPr>
+                  <w:tcW w:w="1074" w:type="dxa"/>
+                  <w:tcBorders>
+                    <w:top w:val="nil"/>
+                    <w:left w:val="nil"/>
+                    <w:bottom w:val="nil"/>
+                    <w:right w:val="nil"/>
+                  </w:tcBorders>
+                  <w:shd w:val="clear" w:color="auto" w:fill="FFFFFF"/>
+                </w:tcPr>
+                <w:p>
+                  <w:pPr>
+                    <w:jc w:val="center"/>
+                    <w:rPr>
+                      <w:b w:val="0"/>
+                      <w:color w:val="000000"/>
+                    </w:rPr>
+                  </w:pPr>
+                  <w:r>
+                    <w:rPr>
+                      <w:rFonts w:ascii="SimSun" w:hAnsi="SimSun" w:eastAsia="SimSun"/>
+                      <w:b w:val="0"/>
+                      <w:color w:val="000000"/>
+                      <w:sz w:val="20"/>
+                    </w:rPr>
+                    <w:t>56</w:t>
+                  </w:r>
+                </w:p>
+              </w:tc>
+            </w:tr>
+            <w:tr>
+              <w:tc>
+                <w:tcPr>
+                  <w:tcW w:w="1074" w:type="dxa"/>
+                  <w:tcBorders>
+                    <w:top w:val="nil"/>
+                    <w:left w:val="nil"/>
+                    <w:bottom w:val="nil"/>
+                    <w:right w:val="nil"/>
+                  </w:tcBorders>
+                  <w:shd w:val="clear" w:color="auto" w:fill="FFFFFF"/>
+                </w:tcPr>
+                <w:p>
+                  <w:pPr>
+                    <w:jc w:val="center"/>
+                    <w:rPr>
+                      <w:b w:val="0"/>
+                      <w:color w:val="000000"/>
+                    </w:rPr>
+                  </w:pPr>
+                  <w:r>
+                    <w:rPr>
+                      <w:rFonts w:ascii="SimSun" w:hAnsi="SimSun" w:eastAsia="SimSun"/>
+                      <w:b w:val="0"/>
+                      <w:color w:val="000000"/>
+                      <w:sz w:val="20"/>
+                    </w:rPr>
+                    <w:t>ClassWeight</w:t>
+                  </w:r>
+                </w:p>
+              </w:tc>
+              <w:tc>
+                <w:tcPr>
+                  <w:tcW w:w="1074" w:type="dxa"/>
+                  <w:tcBorders>
+                    <w:top w:val="nil"/>
+                    <w:left w:val="nil"/>
+                    <w:bottom w:val="nil"/>
+                    <w:right w:val="nil"/>
+                  </w:tcBorders>
+                  <w:shd w:val="clear" w:color="auto" w:fill="FFFFFF"/>
+                </w:tcPr>
+                <w:p>
+                  <w:pPr>
+                    <w:jc w:val="center"/>
+                    <w:rPr>
+                      <w:b w:val="0"/>
+                      <w:color w:val="000000"/>
+                    </w:rPr>
+                  </w:pPr>
+                  <w:r>
+                    <w:rPr>
+                      <w:rFonts w:ascii="SimSun" w:hAnsi="SimSun" w:eastAsia="SimSun"/>
+                      <w:b w:val="0"/>
+                      <w:color w:val="000000"/>
+                      <w:sz w:val="20"/>
+                    </w:rPr>
+                    <w:t>0.43</w:t>
+                  </w:r>
+                </w:p>
+              </w:tc>
+              <w:tc>
+                <w:tcPr>
+                  <w:tcW w:w="1074" w:type="dxa"/>
+                  <w:tcBorders>
+                    <w:top w:val="nil"/>
+                    <w:left w:val="nil"/>
+                    <w:bottom w:val="nil"/>
+                    <w:right w:val="nil"/>
+                  </w:tcBorders>
+                  <w:shd w:val="clear" w:color="auto" w:fill="FFFFFF"/>
+                </w:tcPr>
+                <w:p>
+                  <w:pPr>
+                    <w:jc w:val="center"/>
+                    <w:rPr>
+                      <w:b w:val="0"/>
+                      <w:color w:val="000000"/>
+                    </w:rPr>
+                  </w:pPr>
+                  <w:r>
+                    <w:rPr>
+                      <w:rFonts w:ascii="SimSun" w:hAnsi="SimSun" w:eastAsia="SimSun"/>
+                      <w:b w:val="0"/>
+                      <w:color w:val="000000"/>
+                      <w:sz w:val="20"/>
+                    </w:rPr>
+                    <w:t>0.95</w:t>
+                  </w:r>
+                </w:p>
+              </w:tc>
+              <w:tc>
+                <w:tcPr>
+                  <w:tcW w:w="1074" w:type="dxa"/>
+                  <w:tcBorders>
+                    <w:top w:val="nil"/>
+                    <w:left w:val="nil"/>
+                    <w:bottom w:val="nil"/>
+                    <w:right w:val="nil"/>
+                  </w:tcBorders>
+                  <w:shd w:val="clear" w:color="auto" w:fill="FFFFFF"/>
+                </w:tcPr>
+                <w:p>
+                  <w:pPr>
+                    <w:jc w:val="center"/>
+                    <w:rPr>
+                      <w:b w:val="0"/>
+                      <w:color w:val="000000"/>
+                    </w:rPr>
+                  </w:pPr>
+                  <w:r>
+                    <w:rPr>
+                      <w:rFonts w:ascii="SimSun" w:hAnsi="SimSun" w:eastAsia="SimSun"/>
+                      <w:b w:val="0"/>
+                      <w:color w:val="000000"/>
+                      <w:sz w:val="20"/>
+                    </w:rPr>
+                    <w:t>0.59</w:t>
+                  </w:r>
+                </w:p>
+              </w:tc>
+              <w:tc>
+                <w:tcPr>
+                  <w:tcW w:w="1074" w:type="dxa"/>
+                  <w:tcBorders>
+                    <w:top w:val="nil"/>
+                    <w:left w:val="nil"/>
+                    <w:bottom w:val="nil"/>
+                    <w:right w:val="nil"/>
+                  </w:tcBorders>
+                  <w:shd w:val="clear" w:color="auto" w:fill="FFFFFF"/>
+                </w:tcPr>
+                <w:p>
+                  <w:pPr>
+                    <w:jc w:val="center"/>
+                    <w:rPr>
+                      <w:b w:val="0"/>
+                      <w:color w:val="000000"/>
+                    </w:rPr>
+                  </w:pPr>
+                  <w:r>
+                    <w:rPr>
+                      <w:rFonts w:ascii="SimSun" w:hAnsi="SimSun" w:eastAsia="SimSun"/>
+                      <w:b w:val="0"/>
+                      <w:color w:val="000000"/>
+                      <w:sz w:val="20"/>
+                    </w:rPr>
+                    <w:t>85.0%</w:t>
+                  </w:r>
+                </w:p>
+              </w:tc>
+              <w:tc>
+                <w:tcPr>
+                  <w:tcW w:w="1074" w:type="dxa"/>
+                  <w:tcBorders>
+                    <w:top w:val="nil"/>
+                    <w:left w:val="nil"/>
+                    <w:bottom w:val="nil"/>
+                    <w:right w:val="nil"/>
+                  </w:tcBorders>
+                  <w:shd w:val="clear" w:color="auto" w:fill="FFFFFF"/>
+                </w:tcPr>
+                <w:p>
+                  <w:pPr>
+                    <w:jc w:val="center"/>
+                    <w:rPr>
+                      <w:b w:val="0"/>
+                      <w:color w:val="000000"/>
+                    </w:rPr>
+                  </w:pPr>
+                  <w:r>
+                    <w:rPr>
+                      <w:rFonts w:ascii="SimSun" w:hAnsi="SimSun" w:eastAsia="SimSun"/>
+                      <w:b w:val="0"/>
+                      <w:color w:val="000000"/>
+                      <w:sz w:val="20"/>
+                    </w:rPr>
+                    <w:t>0.9503</w:t>
+                  </w:r>
+                </w:p>
+              </w:tc>
+              <w:tc>
+                <w:tcPr>
+                  <w:tcW w:w="1074" w:type="dxa"/>
+                  <w:tcBorders>
+                    <w:top w:val="nil"/>
+                    <w:left w:val="nil"/>
+                    <w:bottom w:val="nil"/>
+                    <w:right w:val="nil"/>
+                  </w:tcBorders>
+                  <w:shd w:val="clear" w:color="auto" w:fill="FFFFFF"/>
+                </w:tcPr>
+                <w:p>
+                  <w:pPr>
+                    <w:jc w:val="center"/>
+                    <w:rPr>
+                      <w:b w:val="0"/>
+                      <w:color w:val="000000"/>
+                    </w:rPr>
+                  </w:pPr>
+                  <w:r>
+                    <w:rPr>
+                      <w:rFonts w:ascii="SimSun" w:hAnsi="SimSun" w:eastAsia="SimSun"/>
+                      <w:b w:val="0"/>
+                      <w:color w:val="000000"/>
+                      <w:sz w:val="20"/>
+                    </w:rPr>
+                    <w:t>6142/1168/50/878</w:t>
+                  </w:r>
+                </w:p>
+              </w:tc>
+              <w:tc>
+                <w:tcPr>
+                  <w:tcW w:w="1074" w:type="dxa"/>
+                  <w:tcBorders>
+                    <w:top w:val="nil"/>
+                    <w:left w:val="nil"/>
+                    <w:bottom w:val="nil"/>
+                    <w:right w:val="nil"/>
+                  </w:tcBorders>
+                  <w:shd w:val="clear" w:color="auto" w:fill="FFFFFF"/>
+                </w:tcPr>
+                <w:p>
+                  <w:pPr>
+                    <w:jc w:val="center"/>
+                    <w:rPr>
+                      <w:b w:val="0"/>
+                      <w:color w:val="000000"/>
+                    </w:rPr>
+                  </w:pPr>
+                  <w:r>
+                    <w:rPr>
+                      <w:rFonts w:ascii="SimSun" w:hAnsi="SimSun" w:eastAsia="SimSun"/>
+                      <w:b w:val="0"/>
+                      <w:color w:val="000000"/>
+                      <w:sz w:val="20"/>
+                    </w:rPr>
+                    <w:t>108</w:t>
+                  </w:r>
+                </w:p>
+              </w:tc>
+            </w:tr>
+            <w:tr>
+              <w:tblPrEx>
+                <w:tblCellMar>
+                  <w:top w:w="0" w:type="dxa"/>
+                  <w:left w:w="10" w:type="dxa"/>
+                  <w:bottom w:w="0" w:type="dxa"/>
+                  <w:right w:w="10" w:type="dxa"/>
+                </w:tblCellMar>
+              </w:tblPrEx>
+              <w:tc>
+                <w:tcPr>
+                  <w:tcW w:w="8592" w:type="dxa"/>
+                  <w:gridSpan w:val="8"/>
+                  <w:tcBorders>
+                    <w:top w:val="nil"/>
+                    <w:left w:val="nil"/>
+                    <w:bottom w:val="single" w:color="000000" w:sz="12" w:space="0"/>
+                    <w:right w:val="nil"/>
+                  </w:tcBorders>
+                  <w:shd w:val="clear" w:color="auto" w:fill="FFFFFF"/>
+                </w:tcPr>
+                <w:p>
+                  <w:pPr>
+                    <w:rPr>
+                      <w:rFonts w:ascii="SimSun" w:hAnsi="SimSun" w:eastAsia="SimSun"/>
+                      <w:b w:val="0"/>
+                      <w:color w:val="000000"/>
+                      <w:sz w:val="18"/>
+                    </w:rPr>
+                  </w:pPr>
+                  <w:r>
+                    <w:rPr>
+                      <w:rFonts w:ascii="SimSun" w:hAnsi="SimSun" w:eastAsia="SimSun"/>
+                      <w:b w:val="0"/>
+                      <w:color w:val="000000"/>
+                      <w:sz w:val="18"/>
+                    </w:rPr>
+                    <w:t>注：Yes类=已订阅正样本，测试集中support=928；非零系数数量反映L1正则的稀疏程度</w:t>
+                  </w:r>
+                </w:p>
+                <w:p>
+                  <w:pPr>
+                    <w:rPr>
+                      <w:b w:val="0"/>
+                      <w:color w:val="000000"/>
+                    </w:rPr>
+                  </w:pPr>
+                  <w:r>
+                    <w:rPr>
+                      <w:rFonts w:ascii="SimSun" w:hAnsi="SimSun" w:eastAsia="SimSun"/>
+                      <w:b w:val="0"/>
+                      <w:color w:val="000000"/>
+                      <w:sz w:val="18"/>
+                    </w:rPr>
+                    <w:t>（178总特征中的有效特征数）。</w:t>
+                  </w:r>
+                </w:p>
+              </w:tc>
+            </w:tr>
+          </w:tbl>
           <w:tbl>
             <w:tblPr>
               <w:tblW w:type="auto" w:w="0"/>
               <w:tblLook w:firstColumn="1" w:firstRow="1" w:lastColumn="0" w:lastRow="0" w:noHBand="0" w:noVBand="1" w:val="04A0"/>
             </w:tblPr>
             <w:tblGrid>
-              <w:gridCol w:w="1227"/>
-              <w:gridCol w:w="1227"/>
-              <w:gridCol w:w="1227"/>
-              <w:gridCol w:w="1227"/>
-              <w:gridCol w:w="1227"/>
-              <w:gridCol w:w="1227"/>
-              <w:gridCol w:w="1227"/>
+              <w:gridCol w:w="1432"/>
+              <w:gridCol w:w="1432"/>
+              <w:gridCol w:w="1432"/>
+              <w:gridCol w:w="1432"/>
+              <w:gridCol w:w="1432"/>
+              <w:gridCol w:w="1432"/>
             </w:tblGrid>
             <w:tr>
               <w:tc>
                 <w:tcPr>
-                  <w:tcW w:type="dxa" w:w="1227"/>
+                  <w:tcW w:type="dxa" w:w="1432"/>
                 </w:tcPr>
                 <w:p>
                   <w:pPr>
@@ -3170,7 +5217,7 @@
               </w:tc>
               <w:tc>
                 <w:tcPr>
-                  <w:tcW w:type="dxa" w:w="1227"/>
+                  <w:tcW w:type="dxa" w:w="1432"/>
                 </w:tcPr>
                 <w:p>
                   <w:pPr>
@@ -3183,13 +5230,13 @@
                       <w:b/>
                       <w:sz w:val="20"/>
                     </w:rPr>
-                    <w:t>核心改进</w:t>
-                  </w:r>
-                </w:p>
-              </w:tc>
-              <w:tc>
-                <w:tcPr>
-                  <w:tcW w:type="dxa" w:w="1227"/>
+                    <w:t>核心改进内容</w:t>
+                  </w:r>
+                </w:p>
+              </w:tc>
+              <w:tc>
+                <w:tcPr>
+                  <w:tcW w:type="dxa" w:w="1432"/>
                 </w:tcPr>
                 <w:p>
                   <w:pPr>
@@ -3208,7 +5255,7 @@
               </w:tc>
               <w:tc>
                 <w:tcPr>
-                  <w:tcW w:type="dxa" w:w="1227"/>
+                  <w:tcW w:type="dxa" w:w="1432"/>
                 </w:tcPr>
                 <w:p>
                   <w:pPr>
@@ -3227,7 +5274,7 @@
               </w:tc>
               <w:tc>
                 <w:tcPr>
-                  <w:tcW w:type="dxa" w:w="1227"/>
+                  <w:tcW w:type="dxa" w:w="1432"/>
                 </w:tcPr>
                 <w:p>
                   <w:pPr>
@@ -3246,7 +5293,7 @@
               </w:tc>
               <w:tc>
                 <w:tcPr>
-                  <w:tcW w:type="dxa" w:w="1227"/>
+                  <w:tcW w:type="dxa" w:w="1432"/>
                 </w:tcPr>
                 <w:p>
                   <w:pPr>
@@ -3260,25 +5307,6 @@
                       <w:sz w:val="20"/>
                     </w:rPr>
                     <w:t>CW-AUC</w:t>
-                  </w:r>
-                </w:p>
-              </w:tc>
-              <w:tc>
-                <w:tcPr>
-                  <w:tcW w:type="dxa" w:w="1227"/>
-                </w:tcPr>
-                <w:p>
-                  <w:pPr>
-                    <w:jc w:val="center"/>
-                  </w:pPr>
-                  <w:r>
-                    <w:rPr>
-                      <w:rFonts w:eastAsia="宋体"/>
-                      <w:rFonts w:ascii="宋体" w:hAnsi="宋体"/>
-                      <w:b/>
-                      <w:sz w:val="20"/>
-                    </w:rPr>
-                    <w:t>AUC提升</w:t>
                   </w:r>
                 </w:p>
               </w:tc>
@@ -3286,7 +5314,7 @@
             <w:tr>
               <w:tc>
                 <w:tcPr>
-                  <w:tcW w:type="dxa" w:w="1227"/>
+                  <w:tcW w:type="dxa" w:w="1432"/>
                 </w:tcPr>
                 <w:p>
                   <w:pPr>
@@ -3305,26 +5333,26 @@
               </w:tc>
               <w:tc>
                 <w:tcPr>
-                  <w:tcW w:type="dxa" w:w="1227"/>
-                </w:tcPr>
-                <w:p>
-                  <w:pPr>
-                    <w:jc w:val="center"/>
-                  </w:pPr>
-                  <w:r>
-                    <w:rPr>
-                      <w:rFonts w:eastAsia="宋体"/>
-                      <w:rFonts w:ascii="宋体" w:hAnsi="宋体"/>
-                      <w:b w:val="0"/>
-                      <w:sz w:val="20"/>
-                    </w:rPr>
-                    <w:t>OHE + StandardScaler，无衍生特征</w:t>
-                  </w:r>
-                </w:p>
-              </w:tc>
-              <w:tc>
-                <w:tcPr>
-                  <w:tcW w:type="dxa" w:w="1227"/>
+                  <w:tcW w:type="dxa" w:w="1432"/>
+                </w:tcPr>
+                <w:p>
+                  <w:pPr>
+                    <w:jc w:val="center"/>
+                  </w:pPr>
+                  <w:r>
+                    <w:rPr>
+                      <w:rFonts w:eastAsia="宋体"/>
+                      <w:rFonts w:ascii="宋体" w:hAnsi="宋体"/>
+                      <w:b w:val="0"/>
+                      <w:sz w:val="20"/>
+                    </w:rPr>
+                    <w:t>OHE+StandardScaler，无衍生特征</w:t>
+                  </w:r>
+                </w:p>
+              </w:tc>
+              <w:tc>
+                <w:tcPr>
+                  <w:tcW w:type="dxa" w:w="1432"/>
                 </w:tcPr>
                 <w:p>
                   <w:pPr>
@@ -3343,77 +5371,58 @@
               </w:tc>
               <w:tc>
                 <w:tcPr>
-                  <w:tcW w:type="dxa" w:w="1227"/>
-                </w:tcPr>
-                <w:p>
-                  <w:pPr>
-                    <w:jc w:val="center"/>
-                  </w:pPr>
-                  <w:r>
-                    <w:rPr>
-                      <w:rFonts w:eastAsia="宋体"/>
-                      <w:rFonts w:ascii="宋体" w:hAnsi="宋体"/>
-                      <w:b w:val="0"/>
-                      <w:sz w:val="20"/>
-                    </w:rPr>
-                    <w:t>0.9435</w:t>
-                  </w:r>
-                </w:p>
-              </w:tc>
-              <w:tc>
-                <w:tcPr>
-                  <w:tcW w:type="dxa" w:w="1227"/>
-                </w:tcPr>
-                <w:p>
-                  <w:pPr>
-                    <w:jc w:val="center"/>
-                  </w:pPr>
-                  <w:r>
-                    <w:rPr>
-                      <w:rFonts w:eastAsia="宋体"/>
-                      <w:rFonts w:ascii="宋体" w:hAnsi="宋体"/>
-                      <w:b w:val="0"/>
-                      <w:sz w:val="20"/>
-                    </w:rPr>
-                    <w:t>0.9418</w:t>
-                  </w:r>
-                </w:p>
-              </w:tc>
-              <w:tc>
-                <w:tcPr>
-                  <w:tcW w:type="dxa" w:w="1227"/>
-                </w:tcPr>
-                <w:p>
-                  <w:pPr>
-                    <w:jc w:val="center"/>
-                  </w:pPr>
-                  <w:r>
-                    <w:rPr>
-                      <w:rFonts w:eastAsia="宋体"/>
-                      <w:rFonts w:ascii="宋体" w:hAnsi="宋体"/>
-                      <w:b w:val="0"/>
-                      <w:sz w:val="20"/>
-                    </w:rPr>
-                    <w:t>0.9440</w:t>
-                  </w:r>
-                </w:p>
-              </w:tc>
-              <w:tc>
-                <w:tcPr>
-                  <w:tcW w:type="dxa" w:w="1227"/>
-                </w:tcPr>
-                <w:p>
-                  <w:pPr>
-                    <w:jc w:val="center"/>
-                  </w:pPr>
-                  <w:r>
-                    <w:rPr>
-                      <w:rFonts w:eastAsia="宋体"/>
-                      <w:rFonts w:ascii="宋体" w:hAnsi="宋体"/>
-                      <w:b w:val="0"/>
-                      <w:sz w:val="20"/>
-                    </w:rPr>
-                    <w:t>基准</w:t>
+                  <w:tcW w:type="dxa" w:w="1432"/>
+                </w:tcPr>
+                <w:p>
+                  <w:pPr>
+                    <w:jc w:val="center"/>
+                  </w:pPr>
+                  <w:r>
+                    <w:rPr>
+                      <w:rFonts w:eastAsia="宋体"/>
+                      <w:rFonts w:ascii="宋体" w:hAnsi="宋体"/>
+                      <w:b w:val="0"/>
+                      <w:sz w:val="20"/>
+                    </w:rPr>
+                    <w:t>0.9436</w:t>
+                  </w:r>
+                </w:p>
+              </w:tc>
+              <w:tc>
+                <w:tcPr>
+                  <w:tcW w:type="dxa" w:w="1432"/>
+                </w:tcPr>
+                <w:p>
+                  <w:pPr>
+                    <w:jc w:val="center"/>
+                  </w:pPr>
+                  <w:r>
+                    <w:rPr>
+                      <w:rFonts w:eastAsia="宋体"/>
+                      <w:rFonts w:ascii="宋体" w:hAnsi="宋体"/>
+                      <w:b w:val="0"/>
+                      <w:sz w:val="20"/>
+                    </w:rPr>
+                    <w:t>0.9438</w:t>
+                  </w:r>
+                </w:p>
+              </w:tc>
+              <w:tc>
+                <w:tcPr>
+                  <w:tcW w:type="dxa" w:w="1432"/>
+                </w:tcPr>
+                <w:p>
+                  <w:pPr>
+                    <w:jc w:val="center"/>
+                  </w:pPr>
+                  <w:r>
+                    <w:rPr>
+                      <w:rFonts w:eastAsia="宋体"/>
+                      <w:rFonts w:ascii="宋体" w:hAnsi="宋体"/>
+                      <w:b w:val="0"/>
+                      <w:sz w:val="20"/>
+                    </w:rPr>
+                    <w:t>0.9442</w:t>
                   </w:r>
                 </w:p>
               </w:tc>
@@ -3421,7 +5430,7 @@
             <w:tr>
               <w:tc>
                 <w:tcPr>
-                  <w:tcW w:type="dxa" w:w="1227"/>
+                  <w:tcW w:type="dxa" w:w="1432"/>
                 </w:tcPr>
                 <w:p>
                   <w:pPr>
@@ -3440,117 +5449,96 @@
               </w:tc>
               <w:tc>
                 <w:tcPr>
-                  <w:tcW w:type="dxa" w:w="1227"/>
-                </w:tcPr>
-                <w:p>
-                  <w:pPr>
-                    <w:jc w:val="center"/>
-                  </w:pPr>
-                  <w:r>
-                    <w:rPr>
-                      <w:rFonts w:eastAsia="宋体"/>
-                      <w:rFonts w:ascii="宋体" w:hAnsi="宋体"/>
-                      <w:b w:val="0"/>
-                      <w:sz w:val="20"/>
-                    </w:rPr>
-                    <w:t>+pdays_contacted, +duration_log</w:t>
-                    <w:br/>
-                    <w:t>+econ_pressure, +prev_success</w:t>
-                  </w:r>
-                </w:p>
-              </w:tc>
-              <w:tc>
-                <w:tcPr>
-                  <w:tcW w:type="dxa" w:w="1227"/>
-                </w:tcPr>
-                <w:p>
-                  <w:pPr>
-                    <w:jc w:val="center"/>
-                  </w:pPr>
-                  <w:r>
-                    <w:rPr>
-                      <w:rFonts w:eastAsia="宋体"/>
-                      <w:rFonts w:ascii="宋体" w:hAnsi="宋体"/>
-                      <w:b w:val="0"/>
-                      <w:sz w:val="20"/>
-                    </w:rPr>
-                    <w:t>62</w:t>
-                  </w:r>
-                </w:p>
-              </w:tc>
-              <w:tc>
-                <w:tcPr>
-                  <w:tcW w:type="dxa" w:w="1227"/>
-                </w:tcPr>
-                <w:p>
-                  <w:pPr>
-                    <w:jc w:val="center"/>
-                  </w:pPr>
-                  <w:r>
-                    <w:rPr>
-                      <w:rFonts w:eastAsia="宋体"/>
-                      <w:rFonts w:ascii="宋体" w:hAnsi="宋体"/>
-                      <w:b w:val="0"/>
-                      <w:sz w:val="20"/>
-                    </w:rPr>
-                    <w:t>0.9478</w:t>
-                  </w:r>
-                </w:p>
-              </w:tc>
-              <w:tc>
-                <w:tcPr>
-                  <w:tcW w:type="dxa" w:w="1227"/>
-                </w:tcPr>
-                <w:p>
-                  <w:pPr>
-                    <w:jc w:val="center"/>
-                  </w:pPr>
-                  <w:r>
-                    <w:rPr>
-                      <w:rFonts w:eastAsia="宋体"/>
-                      <w:rFonts w:ascii="宋体" w:hAnsi="宋体"/>
-                      <w:b w:val="0"/>
-                      <w:sz w:val="20"/>
-                    </w:rPr>
-                    <w:t>0.9470</w:t>
-                  </w:r>
-                </w:p>
-              </w:tc>
-              <w:tc>
-                <w:tcPr>
-                  <w:tcW w:type="dxa" w:w="1227"/>
-                </w:tcPr>
-                <w:p>
-                  <w:pPr>
-                    <w:jc w:val="center"/>
-                  </w:pPr>
-                  <w:r>
-                    <w:rPr>
-                      <w:rFonts w:eastAsia="宋体"/>
-                      <w:rFonts w:ascii="宋体" w:hAnsi="宋体"/>
-                      <w:b w:val="0"/>
-                      <w:sz w:val="20"/>
-                    </w:rPr>
-                    <w:t>0.9478</w:t>
-                  </w:r>
-                </w:p>
-              </w:tc>
-              <w:tc>
-                <w:tcPr>
-                  <w:tcW w:type="dxa" w:w="1227"/>
-                </w:tcPr>
-                <w:p>
-                  <w:pPr>
-                    <w:jc w:val="center"/>
-                  </w:pPr>
-                  <w:r>
-                    <w:rPr>
-                      <w:rFonts w:eastAsia="宋体"/>
-                      <w:rFonts w:ascii="宋体" w:hAnsi="宋体"/>
-                      <w:b w:val="0"/>
-                      <w:sz w:val="20"/>
-                    </w:rPr>
-                    <w:t>+0.0038</w:t>
+                  <w:tcW w:type="dxa" w:w="1432"/>
+                </w:tcPr>
+                <w:p>
+                  <w:pPr>
+                    <w:jc w:val="center"/>
+                  </w:pPr>
+                  <w:r>
+                    <w:rPr>
+                      <w:rFonts w:eastAsia="宋体"/>
+                      <w:rFonts w:ascii="宋体" w:hAnsi="宋体"/>
+                      <w:b w:val="0"/>
+                      <w:sz w:val="20"/>
+                    </w:rPr>
+                    <w:t>+previously_contacted, +log_duration, pdays修正</w:t>
+                  </w:r>
+                </w:p>
+              </w:tc>
+              <w:tc>
+                <w:tcPr>
+                  <w:tcW w:type="dxa" w:w="1432"/>
+                </w:tcPr>
+                <w:p>
+                  <w:pPr>
+                    <w:jc w:val="center"/>
+                  </w:pPr>
+                  <w:r>
+                    <w:rPr>
+                      <w:rFonts w:eastAsia="宋体"/>
+                      <w:rFonts w:ascii="宋体" w:hAnsi="宋体"/>
+                      <w:b w:val="0"/>
+                      <w:sz w:val="20"/>
+                    </w:rPr>
+                    <w:t>60</w:t>
+                  </w:r>
+                </w:p>
+              </w:tc>
+              <w:tc>
+                <w:tcPr>
+                  <w:tcW w:type="dxa" w:w="1432"/>
+                </w:tcPr>
+                <w:p>
+                  <w:pPr>
+                    <w:jc w:val="center"/>
+                  </w:pPr>
+                  <w:r>
+                    <w:rPr>
+                      <w:rFonts w:eastAsia="宋体"/>
+                      <w:rFonts w:ascii="宋体" w:hAnsi="宋体"/>
+                      <w:b w:val="0"/>
+                      <w:sz w:val="20"/>
+                    </w:rPr>
+                    <w:t>0.9443</w:t>
+                  </w:r>
+                </w:p>
+              </w:tc>
+              <w:tc>
+                <w:tcPr>
+                  <w:tcW w:type="dxa" w:w="1432"/>
+                </w:tcPr>
+                <w:p>
+                  <w:pPr>
+                    <w:jc w:val="center"/>
+                  </w:pPr>
+                  <w:r>
+                    <w:rPr>
+                      <w:rFonts w:eastAsia="宋体"/>
+                      <w:rFonts w:ascii="宋体" w:hAnsi="宋体"/>
+                      <w:b w:val="0"/>
+                      <w:sz w:val="20"/>
+                    </w:rPr>
+                    <w:t>0.9449</w:t>
+                  </w:r>
+                </w:p>
+              </w:tc>
+              <w:tc>
+                <w:tcPr>
+                  <w:tcW w:type="dxa" w:w="1432"/>
+                </w:tcPr>
+                <w:p>
+                  <w:pPr>
+                    <w:jc w:val="center"/>
+                  </w:pPr>
+                  <w:r>
+                    <w:rPr>
+                      <w:rFonts w:eastAsia="宋体"/>
+                      <w:rFonts w:ascii="宋体" w:hAnsi="宋体"/>
+                      <w:b w:val="0"/>
+                      <w:sz w:val="20"/>
+                    </w:rPr>
+                    <w:t>0.9446</w:t>
                   </w:r>
                 </w:p>
               </w:tc>
@@ -3558,136 +5546,115 @@
             <w:tr>
               <w:tc>
                 <w:tcPr>
-                  <w:tcW w:type="dxa" w:w="1227"/>
-                </w:tcPr>
-                <w:p>
-                  <w:pPr>
-                    <w:jc w:val="center"/>
-                  </w:pPr>
-                  <w:r>
-                    <w:rPr>
-                      <w:rFonts w:eastAsia="宋体"/>
-                      <w:rFonts w:ascii="宋体" w:hAnsi="宋体"/>
-                      <w:b w:val="0"/>
-                      <w:sz w:val="20"/>
-                    </w:rPr>
-                    <w:t>迭代3（QT+小多项式）</w:t>
-                  </w:r>
-                </w:p>
-              </w:tc>
-              <w:tc>
-                <w:tcPr>
-                  <w:tcW w:type="dxa" w:w="1227"/>
-                </w:tcPr>
-                <w:p>
-                  <w:pPr>
-                    <w:jc w:val="center"/>
-                  </w:pPr>
-                  <w:r>
-                    <w:rPr>
-                      <w:rFonts w:eastAsia="宋体"/>
-                      <w:rFonts w:ascii="宋体" w:hAnsi="宋体"/>
-                      <w:b w:val="0"/>
-                      <w:sz w:val="20"/>
-                    </w:rPr>
-                    <w:t>StandardScaler→QuantileTransformer</w:t>
-                    <w:br/>
-                    <w:t>+degree-2 on 5核心特征</w:t>
-                  </w:r>
-                </w:p>
-              </w:tc>
-              <w:tc>
-                <w:tcPr>
-                  <w:tcW w:type="dxa" w:w="1227"/>
-                </w:tcPr>
-                <w:p>
-                  <w:pPr>
-                    <w:jc w:val="center"/>
-                  </w:pPr>
-                  <w:r>
-                    <w:rPr>
-                      <w:rFonts w:eastAsia="宋体"/>
-                      <w:rFonts w:ascii="宋体" w:hAnsi="宋体"/>
-                      <w:b w:val="0"/>
-                      <w:sz w:val="20"/>
-                    </w:rPr>
-                    <w:t>75</w:t>
-                  </w:r>
-                </w:p>
-              </w:tc>
-              <w:tc>
-                <w:tcPr>
-                  <w:tcW w:type="dxa" w:w="1227"/>
-                </w:tcPr>
-                <w:p>
-                  <w:pPr>
-                    <w:jc w:val="center"/>
-                  </w:pPr>
-                  <w:r>
-                    <w:rPr>
-                      <w:rFonts w:eastAsia="宋体"/>
-                      <w:rFonts w:ascii="宋体" w:hAnsi="宋体"/>
-                      <w:b w:val="0"/>
-                      <w:sz w:val="20"/>
-                    </w:rPr>
-                    <w:t>0.9507</w:t>
-                  </w:r>
-                </w:p>
-              </w:tc>
-              <w:tc>
-                <w:tcPr>
-                  <w:tcW w:type="dxa" w:w="1227"/>
-                </w:tcPr>
-                <w:p>
-                  <w:pPr>
-                    <w:jc w:val="center"/>
-                  </w:pPr>
-                  <w:r>
-                    <w:rPr>
-                      <w:rFonts w:eastAsia="宋体"/>
-                      <w:rFonts w:ascii="宋体" w:hAnsi="宋体"/>
-                      <w:b w:val="0"/>
-                      <w:sz w:val="20"/>
-                    </w:rPr>
-                    <w:t>0.9487</w:t>
-                  </w:r>
-                </w:p>
-              </w:tc>
-              <w:tc>
-                <w:tcPr>
-                  <w:tcW w:type="dxa" w:w="1227"/>
-                </w:tcPr>
-                <w:p>
-                  <w:pPr>
-                    <w:jc w:val="center"/>
-                  </w:pPr>
-                  <w:r>
-                    <w:rPr>
-                      <w:rFonts w:eastAsia="宋体"/>
-                      <w:rFonts w:ascii="宋体" w:hAnsi="宋体"/>
-                      <w:b w:val="0"/>
-                      <w:sz w:val="20"/>
-                    </w:rPr>
-                    <w:t>0.9509</w:t>
-                  </w:r>
-                </w:p>
-              </w:tc>
-              <w:tc>
-                <w:tcPr>
-                  <w:tcW w:type="dxa" w:w="1227"/>
-                </w:tcPr>
-                <w:p>
-                  <w:pPr>
-                    <w:jc w:val="center"/>
-                  </w:pPr>
-                  <w:r>
-                    <w:rPr>
-                      <w:rFonts w:eastAsia="宋体"/>
-                      <w:rFonts w:ascii="宋体" w:hAnsi="宋体"/>
-                      <w:b w:val="0"/>
-                      <w:sz w:val="20"/>
-                    </w:rPr>
-                    <w:t>+0.0031</w:t>
+                  <w:tcW w:type="dxa" w:w="1432"/>
+                </w:tcPr>
+                <w:p>
+                  <w:pPr>
+                    <w:jc w:val="center"/>
+                  </w:pPr>
+                  <w:r>
+                    <w:rPr>
+                      <w:rFonts w:eastAsia="宋体"/>
+                      <w:rFonts w:ascii="宋体" w:hAnsi="宋体"/>
+                      <w:b w:val="0"/>
+                      <w:sz w:val="20"/>
+                    </w:rPr>
+                    <w:t>迭代3（最终版）</w:t>
+                  </w:r>
+                </w:p>
+              </w:tc>
+              <w:tc>
+                <w:tcPr>
+                  <w:tcW w:type="dxa" w:w="1432"/>
+                </w:tcPr>
+                <w:p>
+                  <w:pPr>
+                    <w:jc w:val="center"/>
+                  </w:pPr>
+                  <w:r>
+                    <w:rPr>
+                      <w:rFonts w:eastAsia="宋体"/>
+                      <w:rFonts w:ascii="宋体" w:hAnsi="宋体"/>
+                      <w:b w:val="0"/>
+                      <w:sz w:val="20"/>
+                    </w:rPr>
+                    <w:t>+精选15列二阶交互项，L1自动特征选择</w:t>
+                  </w:r>
+                </w:p>
+              </w:tc>
+              <w:tc>
+                <w:tcPr>
+                  <w:tcW w:type="dxa" w:w="1432"/>
+                </w:tcPr>
+                <w:p>
+                  <w:pPr>
+                    <w:jc w:val="center"/>
+                  </w:pPr>
+                  <w:r>
+                    <w:rPr>
+                      <w:rFonts w:eastAsia="宋体"/>
+                      <w:rFonts w:ascii="宋体" w:hAnsi="宋体"/>
+                      <w:b w:val="0"/>
+                      <w:sz w:val="20"/>
+                    </w:rPr>
+                    <w:t>178</w:t>
+                  </w:r>
+                </w:p>
+              </w:tc>
+              <w:tc>
+                <w:tcPr>
+                  <w:tcW w:type="dxa" w:w="1432"/>
+                </w:tcPr>
+                <w:p>
+                  <w:pPr>
+                    <w:jc w:val="center"/>
+                  </w:pPr>
+                  <w:r>
+                    <w:rPr>
+                      <w:rFonts w:eastAsia="宋体"/>
+                      <w:rFonts w:ascii="宋体" w:hAnsi="宋体"/>
+                      <w:b w:val="0"/>
+                      <w:sz w:val="20"/>
+                    </w:rPr>
+                    <w:t>0.9499</w:t>
+                  </w:r>
+                </w:p>
+              </w:tc>
+              <w:tc>
+                <w:tcPr>
+                  <w:tcW w:type="dxa" w:w="1432"/>
+                </w:tcPr>
+                <w:p>
+                  <w:pPr>
+                    <w:jc w:val="center"/>
+                  </w:pPr>
+                  <w:r>
+                    <w:rPr>
+                      <w:rFonts w:eastAsia="宋体"/>
+                      <w:rFonts w:ascii="宋体" w:hAnsi="宋体"/>
+                      <w:b w:val="0"/>
+                      <w:sz w:val="20"/>
+                    </w:rPr>
+                    <w:t>0.9488</w:t>
+                  </w:r>
+                </w:p>
+              </w:tc>
+              <w:tc>
+                <w:tcPr>
+                  <w:tcW w:type="dxa" w:w="1432"/>
+                </w:tcPr>
+                <w:p>
+                  <w:pPr>
+                    <w:jc w:val="center"/>
+                  </w:pPr>
+                  <w:r>
+                    <w:rPr>
+                      <w:rFonts w:eastAsia="宋体"/>
+                      <w:rFonts w:ascii="宋体" w:hAnsi="宋体"/>
+                      <w:b w:val="0"/>
+                      <w:sz w:val="20"/>
+                    </w:rPr>
+                    <w:t>0.9503</w:t>
                   </w:r>
                 </w:p>
               </w:tc>
@@ -3695,136 +5662,115 @@
             <w:tr>
               <w:tc>
                 <w:tcPr>
-                  <w:tcW w:type="dxa" w:w="1227"/>
-                </w:tcPr>
-                <w:p>
-                  <w:pPr>
-                    <w:jc w:val="center"/>
-                  </w:pPr>
-                  <w:r>
-                    <w:rPr>
-                      <w:rFonts w:eastAsia="宋体"/>
-                      <w:rFonts w:ascii="宋体" w:hAnsi="宋体"/>
-                      <w:b w:val="0"/>
-                      <w:sz w:val="20"/>
-                    </w:rPr>
-                    <w:t>迭代4（最终版）</w:t>
-                  </w:r>
-                </w:p>
-              </w:tc>
-              <w:tc>
-                <w:tcPr>
-                  <w:tcW w:type="dxa" w:w="1227"/>
-                </w:tcPr>
-                <w:p>
-                  <w:pPr>
-                    <w:jc w:val="center"/>
-                  </w:pPr>
-                  <w:r>
-                    <w:rPr>
-                      <w:rFonts w:eastAsia="宋体"/>
-                      <w:rFonts w:ascii="宋体" w:hAnsi="宋体"/>
-                      <w:b w:val="0"/>
-                      <w:sz w:val="20"/>
-                    </w:rPr>
-                    <w:t>+degree-2 on 29列（含关键OHE）</w:t>
-                    <w:br/>
-                    <w:t>L1自动稀疏特征选择</w:t>
-                  </w:r>
-                </w:p>
-              </w:tc>
-              <w:tc>
-                <w:tcPr>
-                  <w:tcW w:type="dxa" w:w="1227"/>
-                </w:tcPr>
-                <w:p>
-                  <w:pPr>
-                    <w:jc w:val="center"/>
-                  </w:pPr>
-                  <w:r>
-                    <w:rPr>
-                      <w:rFonts w:eastAsia="宋体"/>
-                      <w:rFonts w:ascii="宋体" w:hAnsi="宋体"/>
-                      <w:b w:val="0"/>
-                      <w:sz w:val="20"/>
-                    </w:rPr>
-                    <w:t>495</w:t>
-                  </w:r>
-                </w:p>
-              </w:tc>
-              <w:tc>
-                <w:tcPr>
-                  <w:tcW w:type="dxa" w:w="1227"/>
-                </w:tcPr>
-                <w:p>
-                  <w:pPr>
-                    <w:jc w:val="center"/>
-                  </w:pPr>
-                  <w:r>
-                    <w:rPr>
-                      <w:rFonts w:eastAsia="宋体"/>
-                      <w:rFonts w:ascii="宋体" w:hAnsi="宋体"/>
-                      <w:b w:val="0"/>
-                      <w:sz w:val="20"/>
-                    </w:rPr>
-                    <w:t>0.9500</w:t>
-                  </w:r>
-                </w:p>
-              </w:tc>
-              <w:tc>
-                <w:tcPr>
-                  <w:tcW w:type="dxa" w:w="1227"/>
-                </w:tcPr>
-                <w:p>
-                  <w:pPr>
-                    <w:jc w:val="center"/>
-                  </w:pPr>
-                  <w:r>
-                    <w:rPr>
-                      <w:rFonts w:eastAsia="宋体"/>
-                      <w:rFonts w:ascii="宋体" w:hAnsi="宋体"/>
-                      <w:b w:val="0"/>
-                      <w:sz w:val="20"/>
-                    </w:rPr>
-                    <w:t>0.9502</w:t>
-                  </w:r>
-                </w:p>
-              </w:tc>
-              <w:tc>
-                <w:tcPr>
-                  <w:tcW w:type="dxa" w:w="1227"/>
-                </w:tcPr>
-                <w:p>
-                  <w:pPr>
-                    <w:jc w:val="center"/>
-                  </w:pPr>
-                  <w:r>
-                    <w:rPr>
-                      <w:rFonts w:eastAsia="宋体"/>
-                      <w:rFonts w:ascii="宋体" w:hAnsi="宋体"/>
-                      <w:b w:val="0"/>
-                      <w:sz w:val="20"/>
-                    </w:rPr>
-                    <w:t>0.9520</w:t>
-                  </w:r>
-                </w:p>
-              </w:tc>
-              <w:tc>
-                <w:tcPr>
-                  <w:tcW w:type="dxa" w:w="1227"/>
-                </w:tcPr>
-                <w:p>
-                  <w:pPr>
-                    <w:jc w:val="center"/>
-                  </w:pPr>
-                  <w:r>
-                    <w:rPr>
-                      <w:rFonts w:eastAsia="宋体"/>
-                      <w:rFonts w:ascii="宋体" w:hAnsi="宋体"/>
-                      <w:b w:val="0"/>
-                      <w:sz w:val="20"/>
-                    </w:rPr>
-                    <w:t>+0.0011</w:t>
+                  <w:tcW w:type="dxa" w:w="1432"/>
+                </w:tcPr>
+                <w:p>
+                  <w:pPr>
+                    <w:jc w:val="center"/>
+                  </w:pPr>
+                  <w:r>
+                    <w:rPr>
+                      <w:rFonts w:eastAsia="宋体"/>
+                      <w:rFonts w:ascii="宋体" w:hAnsi="宋体"/>
+                      <w:b w:val="0"/>
+                      <w:sz w:val="20"/>
+                    </w:rPr>
+                    <w:t>全量多项式（参考）</w:t>
+                  </w:r>
+                </w:p>
+              </w:tc>
+              <w:tc>
+                <w:tcPr>
+                  <w:tcW w:type="dxa" w:w="1432"/>
+                </w:tcPr>
+                <w:p>
+                  <w:pPr>
+                    <w:jc w:val="center"/>
+                  </w:pPr>
+                  <w:r>
+                    <w:rPr>
+                      <w:rFonts w:eastAsia="宋体"/>
+                      <w:rFonts w:ascii="宋体" w:hAnsi="宋体"/>
+                      <w:b w:val="0"/>
+                      <w:sz w:val="20"/>
+                    </w:rPr>
+                    <w:t>全量58列二阶交互（仅CW，SMOTE内存溢出）</w:t>
+                  </w:r>
+                </w:p>
+              </w:tc>
+              <w:tc>
+                <w:tcPr>
+                  <w:tcW w:type="dxa" w:w="1432"/>
+                </w:tcPr>
+                <w:p>
+                  <w:pPr>
+                    <w:jc w:val="center"/>
+                  </w:pPr>
+                  <w:r>
+                    <w:rPr>
+                      <w:rFonts w:eastAsia="宋体"/>
+                      <w:rFonts w:ascii="宋体" w:hAnsi="宋体"/>
+                      <w:b w:val="0"/>
+                      <w:sz w:val="20"/>
+                    </w:rPr>
+                    <w:t>1711</w:t>
+                  </w:r>
+                </w:p>
+              </w:tc>
+              <w:tc>
+                <w:tcPr>
+                  <w:tcW w:type="dxa" w:w="1432"/>
+                </w:tcPr>
+                <w:p>
+                  <w:pPr>
+                    <w:jc w:val="center"/>
+                  </w:pPr>
+                  <w:r>
+                    <w:rPr>
+                      <w:rFonts w:eastAsia="宋体"/>
+                      <w:rFonts w:ascii="宋体" w:hAnsi="宋体"/>
+                      <w:b w:val="0"/>
+                      <w:sz w:val="20"/>
+                    </w:rPr>
+                    <w:t>—</w:t>
+                  </w:r>
+                </w:p>
+              </w:tc>
+              <w:tc>
+                <w:tcPr>
+                  <w:tcW w:type="dxa" w:w="1432"/>
+                </w:tcPr>
+                <w:p>
+                  <w:pPr>
+                    <w:jc w:val="center"/>
+                  </w:pPr>
+                  <w:r>
+                    <w:rPr>
+                      <w:rFonts w:eastAsia="宋体"/>
+                      <w:rFonts w:ascii="宋体" w:hAnsi="宋体"/>
+                      <w:b w:val="0"/>
+                      <w:sz w:val="20"/>
+                    </w:rPr>
+                    <w:t>—</w:t>
+                  </w:r>
+                </w:p>
+              </w:tc>
+              <w:tc>
+                <w:tcPr>
+                  <w:tcW w:type="dxa" w:w="1432"/>
+                </w:tcPr>
+                <w:p>
+                  <w:pPr>
+                    <w:jc w:val="center"/>
+                  </w:pPr>
+                  <w:r>
+                    <w:rPr>
+                      <w:rFonts w:eastAsia="宋体"/>
+                      <w:rFonts w:ascii="宋体" w:hAnsi="宋体"/>
+                      <w:b w:val="0"/>
+                      <w:sz w:val="20"/>
+                    </w:rPr>
+                    <w:t>0.9528</w:t>
                   </w:r>
                 </w:p>
               </w:tc>
@@ -3832,8 +5778,8 @@
             <w:tr>
               <w:tc>
                 <w:tcPr>
-                  <w:tcW w:type="dxa" w:w="8589"/>
-                  <w:gridSpan w:val="7"/>
+                  <w:tcW w:type="dxa" w:w="8592"/>
+                  <w:gridSpan w:val="6"/>
                 </w:tcPr>
                 <w:p>
                   <w:r>
@@ -3843,57 +5789,12 @@
                       <w:b w:val="0"/>
                       <w:sz w:val="18"/>
                     </w:rPr>
-                    <w:t>注：QT=QuantileTransformer；RUS=RandomUnderSampler；CW=class_weight=balanced；迭代3的SMOTE数据集从40933→40933维度更大但AUC略优于迭代2。</w:t>
+                    <w:t>注：CW=class_weight=balanced；RUS=RandomUnderSampler；全量多项式因SMOTE在1711维×4万样本时内存溢出，仅CW策略可运行。</w:t>
                   </w:r>
                 </w:p>
               </w:tc>
             </w:tr>
           </w:tbl>
-          <w:p/>
-          <w:p>
-            <w:pPr>
-              <w:spacing w:before="0" w:after="40" w:line="240" w:lineRule="auto"/>
-              <w:jc w:val="left"/>
-            </w:pPr>
-            <w:r>
-              <w:rPr>
-                <w:rFonts w:eastAsia="宋体"/>
-                <w:rFonts w:ascii="宋体" w:hAnsi="宋体"/>
-                <w:b w:val="0"/>
-                <w:sz w:val="24"/>
-              </w:rPr>
-            </w:r>
-          </w:p>
-          <w:p>
-            <w:pPr>
-              <w:spacing w:before="0" w:after="40" w:line="240" w:lineRule="auto"/>
-              <w:ind w:firstLine="480"/>
-              <w:jc w:val="left"/>
-            </w:pPr>
-            <w:r>
-              <w:rPr>
-                <w:rFonts w:eastAsia="宋体"/>
-                <w:rFonts w:ascii="宋体" w:hAnsi="宋体"/>
-                <w:b w:val="0"/>
-                <w:sz w:val="24"/>
-              </w:rPr>
-              <w:t>优化路径分析：迭代2的衍生特征工程贡献最大（+0.0038），核心原因是 pdays_contacted 二值化消除了 999 大数值对标准化的干扰，duration_log 对数变换使最强预测因子的分布更适合 LR 拟合，econ_pressure 乘积项引入了手工交互信息；迭代3的 QuantileTransformer 升级贡献了 +0.0031，从根本上解决了偏斜分布问题；迭代4进一步将交互特征扩展到 OHE 列，贡献 +0.0011。</w:t>
-            </w:r>
-          </w:p>
-          <w:p>
-            <w:pPr>
-              <w:spacing w:before="100" w:after="20" w:line="240" w:lineRule="auto"/>
-            </w:pPr>
-            <w:r>
-              <w:rPr>
-                <w:rFonts w:eastAsia="宋体"/>
-                <w:rFonts w:ascii="宋体" w:hAnsi="宋体"/>
-                <w:b/>
-                <w:sz w:val="24"/>
-              </w:rPr>
-              <w:t>4.2 最终三模型完整性能对比（测试集，n=8,238）</w:t>
-            </w:r>
-          </w:p>
           <w:tbl>
             <w:tblPr>
               <w:tblW w:type="auto" w:w="0"/>
@@ -3944,7 +5845,7 @@
                       <w:b/>
                       <w:sz w:val="20"/>
                     </w:rPr>
-                    <w:t>Precision(1)</w:t>
+                    <w:t>Precision(Yes)</w:t>
                   </w:r>
                 </w:p>
               </w:tc>
@@ -3963,7 +5864,7 @@
                       <w:b/>
                       <w:sz w:val="20"/>
                     </w:rPr>
-                    <w:t>Recall(1)</w:t>
+                    <w:t>Recall(Yes)</w:t>
                   </w:r>
                 </w:p>
               </w:tc>
@@ -3982,7 +5883,7 @@
                       <w:b/>
                       <w:sz w:val="20"/>
                     </w:rPr>
-                    <w:t>F1(1)</w:t>
+                    <w:t>F1(Yes)</w:t>
                   </w:r>
                 </w:p>
               </w:tc>
@@ -4058,7 +5959,7 @@
                       <w:b/>
                       <w:sz w:val="20"/>
                     </w:rPr>
-                    <w:t>最优参数</w:t>
+                    <w:t>非零系数</w:t>
                   </w:r>
                 </w:p>
               </w:tc>
@@ -4079,7 +5980,7 @@
                       <w:b w:val="0"/>
                       <w:sz w:val="20"/>
                     </w:rPr>
-                    <w:t>LR (SMOTE)</w:t>
+                    <w:t>SMOTE</w:t>
                   </w:r>
                 </w:p>
               </w:tc>
@@ -4098,7 +5999,7 @@
                       <w:b w:val="0"/>
                       <w:sz w:val="20"/>
                     </w:rPr>
-                    <w:t>0.55</w:t>
+                    <w:t>0.54</w:t>
                   </w:r>
                 </w:p>
               </w:tc>
@@ -4117,7 +6018,7 @@
                       <w:b w:val="0"/>
                       <w:sz w:val="20"/>
                     </w:rPr>
-                    <w:t>0.81</w:t>
+                    <w:t>0.83</w:t>
                   </w:r>
                 </w:p>
               </w:tc>
@@ -4136,7 +6037,7 @@
                       <w:b w:val="0"/>
                       <w:sz w:val="20"/>
                     </w:rPr>
-                    <w:t>0.66</w:t>
+                    <w:t>0.65</w:t>
                   </w:r>
                 </w:p>
               </w:tc>
@@ -4155,7 +6056,7 @@
                       <w:b w:val="0"/>
                       <w:sz w:val="20"/>
                     </w:rPr>
-                    <w:t>90.3%</w:t>
+                    <w:t>90.0%</w:t>
                   </w:r>
                 </w:p>
               </w:tc>
@@ -4174,7 +6075,7 @@
                       <w:b w:val="0"/>
                       <w:sz w:val="20"/>
                     </w:rPr>
-                    <w:t>0.9500</w:t>
+                    <w:t>0.9499</w:t>
                   </w:r>
                 </w:p>
               </w:tc>
@@ -4193,7 +6094,7 @@
                       <w:b w:val="0"/>
                       <w:sz w:val="20"/>
                     </w:rPr>
-                    <w:t>6725/585/176/752</w:t>
+                    <w:t>6649/661/162/766</w:t>
                   </w:r>
                 </w:p>
               </w:tc>
@@ -4212,7 +6113,7 @@
                       <w:b w:val="0"/>
                       <w:sz w:val="20"/>
                     </w:rPr>
-                    <w:t>C=0.05, L2</w:t>
+                    <w:t>178</w:t>
                   </w:r>
                 </w:p>
               </w:tc>
@@ -4233,7 +6134,7 @@
                       <w:b w:val="0"/>
                       <w:sz w:val="20"/>
                     </w:rPr>
-                    <w:t>LR (UnderSample)</w:t>
+                    <w:t>UnderSample</w:t>
                   </w:r>
                 </w:p>
               </w:tc>
@@ -4252,7 +6153,7 @@
                       <w:b w:val="0"/>
                       <w:sz w:val="20"/>
                     </w:rPr>
-                    <w:t>0.44</w:t>
+                    <w:t>0.43</w:t>
                   </w:r>
                 </w:p>
               </w:tc>
@@ -4271,7 +6172,7 @@
                       <w:b w:val="0"/>
                       <w:sz w:val="20"/>
                     </w:rPr>
-                    <w:t>0.93</w:t>
+                    <w:t>0.94</w:t>
                   </w:r>
                 </w:p>
               </w:tc>
@@ -4290,7 +6191,7 @@
                       <w:b w:val="0"/>
                       <w:sz w:val="20"/>
                     </w:rPr>
-                    <w:t>0.60</w:t>
+                    <w:t>0.59</w:t>
                   </w:r>
                 </w:p>
               </w:tc>
@@ -4309,7 +6210,7 @@
                       <w:b w:val="0"/>
                       <w:sz w:val="20"/>
                     </w:rPr>
-                    <w:t>85.8%</w:t>
+                    <w:t>85.0%</w:t>
                   </w:r>
                 </w:p>
               </w:tc>
@@ -4328,7 +6229,7 @@
                       <w:b w:val="0"/>
                       <w:sz w:val="20"/>
                     </w:rPr>
-                    <w:t>0.9502</w:t>
+                    <w:t>0.9488</w:t>
                   </w:r>
                 </w:p>
               </w:tc>
@@ -4347,7 +6248,7 @@
                       <w:b w:val="0"/>
                       <w:sz w:val="20"/>
                     </w:rPr>
-                    <w:t>6214/1096/65/863</w:t>
+                    <w:t>6161/1149/58/870</w:t>
                   </w:r>
                 </w:p>
               </w:tc>
@@ -4366,7 +6267,7 @@
                       <w:b w:val="0"/>
                       <w:sz w:val="20"/>
                     </w:rPr>
-                    <w:t>C=0.01, L1</w:t>
+                    <w:t>56</w:t>
                   </w:r>
                 </w:p>
               </w:tc>
@@ -4387,7 +6288,7 @@
                       <w:b w:val="0"/>
                       <w:sz w:val="20"/>
                     </w:rPr>
-                    <w:t>LR (ClassWeight)</w:t>
+                    <w:t>ClassWeight</w:t>
                   </w:r>
                 </w:p>
               </w:tc>
@@ -4406,7 +6307,7 @@
                       <w:b w:val="0"/>
                       <w:sz w:val="20"/>
                     </w:rPr>
-                    <w:t>0.44</w:t>
+                    <w:t>0.43</w:t>
                   </w:r>
                 </w:p>
               </w:tc>
@@ -4425,7 +6326,7 @@
                       <w:b w:val="0"/>
                       <w:sz w:val="20"/>
                     </w:rPr>
-                    <w:t>0.94</w:t>
+                    <w:t>0.95</w:t>
                   </w:r>
                 </w:p>
               </w:tc>
@@ -4444,7 +6345,7 @@
                       <w:b w:val="0"/>
                       <w:sz w:val="20"/>
                     </w:rPr>
-                    <w:t>0.60</w:t>
+                    <w:t>0.59</w:t>
                   </w:r>
                 </w:p>
               </w:tc>
@@ -4463,7 +6364,7 @@
                       <w:b w:val="0"/>
                       <w:sz w:val="20"/>
                     </w:rPr>
-                    <w:t>85.6%</w:t>
+                    <w:t>85.0%</w:t>
                   </w:r>
                 </w:p>
               </w:tc>
@@ -4482,7 +6383,7 @@
                       <w:b w:val="0"/>
                       <w:sz w:val="20"/>
                     </w:rPr>
-                    <w:t>0.9520</w:t>
+                    <w:t>0.9503</w:t>
                   </w:r>
                 </w:p>
               </w:tc>
@@ -4501,7 +6402,7 @@
                       <w:b w:val="0"/>
                       <w:sz w:val="20"/>
                     </w:rPr>
-                    <w:t>6214/1096/56/872</w:t>
+                    <w:t>6142/1168/50/878</w:t>
                   </w:r>
                 </w:p>
               </w:tc>
@@ -4520,7 +6421,7 @@
                       <w:b w:val="0"/>
                       <w:sz w:val="20"/>
                     </w:rPr>
-                    <w:t>C=0.005, L1</w:t>
+                    <w:t>108</w:t>
                   </w:r>
                 </w:p>
               </w:tc>
@@ -4539,7 +6440,781 @@
                       <w:b w:val="0"/>
                       <w:sz w:val="18"/>
                     </w:rPr>
-                    <w:t>注：类别1=已订阅正样本，测试集中support(1)=928；AUC通过roc_curve+auc函数计算，阈值无关。</w:t>
+                    <w:t>注：Yes类=已订阅正样本，测试集中support=928；非零系数数量反映L1正则的稀疏程度（178总特征中的有效特征数）。</w:t>
+                  </w:r>
+                </w:p>
+              </w:tc>
+            </w:tr>
+          </w:tbl>
+          <w:p>
+            <w:pPr>
+              <w:spacing w:before="0" w:after="40" w:line="240" w:lineRule="auto"/>
+              <w:jc w:val="left"/>
+            </w:pPr>
+            <w:r>
+              <w:rPr>
+                <w:rFonts w:eastAsia="宋体"/>
+                <w:rFonts w:ascii="宋体" w:hAnsi="宋体"/>
+                <w:b/>
+                <w:sz w:val="24"/>
+              </w:rPr>
+              <w:t>四、实验结果及分析</w:t>
+            </w:r>
+          </w:p>
+          <w:p>
+            <w:pPr>
+              <w:spacing w:before="100" w:after="20" w:line="240" w:lineRule="auto"/>
+            </w:pPr>
+            <w:r>
+              <w:rPr>
+                <w:rFonts w:eastAsia="宋体"/>
+                <w:rFonts w:ascii="宋体" w:hAnsi="宋体"/>
+                <w:b/>
+                <w:sz w:val="24"/>
+              </w:rPr>
+              <w:t>4.1 AUC 优化迭代路径（四轮，完整记录）</w:t>
+            </w:r>
+          </w:p>
+          <w:p>
+            <w:pPr>
+              <w:spacing w:before="0" w:after="40" w:line="240" w:lineRule="auto"/>
+              <w:ind w:firstLine="480"/>
+              <w:jc w:val="left"/>
+            </w:pPr>
+            <w:r>
+              <w:rPr>
+                <w:rFonts w:eastAsia="宋体"/>
+                <w:rFonts w:ascii="宋体" w:hAnsi="宋体"/>
+                <w:b w:val="0"/>
+                <w:sz w:val="24"/>
+              </w:rPr>
+              <w:t>本实验经过四轮迭代优化，AUC 从初始 0.9440 逐步提升至最终 0.9520，共提升 0.0080。以下表格记录完整优化路径，每轮均对三种不平衡策略分别评估：</w:t>
+            </w:r>
+          </w:p>
+          <w:p>
+            <w:pPr>
+              <w:spacing w:before="0" w:after="40" w:line="240" w:lineRule="auto"/>
+              <w:jc w:val="left"/>
+            </w:pPr>
+            <w:r>
+              <w:rPr>
+                <w:rFonts w:eastAsia="宋体"/>
+                <w:rFonts w:ascii="宋体" w:hAnsi="宋体"/>
+                <w:b w:val="0"/>
+                <w:sz w:val="24"/>
+              </w:rPr>
+            </w:r>
+          </w:p>
+          <w:tbl>
+            <w:tblPr>
+              <w:tblW w:type="auto" w:w="0"/>
+              <w:tblLook w:firstColumn="1" w:firstRow="1" w:lastColumn="0" w:lastRow="0" w:noHBand="0" w:noVBand="1" w:val="04A0"/>
+            </w:tblPr>
+            <w:tblGrid>
+              <w:gridCol w:w="1227"/>
+              <w:gridCol w:w="1227"/>
+              <w:gridCol w:w="1227"/>
+              <w:gridCol w:w="1227"/>
+              <w:gridCol w:w="1227"/>
+              <w:gridCol w:w="1227"/>
+              <w:gridCol w:w="1227"/>
+            </w:tblGrid>
+            <w:tr>
+              <w:tc>
+                <w:tcPr>
+                  <w:tcW w:type="dxa" w:w="1227"/>
+                </w:tcPr>
+                <w:p>
+                  <w:pPr>
+                    <w:jc w:val="center"/>
+                  </w:pPr>
+                  <w:r>
+                    <w:rPr>
+                      <w:rFonts w:eastAsia="宋体"/>
+                      <w:rFonts w:ascii="宋体" w:hAnsi="宋体"/>
+                      <w:b/>
+                      <w:sz w:val="20"/>
+                    </w:rPr>
+                    <w:t>迭代版本</w:t>
+                  </w:r>
+                </w:p>
+              </w:tc>
+              <w:tc>
+                <w:tcPr>
+                  <w:tcW w:type="dxa" w:w="1227"/>
+                </w:tcPr>
+                <w:p>
+                  <w:pPr>
+                    <w:jc w:val="center"/>
+                  </w:pPr>
+                  <w:r>
+                    <w:rPr>
+                      <w:rFonts w:eastAsia="宋体"/>
+                      <w:rFonts w:ascii="宋体" w:hAnsi="宋体"/>
+                      <w:b/>
+                      <w:sz w:val="20"/>
+                    </w:rPr>
+                    <w:t>核心改进</w:t>
+                  </w:r>
+                </w:p>
+              </w:tc>
+              <w:tc>
+                <w:tcPr>
+                  <w:tcW w:type="dxa" w:w="1227"/>
+                </w:tcPr>
+                <w:p>
+                  <w:pPr>
+                    <w:jc w:val="center"/>
+                  </w:pPr>
+                  <w:r>
+                    <w:rPr>
+                      <w:rFonts w:eastAsia="宋体"/>
+                      <w:rFonts w:ascii="宋体" w:hAnsi="宋体"/>
+                      <w:b/>
+                      <w:sz w:val="20"/>
+                    </w:rPr>
+                    <w:t>特征维度</w:t>
+                  </w:r>
+                </w:p>
+              </w:tc>
+              <w:tc>
+                <w:tcPr>
+                  <w:tcW w:type="dxa" w:w="1227"/>
+                </w:tcPr>
+                <w:p>
+                  <w:pPr>
+                    <w:jc w:val="center"/>
+                  </w:pPr>
+                  <w:r>
+                    <w:rPr>
+                      <w:rFonts w:eastAsia="宋体"/>
+                      <w:rFonts w:ascii="宋体" w:hAnsi="宋体"/>
+                      <w:b/>
+                      <w:sz w:val="20"/>
+                    </w:rPr>
+                    <w:t>SMOTE-AUC</w:t>
+                  </w:r>
+                </w:p>
+              </w:tc>
+              <w:tc>
+                <w:tcPr>
+                  <w:tcW w:type="dxa" w:w="1227"/>
+                </w:tcPr>
+                <w:p>
+                  <w:pPr>
+                    <w:jc w:val="center"/>
+                  </w:pPr>
+                  <w:r>
+                    <w:rPr>
+                      <w:rFonts w:eastAsia="宋体"/>
+                      <w:rFonts w:ascii="宋体" w:hAnsi="宋体"/>
+                      <w:b/>
+                      <w:sz w:val="20"/>
+                    </w:rPr>
+                    <w:t>RUS-AUC</w:t>
+                  </w:r>
+                </w:p>
+              </w:tc>
+              <w:tc>
+                <w:tcPr>
+                  <w:tcW w:type="dxa" w:w="1227"/>
+                </w:tcPr>
+                <w:p>
+                  <w:pPr>
+                    <w:jc w:val="center"/>
+                  </w:pPr>
+                  <w:r>
+                    <w:rPr>
+                      <w:rFonts w:eastAsia="宋体"/>
+                      <w:rFonts w:ascii="宋体" w:hAnsi="宋体"/>
+                      <w:b/>
+                      <w:sz w:val="20"/>
+                    </w:rPr>
+                    <w:t>CW-AUC</w:t>
+                  </w:r>
+                </w:p>
+              </w:tc>
+              <w:tc>
+                <w:tcPr>
+                  <w:tcW w:type="dxa" w:w="1227"/>
+                </w:tcPr>
+                <w:p>
+                  <w:pPr>
+                    <w:jc w:val="center"/>
+                  </w:pPr>
+                  <w:r>
+                    <w:rPr>
+                      <w:rFonts w:eastAsia="宋体"/>
+                      <w:rFonts w:ascii="宋体" w:hAnsi="宋体"/>
+                      <w:b/>
+                      <w:sz w:val="20"/>
+                    </w:rPr>
+                    <w:t>AUC提升</w:t>
+                  </w:r>
+                </w:p>
+              </w:tc>
+            </w:tr>
+            <w:tr>
+              <w:tc>
+                <w:tcPr>
+                  <w:tcW w:type="dxa" w:w="1227"/>
+                </w:tcPr>
+                <w:p>
+                  <w:pPr>
+                    <w:jc w:val="center"/>
+                  </w:pPr>
+                  <w:r>
+                    <w:rPr>
+                      <w:rFonts w:eastAsia="宋体"/>
+                      <w:rFonts w:ascii="宋体" w:hAnsi="宋体"/>
+                      <w:b w:val="0"/>
+                      <w:sz w:val="20"/>
+                    </w:rPr>
+                    <w:t>迭代1（基础版）</w:t>
+                  </w:r>
+                </w:p>
+              </w:tc>
+              <w:tc>
+                <w:tcPr>
+                  <w:tcW w:type="dxa" w:w="1227"/>
+                </w:tcPr>
+                <w:p>
+                  <w:pPr>
+                    <w:jc w:val="center"/>
+                  </w:pPr>
+                  <w:r>
+                    <w:rPr>
+                      <w:rFonts w:eastAsia="宋体"/>
+                      <w:rFonts w:ascii="宋体" w:hAnsi="宋体"/>
+                      <w:b w:val="0"/>
+                      <w:sz w:val="20"/>
+                    </w:rPr>
+                    <w:t>OHE + StandardScaler，无衍生特征</w:t>
+                  </w:r>
+                </w:p>
+              </w:tc>
+              <w:tc>
+                <w:tcPr>
+                  <w:tcW w:type="dxa" w:w="1227"/>
+                </w:tcPr>
+                <w:p>
+                  <w:pPr>
+                    <w:jc w:val="center"/>
+                  </w:pPr>
+                  <w:r>
+                    <w:rPr>
+                      <w:rFonts w:eastAsia="宋体"/>
+                      <w:rFonts w:ascii="宋体" w:hAnsi="宋体"/>
+                      <w:b w:val="0"/>
+                      <w:sz w:val="20"/>
+                    </w:rPr>
+                    <w:t>58</w:t>
+                  </w:r>
+                </w:p>
+              </w:tc>
+              <w:tc>
+                <w:tcPr>
+                  <w:tcW w:type="dxa" w:w="1227"/>
+                </w:tcPr>
+                <w:p>
+                  <w:pPr>
+                    <w:jc w:val="center"/>
+                  </w:pPr>
+                  <w:r>
+                    <w:rPr>
+                      <w:rFonts w:eastAsia="宋体"/>
+                      <w:rFonts w:ascii="宋体" w:hAnsi="宋体"/>
+                      <w:b w:val="0"/>
+                      <w:sz w:val="20"/>
+                    </w:rPr>
+                    <w:t>0.9435</w:t>
+                  </w:r>
+                </w:p>
+              </w:tc>
+              <w:tc>
+                <w:tcPr>
+                  <w:tcW w:type="dxa" w:w="1227"/>
+                </w:tcPr>
+                <w:p>
+                  <w:pPr>
+                    <w:jc w:val="center"/>
+                  </w:pPr>
+                  <w:r>
+                    <w:rPr>
+                      <w:rFonts w:eastAsia="宋体"/>
+                      <w:rFonts w:ascii="宋体" w:hAnsi="宋体"/>
+                      <w:b w:val="0"/>
+                      <w:sz w:val="20"/>
+                    </w:rPr>
+                    <w:t>0.9418</w:t>
+                  </w:r>
+                </w:p>
+              </w:tc>
+              <w:tc>
+                <w:tcPr>
+                  <w:tcW w:type="dxa" w:w="1227"/>
+                </w:tcPr>
+                <w:p>
+                  <w:pPr>
+                    <w:jc w:val="center"/>
+                  </w:pPr>
+                  <w:r>
+                    <w:rPr>
+                      <w:rFonts w:eastAsia="宋体"/>
+                      <w:rFonts w:ascii="宋体" w:hAnsi="宋体"/>
+                      <w:b w:val="0"/>
+                      <w:sz w:val="20"/>
+                    </w:rPr>
+                    <w:t>0.9440</w:t>
+                  </w:r>
+                </w:p>
+              </w:tc>
+              <w:tc>
+                <w:tcPr>
+                  <w:tcW w:type="dxa" w:w="1227"/>
+                </w:tcPr>
+                <w:p>
+                  <w:pPr>
+                    <w:jc w:val="center"/>
+                  </w:pPr>
+                  <w:r>
+                    <w:rPr>
+                      <w:rFonts w:eastAsia="宋体"/>
+                      <w:rFonts w:ascii="宋体" w:hAnsi="宋体"/>
+                      <w:b w:val="0"/>
+                      <w:sz w:val="20"/>
+                    </w:rPr>
+                    <w:t>基准</w:t>
+                  </w:r>
+                </w:p>
+              </w:tc>
+            </w:tr>
+            <w:tr>
+              <w:tc>
+                <w:tcPr>
+                  <w:tcW w:type="dxa" w:w="1227"/>
+                </w:tcPr>
+                <w:p>
+                  <w:pPr>
+                    <w:jc w:val="center"/>
+                  </w:pPr>
+                  <w:r>
+                    <w:rPr>
+                      <w:rFonts w:eastAsia="宋体"/>
+                      <w:rFonts w:ascii="宋体" w:hAnsi="宋体"/>
+                      <w:b w:val="0"/>
+                      <w:sz w:val="20"/>
+                    </w:rPr>
+                    <w:t>迭代2（衍生特征）</w:t>
+                  </w:r>
+                </w:p>
+              </w:tc>
+              <w:tc>
+                <w:tcPr>
+                  <w:tcW w:type="dxa" w:w="1227"/>
+                </w:tcPr>
+                <w:p>
+                  <w:pPr>
+                    <w:jc w:val="center"/>
+                  </w:pPr>
+                  <w:r>
+                    <w:rPr>
+                      <w:rFonts w:eastAsia="宋体"/>
+                      <w:rFonts w:ascii="宋体" w:hAnsi="宋体"/>
+                      <w:b w:val="0"/>
+                      <w:sz w:val="20"/>
+                    </w:rPr>
+                    <w:t>+pdays_contacted, +duration_log</w:t>
+                    <w:br/>
+                    <w:t>+econ_pressure, +prev_success</w:t>
+                  </w:r>
+                </w:p>
+              </w:tc>
+              <w:tc>
+                <w:tcPr>
+                  <w:tcW w:type="dxa" w:w="1227"/>
+                </w:tcPr>
+                <w:p>
+                  <w:pPr>
+                    <w:jc w:val="center"/>
+                  </w:pPr>
+                  <w:r>
+                    <w:rPr>
+                      <w:rFonts w:eastAsia="宋体"/>
+                      <w:rFonts w:ascii="宋体" w:hAnsi="宋体"/>
+                      <w:b w:val="0"/>
+                      <w:sz w:val="20"/>
+                    </w:rPr>
+                    <w:t>62</w:t>
+                  </w:r>
+                </w:p>
+              </w:tc>
+              <w:tc>
+                <w:tcPr>
+                  <w:tcW w:type="dxa" w:w="1227"/>
+                </w:tcPr>
+                <w:p>
+                  <w:pPr>
+                    <w:jc w:val="center"/>
+                  </w:pPr>
+                  <w:r>
+                    <w:rPr>
+                      <w:rFonts w:eastAsia="宋体"/>
+                      <w:rFonts w:ascii="宋体" w:hAnsi="宋体"/>
+                      <w:b w:val="0"/>
+                      <w:sz w:val="20"/>
+                    </w:rPr>
+                    <w:t>0.9478</w:t>
+                  </w:r>
+                </w:p>
+              </w:tc>
+              <w:tc>
+                <w:tcPr>
+                  <w:tcW w:type="dxa" w:w="1227"/>
+                </w:tcPr>
+                <w:p>
+                  <w:pPr>
+                    <w:jc w:val="center"/>
+                  </w:pPr>
+                  <w:r>
+                    <w:rPr>
+                      <w:rFonts w:eastAsia="宋体"/>
+                      <w:rFonts w:ascii="宋体" w:hAnsi="宋体"/>
+                      <w:b w:val="0"/>
+                      <w:sz w:val="20"/>
+                    </w:rPr>
+                    <w:t>0.9470</w:t>
+                  </w:r>
+                </w:p>
+              </w:tc>
+              <w:tc>
+                <w:tcPr>
+                  <w:tcW w:type="dxa" w:w="1227"/>
+                </w:tcPr>
+                <w:p>
+                  <w:pPr>
+                    <w:jc w:val="center"/>
+                  </w:pPr>
+                  <w:r>
+                    <w:rPr>
+                      <w:rFonts w:eastAsia="宋体"/>
+                      <w:rFonts w:ascii="宋体" w:hAnsi="宋体"/>
+                      <w:b w:val="0"/>
+                      <w:sz w:val="20"/>
+                    </w:rPr>
+                    <w:t>0.9478</w:t>
+                  </w:r>
+                </w:p>
+              </w:tc>
+              <w:tc>
+                <w:tcPr>
+                  <w:tcW w:type="dxa" w:w="1227"/>
+                </w:tcPr>
+                <w:p>
+                  <w:pPr>
+                    <w:jc w:val="center"/>
+                  </w:pPr>
+                  <w:r>
+                    <w:rPr>
+                      <w:rFonts w:eastAsia="宋体"/>
+                      <w:rFonts w:ascii="宋体" w:hAnsi="宋体"/>
+                      <w:b w:val="0"/>
+                      <w:sz w:val="20"/>
+                    </w:rPr>
+                    <w:t>+0.0038</w:t>
+                  </w:r>
+                </w:p>
+              </w:tc>
+            </w:tr>
+            <w:tr>
+              <w:tc>
+                <w:tcPr>
+                  <w:tcW w:type="dxa" w:w="1227"/>
+                </w:tcPr>
+                <w:p>
+                  <w:pPr>
+                    <w:jc w:val="center"/>
+                  </w:pPr>
+                  <w:r>
+                    <w:rPr>
+                      <w:rFonts w:eastAsia="宋体"/>
+                      <w:rFonts w:ascii="宋体" w:hAnsi="宋体"/>
+                      <w:b w:val="0"/>
+                      <w:sz w:val="20"/>
+                    </w:rPr>
+                    <w:t>迭代3（QT+小多项式）</w:t>
+                  </w:r>
+                </w:p>
+              </w:tc>
+              <w:tc>
+                <w:tcPr>
+                  <w:tcW w:type="dxa" w:w="1227"/>
+                </w:tcPr>
+                <w:p>
+                  <w:pPr>
+                    <w:jc w:val="center"/>
+                  </w:pPr>
+                  <w:r>
+                    <w:rPr>
+                      <w:rFonts w:eastAsia="宋体"/>
+                      <w:rFonts w:ascii="宋体" w:hAnsi="宋体"/>
+                      <w:b w:val="0"/>
+                      <w:sz w:val="20"/>
+                    </w:rPr>
+                    <w:t>StandardScaler→QuantileTransformer</w:t>
+                    <w:br/>
+                    <w:t>+degree-2 on 5核心特征</w:t>
+                  </w:r>
+                </w:p>
+              </w:tc>
+              <w:tc>
+                <w:tcPr>
+                  <w:tcW w:type="dxa" w:w="1227"/>
+                </w:tcPr>
+                <w:p>
+                  <w:pPr>
+                    <w:jc w:val="center"/>
+                  </w:pPr>
+                  <w:r>
+                    <w:rPr>
+                      <w:rFonts w:eastAsia="宋体"/>
+                      <w:rFonts w:ascii="宋体" w:hAnsi="宋体"/>
+                      <w:b w:val="0"/>
+                      <w:sz w:val="20"/>
+                    </w:rPr>
+                    <w:t>75</w:t>
+                  </w:r>
+                </w:p>
+              </w:tc>
+              <w:tc>
+                <w:tcPr>
+                  <w:tcW w:type="dxa" w:w="1227"/>
+                </w:tcPr>
+                <w:p>
+                  <w:pPr>
+                    <w:jc w:val="center"/>
+                  </w:pPr>
+                  <w:r>
+                    <w:rPr>
+                      <w:rFonts w:eastAsia="宋体"/>
+                      <w:rFonts w:ascii="宋体" w:hAnsi="宋体"/>
+                      <w:b w:val="0"/>
+                      <w:sz w:val="20"/>
+                    </w:rPr>
+                    <w:t>0.9507</w:t>
+                  </w:r>
+                </w:p>
+              </w:tc>
+              <w:tc>
+                <w:tcPr>
+                  <w:tcW w:type="dxa" w:w="1227"/>
+                </w:tcPr>
+                <w:p>
+                  <w:pPr>
+                    <w:jc w:val="center"/>
+                  </w:pPr>
+                  <w:r>
+                    <w:rPr>
+                      <w:rFonts w:eastAsia="宋体"/>
+                      <w:rFonts w:ascii="宋体" w:hAnsi="宋体"/>
+                      <w:b w:val="0"/>
+                      <w:sz w:val="20"/>
+                    </w:rPr>
+                    <w:t>0.9487</w:t>
+                  </w:r>
+                </w:p>
+              </w:tc>
+              <w:tc>
+                <w:tcPr>
+                  <w:tcW w:type="dxa" w:w="1227"/>
+                </w:tcPr>
+                <w:p>
+                  <w:pPr>
+                    <w:jc w:val="center"/>
+                  </w:pPr>
+                  <w:r>
+                    <w:rPr>
+                      <w:rFonts w:eastAsia="宋体"/>
+                      <w:rFonts w:ascii="宋体" w:hAnsi="宋体"/>
+                      <w:b w:val="0"/>
+                      <w:sz w:val="20"/>
+                    </w:rPr>
+                    <w:t>0.9509</w:t>
+                  </w:r>
+                </w:p>
+              </w:tc>
+              <w:tc>
+                <w:tcPr>
+                  <w:tcW w:type="dxa" w:w="1227"/>
+                </w:tcPr>
+                <w:p>
+                  <w:pPr>
+                    <w:jc w:val="center"/>
+                  </w:pPr>
+                  <w:r>
+                    <w:rPr>
+                      <w:rFonts w:eastAsia="宋体"/>
+                      <w:rFonts w:ascii="宋体" w:hAnsi="宋体"/>
+                      <w:b w:val="0"/>
+                      <w:sz w:val="20"/>
+                    </w:rPr>
+                    <w:t>+0.0031</w:t>
+                  </w:r>
+                </w:p>
+              </w:tc>
+            </w:tr>
+            <w:tr>
+              <w:tc>
+                <w:tcPr>
+                  <w:tcW w:type="dxa" w:w="1227"/>
+                </w:tcPr>
+                <w:p>
+                  <w:pPr>
+                    <w:jc w:val="center"/>
+                  </w:pPr>
+                  <w:r>
+                    <w:rPr>
+                      <w:rFonts w:eastAsia="宋体"/>
+                      <w:rFonts w:ascii="宋体" w:hAnsi="宋体"/>
+                      <w:b w:val="0"/>
+                      <w:sz w:val="20"/>
+                    </w:rPr>
+                    <w:t>迭代4（最终版）</w:t>
+                  </w:r>
+                </w:p>
+              </w:tc>
+              <w:tc>
+                <w:tcPr>
+                  <w:tcW w:type="dxa" w:w="1227"/>
+                </w:tcPr>
+                <w:p>
+                  <w:pPr>
+                    <w:jc w:val="center"/>
+                  </w:pPr>
+                  <w:r>
+                    <w:rPr>
+                      <w:rFonts w:eastAsia="宋体"/>
+                      <w:rFonts w:ascii="宋体" w:hAnsi="宋体"/>
+                      <w:b w:val="0"/>
+                      <w:sz w:val="20"/>
+                    </w:rPr>
+                    <w:t>+degree-2 on 29列（含关键OHE）</w:t>
+                    <w:br/>
+                    <w:t>L1自动稀疏特征选择</w:t>
+                  </w:r>
+                </w:p>
+              </w:tc>
+              <w:tc>
+                <w:tcPr>
+                  <w:tcW w:type="dxa" w:w="1227"/>
+                </w:tcPr>
+                <w:p>
+                  <w:pPr>
+                    <w:jc w:val="center"/>
+                  </w:pPr>
+                  <w:r>
+                    <w:rPr>
+                      <w:rFonts w:eastAsia="宋体"/>
+                      <w:rFonts w:ascii="宋体" w:hAnsi="宋体"/>
+                      <w:b w:val="0"/>
+                      <w:sz w:val="20"/>
+                    </w:rPr>
+                    <w:t>495</w:t>
+                  </w:r>
+                </w:p>
+              </w:tc>
+              <w:tc>
+                <w:tcPr>
+                  <w:tcW w:type="dxa" w:w="1227"/>
+                </w:tcPr>
+                <w:p>
+                  <w:pPr>
+                    <w:jc w:val="center"/>
+                  </w:pPr>
+                  <w:r>
+                    <w:rPr>
+                      <w:rFonts w:eastAsia="宋体"/>
+                      <w:rFonts w:ascii="宋体" w:hAnsi="宋体"/>
+                      <w:b w:val="0"/>
+                      <w:sz w:val="20"/>
+                    </w:rPr>
+                    <w:t>0.9500</w:t>
+                  </w:r>
+                </w:p>
+              </w:tc>
+              <w:tc>
+                <w:tcPr>
+                  <w:tcW w:type="dxa" w:w="1227"/>
+                </w:tcPr>
+                <w:p>
+                  <w:pPr>
+                    <w:jc w:val="center"/>
+                  </w:pPr>
+                  <w:r>
+                    <w:rPr>
+                      <w:rFonts w:eastAsia="宋体"/>
+                      <w:rFonts w:ascii="宋体" w:hAnsi="宋体"/>
+                      <w:b w:val="0"/>
+                      <w:sz w:val="20"/>
+                    </w:rPr>
+                    <w:t>0.9502</w:t>
+                  </w:r>
+                </w:p>
+              </w:tc>
+              <w:tc>
+                <w:tcPr>
+                  <w:tcW w:type="dxa" w:w="1227"/>
+                </w:tcPr>
+                <w:p>
+                  <w:pPr>
+                    <w:jc w:val="center"/>
+                  </w:pPr>
+                  <w:r>
+                    <w:rPr>
+                      <w:rFonts w:eastAsia="宋体"/>
+                      <w:rFonts w:ascii="宋体" w:hAnsi="宋体"/>
+                      <w:b w:val="0"/>
+                      <w:sz w:val="20"/>
+                    </w:rPr>
+                    <w:t>0.9520</w:t>
+                  </w:r>
+                </w:p>
+              </w:tc>
+              <w:tc>
+                <w:tcPr>
+                  <w:tcW w:type="dxa" w:w="1227"/>
+                </w:tcPr>
+                <w:p>
+                  <w:pPr>
+                    <w:jc w:val="center"/>
+                  </w:pPr>
+                  <w:r>
+                    <w:rPr>
+                      <w:rFonts w:eastAsia="宋体"/>
+                      <w:rFonts w:ascii="宋体" w:hAnsi="宋体"/>
+                      <w:b w:val="0"/>
+                      <w:sz w:val="20"/>
+                    </w:rPr>
+                    <w:t>+0.0011</w:t>
+                  </w:r>
+                </w:p>
+              </w:tc>
+            </w:tr>
+            <w:tr>
+              <w:tc>
+                <w:tcPr>
+                  <w:tcW w:type="dxa" w:w="8589"/>
+                  <w:gridSpan w:val="7"/>
+                </w:tcPr>
+                <w:p>
+                  <w:r>
+                    <w:rPr>
+                      <w:rFonts w:eastAsia="宋体"/>
+                      <w:rFonts w:ascii="宋体" w:hAnsi="宋体"/>
+                      <w:b w:val="0"/>
+                      <w:sz w:val="18"/>
+                    </w:rPr>
+                    <w:t>注：QT=QuantileTransformer；RUS=RandomUnderSampler；CW=class_weight=balanced；迭代3的SMOTE数据集从40933→40933维度更大但AUC略优于迭代2。</w:t>
                   </w:r>
                 </w:p>
               </w:tc>
@@ -4562,35 +7237,6 @@
           </w:p>
           <w:p>
             <w:pPr>
-              <w:spacing w:before="100" w:after="20" w:line="240" w:lineRule="auto"/>
-            </w:pPr>
-            <w:r>
-              <w:rPr>
-                <w:rFonts w:eastAsia="宋体"/>
-                <w:rFonts w:ascii="宋体" w:hAnsi="宋体"/>
-                <w:b/>
-                <w:sz w:val="24"/>
-              </w:rPr>
-              <w:t>4.3 评估指标深度分析</w:t>
-            </w:r>
-          </w:p>
-          <w:p>
-            <w:pPr>
-              <w:spacing w:before="0" w:after="40" w:line="240" w:lineRule="auto"/>
-              <w:jc w:val="left"/>
-            </w:pPr>
-            <w:r>
-              <w:rPr>
-                <w:rFonts w:eastAsia="宋体"/>
-                <w:rFonts w:ascii="宋体" w:hAnsi="宋体"/>
-                <w:b/>
-                <w:sz w:val="24"/>
-              </w:rPr>
-              <w:t>（1）为何 Accuracy 不能作为核心指标</w:t>
-            </w:r>
-          </w:p>
-          <w:p>
-            <w:pPr>
               <w:spacing w:before="0" w:after="40" w:line="240" w:lineRule="auto"/>
               <w:ind w:firstLine="480"/>
               <w:jc w:val="left"/>
@@ -4602,13 +7248,12 @@
                 <w:b w:val="0"/>
                 <w:sz w:val="24"/>
               </w:rPr>
-              <w:t>若将所有测试样本预测为"未订阅"，准确率高达 88.7%，但 Recall(1)=0，银行会完全错失所有潜在订阅客户。本实验三个模型的 Accuracy 为 85.6%~90.3%，略低于"全预测负类"基准，但 Recall(1) 达到 81%~94%，才具有真实的业务捕捉价值。类别不平衡场景下，F1-Score 和 AUC 是更可靠的综合性能指标。</w:t>
-            </w:r>
-          </w:p>
-          <w:p>
-            <w:pPr>
-              <w:spacing w:before="0" w:after="40" w:line="240" w:lineRule="auto"/>
-              <w:jc w:val="left"/>
+              <w:t>优化路径分析：迭代2的衍生特征工程贡献最大（+0.0038），核心原因是 pdays_contacted 二值化消除了 999 大数值对标准化的干扰，duration_log 对数变换使最强预测因子的分布更适合 LR 拟合，econ_pressure 乘积项引入了手工交互信息；迭代3的 QuantileTransformer 升级贡献了 +0.0031，从根本上解决了偏斜分布问题；迭代4进一步将交互特征扩展到 OHE 列，贡献 +0.0011。</w:t>
+            </w:r>
+          </w:p>
+          <w:p>
+            <w:pPr>
+              <w:spacing w:before="100" w:after="20" w:line="240" w:lineRule="auto"/>
             </w:pPr>
             <w:r>
               <w:rPr>
@@ -4617,7 +7262,7 @@
                 <w:b/>
                 <w:sz w:val="24"/>
               </w:rPr>
-              <w:t>（2）三种策略的 Precision-Recall 权衡</w:t>
+              <w:t>4.2 最终三模型完整性能对比（测试集，n=8,238）</w:t>
             </w:r>
           </w:p>
           <w:p>
@@ -4633,7 +7278,701 @@
                 <w:b w:val="0"/>
                 <w:sz w:val="24"/>
               </w:rPr>
-              <w:t>SMOTE（P=0.55, R=0.81）：取得三者中最佳的精确-召回平衡。误报 585 人、漏报 176 人；每向银行推荐 10 位"潜在订阅客户"中有 5.5 位是真实客户，适合希望在触达率和误扰率间取平衡的营销场景。SMOTE 策略的最优 C=0.05 且选择 L2 正则，说明合成样本使数据分布更平滑，对 L2 的均匀惩罚更友好。</w:t>
+              <w:t>以下表格汇总 classification_report 中正类（订阅=1）的核心指标。classification_report 同时输出负类（未订阅=0）、macro avg 和 weighted avg，本表聚焦正类（support=928），因其是业务关注的目标群体。</w:t>
+            </w:r>
+          </w:p>
+          <w:p>
+            <w:pPr>
+              <w:spacing w:before="0" w:after="40" w:line="240" w:lineRule="auto"/>
+              <w:jc w:val="left"/>
+            </w:pPr>
+            <w:r>
+              <w:rPr>
+                <w:rFonts w:eastAsia="宋体"/>
+                <w:rFonts w:ascii="宋体" w:hAnsi="宋体"/>
+                <w:b w:val="0"/>
+                <w:sz w:val="24"/>
+              </w:rPr>
+            </w:r>
+          </w:p>
+          <w:tbl>
+            <w:tblPr>
+              <w:tblW w:type="auto" w:w="0"/>
+              <w:tblLook w:firstColumn="1" w:firstRow="1" w:lastColumn="0" w:lastRow="0" w:noHBand="0" w:noVBand="1" w:val="04A0"/>
+            </w:tblPr>
+            <w:tblGrid>
+              <w:gridCol w:w="1074"/>
+              <w:gridCol w:w="1074"/>
+              <w:gridCol w:w="1074"/>
+              <w:gridCol w:w="1074"/>
+              <w:gridCol w:w="1074"/>
+              <w:gridCol w:w="1074"/>
+              <w:gridCol w:w="1074"/>
+              <w:gridCol w:w="1074"/>
+            </w:tblGrid>
+            <w:tr>
+              <w:tc>
+                <w:tcPr>
+                  <w:tcW w:type="dxa" w:w="1074"/>
+                </w:tcPr>
+                <w:p>
+                  <w:pPr>
+                    <w:jc w:val="center"/>
+                  </w:pPr>
+                  <w:r>
+                    <w:rPr>
+                      <w:rFonts w:eastAsia="宋体"/>
+                      <w:rFonts w:ascii="宋体" w:hAnsi="宋体"/>
+                      <w:b/>
+                      <w:sz w:val="20"/>
+                    </w:rPr>
+                    <w:t>策略</w:t>
+                  </w:r>
+                </w:p>
+              </w:tc>
+              <w:tc>
+                <w:tcPr>
+                  <w:tcW w:type="dxa" w:w="1074"/>
+                </w:tcPr>
+                <w:p>
+                  <w:pPr>
+                    <w:jc w:val="center"/>
+                  </w:pPr>
+                  <w:r>
+                    <w:rPr>
+                      <w:rFonts w:eastAsia="宋体"/>
+                      <w:rFonts w:ascii="宋体" w:hAnsi="宋体"/>
+                      <w:b/>
+                      <w:sz w:val="20"/>
+                    </w:rPr>
+                    <w:t>Precision(1)</w:t>
+                  </w:r>
+                </w:p>
+              </w:tc>
+              <w:tc>
+                <w:tcPr>
+                  <w:tcW w:type="dxa" w:w="1074"/>
+                </w:tcPr>
+                <w:p>
+                  <w:pPr>
+                    <w:jc w:val="center"/>
+                  </w:pPr>
+                  <w:r>
+                    <w:rPr>
+                      <w:rFonts w:eastAsia="宋体"/>
+                      <w:rFonts w:ascii="宋体" w:hAnsi="宋体"/>
+                      <w:b/>
+                      <w:sz w:val="20"/>
+                    </w:rPr>
+                    <w:t>Recall(1)</w:t>
+                  </w:r>
+                </w:p>
+              </w:tc>
+              <w:tc>
+                <w:tcPr>
+                  <w:tcW w:type="dxa" w:w="1074"/>
+                </w:tcPr>
+                <w:p>
+                  <w:pPr>
+                    <w:jc w:val="center"/>
+                  </w:pPr>
+                  <w:r>
+                    <w:rPr>
+                      <w:rFonts w:eastAsia="宋体"/>
+                      <w:rFonts w:ascii="宋体" w:hAnsi="宋体"/>
+                      <w:b/>
+                      <w:sz w:val="20"/>
+                    </w:rPr>
+                    <w:t>F1-Score(1)</w:t>
+                  </w:r>
+                </w:p>
+              </w:tc>
+              <w:tc>
+                <w:tcPr>
+                  <w:tcW w:type="dxa" w:w="1074"/>
+                </w:tcPr>
+                <w:p>
+                  <w:pPr>
+                    <w:jc w:val="center"/>
+                  </w:pPr>
+                  <w:r>
+                    <w:rPr>
+                      <w:rFonts w:eastAsia="宋体"/>
+                      <w:rFonts w:ascii="宋体" w:hAnsi="宋体"/>
+                      <w:b/>
+                      <w:sz w:val="20"/>
+                    </w:rPr>
+                    <w:t>Accuracy</w:t>
+                  </w:r>
+                </w:p>
+              </w:tc>
+              <w:tc>
+                <w:tcPr>
+                  <w:tcW w:type="dxa" w:w="1074"/>
+                </w:tcPr>
+                <w:p>
+                  <w:pPr>
+                    <w:jc w:val="center"/>
+                  </w:pPr>
+                  <w:r>
+                    <w:rPr>
+                      <w:rFonts w:eastAsia="宋体"/>
+                      <w:rFonts w:ascii="宋体" w:hAnsi="宋体"/>
+                      <w:b/>
+                      <w:sz w:val="20"/>
+                    </w:rPr>
+                    <w:t>AUC</w:t>
+                  </w:r>
+                </w:p>
+              </w:tc>
+              <w:tc>
+                <w:tcPr>
+                  <w:tcW w:type="dxa" w:w="1074"/>
+                </w:tcPr>
+                <w:p>
+                  <w:pPr>
+                    <w:jc w:val="center"/>
+                  </w:pPr>
+                  <w:r>
+                    <w:rPr>
+                      <w:rFonts w:eastAsia="宋体"/>
+                      <w:rFonts w:ascii="宋体" w:hAnsi="宋体"/>
+                      <w:b/>
+                      <w:sz w:val="20"/>
+                    </w:rPr>
+                    <w:t>TN/FP/FN/TP</w:t>
+                  </w:r>
+                </w:p>
+              </w:tc>
+              <w:tc>
+                <w:tcPr>
+                  <w:tcW w:type="dxa" w:w="1074"/>
+                </w:tcPr>
+                <w:p>
+                  <w:pPr>
+                    <w:jc w:val="center"/>
+                  </w:pPr>
+                  <w:r>
+                    <w:rPr>
+                      <w:rFonts w:eastAsia="宋体"/>
+                      <w:rFonts w:ascii="宋体" w:hAnsi="宋体"/>
+                      <w:b/>
+                      <w:sz w:val="20"/>
+                    </w:rPr>
+                    <w:t>最优参数</w:t>
+                  </w:r>
+                </w:p>
+              </w:tc>
+            </w:tr>
+            <w:tr>
+              <w:tc>
+                <w:tcPr>
+                  <w:tcW w:type="dxa" w:w="1074"/>
+                </w:tcPr>
+                <w:p>
+                  <w:pPr>
+                    <w:jc w:val="center"/>
+                  </w:pPr>
+                  <w:r>
+                    <w:rPr>
+                      <w:rFonts w:eastAsia="宋体"/>
+                      <w:rFonts w:ascii="宋体" w:hAnsi="宋体"/>
+                      <w:b w:val="0"/>
+                      <w:sz w:val="20"/>
+                    </w:rPr>
+                    <w:t>LR (SMOTE)</w:t>
+                  </w:r>
+                </w:p>
+              </w:tc>
+              <w:tc>
+                <w:tcPr>
+                  <w:tcW w:type="dxa" w:w="1074"/>
+                </w:tcPr>
+                <w:p>
+                  <w:pPr>
+                    <w:jc w:val="center"/>
+                  </w:pPr>
+                  <w:r>
+                    <w:rPr>
+                      <w:rFonts w:eastAsia="宋体"/>
+                      <w:rFonts w:ascii="宋体" w:hAnsi="宋体"/>
+                      <w:b w:val="0"/>
+                      <w:sz w:val="20"/>
+                    </w:rPr>
+                    <w:t>0.55</w:t>
+                  </w:r>
+                </w:p>
+              </w:tc>
+              <w:tc>
+                <w:tcPr>
+                  <w:tcW w:type="dxa" w:w="1074"/>
+                </w:tcPr>
+                <w:p>
+                  <w:pPr>
+                    <w:jc w:val="center"/>
+                  </w:pPr>
+                  <w:r>
+                    <w:rPr>
+                      <w:rFonts w:eastAsia="宋体"/>
+                      <w:rFonts w:ascii="宋体" w:hAnsi="宋体"/>
+                      <w:b w:val="0"/>
+                      <w:sz w:val="20"/>
+                    </w:rPr>
+                    <w:t>0.81</w:t>
+                  </w:r>
+                </w:p>
+              </w:tc>
+              <w:tc>
+                <w:tcPr>
+                  <w:tcW w:type="dxa" w:w="1074"/>
+                </w:tcPr>
+                <w:p>
+                  <w:pPr>
+                    <w:jc w:val="center"/>
+                  </w:pPr>
+                  <w:r>
+                    <w:rPr>
+                      <w:rFonts w:eastAsia="宋体"/>
+                      <w:rFonts w:ascii="宋体" w:hAnsi="宋体"/>
+                      <w:b w:val="0"/>
+                      <w:sz w:val="20"/>
+                    </w:rPr>
+                    <w:t>0.66</w:t>
+                  </w:r>
+                </w:p>
+              </w:tc>
+              <w:tc>
+                <w:tcPr>
+                  <w:tcW w:type="dxa" w:w="1074"/>
+                </w:tcPr>
+                <w:p>
+                  <w:pPr>
+                    <w:jc w:val="center"/>
+                  </w:pPr>
+                  <w:r>
+                    <w:rPr>
+                      <w:rFonts w:eastAsia="宋体"/>
+                      <w:rFonts w:ascii="宋体" w:hAnsi="宋体"/>
+                      <w:b w:val="0"/>
+                      <w:sz w:val="20"/>
+                    </w:rPr>
+                    <w:t>90.3%</w:t>
+                  </w:r>
+                </w:p>
+              </w:tc>
+              <w:tc>
+                <w:tcPr>
+                  <w:tcW w:type="dxa" w:w="1074"/>
+                </w:tcPr>
+                <w:p>
+                  <w:pPr>
+                    <w:jc w:val="center"/>
+                  </w:pPr>
+                  <w:r>
+                    <w:rPr>
+                      <w:rFonts w:eastAsia="宋体"/>
+                      <w:rFonts w:ascii="宋体" w:hAnsi="宋体"/>
+                      <w:b w:val="0"/>
+                      <w:sz w:val="20"/>
+                    </w:rPr>
+                    <w:t>0.9500</w:t>
+                  </w:r>
+                </w:p>
+              </w:tc>
+              <w:tc>
+                <w:tcPr>
+                  <w:tcW w:type="dxa" w:w="1074"/>
+                </w:tcPr>
+                <w:p>
+                  <w:pPr>
+                    <w:jc w:val="center"/>
+                  </w:pPr>
+                  <w:r>
+                    <w:rPr>
+                      <w:rFonts w:eastAsia="宋体"/>
+                      <w:rFonts w:ascii="宋体" w:hAnsi="宋体"/>
+                      <w:b w:val="0"/>
+                      <w:sz w:val="20"/>
+                    </w:rPr>
+                    <w:t>6725/585/176/752</w:t>
+                  </w:r>
+                </w:p>
+              </w:tc>
+              <w:tc>
+                <w:tcPr>
+                  <w:tcW w:type="dxa" w:w="1074"/>
+                </w:tcPr>
+                <w:p>
+                  <w:pPr>
+                    <w:jc w:val="center"/>
+                  </w:pPr>
+                  <w:r>
+                    <w:rPr>
+                      <w:rFonts w:eastAsia="宋体"/>
+                      <w:rFonts w:ascii="宋体" w:hAnsi="宋体"/>
+                      <w:b w:val="0"/>
+                      <w:sz w:val="20"/>
+                    </w:rPr>
+                    <w:t>C=0.05, L2</w:t>
+                  </w:r>
+                </w:p>
+              </w:tc>
+            </w:tr>
+            <w:tr>
+              <w:tc>
+                <w:tcPr>
+                  <w:tcW w:type="dxa" w:w="1074"/>
+                </w:tcPr>
+                <w:p>
+                  <w:pPr>
+                    <w:jc w:val="center"/>
+                  </w:pPr>
+                  <w:r>
+                    <w:rPr>
+                      <w:rFonts w:eastAsia="宋体"/>
+                      <w:rFonts w:ascii="宋体" w:hAnsi="宋体"/>
+                      <w:b w:val="0"/>
+                      <w:sz w:val="20"/>
+                    </w:rPr>
+                    <w:t>LR (UnderSample)</w:t>
+                  </w:r>
+                </w:p>
+              </w:tc>
+              <w:tc>
+                <w:tcPr>
+                  <w:tcW w:type="dxa" w:w="1074"/>
+                </w:tcPr>
+                <w:p>
+                  <w:pPr>
+                    <w:jc w:val="center"/>
+                  </w:pPr>
+                  <w:r>
+                    <w:rPr>
+                      <w:rFonts w:eastAsia="宋体"/>
+                      <w:rFonts w:ascii="宋体" w:hAnsi="宋体"/>
+                      <w:b w:val="0"/>
+                      <w:sz w:val="20"/>
+                    </w:rPr>
+                    <w:t>0.44</w:t>
+                  </w:r>
+                </w:p>
+              </w:tc>
+              <w:tc>
+                <w:tcPr>
+                  <w:tcW w:type="dxa" w:w="1074"/>
+                </w:tcPr>
+                <w:p>
+                  <w:pPr>
+                    <w:jc w:val="center"/>
+                  </w:pPr>
+                  <w:r>
+                    <w:rPr>
+                      <w:rFonts w:eastAsia="宋体"/>
+                      <w:rFonts w:ascii="宋体" w:hAnsi="宋体"/>
+                      <w:b w:val="0"/>
+                      <w:sz w:val="20"/>
+                    </w:rPr>
+                    <w:t>0.93</w:t>
+                  </w:r>
+                </w:p>
+              </w:tc>
+              <w:tc>
+                <w:tcPr>
+                  <w:tcW w:type="dxa" w:w="1074"/>
+                </w:tcPr>
+                <w:p>
+                  <w:pPr>
+                    <w:jc w:val="center"/>
+                  </w:pPr>
+                  <w:r>
+                    <w:rPr>
+                      <w:rFonts w:eastAsia="宋体"/>
+                      <w:rFonts w:ascii="宋体" w:hAnsi="宋体"/>
+                      <w:b w:val="0"/>
+                      <w:sz w:val="20"/>
+                    </w:rPr>
+                    <w:t>0.60</w:t>
+                  </w:r>
+                </w:p>
+              </w:tc>
+              <w:tc>
+                <w:tcPr>
+                  <w:tcW w:type="dxa" w:w="1074"/>
+                </w:tcPr>
+                <w:p>
+                  <w:pPr>
+                    <w:jc w:val="center"/>
+                  </w:pPr>
+                  <w:r>
+                    <w:rPr>
+                      <w:rFonts w:eastAsia="宋体"/>
+                      <w:rFonts w:ascii="宋体" w:hAnsi="宋体"/>
+                      <w:b w:val="0"/>
+                      <w:sz w:val="20"/>
+                    </w:rPr>
+                    <w:t>85.8%</w:t>
+                  </w:r>
+                </w:p>
+              </w:tc>
+              <w:tc>
+                <w:tcPr>
+                  <w:tcW w:type="dxa" w:w="1074"/>
+                </w:tcPr>
+                <w:p>
+                  <w:pPr>
+                    <w:jc w:val="center"/>
+                  </w:pPr>
+                  <w:r>
+                    <w:rPr>
+                      <w:rFonts w:eastAsia="宋体"/>
+                      <w:rFonts w:ascii="宋体" w:hAnsi="宋体"/>
+                      <w:b w:val="0"/>
+                      <w:sz w:val="20"/>
+                    </w:rPr>
+                    <w:t>0.9502</w:t>
+                  </w:r>
+                </w:p>
+              </w:tc>
+              <w:tc>
+                <w:tcPr>
+                  <w:tcW w:type="dxa" w:w="1074"/>
+                </w:tcPr>
+                <w:p>
+                  <w:pPr>
+                    <w:jc w:val="center"/>
+                  </w:pPr>
+                  <w:r>
+                    <w:rPr>
+                      <w:rFonts w:eastAsia="宋体"/>
+                      <w:rFonts w:ascii="宋体" w:hAnsi="宋体"/>
+                      <w:b w:val="0"/>
+                      <w:sz w:val="20"/>
+                    </w:rPr>
+                    <w:t>6214/1096/65/863</w:t>
+                  </w:r>
+                </w:p>
+              </w:tc>
+              <w:tc>
+                <w:tcPr>
+                  <w:tcW w:type="dxa" w:w="1074"/>
+                </w:tcPr>
+                <w:p>
+                  <w:pPr>
+                    <w:jc w:val="center"/>
+                  </w:pPr>
+                  <w:r>
+                    <w:rPr>
+                      <w:rFonts w:eastAsia="宋体"/>
+                      <w:rFonts w:ascii="宋体" w:hAnsi="宋体"/>
+                      <w:b w:val="0"/>
+                      <w:sz w:val="20"/>
+                    </w:rPr>
+                    <w:t>C=0.01, L1</w:t>
+                  </w:r>
+                </w:p>
+              </w:tc>
+            </w:tr>
+            <w:tr>
+              <w:tc>
+                <w:tcPr>
+                  <w:tcW w:type="dxa" w:w="1074"/>
+                </w:tcPr>
+                <w:p>
+                  <w:pPr>
+                    <w:jc w:val="center"/>
+                  </w:pPr>
+                  <w:r>
+                    <w:rPr>
+                      <w:rFonts w:eastAsia="宋体"/>
+                      <w:rFonts w:ascii="宋体" w:hAnsi="宋体"/>
+                      <w:b w:val="0"/>
+                      <w:sz w:val="20"/>
+                    </w:rPr>
+                    <w:t>LR (ClassWeight)</w:t>
+                  </w:r>
+                </w:p>
+              </w:tc>
+              <w:tc>
+                <w:tcPr>
+                  <w:tcW w:type="dxa" w:w="1074"/>
+                </w:tcPr>
+                <w:p>
+                  <w:pPr>
+                    <w:jc w:val="center"/>
+                  </w:pPr>
+                  <w:r>
+                    <w:rPr>
+                      <w:rFonts w:eastAsia="宋体"/>
+                      <w:rFonts w:ascii="宋体" w:hAnsi="宋体"/>
+                      <w:b w:val="0"/>
+                      <w:sz w:val="20"/>
+                    </w:rPr>
+                    <w:t>0.44</w:t>
+                  </w:r>
+                </w:p>
+              </w:tc>
+              <w:tc>
+                <w:tcPr>
+                  <w:tcW w:type="dxa" w:w="1074"/>
+                </w:tcPr>
+                <w:p>
+                  <w:pPr>
+                    <w:jc w:val="center"/>
+                  </w:pPr>
+                  <w:r>
+                    <w:rPr>
+                      <w:rFonts w:eastAsia="宋体"/>
+                      <w:rFonts w:ascii="宋体" w:hAnsi="宋体"/>
+                      <w:b w:val="0"/>
+                      <w:sz w:val="20"/>
+                    </w:rPr>
+                    <w:t>0.94</w:t>
+                  </w:r>
+                </w:p>
+              </w:tc>
+              <w:tc>
+                <w:tcPr>
+                  <w:tcW w:type="dxa" w:w="1074"/>
+                </w:tcPr>
+                <w:p>
+                  <w:pPr>
+                    <w:jc w:val="center"/>
+                  </w:pPr>
+                  <w:r>
+                    <w:rPr>
+                      <w:rFonts w:eastAsia="宋体"/>
+                      <w:rFonts w:ascii="宋体" w:hAnsi="宋体"/>
+                      <w:b w:val="0"/>
+                      <w:sz w:val="20"/>
+                    </w:rPr>
+                    <w:t>0.60</w:t>
+                  </w:r>
+                </w:p>
+              </w:tc>
+              <w:tc>
+                <w:tcPr>
+                  <w:tcW w:type="dxa" w:w="1074"/>
+                </w:tcPr>
+                <w:p>
+                  <w:pPr>
+                    <w:jc w:val="center"/>
+                  </w:pPr>
+                  <w:r>
+                    <w:rPr>
+                      <w:rFonts w:eastAsia="宋体"/>
+                      <w:rFonts w:ascii="宋体" w:hAnsi="宋体"/>
+                      <w:b w:val="0"/>
+                      <w:sz w:val="20"/>
+                    </w:rPr>
+                    <w:t>85.6%</w:t>
+                  </w:r>
+                </w:p>
+              </w:tc>
+              <w:tc>
+                <w:tcPr>
+                  <w:tcW w:type="dxa" w:w="1074"/>
+                </w:tcPr>
+                <w:p>
+                  <w:pPr>
+                    <w:jc w:val="center"/>
+                  </w:pPr>
+                  <w:r>
+                    <w:rPr>
+                      <w:rFonts w:eastAsia="宋体"/>
+                      <w:rFonts w:ascii="宋体" w:hAnsi="宋体"/>
+                      <w:b w:val="0"/>
+                      <w:sz w:val="20"/>
+                    </w:rPr>
+                    <w:t>0.9520</w:t>
+                  </w:r>
+                </w:p>
+              </w:tc>
+              <w:tc>
+                <w:tcPr>
+                  <w:tcW w:type="dxa" w:w="1074"/>
+                </w:tcPr>
+                <w:p>
+                  <w:pPr>
+                    <w:jc w:val="center"/>
+                  </w:pPr>
+                  <w:r>
+                    <w:rPr>
+                      <w:rFonts w:eastAsia="宋体"/>
+                      <w:rFonts w:ascii="宋体" w:hAnsi="宋体"/>
+                      <w:b w:val="0"/>
+                      <w:sz w:val="20"/>
+                    </w:rPr>
+                    <w:t>6214/1096/56/872</w:t>
+                  </w:r>
+                </w:p>
+              </w:tc>
+              <w:tc>
+                <w:tcPr>
+                  <w:tcW w:type="dxa" w:w="1074"/>
+                </w:tcPr>
+                <w:p>
+                  <w:pPr>
+                    <w:jc w:val="center"/>
+                  </w:pPr>
+                  <w:r>
+                    <w:rPr>
+                      <w:rFonts w:eastAsia="宋体"/>
+                      <w:rFonts w:ascii="宋体" w:hAnsi="宋体"/>
+                      <w:b w:val="0"/>
+                      <w:sz w:val="20"/>
+                    </w:rPr>
+                    <w:t>C=0.005, L1</w:t>
+                  </w:r>
+                </w:p>
+              </w:tc>
+            </w:tr>
+            <w:tr>
+              <w:tc>
+                <w:tcPr>
+                  <w:tcW w:type="dxa" w:w="8592"/>
+                  <w:gridSpan w:val="8"/>
+                </w:tcPr>
+                <w:p>
+                  <w:r>
+                    <w:rPr>
+                      <w:rFonts w:eastAsia="宋体"/>
+                      <w:rFonts w:ascii="宋体" w:hAnsi="宋体"/>
+                      <w:b w:val="0"/>
+                      <w:sz w:val="18"/>
+                    </w:rPr>
+                    <w:t>注：Precision=TP/(TP+FP)；Recall=TP/(TP+FN)；F1=2PR/(P+R)；AUC 阈值无关。</w:t>
+                  </w:r>
+                </w:p>
+              </w:tc>
+            </w:tr>
+          </w:tbl>
+          <w:p/>
+          <w:p>
+            <w:pPr>
+              <w:spacing w:before="0" w:after="40" w:line="240" w:lineRule="auto"/>
+              <w:jc w:val="left"/>
+            </w:pPr>
+            <w:r>
+              <w:rPr>
+                <w:rFonts w:eastAsia="宋体"/>
+                <w:rFonts w:ascii="宋体" w:hAnsi="宋体"/>
+                <w:b w:val="0"/>
+                <w:sz w:val="24"/>
+              </w:rPr>
+            </w:r>
+          </w:p>
+          <w:p>
+            <w:pPr>
+              <w:spacing w:before="100" w:after="20" w:line="240" w:lineRule="auto"/>
+            </w:pPr>
+            <w:r>
+              <w:rPr>
+                <w:rFonts w:eastAsia="宋体"/>
+                <w:rFonts w:ascii="宋体" w:hAnsi="宋体"/>
+                <w:b/>
+                <w:sz w:val="24"/>
+              </w:rPr>
+              <w:t>4.2.1 classification_report 各指标含义解读</w:t>
             </w:r>
           </w:p>
           <w:p>
@@ -4649,7 +7988,7 @@
                 <w:b w:val="0"/>
                 <w:sz w:val="24"/>
               </w:rPr>
-              <w:t>UnderSample（P=0.44, R=0.93）：召回率极高，漏报仅 65 人（漏报率 7.0%）；但误报高达 1,096 人，每推荐 10 位中仅 4.4 位是真实客户，会造成大量无意愿客户被骚扰。训练集仅 7,424 条（丢弃了 77.5% 的多数类数据），L1 正则在此稀疏数据上表现更好。</w:t>
+              <w:t>Precision（精确率）= TP/(TP+FP)：在模型预测为"订阅"的客户中，真正订阅的占比。SMOTE 的 Precision=0.55 最高，意味着向银行推荐 100 人中有 55 人是真实意向客户，误打扰 45 人；ClassWeight/UnderSample 的 Precision=0.44，推荐 100 人中有 44 人是真实意向客户。</w:t>
             </w:r>
           </w:p>
           <w:p>
@@ -4665,22 +8004,7 @@
                 <w:b w:val="0"/>
                 <w:sz w:val="24"/>
               </w:rPr>
-              <w:t>ClassWeight（P=0.44, R=0.94）：漏报最少（56人，漏报率 6.0%），且保留全部 32,950 条原始训练数据，AUC=0.9520 是三者最高，是综合性能最优的策略。最优 C=0.005（最强正则化）+ L1（稀疏选择），印证了在 495 维高维空间中，强正则化对防止过拟合至关重要。</w:t>
-            </w:r>
-          </w:p>
-          <w:p>
-            <w:pPr>
-              <w:spacing w:before="0" w:after="40" w:line="240" w:lineRule="auto"/>
-              <w:jc w:val="left"/>
-            </w:pPr>
-            <w:r>
-              <w:rPr>
-                <w:rFonts w:eastAsia="宋体"/>
-                <w:rFonts w:ascii="宋体" w:hAnsi="宋体"/>
-                <w:b/>
-                <w:sz w:val="24"/>
-              </w:rPr>
-              <w:t>（3）超参数调优发现</w:t>
+              <w:t>Recall（召回率）= TP/(TP+FN)：在全部真实订阅客户中，模型成功识别的比例。ClassWeight 的 Recall=0.94 最高，意味着每 100 个真实意向客户中能找回 94 个，仅漏掉 6 个；SMOTE 的 Recall=0.81，每 100 个真实客户中漏掉 19 个。Recall 是银行营销最核心的指标。</w:t>
             </w:r>
           </w:p>
           <w:p>
@@ -4696,7 +8020,7 @@
                 <w:b w:val="0"/>
                 <w:sz w:val="24"/>
               </w:rPr>
-              <w:t>三种策略的最优 C 均集中在 0.005~0.05，远小于通常在低维特征集上使用的 C=1，这与 495 维高维特征空间中需要更强正则化以防止过拟合的理论预期完全一致。SMOTE 策略偏向 L2，因为合成样本使特征间相关性增强，L2 的均匀压缩更合适；而 UnderSample 和 ClassWeight 使用原始特征分布，L1 的稀疏选择能有效过滤 495 维中的噪声交互项。</w:t>
+              <w:t>F1-Score = 2·Precision·Recall/(Precision+Recall)：Precision 和 Recall 的调和平均，是单一综合性能指标。调和平均的特性使其对两者中较低的值更敏感——SMOTE 的 F1=0.66（P、R 相对平衡），ClassWeight 的 F1=0.60（R 极高但 P 较低）。若业务同等重视精确率和召回率，选 SMOTE；若更重视召回率，选 ClassWeight。</w:t>
             </w:r>
           </w:p>
           <w:p>
@@ -4708,10 +8032,38 @@
               <w:rPr>
                 <w:rFonts w:eastAsia="宋体"/>
                 <w:rFonts w:ascii="宋体" w:hAnsi="宋体"/>
+                <w:b w:val="0"/>
+                <w:sz w:val="24"/>
+              </w:rPr>
+            </w:r>
+          </w:p>
+          <w:p>
+            <w:pPr>
+              <w:spacing w:before="100" w:after="20" w:line="240" w:lineRule="auto"/>
+            </w:pPr>
+            <w:r>
+              <w:rPr>
+                <w:rFonts w:eastAsia="宋体"/>
+                <w:rFonts w:ascii="宋体" w:hAnsi="宋体"/>
                 <w:b/>
                 <w:sz w:val="24"/>
               </w:rPr>
-              <w:t>（4）与 GradientBoosting 的对比及 LR 性能边界</w:t>
+              <w:t>4.3 评估指标深度分析</w:t>
+            </w:r>
+          </w:p>
+          <w:p>
+            <w:pPr>
+              <w:spacing w:before="0" w:after="40" w:line="240" w:lineRule="auto"/>
+              <w:jc w:val="left"/>
+            </w:pPr>
+            <w:r>
+              <w:rPr>
+                <w:rFonts w:eastAsia="宋体"/>
+                <w:rFonts w:ascii="宋体" w:hAnsi="宋体"/>
+                <w:b/>
+                <w:sz w:val="24"/>
+              </w:rPr>
+              <w:t>（1）为何 Accuracy 不能作为核心指标</w:t>
             </w:r>
           </w:p>
           <w:p>
@@ -4727,6 +8079,131 @@
                 <w:b w:val="0"/>
                 <w:sz w:val="24"/>
               </w:rPr>
+              <w:t>若将所有测试样本预测为"未订阅"，准确率高达 88.7%，但 Recall(1)=0，银行会完全错失所有潜在订阅客户。本实验三个模型的 Accuracy 为 85.6%~90.3%，略低于"全预测负类"基准，但 Recall(1) 达到 81%~94%，才具有真实的业务捕捉价值。类别不平衡场景下，F1-Score 和 AUC 是更可靠的综合性能指标。</w:t>
+            </w:r>
+          </w:p>
+          <w:p>
+            <w:pPr>
+              <w:spacing w:before="0" w:after="40" w:line="240" w:lineRule="auto"/>
+              <w:jc w:val="left"/>
+            </w:pPr>
+            <w:r>
+              <w:rPr>
+                <w:rFonts w:eastAsia="宋体"/>
+                <w:rFonts w:ascii="宋体" w:hAnsi="宋体"/>
+                <w:b/>
+                <w:sz w:val="24"/>
+              </w:rPr>
+              <w:t>（2）三种策略的 Precision-Recall 权衡</w:t>
+            </w:r>
+          </w:p>
+          <w:p>
+            <w:pPr>
+              <w:spacing w:before="0" w:after="40" w:line="240" w:lineRule="auto"/>
+              <w:ind w:firstLine="480"/>
+              <w:jc w:val="left"/>
+            </w:pPr>
+            <w:r>
+              <w:rPr>
+                <w:rFonts w:eastAsia="宋体"/>
+                <w:rFonts w:ascii="宋体" w:hAnsi="宋体"/>
+                <w:b w:val="0"/>
+                <w:sz w:val="24"/>
+              </w:rPr>
+              <w:t>SMOTE（P=0.55, R=0.81）：取得三者中最佳的精确-召回平衡。误报 585 人、漏报 176 人；每向银行推荐 10 位"潜在订阅客户"中有 5.5 位是真实客户，适合希望在触达率和误扰率间取平衡的营销场景。SMOTE 策略的最优 C=0.05 且选择 L2 正则，说明合成样本使数据分布更平滑，对 L2 的均匀惩罚更友好。</w:t>
+            </w:r>
+          </w:p>
+          <w:p>
+            <w:pPr>
+              <w:spacing w:before="0" w:after="40" w:line="240" w:lineRule="auto"/>
+              <w:ind w:firstLine="480"/>
+              <w:jc w:val="left"/>
+            </w:pPr>
+            <w:r>
+              <w:rPr>
+                <w:rFonts w:eastAsia="宋体"/>
+                <w:rFonts w:ascii="宋体" w:hAnsi="宋体"/>
+                <w:b w:val="0"/>
+                <w:sz w:val="24"/>
+              </w:rPr>
+              <w:t>UnderSample（P=0.44, R=0.93）：召回率极高，漏报仅 65 人（漏报率 7.0%）；但误报高达 1,096 人，每推荐 10 位中仅 4.4 位是真实客户，会造成大量无意愿客户被骚扰。训练集仅 7,424 条（丢弃了 77.5% 的多数类数据），L1 正则在此稀疏数据上表现更好。</w:t>
+            </w:r>
+          </w:p>
+          <w:p>
+            <w:pPr>
+              <w:spacing w:before="0" w:after="40" w:line="240" w:lineRule="auto"/>
+              <w:ind w:firstLine="480"/>
+              <w:jc w:val="left"/>
+            </w:pPr>
+            <w:r>
+              <w:rPr>
+                <w:rFonts w:eastAsia="宋体"/>
+                <w:rFonts w:ascii="宋体" w:hAnsi="宋体"/>
+                <w:b w:val="0"/>
+                <w:sz w:val="24"/>
+              </w:rPr>
+              <w:t>ClassWeight（P=0.44, R=0.94）：漏报最少（56人，漏报率 6.0%），且保留全部 32,950 条原始训练数据，AUC=0.9520 是三者最高，是综合性能最优的策略。最优 C=0.005（最强正则化）+ L1（稀疏选择），印证了在 495 维高维空间中，强正则化对防止过拟合至关重要。</w:t>
+            </w:r>
+          </w:p>
+          <w:p>
+            <w:pPr>
+              <w:spacing w:before="0" w:after="40" w:line="240" w:lineRule="auto"/>
+              <w:jc w:val="left"/>
+            </w:pPr>
+            <w:r>
+              <w:rPr>
+                <w:rFonts w:eastAsia="宋体"/>
+                <w:rFonts w:ascii="宋体" w:hAnsi="宋体"/>
+                <w:b/>
+                <w:sz w:val="24"/>
+              </w:rPr>
+              <w:t>（3）超参数调优发现</w:t>
+            </w:r>
+          </w:p>
+          <w:p>
+            <w:pPr>
+              <w:spacing w:before="0" w:after="40" w:line="240" w:lineRule="auto"/>
+              <w:ind w:firstLine="480"/>
+              <w:jc w:val="left"/>
+            </w:pPr>
+            <w:r>
+              <w:rPr>
+                <w:rFonts w:eastAsia="宋体"/>
+                <w:rFonts w:ascii="宋体" w:hAnsi="宋体"/>
+                <w:b w:val="0"/>
+                <w:sz w:val="24"/>
+              </w:rPr>
+              <w:t>三种策略的最优 C 均集中在 0.005~0.05，远小于通常在低维特征集上使用的 C=1，这与 495 维高维特征空间中需要更强正则化以防止过拟合的理论预期完全一致。SMOTE 策略偏向 L2，因为合成样本使特征间相关性增强，L2 的均匀压缩更合适；而 UnderSample 和 ClassWeight 使用原始特征分布，L1 的稀疏选择能有效过滤 495 维中的噪声交互项。</w:t>
+            </w:r>
+          </w:p>
+          <w:p>
+            <w:pPr>
+              <w:spacing w:before="0" w:after="40" w:line="240" w:lineRule="auto"/>
+              <w:jc w:val="left"/>
+            </w:pPr>
+            <w:r>
+              <w:rPr>
+                <w:rFonts w:eastAsia="宋体"/>
+                <w:rFonts w:ascii="宋体" w:hAnsi="宋体"/>
+                <w:b/>
+                <w:sz w:val="24"/>
+              </w:rPr>
+              <w:t>（4）与 GradientBoosting 的对比及 LR 性能边界</w:t>
+            </w:r>
+          </w:p>
+          <w:p>
+            <w:pPr>
+              <w:spacing w:before="0" w:after="40" w:line="240" w:lineRule="auto"/>
+              <w:ind w:firstLine="480"/>
+              <w:jc w:val="left"/>
+            </w:pPr>
+            <w:r>
+              <w:rPr>
+                <w:rFonts w:eastAsia="宋体"/>
+                <w:rFonts w:ascii="宋体" w:hAnsi="宋体"/>
+                <w:b w:val="0"/>
+                <w:sz w:val="24"/>
+              </w:rPr>
               <w:t>为验证本实验 LR 方案是否已逼近性能上限，额外运行了 sklearn GradientBoosting（n_estimators=200, learning_rate=0.05, max_depth=4）作为基准对比：GradientBoosting AUC=0.9553，仅比本实验最佳 LR 高出 0.0033。这一结果证实：① 本实验的特征工程方案已使 LR 逼近其理论上限；② 即使是树集成方法，在此数据集上也仅能达到 0.955，数据本身的信息量决定了 AUC 的绝对上限约在 0.96 附近（与 Moro et al. 2014 原始论文一致）；③ 要在 LR 基础上进一步提升，须引入 XGBoost 等可自动学习任意阶非线性交互的梯度提升树模型。</w:t>
             </w:r>
           </w:p>
@@ -4756,7 +8233,107 @@
                 <w:b w:val="0"/>
                 <w:sz w:val="24"/>
               </w:rPr>
-              <w:t>图 1  混淆矩阵对比（三种不平衡处理策略）</w:t>
+              <w:t>图 1  Precision / Recall / F1-Score 分组柱状图</w:t>
+            </w:r>
+          </w:p>
+          <w:p>
+            <w:pPr>
+              <w:jc w:val="center"/>
+            </w:pPr>
+            <w:r>
+              <w:drawing>
+                <wp:inline xmlns:a="http://schemas.openxmlformats.org/drawingml/2006/main" xmlns:pic="http://schemas.openxmlformats.org/drawingml/2006/picture">
+                  <wp:extent cx="5760000" cy="2383698"/>
+                  <wp:docPr id="1" name="Picture 1"/>
+                  <wp:cNvGraphicFramePr>
+                    <a:graphicFrameLocks noChangeAspect="1"/>
+                  </wp:cNvGraphicFramePr>
+                  <a:graphic>
+                    <a:graphicData uri="http://schemas.openxmlformats.org/drawingml/2006/picture">
+                      <pic:pic>
+                        <pic:nvPicPr>
+                          <pic:cNvPr id="0" name="metrics_bar.png"/>
+                          <pic:cNvPicPr/>
+                        </pic:nvPicPr>
+                        <pic:blipFill>
+                          <a:blip r:embed="rId15"/>
+                          <a:stretch>
+                            <a:fillRect/>
+                          </a:stretch>
+                        </pic:blipFill>
+                        <pic:spPr>
+                          <a:xfrm>
+                            <a:off x="0" y="0"/>
+                            <a:ext cx="5760000" cy="2383698"/>
+                          </a:xfrm>
+                          <a:prstGeom prst="rect"/>
+                        </pic:spPr>
+                      </pic:pic>
+                    </a:graphicData>
+                  </a:graphic>
+                </wp:inline>
+              </w:drawing>
+            </w:r>
+          </w:p>
+          <w:p>
+            <w:pPr>
+              <w:spacing w:before="0" w:after="40" w:line="240" w:lineRule="auto"/>
+              <w:ind w:firstLine="480"/>
+              <w:jc w:val="left"/>
+            </w:pPr>
+            <w:r>
+              <w:rPr>
+                <w:rFonts w:eastAsia="宋体"/>
+                <w:rFonts w:ascii="宋体" w:hAnsi="宋体"/>
+                <w:b w:val="0"/>
+                <w:sz w:val="24"/>
+              </w:rPr>
+              <w:t>左图：四指标分组对比。Accuracy（准确率）三个模型差异最大（86%~90%），但在不平衡数据下参考价值有限——SMOTE 的高 Accuracy 源自其较低的误报率，而非对正类更好的识别；Recall（召回率）差异最显著：SMOTE=0.81 vs ClassWeight=0.94，相差 0.13，直接决定能找回多少真实客户；Precision（精确率）SMOTE 最高（0.55），因其误报最少；F1-Score 三者均在 0.60~0.66，SMOTE 综合最优（0.66）。</w:t>
+            </w:r>
+          </w:p>
+          <w:p>
+            <w:pPr>
+              <w:spacing w:before="0" w:after="40" w:line="240" w:lineRule="auto"/>
+              <w:ind w:firstLine="480"/>
+              <w:jc w:val="left"/>
+            </w:pPr>
+            <w:r>
+              <w:rPr>
+                <w:rFonts w:eastAsia="宋体"/>
+                <w:rFonts w:ascii="宋体" w:hAnsi="宋体"/>
+                <w:b w:val="0"/>
+                <w:sz w:val="24"/>
+              </w:rPr>
+              <w:t>右图：正类 Precision-Recall-F1 水平条形图，直观呈现权衡关系。SMOTE 和 ClassWeight/UnderSample 呈现两种截然不同的偏向：SMOTE 偏高精确率低召回率（宁可漏报也要减少误报）；ClassWeight/UnderSample 偏高召回率低精确率（宁可误报也不漏报任何潜在客户）。银行业务场景中，漏报成本（FN）通常远高于误报成本（FP），因此 ClassWeight 的高召回策略（0.94）最具业务价值。</w:t>
+            </w:r>
+          </w:p>
+          <w:p>
+            <w:pPr>
+              <w:spacing w:before="0" w:after="40" w:line="240" w:lineRule="auto"/>
+              <w:jc w:val="left"/>
+            </w:pPr>
+            <w:r>
+              <w:rPr>
+                <w:rFonts w:eastAsia="宋体"/>
+                <w:rFonts w:ascii="宋体" w:hAnsi="宋体"/>
+                <w:b w:val="0"/>
+                <w:sz w:val="24"/>
+              </w:rPr>
+            </w:r>
+          </w:p>
+          <w:p>
+            <w:pPr>
+              <w:spacing w:before="0" w:after="40" w:line="240" w:lineRule="auto"/>
+              <w:jc w:val="center"/>
+            </w:pPr>
+            <w:r>
+              <w:rPr>
+                <w:rFonts w:eastAsia="宋体"/>
+                <w:rFonts w:ascii="宋体" w:hAnsi="宋体"/>
+                <w:b w:val="0"/>
+                <w:sz w:val="24"/>
+              </w:rPr>
+              <w:t>图 2  混淆矩阵对比（三种不平衡处理策略）</w:t>
             </w:r>
           </w:p>
           <w:p>
@@ -4767,7 +8344,7 @@
               <w:drawing>
                 <wp:inline xmlns:a="http://schemas.openxmlformats.org/drawingml/2006/main" xmlns:pic="http://schemas.openxmlformats.org/drawingml/2006/picture">
                   <wp:extent cx="5400000" cy="1834585"/>
-                  <wp:docPr id="1" name="Picture 1"/>
+                  <wp:docPr id="2" name="Picture 2"/>
                   <wp:cNvGraphicFramePr>
                     <a:graphicFrameLocks noChangeAspect="1"/>
                   </wp:cNvGraphicFramePr>
@@ -4779,7 +8356,7 @@
                           <pic:cNvPicPr/>
                         </pic:nvPicPr>
                         <pic:blipFill>
-                          <a:blip r:embed="rId9"/>
+                          <a:blip r:embed="rId16"/>
                           <a:stretch>
                             <a:fillRect/>
                           </a:stretch>
@@ -4811,7 +8388,7 @@
                 <w:b w:val="0"/>
                 <w:sz w:val="24"/>
               </w:rPr>
-              <w:t>混淆矩阵直观呈现三种策略的预测偏差差异：SMOTE（蓝色矩阵）的 FP=585 最低（误报最少），但 FN=176 相对较高；UnderSample 和 ClassWeight 的 FN 极低（65 和 56，即漏报极少），代价是 FP 升至 1,096。业务视角：银行更担忧"漏掉真实客户（FN）"而非"多打扰无意愿客户（FP）"，因此 ClassWeight 的 FN=56（漏报率仅 6.0%）最具实践价值。</w:t>
+              <w:t>混淆矩阵数值验证了柱状图的定性结论。SMOTE：TN=6725, FP=585, FN=176, TP=752；FP 最少（误报率 8.0%），FN=176（漏报率 19.0%）；UnderSample：FN 降至 65（漏报率 7.0%），但 FP 升至 1,096（误报率 15.0%）；ClassWeight：FN=56（漏报率最低 6.0%），FP=1,096 与欠采样相当。从业务角度：每减少 1 个漏报（FN），可能需要增加约 5.4 个误报（FP），这是 Precision-Recall 内在权衡的体现。</w:t>
             </w:r>
           </w:p>
           <w:p>
@@ -4840,7 +8417,7 @@
                 <w:b w:val="0"/>
                 <w:sz w:val="24"/>
               </w:rPr>
-              <w:t>图 2  ROC 曲线对比（三种策略）</w:t>
+              <w:t>图 3  ROC 曲线对比（三种策略）</w:t>
             </w:r>
           </w:p>
           <w:p>
@@ -4851,7 +8428,7 @@
               <w:drawing>
                 <wp:inline xmlns:a="http://schemas.openxmlformats.org/drawingml/2006/main" xmlns:pic="http://schemas.openxmlformats.org/drawingml/2006/picture">
                   <wp:extent cx="4320000" cy="3833182"/>
-                  <wp:docPr id="2" name="Picture 2"/>
+                  <wp:docPr id="3" name="Picture 3"/>
                   <wp:cNvGraphicFramePr>
                     <a:graphicFrameLocks noChangeAspect="1"/>
                   </wp:cNvGraphicFramePr>
@@ -4863,7 +8440,7 @@
                           <pic:cNvPicPr/>
                         </pic:nvPicPr>
                         <pic:blipFill>
-                          <a:blip r:embed="rId10"/>
+                          <a:blip r:embed="rId17"/>
                           <a:stretch>
                             <a:fillRect/>
                           </a:stretch>
@@ -4895,7 +8472,7 @@
                 <w:b w:val="0"/>
                 <w:sz w:val="24"/>
               </w:rPr>
-              <w:t>三条 ROC 曲线均高度贴近左上角（完美分类器），AUC 在 0.9500~0.9520 之间，差异仅 0.0020，说明三种策略在整体排序能力上几乎一致，均远高于对角线（随机分类器，AUC=0.50）。图中红色虚线为 AUC=0.95 参考线（LR 理论上限），三个模型均达到或超过此水平。</w:t>
+              <w:t>三条 ROC 曲线均高度贴近左上角，AUC 在 0.9500~0.9520 之间（差异仅 0.0020），说明三种策略在阈值无关的整体排序能力上几乎一致，与混淆矩阵所呈现的"决策阈值层面差异"形成对比：ROC-AUC 衡量的是"模型能否给正样本打出更高概率"，与最终分类阈值无关；而混淆矩阵中的 FP/FN 差异是在默认阈值 0.5 下的截面表现，可通过调整阈值在 ROC 曲线上滑动改变。图中红色虚线为 AUC=0.95 参考线，三个模型均达到或超过，逼近 LR 在此数据集的理论上限。</w:t>
             </w:r>
           </w:p>
           <w:p>
@@ -4995,27 +8572,18 @@
         </w:tc>
       </w:tr>
     </w:tbl>
-    <w:p>
-      <w:pPr>
-        <w:pStyle w:val="Normal"/>
-        <w:rPr/>
-      </w:pPr>
-      <w:r>
-        <w:rPr/>
-      </w:r>
-    </w:p>
+    <w:p/>
     <w:sectPr>
-      <w:headerReference w:type="default" r:id="rId2"/>
-      <w:headerReference w:type="first" r:id="rId3"/>
-      <w:footerReference w:type="default" r:id="rId4"/>
-      <w:footerReference w:type="first" r:id="rId5"/>
-      <w:type w:val="nextPage"/>
+      <w:headerReference r:id="rId4" w:type="first"/>
+      <w:footerReference r:id="rId6" w:type="first"/>
+      <w:headerReference r:id="rId3" w:type="default"/>
+      <w:footerReference r:id="rId5" w:type="default"/>
       <w:pgSz w:w="10440" w:h="14740"/>
-      <w:pgMar w:left="1588" w:right="1588" w:gutter="0" w:header="851" w:top="1134" w:footer="737" w:bottom="1134"/>
-      <w:pgNumType w:start="0" w:fmt="decimal"/>
-      <w:formProt w:val="false"/>
+      <w:pgMar w:top="1134" w:right="1588" w:bottom="1134" w:left="1588" w:header="851" w:footer="737" w:gutter="0"/>
+      <w:pgNumType w:fmt="decimal" w:start="0"/>
+      <w:cols w:space="720" w:num="1"/>
+      <w:formProt w:val="0"/>
       <w:titlePg/>
-      <w:textDirection w:val="lrTb"/>
       <w:docGrid w:type="lines" w:linePitch="312" w:charSpace="0"/>
     </w:sectPr>
   </w:body>
@@ -5023,21 +8591,20 @@
 </file>
 
 <file path=word/footer1.xml><?xml version="1.0" encoding="utf-8"?>
-<w:ftr xmlns:o="urn:schemas-microsoft-com:office:office" xmlns:r="http://schemas.openxmlformats.org/officeDocument/2006/relationships" xmlns:v="urn:schemas-microsoft-com:vml" xmlns:w="http://schemas.openxmlformats.org/wordprocessingml/2006/main" xmlns:w10="urn:schemas-microsoft-com:office:word" xmlns:wp="http://schemas.openxmlformats.org/drawingml/2006/wordprocessingDrawing" xmlns:wps="http://schemas.microsoft.com/office/word/2010/wordprocessingShape" xmlns:wpg="http://schemas.microsoft.com/office/word/2010/wordprocessingGroup" xmlns:mc="http://schemas.openxmlformats.org/markup-compatibility/2006" xmlns:wp14="http://schemas.microsoft.com/office/word/2010/wordprocessingDrawing" xmlns:w14="http://schemas.microsoft.com/office/word/2010/wordml" xmlns:w15="http://schemas.microsoft.com/office/word/2012/wordml" mc:Ignorable="w14 wp14 w15">
+<w:ftr xmlns:wpc="http://schemas.microsoft.com/office/word/2010/wordprocessingCanvas" xmlns:mc="http://schemas.openxmlformats.org/markup-compatibility/2006" xmlns:o="urn:schemas-microsoft-com:office:office" xmlns:r="http://schemas.openxmlformats.org/officeDocument/2006/relationships" xmlns:m="http://schemas.openxmlformats.org/officeDocument/2006/math" xmlns:v="urn:schemas-microsoft-com:vml" xmlns:wp14="http://schemas.microsoft.com/office/word/2010/wordprocessingDrawing" xmlns:wp="http://schemas.openxmlformats.org/drawingml/2006/wordprocessingDrawing" xmlns:w10="urn:schemas-microsoft-com:office:word" xmlns:w="http://schemas.openxmlformats.org/wordprocessingml/2006/main" xmlns:w14="http://schemas.microsoft.com/office/word/2010/wordml" xmlns:w15="http://schemas.microsoft.com/office/word/2012/wordml" xmlns:wpg="http://schemas.microsoft.com/office/word/2010/wordprocessingGroup" xmlns:wpi="http://schemas.microsoft.com/office/word/2010/wordprocessingInk" xmlns:wne="http://schemas.microsoft.com/office/word/2006/wordml" xmlns:wps="http://schemas.microsoft.com/office/word/2010/wordprocessingShape" xmlns:wpsCustomData="http://www.wps.cn/officeDocument/2013/wpsCustomData" mc:Ignorable="w14 w15 wp14">
   <w:p>
     <w:pPr>
-      <w:pStyle w:val="Footer"/>
+      <w:pStyle w:val="8"/>
       <w:jc w:val="center"/>
       <w:rPr>
         <w:rFonts w:ascii="仿宋" w:hAnsi="仿宋" w:eastAsia="仿宋" w:cs="仿宋"/>
-        <w:b/>
         <w:b/>
         <w:bCs/>
       </w:rPr>
     </w:pPr>
     <w:r>
       <w:rPr>
-        <w:rFonts w:ascii="仿宋" w:hAnsi="仿宋" w:cs="仿宋" w:eastAsia="仿宋"/>
+        <w:rFonts w:ascii="仿宋" w:hAnsi="仿宋" w:eastAsia="仿宋" w:cs="仿宋"/>
         <w:b/>
         <w:bCs/>
       </w:rPr>
@@ -5048,21 +8615,20 @@
 </file>
 
 <file path=word/footer2.xml><?xml version="1.0" encoding="utf-8"?>
-<w:ftr xmlns:o="urn:schemas-microsoft-com:office:office" xmlns:r="http://schemas.openxmlformats.org/officeDocument/2006/relationships" xmlns:v="urn:schemas-microsoft-com:vml" xmlns:w="http://schemas.openxmlformats.org/wordprocessingml/2006/main" xmlns:w10="urn:schemas-microsoft-com:office:word" xmlns:wp="http://schemas.openxmlformats.org/drawingml/2006/wordprocessingDrawing" xmlns:wps="http://schemas.microsoft.com/office/word/2010/wordprocessingShape" xmlns:wpg="http://schemas.microsoft.com/office/word/2010/wordprocessingGroup" xmlns:mc="http://schemas.openxmlformats.org/markup-compatibility/2006" xmlns:wp14="http://schemas.microsoft.com/office/word/2010/wordprocessingDrawing" xmlns:w14="http://schemas.microsoft.com/office/word/2010/wordml" xmlns:w15="http://schemas.microsoft.com/office/word/2012/wordml" mc:Ignorable="w14 wp14 w15">
+<w:ftr xmlns:wpc="http://schemas.microsoft.com/office/word/2010/wordprocessingCanvas" xmlns:mc="http://schemas.openxmlformats.org/markup-compatibility/2006" xmlns:o="urn:schemas-microsoft-com:office:office" xmlns:r="http://schemas.openxmlformats.org/officeDocument/2006/relationships" xmlns:m="http://schemas.openxmlformats.org/officeDocument/2006/math" xmlns:v="urn:schemas-microsoft-com:vml" xmlns:wp14="http://schemas.microsoft.com/office/word/2010/wordprocessingDrawing" xmlns:wp="http://schemas.openxmlformats.org/drawingml/2006/wordprocessingDrawing" xmlns:w10="urn:schemas-microsoft-com:office:word" xmlns:w="http://schemas.openxmlformats.org/wordprocessingml/2006/main" xmlns:w14="http://schemas.microsoft.com/office/word/2010/wordml" xmlns:w15="http://schemas.microsoft.com/office/word/2012/wordml" xmlns:wpg="http://schemas.microsoft.com/office/word/2010/wordprocessingGroup" xmlns:wpi="http://schemas.microsoft.com/office/word/2010/wordprocessingInk" xmlns:wne="http://schemas.microsoft.com/office/word/2006/wordml" xmlns:wps="http://schemas.microsoft.com/office/word/2010/wordprocessingShape" xmlns:wpsCustomData="http://www.wps.cn/officeDocument/2013/wpsCustomData" mc:Ignorable="w14 w15 wp14">
   <w:p>
     <w:pPr>
-      <w:pStyle w:val="Footer"/>
+      <w:pStyle w:val="8"/>
       <w:jc w:val="center"/>
       <w:rPr>
         <w:rFonts w:ascii="仿宋" w:hAnsi="仿宋" w:eastAsia="仿宋" w:cs="仿宋"/>
-        <w:b/>
         <w:b/>
         <w:bCs/>
       </w:rPr>
     </w:pPr>
     <w:r>
       <w:rPr>
-        <w:rFonts w:ascii="仿宋" w:hAnsi="仿宋" w:cs="仿宋" w:eastAsia="仿宋"/>
+        <w:rFonts w:ascii="仿宋" w:hAnsi="仿宋" w:eastAsia="仿宋" w:cs="仿宋"/>
         <w:b/>
         <w:bCs/>
       </w:rPr>
@@ -5073,96 +8639,91 @@
 </file>
 
 <file path=word/header1.xml><?xml version="1.0" encoding="utf-8"?>
-<w:hdr xmlns:o="urn:schemas-microsoft-com:office:office" xmlns:r="http://schemas.openxmlformats.org/officeDocument/2006/relationships" xmlns:v="urn:schemas-microsoft-com:vml" xmlns:w="http://schemas.openxmlformats.org/wordprocessingml/2006/main" xmlns:w10="urn:schemas-microsoft-com:office:word" xmlns:wp="http://schemas.openxmlformats.org/drawingml/2006/wordprocessingDrawing" xmlns:wps="http://schemas.microsoft.com/office/word/2010/wordprocessingShape" xmlns:wpg="http://schemas.microsoft.com/office/word/2010/wordprocessingGroup" xmlns:mc="http://schemas.openxmlformats.org/markup-compatibility/2006" xmlns:wp14="http://schemas.microsoft.com/office/word/2010/wordprocessingDrawing" xmlns:w14="http://schemas.microsoft.com/office/word/2010/wordml" xmlns:w15="http://schemas.microsoft.com/office/word/2012/wordml" mc:Ignorable="w14 wp14 w15">
+<w:hdr xmlns:wpc="http://schemas.microsoft.com/office/word/2010/wordprocessingCanvas" xmlns:mc="http://schemas.openxmlformats.org/markup-compatibility/2006" xmlns:o="urn:schemas-microsoft-com:office:office" xmlns:r="http://schemas.openxmlformats.org/officeDocument/2006/relationships" xmlns:m="http://schemas.openxmlformats.org/officeDocument/2006/math" xmlns:v="urn:schemas-microsoft-com:vml" xmlns:wp14="http://schemas.microsoft.com/office/word/2010/wordprocessingDrawing" xmlns:wp="http://schemas.openxmlformats.org/drawingml/2006/wordprocessingDrawing" xmlns:w10="urn:schemas-microsoft-com:office:word" xmlns:w="http://schemas.openxmlformats.org/wordprocessingml/2006/main" xmlns:w14="http://schemas.microsoft.com/office/word/2010/wordml" xmlns:w15="http://schemas.microsoft.com/office/word/2012/wordml" xmlns:wpg="http://schemas.microsoft.com/office/word/2010/wordprocessingGroup" xmlns:wpi="http://schemas.microsoft.com/office/word/2010/wordprocessingInk" xmlns:wne="http://schemas.microsoft.com/office/word/2006/wordml" xmlns:wps="http://schemas.microsoft.com/office/word/2010/wordprocessingShape" xmlns:wpsCustomData="http://www.wps.cn/officeDocument/2013/wpsCustomData" mc:Ignorable="w14 w15 wp14">
   <w:p>
     <w:pPr>
-      <w:pStyle w:val="Header"/>
-      <w:rPr/>
+      <w:pStyle w:val="9"/>
     </w:pPr>
-    <w:r>
-      <w:rPr/>
-    </w:r>
   </w:p>
 </w:hdr>
 </file>
 
 <file path=word/header2.xml><?xml version="1.0" encoding="utf-8"?>
-<w:hdr xmlns:o="urn:schemas-microsoft-com:office:office" xmlns:r="http://schemas.openxmlformats.org/officeDocument/2006/relationships" xmlns:v="urn:schemas-microsoft-com:vml" xmlns:w="http://schemas.openxmlformats.org/wordprocessingml/2006/main" xmlns:w10="urn:schemas-microsoft-com:office:word" xmlns:wp="http://schemas.openxmlformats.org/drawingml/2006/wordprocessingDrawing" xmlns:wps="http://schemas.microsoft.com/office/word/2010/wordprocessingShape" xmlns:wpg="http://schemas.microsoft.com/office/word/2010/wordprocessingGroup" xmlns:mc="http://schemas.openxmlformats.org/markup-compatibility/2006" xmlns:wp14="http://schemas.microsoft.com/office/word/2010/wordprocessingDrawing" xmlns:w14="http://schemas.microsoft.com/office/word/2010/wordml" xmlns:w15="http://schemas.microsoft.com/office/word/2012/wordml" mc:Ignorable="w14 wp14 w15">
+<w:hdr xmlns:wpc="http://schemas.microsoft.com/office/word/2010/wordprocessingCanvas" xmlns:mc="http://schemas.openxmlformats.org/markup-compatibility/2006" xmlns:o="urn:schemas-microsoft-com:office:office" xmlns:r="http://schemas.openxmlformats.org/officeDocument/2006/relationships" xmlns:m="http://schemas.openxmlformats.org/officeDocument/2006/math" xmlns:v="urn:schemas-microsoft-com:vml" xmlns:wp14="http://schemas.microsoft.com/office/word/2010/wordprocessingDrawing" xmlns:wp="http://schemas.openxmlformats.org/drawingml/2006/wordprocessingDrawing" xmlns:w10="urn:schemas-microsoft-com:office:word" xmlns:w="http://schemas.openxmlformats.org/wordprocessingml/2006/main" xmlns:w14="http://schemas.microsoft.com/office/word/2010/wordml" xmlns:w15="http://schemas.microsoft.com/office/word/2012/wordml" xmlns:wpg="http://schemas.microsoft.com/office/word/2010/wordprocessingGroup" xmlns:wpi="http://schemas.microsoft.com/office/word/2010/wordprocessingInk" xmlns:wne="http://schemas.microsoft.com/office/word/2006/wordml" xmlns:wps="http://schemas.microsoft.com/office/word/2010/wordprocessingShape" xmlns:wpsCustomData="http://www.wps.cn/officeDocument/2013/wpsCustomData" mc:Ignorable="w14 w15 wp14">
   <w:p>
     <w:pPr>
-      <w:pStyle w:val="Header"/>
+      <w:pStyle w:val="9"/>
       <w:pBdr>
-        <w:bottom w:val="nil"/>
+        <w:bottom w:val="none" w:color="auto" w:sz="0" w:space="0"/>
       </w:pBdr>
-      <w:rPr/>
     </w:pPr>
-    <w:r>
-      <w:rPr/>
-    </w:r>
   </w:p>
 </w:hdr>
 </file>
 
 <file path=word/numbering.xml><?xml version="1.0" encoding="utf-8"?>
-<w:numbering xmlns:w="http://schemas.openxmlformats.org/wordprocessingml/2006/main" xmlns:o="urn:schemas-microsoft-com:office:office" xmlns:r="http://schemas.openxmlformats.org/officeDocument/2006/relationships" xmlns:v="urn:schemas-microsoft-com:vml" xmlns:mc="http://schemas.openxmlformats.org/markup-compatibility/2006" xmlns:w14="http://schemas.microsoft.com/office/word/2010/wordml" mc:Ignorable="w14">
-  <w:abstractNum w:abstractNumId="1">
-    <w:lvl w:ilvl="0">
+<w:numbering xmlns:wpc="http://schemas.microsoft.com/office/word/2010/wordprocessingCanvas" xmlns:mc="http://schemas.openxmlformats.org/markup-compatibility/2006" xmlns:o="urn:schemas-microsoft-com:office:office" xmlns:r="http://schemas.openxmlformats.org/officeDocument/2006/relationships" xmlns:m="http://schemas.openxmlformats.org/officeDocument/2006/math" xmlns:v="urn:schemas-microsoft-com:vml" xmlns:wp14="http://schemas.microsoft.com/office/word/2010/wordprocessingDrawing" xmlns:wp="http://schemas.openxmlformats.org/drawingml/2006/wordprocessingDrawing" xmlns:w10="urn:schemas-microsoft-com:office:word" xmlns:w="http://schemas.openxmlformats.org/wordprocessingml/2006/main" xmlns:w14="http://schemas.microsoft.com/office/word/2010/wordml" xmlns:wpg="http://schemas.microsoft.com/office/word/2010/wordprocessingGroup" xmlns:wpi="http://schemas.microsoft.com/office/word/2010/wordprocessingInk" xmlns:wne="http://schemas.microsoft.com/office/word/2006/wordml" xmlns:wps="http://schemas.microsoft.com/office/word/2010/wordprocessingShape" xmlns:wpsCustomData="http://www.wps.cn/officeDocument/2013/wpsCustomData" mc:Ignorable="w14 wp14">
+  <w:abstractNum w:abstractNumId="0">
+    <w:nsid w:val="39FB7AD7"/>
+    <w:multiLevelType w:val="multilevel"/>
+    <w:tmpl w:val="39FB7AD7"/>
+    <w:lvl w:ilvl="0" w:tentative="0">
       <w:start w:val="1"/>
-      <w:pStyle w:val="Heading1"/>
       <w:numFmt w:val="none"/>
+      <w:pStyle w:val="2"/>
       <w:suff w:val="nothing"/>
       <w:lvlText w:val=""/>
       <w:lvlJc w:val="left"/>
       <w:pPr>
         <w:tabs>
-          <w:tab w:val="num" w:pos="0"/>
+          <w:tab w:val="left" w:pos="0"/>
         </w:tabs>
-        <w:ind w:left="0" w:hanging="0"/>
+        <w:ind w:left="0" w:firstLine="0"/>
       </w:pPr>
     </w:lvl>
-    <w:lvl w:ilvl="1">
+    <w:lvl w:ilvl="1" w:tentative="0">
       <w:start w:val="1"/>
-      <w:pStyle w:val="Heading2"/>
       <w:numFmt w:val="none"/>
+      <w:pStyle w:val="3"/>
       <w:suff w:val="nothing"/>
       <w:lvlText w:val=""/>
       <w:lvlJc w:val="left"/>
       <w:pPr>
         <w:tabs>
-          <w:tab w:val="num" w:pos="0"/>
+          <w:tab w:val="left" w:pos="0"/>
         </w:tabs>
-        <w:ind w:left="0" w:hanging="0"/>
+        <w:ind w:left="0" w:firstLine="0"/>
       </w:pPr>
     </w:lvl>
-    <w:lvl w:ilvl="2">
+    <w:lvl w:ilvl="2" w:tentative="0">
       <w:start w:val="1"/>
-      <w:pStyle w:val="Heading3"/>
       <w:numFmt w:val="none"/>
+      <w:pStyle w:val="4"/>
       <w:suff w:val="nothing"/>
       <w:lvlText w:val=""/>
       <w:lvlJc w:val="left"/>
       <w:pPr>
         <w:tabs>
-          <w:tab w:val="num" w:pos="0"/>
+          <w:tab w:val="left" w:pos="0"/>
         </w:tabs>
-        <w:ind w:left="0" w:hanging="0"/>
+        <w:ind w:left="0" w:firstLine="0"/>
       </w:pPr>
     </w:lvl>
-    <w:lvl w:ilvl="3">
+    <w:lvl w:ilvl="3" w:tentative="0">
       <w:start w:val="1"/>
-      <w:pStyle w:val="Heading4"/>
       <w:numFmt w:val="none"/>
+      <w:pStyle w:val="5"/>
       <w:suff w:val="nothing"/>
       <w:lvlText w:val=""/>
       <w:lvlJc w:val="left"/>
       <w:pPr>
         <w:tabs>
-          <w:tab w:val="num" w:pos="0"/>
+          <w:tab w:val="left" w:pos="0"/>
         </w:tabs>
-        <w:ind w:left="0" w:hanging="0"/>
+        <w:ind w:left="0" w:firstLine="0"/>
       </w:pPr>
     </w:lvl>
-    <w:lvl w:ilvl="4">
+    <w:lvl w:ilvl="4" w:tentative="0">
       <w:start w:val="1"/>
       <w:numFmt w:val="none"/>
       <w:suff w:val="nothing"/>
@@ -5170,12 +8731,12 @@
       <w:lvlJc w:val="left"/>
       <w:pPr>
         <w:tabs>
-          <w:tab w:val="num" w:pos="0"/>
+          <w:tab w:val="left" w:pos="0"/>
         </w:tabs>
-        <w:ind w:left="0" w:hanging="0"/>
+        <w:ind w:left="0" w:firstLine="0"/>
       </w:pPr>
     </w:lvl>
-    <w:lvl w:ilvl="5">
+    <w:lvl w:ilvl="5" w:tentative="0">
       <w:start w:val="1"/>
       <w:numFmt w:val="none"/>
       <w:suff w:val="nothing"/>
@@ -5183,12 +8744,12 @@
       <w:lvlJc w:val="left"/>
       <w:pPr>
         <w:tabs>
-          <w:tab w:val="num" w:pos="0"/>
+          <w:tab w:val="left" w:pos="0"/>
         </w:tabs>
-        <w:ind w:left="0" w:hanging="0"/>
+        <w:ind w:left="0" w:firstLine="0"/>
       </w:pPr>
     </w:lvl>
-    <w:lvl w:ilvl="6">
+    <w:lvl w:ilvl="6" w:tentative="0">
       <w:start w:val="1"/>
       <w:numFmt w:val="none"/>
       <w:suff w:val="nothing"/>
@@ -5196,12 +8757,12 @@
       <w:lvlJc w:val="left"/>
       <w:pPr>
         <w:tabs>
-          <w:tab w:val="num" w:pos="0"/>
+          <w:tab w:val="left" w:pos="0"/>
         </w:tabs>
-        <w:ind w:left="0" w:hanging="0"/>
+        <w:ind w:left="0" w:firstLine="0"/>
       </w:pPr>
     </w:lvl>
-    <w:lvl w:ilvl="7">
+    <w:lvl w:ilvl="7" w:tentative="0">
       <w:start w:val="1"/>
       <w:numFmt w:val="none"/>
       <w:suff w:val="nothing"/>
@@ -5209,12 +8770,12 @@
       <w:lvlJc w:val="left"/>
       <w:pPr>
         <w:tabs>
-          <w:tab w:val="num" w:pos="0"/>
+          <w:tab w:val="left" w:pos="0"/>
         </w:tabs>
-        <w:ind w:left="0" w:hanging="0"/>
+        <w:ind w:left="0" w:firstLine="0"/>
       </w:pPr>
     </w:lvl>
-    <w:lvl w:ilvl="8">
+    <w:lvl w:ilvl="8" w:tentative="0">
       <w:start w:val="1"/>
       <w:numFmt w:val="none"/>
       <w:suff w:val="nothing"/>
@@ -5222,185 +8783,290 @@
       <w:lvlJc w:val="left"/>
       <w:pPr>
         <w:tabs>
-          <w:tab w:val="num" w:pos="0"/>
+          <w:tab w:val="left" w:pos="0"/>
         </w:tabs>
-        <w:ind w:left="0" w:hanging="0"/>
-      </w:pPr>
-    </w:lvl>
-  </w:abstractNum>
-  <w:abstractNum w:abstractNumId="2">
-    <w:lvl w:ilvl="0">
-      <w:start w:val="2"/>
-      <w:numFmt w:val="taiwaneseCountingThousand"/>
-      <w:suff w:val="nothing"/>
-      <w:lvlText w:val="%1、"/>
-      <w:lvlJc w:val="left"/>
-      <w:pPr>
-        <w:tabs>
-          <w:tab w:val="num" w:pos="0"/>
-        </w:tabs>
-        <w:ind w:left="0" w:hanging="0"/>
-      </w:pPr>
-    </w:lvl>
-  </w:abstractNum>
-  <w:abstractNum w:abstractNumId="3">
-    <w:lvl w:ilvl="0">
-      <w:start w:val="1"/>
-      <w:numFmt w:val="taiwaneseCountingThousand"/>
-      <w:suff w:val="nothing"/>
-      <w:lvlText w:val="%1、"/>
-      <w:lvlJc w:val="left"/>
-      <w:pPr>
-        <w:tabs>
-          <w:tab w:val="num" w:pos="0"/>
-        </w:tabs>
-        <w:ind w:left="0" w:hanging="0"/>
-      </w:pPr>
-    </w:lvl>
-    <w:lvl w:ilvl="1">
-      <w:start w:val="1"/>
-      <w:numFmt w:val="decimal"/>
-      <w:suff w:val="nothing"/>
-      <w:lvlText w:val="%2．"/>
-      <w:lvlJc w:val="left"/>
-      <w:pPr>
-        <w:tabs>
-          <w:tab w:val="num" w:pos="0"/>
-        </w:tabs>
-        <w:ind w:left="0" w:hanging="0"/>
-      </w:pPr>
-    </w:lvl>
-    <w:lvl w:ilvl="2">
-      <w:start w:val="1"/>
-      <w:numFmt w:val="decimal"/>
-      <w:suff w:val="nothing"/>
-      <w:lvlText w:val="（%3）"/>
-      <w:lvlJc w:val="left"/>
-      <w:pPr>
-        <w:tabs>
-          <w:tab w:val="num" w:pos="0"/>
-        </w:tabs>
-        <w:ind w:left="0" w:hanging="0"/>
-      </w:pPr>
-    </w:lvl>
-    <w:lvl w:ilvl="3">
-      <w:start w:val="1"/>
-      <w:numFmt w:val="decimalEnclosedCircle"/>
-      <w:suff w:val="nothing"/>
-      <w:lvlText w:val="%4"/>
-      <w:lvlJc w:val="left"/>
-      <w:pPr>
-        <w:tabs>
-          <w:tab w:val="num" w:pos="0"/>
-        </w:tabs>
-        <w:ind w:left="0" w:hanging="0"/>
-      </w:pPr>
-    </w:lvl>
-    <w:lvl w:ilvl="4">
-      <w:start w:val="1"/>
-      <w:numFmt w:val="decimal"/>
-      <w:suff w:val="nothing"/>
-      <w:lvlText w:val="%5）"/>
-      <w:lvlJc w:val="left"/>
-      <w:pPr>
-        <w:tabs>
-          <w:tab w:val="num" w:pos="0"/>
-        </w:tabs>
-        <w:ind w:left="0" w:hanging="0"/>
-      </w:pPr>
-    </w:lvl>
-    <w:lvl w:ilvl="5">
-      <w:start w:val="1"/>
-      <w:numFmt w:val="lowerLetter"/>
-      <w:suff w:val="nothing"/>
-      <w:lvlText w:val="%6．"/>
-      <w:lvlJc w:val="left"/>
-      <w:pPr>
-        <w:tabs>
-          <w:tab w:val="num" w:pos="0"/>
-        </w:tabs>
-        <w:ind w:left="0" w:hanging="0"/>
-      </w:pPr>
-    </w:lvl>
-    <w:lvl w:ilvl="6">
-      <w:start w:val="1"/>
-      <w:numFmt w:val="lowerLetter"/>
-      <w:suff w:val="nothing"/>
-      <w:lvlText w:val="%7）"/>
-      <w:lvlJc w:val="left"/>
-      <w:pPr>
-        <w:tabs>
-          <w:tab w:val="num" w:pos="0"/>
-        </w:tabs>
-        <w:ind w:left="0" w:hanging="0"/>
-      </w:pPr>
-    </w:lvl>
-    <w:lvl w:ilvl="7">
-      <w:start w:val="1"/>
-      <w:numFmt w:val="lowerRoman"/>
-      <w:suff w:val="nothing"/>
-      <w:lvlText w:val="%8．"/>
-      <w:lvlJc w:val="left"/>
-      <w:pPr>
-        <w:tabs>
-          <w:tab w:val="num" w:pos="0"/>
-        </w:tabs>
-        <w:ind w:left="0" w:hanging="0"/>
-      </w:pPr>
-    </w:lvl>
-    <w:lvl w:ilvl="8">
-      <w:start w:val="1"/>
-      <w:numFmt w:val="lowerRoman"/>
-      <w:suff w:val="nothing"/>
-      <w:lvlText w:val="%9）"/>
-      <w:lvlJc w:val="left"/>
-      <w:pPr>
-        <w:tabs>
-          <w:tab w:val="num" w:pos="0"/>
-        </w:tabs>
-        <w:ind w:left="0" w:hanging="0"/>
+        <w:ind w:left="0" w:firstLine="0"/>
       </w:pPr>
     </w:lvl>
   </w:abstractNum>
   <w:num w:numId="1">
-    <w:abstractNumId w:val="1"/>
-  </w:num>
-  <w:num w:numId="2">
-    <w:abstractNumId w:val="2"/>
-  </w:num>
-  <w:num w:numId="3">
-    <w:abstractNumId w:val="3"/>
+    <w:abstractNumId w:val="0"/>
   </w:num>
 </w:numbering>
 </file>
 
 <file path=word/styles.xml><?xml version="1.0" encoding="utf-8"?>
-<w:styles xmlns:w="http://schemas.openxmlformats.org/wordprocessingml/2006/main" xmlns:w14="http://schemas.microsoft.com/office/word/2010/wordml" xmlns:mc="http://schemas.openxmlformats.org/markup-compatibility/2006" mc:Ignorable="w14">
+<w:styles xmlns:mc="http://schemas.openxmlformats.org/markup-compatibility/2006" xmlns:o="urn:schemas-microsoft-com:office:office" xmlns:r="http://schemas.openxmlformats.org/officeDocument/2006/relationships" xmlns:m="http://schemas.openxmlformats.org/officeDocument/2006/math" xmlns:v="urn:schemas-microsoft-com:vml" xmlns:w="http://schemas.openxmlformats.org/wordprocessingml/2006/main" xmlns:w14="http://schemas.microsoft.com/office/word/2010/wordml" xmlns:w10="urn:schemas-microsoft-com:office:word" xmlns:sl="http://schemas.openxmlformats.org/schemaLibrary/2006/main" xmlns:wpsCustomData="http://www.wps.cn/officeDocument/2013/wpsCustomData" mc:Ignorable="w14">
   <w:docDefaults>
     <w:rPrDefault>
       <w:rPr>
         <w:rFonts w:ascii="Liberation Serif" w:hAnsi="Liberation Serif" w:eastAsia="Noto Serif CJK SC" w:cs="Lohit Devanagari"/>
-        <w:sz w:val="24"/>
-        <w:szCs w:val="24"/>
-        <w:lang w:val="en-US" w:eastAsia="zh-CN" w:bidi="hi-IN"/>
       </w:rPr>
     </w:rPrDefault>
-    <w:pPrDefault>
-      <w:pPr>
-        <w:suppressAutoHyphens w:val="true"/>
-      </w:pPr>
-    </w:pPrDefault>
+    <w:pPrDefault/>
   </w:docDefaults>
-  <w:style w:type="paragraph" w:styleId="Normal">
+  <w:latentStyles w:count="260" w:defQFormat="0" w:defUnhideWhenUsed="1" w:defSemiHidden="1" w:defUIPriority="99" w:defLockedState="0">
+    <w:lsdException w:qFormat="1" w:unhideWhenUsed="0" w:uiPriority="0" w:semiHidden="0" w:name="Normal"/>
+    <w:lsdException w:qFormat="1" w:unhideWhenUsed="0" w:uiPriority="0" w:semiHidden="0" w:name="heading 1"/>
+    <w:lsdException w:qFormat="1" w:unhideWhenUsed="0" w:uiPriority="0" w:semiHidden="0" w:name="heading 2"/>
+    <w:lsdException w:qFormat="1" w:unhideWhenUsed="0" w:uiPriority="0" w:semiHidden="0" w:name="heading 3"/>
+    <w:lsdException w:qFormat="1" w:unhideWhenUsed="0" w:uiPriority="0" w:semiHidden="0" w:name="heading 4"/>
+    <w:lsdException w:qFormat="1" w:uiPriority="0" w:name="heading 5"/>
+    <w:lsdException w:qFormat="1" w:uiPriority="0" w:name="heading 6"/>
+    <w:lsdException w:qFormat="1" w:uiPriority="0" w:name="heading 7"/>
+    <w:lsdException w:qFormat="1" w:uiPriority="0" w:name="heading 8"/>
+    <w:lsdException w:qFormat="1" w:uiPriority="0" w:name="heading 9"/>
+    <w:lsdException w:unhideWhenUsed="0" w:uiPriority="0" w:semiHidden="0" w:name="index 1"/>
+    <w:lsdException w:unhideWhenUsed="0" w:uiPriority="0" w:semiHidden="0" w:name="index 2"/>
+    <w:lsdException w:unhideWhenUsed="0" w:uiPriority="0" w:semiHidden="0" w:name="index 3"/>
+    <w:lsdException w:unhideWhenUsed="0" w:uiPriority="0" w:semiHidden="0" w:name="index 4"/>
+    <w:lsdException w:unhideWhenUsed="0" w:uiPriority="0" w:semiHidden="0" w:name="index 5"/>
+    <w:lsdException w:unhideWhenUsed="0" w:uiPriority="0" w:semiHidden="0" w:name="index 6"/>
+    <w:lsdException w:unhideWhenUsed="0" w:uiPriority="0" w:semiHidden="0" w:name="index 7"/>
+    <w:lsdException w:unhideWhenUsed="0" w:uiPriority="0" w:semiHidden="0" w:name="index 8"/>
+    <w:lsdException w:unhideWhenUsed="0" w:uiPriority="0" w:semiHidden="0" w:name="index 9"/>
+    <w:lsdException w:unhideWhenUsed="0" w:uiPriority="0" w:semiHidden="0" w:name="toc 1"/>
+    <w:lsdException w:unhideWhenUsed="0" w:uiPriority="0" w:semiHidden="0" w:name="toc 2"/>
+    <w:lsdException w:unhideWhenUsed="0" w:uiPriority="0" w:semiHidden="0" w:name="toc 3"/>
+    <w:lsdException w:unhideWhenUsed="0" w:uiPriority="0" w:semiHidden="0" w:name="toc 4"/>
+    <w:lsdException w:unhideWhenUsed="0" w:uiPriority="0" w:semiHidden="0" w:name="toc 5"/>
+    <w:lsdException w:unhideWhenUsed="0" w:uiPriority="0" w:semiHidden="0" w:name="toc 6"/>
+    <w:lsdException w:unhideWhenUsed="0" w:uiPriority="0" w:semiHidden="0" w:name="toc 7"/>
+    <w:lsdException w:unhideWhenUsed="0" w:uiPriority="0" w:semiHidden="0" w:name="toc 8"/>
+    <w:lsdException w:unhideWhenUsed="0" w:uiPriority="0" w:semiHidden="0" w:name="toc 9"/>
+    <w:lsdException w:unhideWhenUsed="0" w:uiPriority="0" w:semiHidden="0" w:name="Normal Indent"/>
+    <w:lsdException w:unhideWhenUsed="0" w:uiPriority="0" w:semiHidden="0" w:name="footnote text"/>
+    <w:lsdException w:unhideWhenUsed="0" w:uiPriority="0" w:semiHidden="0" w:name="annotation text"/>
+    <w:lsdException w:unhideWhenUsed="0" w:uiPriority="0" w:semiHidden="0" w:name="header"/>
+    <w:lsdException w:unhideWhenUsed="0" w:uiPriority="0" w:semiHidden="0" w:name="footer"/>
+    <w:lsdException w:unhideWhenUsed="0" w:uiPriority="0" w:semiHidden="0" w:name="index heading"/>
+    <w:lsdException w:qFormat="1" w:unhideWhenUsed="0" w:uiPriority="0" w:semiHidden="0" w:name="caption"/>
+    <w:lsdException w:unhideWhenUsed="0" w:uiPriority="0" w:semiHidden="0" w:name="table of figures"/>
+    <w:lsdException w:unhideWhenUsed="0" w:uiPriority="0" w:semiHidden="0" w:name="envelope address"/>
+    <w:lsdException w:unhideWhenUsed="0" w:uiPriority="0" w:semiHidden="0" w:name="envelope return"/>
+    <w:lsdException w:unhideWhenUsed="0" w:uiPriority="0" w:semiHidden="0" w:name="footnote reference"/>
+    <w:lsdException w:unhideWhenUsed="0" w:uiPriority="0" w:semiHidden="0" w:name="annotation reference"/>
+    <w:lsdException w:unhideWhenUsed="0" w:uiPriority="0" w:semiHidden="0" w:name="line number"/>
+    <w:lsdException w:unhideWhenUsed="0" w:uiPriority="0" w:semiHidden="0" w:name="page number"/>
+    <w:lsdException w:unhideWhenUsed="0" w:uiPriority="0" w:semiHidden="0" w:name="endnote reference"/>
+    <w:lsdException w:unhideWhenUsed="0" w:uiPriority="0" w:semiHidden="0" w:name="endnote text"/>
+    <w:lsdException w:unhideWhenUsed="0" w:uiPriority="0" w:semiHidden="0" w:name="table of authorities"/>
+    <w:lsdException w:unhideWhenUsed="0" w:uiPriority="0" w:semiHidden="0" w:name="macro"/>
+    <w:lsdException w:unhideWhenUsed="0" w:uiPriority="0" w:semiHidden="0" w:name="toa heading"/>
+    <w:lsdException w:unhideWhenUsed="0" w:uiPriority="0" w:semiHidden="0" w:name="List"/>
+    <w:lsdException w:unhideWhenUsed="0" w:uiPriority="0" w:semiHidden="0" w:name="List Bullet"/>
+    <w:lsdException w:unhideWhenUsed="0" w:uiPriority="0" w:semiHidden="0" w:name="List Number"/>
+    <w:lsdException w:unhideWhenUsed="0" w:uiPriority="0" w:semiHidden="0" w:name="List 2"/>
+    <w:lsdException w:unhideWhenUsed="0" w:uiPriority="0" w:semiHidden="0" w:name="List 3"/>
+    <w:lsdException w:unhideWhenUsed="0" w:uiPriority="0" w:semiHidden="0" w:name="List 4"/>
+    <w:lsdException w:unhideWhenUsed="0" w:uiPriority="0" w:semiHidden="0" w:name="List 5"/>
+    <w:lsdException w:unhideWhenUsed="0" w:uiPriority="0" w:semiHidden="0" w:name="List Bullet 2"/>
+    <w:lsdException w:unhideWhenUsed="0" w:uiPriority="0" w:semiHidden="0" w:name="List Bullet 3"/>
+    <w:lsdException w:unhideWhenUsed="0" w:uiPriority="0" w:semiHidden="0" w:name="List Bullet 4"/>
+    <w:lsdException w:unhideWhenUsed="0" w:uiPriority="0" w:semiHidden="0" w:name="List Bullet 5"/>
+    <w:lsdException w:unhideWhenUsed="0" w:uiPriority="0" w:semiHidden="0" w:name="List Number 2"/>
+    <w:lsdException w:unhideWhenUsed="0" w:uiPriority="0" w:semiHidden="0" w:name="List Number 3"/>
+    <w:lsdException w:unhideWhenUsed="0" w:uiPriority="0" w:semiHidden="0" w:name="List Number 4"/>
+    <w:lsdException w:unhideWhenUsed="0" w:uiPriority="0" w:semiHidden="0" w:name="List Number 5"/>
+    <w:lsdException w:qFormat="1" w:unhideWhenUsed="0" w:uiPriority="0" w:semiHidden="0" w:name="Title"/>
+    <w:lsdException w:unhideWhenUsed="0" w:uiPriority="0" w:semiHidden="0" w:name="Closing"/>
+    <w:lsdException w:unhideWhenUsed="0" w:uiPriority="0" w:semiHidden="0" w:name="Signature"/>
+    <w:lsdException w:unhideWhenUsed="0" w:uiPriority="0" w:name="Default Paragraph Font"/>
+    <w:lsdException w:unhideWhenUsed="0" w:uiPriority="0" w:semiHidden="0" w:name="Body Text"/>
+    <w:lsdException w:unhideWhenUsed="0" w:uiPriority="0" w:semiHidden="0" w:name="Body Text Indent"/>
+    <w:lsdException w:unhideWhenUsed="0" w:uiPriority="0" w:semiHidden="0" w:name="List Continue"/>
+    <w:lsdException w:unhideWhenUsed="0" w:uiPriority="0" w:semiHidden="0" w:name="List Continue 2"/>
+    <w:lsdException w:unhideWhenUsed="0" w:uiPriority="0" w:semiHidden="0" w:name="List Continue 3"/>
+    <w:lsdException w:unhideWhenUsed="0" w:uiPriority="0" w:semiHidden="0" w:name="List Continue 4"/>
+    <w:lsdException w:unhideWhenUsed="0" w:uiPriority="0" w:semiHidden="0" w:name="List Continue 5"/>
+    <w:lsdException w:unhideWhenUsed="0" w:uiPriority="0" w:semiHidden="0" w:name="Message Header"/>
+    <w:lsdException w:qFormat="1" w:unhideWhenUsed="0" w:uiPriority="0" w:semiHidden="0" w:name="Subtitle"/>
+    <w:lsdException w:unhideWhenUsed="0" w:uiPriority="0" w:semiHidden="0" w:name="Salutation"/>
+    <w:lsdException w:unhideWhenUsed="0" w:uiPriority="0" w:semiHidden="0" w:name="Date"/>
+    <w:lsdException w:unhideWhenUsed="0" w:uiPriority="0" w:semiHidden="0" w:name="Body Text First Indent"/>
+    <w:lsdException w:unhideWhenUsed="0" w:uiPriority="0" w:semiHidden="0" w:name="Body Text First Indent 2"/>
+    <w:lsdException w:unhideWhenUsed="0" w:uiPriority="0" w:semiHidden="0" w:name="Note Heading"/>
+    <w:lsdException w:unhideWhenUsed="0" w:uiPriority="0" w:semiHidden="0" w:name="Body Text 2"/>
+    <w:lsdException w:unhideWhenUsed="0" w:uiPriority="0" w:semiHidden="0" w:name="Body Text 3"/>
+    <w:lsdException w:unhideWhenUsed="0" w:uiPriority="0" w:semiHidden="0" w:name="Body Text Indent 2"/>
+    <w:lsdException w:unhideWhenUsed="0" w:uiPriority="0" w:semiHidden="0" w:name="Body Text Indent 3"/>
+    <w:lsdException w:unhideWhenUsed="0" w:uiPriority="0" w:semiHidden="0" w:name="Block Text"/>
+    <w:lsdException w:unhideWhenUsed="0" w:uiPriority="0" w:semiHidden="0" w:name="Hyperlink"/>
+    <w:lsdException w:unhideWhenUsed="0" w:uiPriority="0" w:semiHidden="0" w:name="FollowedHyperlink"/>
+    <w:lsdException w:qFormat="1" w:unhideWhenUsed="0" w:uiPriority="0" w:semiHidden="0" w:name="Strong"/>
+    <w:lsdException w:qFormat="1" w:unhideWhenUsed="0" w:uiPriority="0" w:semiHidden="0" w:name="Emphasis"/>
+    <w:lsdException w:unhideWhenUsed="0" w:uiPriority="0" w:semiHidden="0" w:name="Document Map"/>
+    <w:lsdException w:unhideWhenUsed="0" w:uiPriority="0" w:semiHidden="0" w:name="Plain Text"/>
+    <w:lsdException w:unhideWhenUsed="0" w:uiPriority="0" w:semiHidden="0" w:name="E-mail Signature"/>
+    <w:lsdException w:unhideWhenUsed="0" w:uiPriority="0" w:semiHidden="0" w:name="Normal (Web)"/>
+    <w:lsdException w:unhideWhenUsed="0" w:uiPriority="0" w:semiHidden="0" w:name="HTML Acronym"/>
+    <w:lsdException w:unhideWhenUsed="0" w:uiPriority="0" w:semiHidden="0" w:name="HTML Address"/>
+    <w:lsdException w:unhideWhenUsed="0" w:uiPriority="0" w:semiHidden="0" w:name="HTML Cite"/>
+    <w:lsdException w:unhideWhenUsed="0" w:uiPriority="0" w:semiHidden="0" w:name="HTML Code"/>
+    <w:lsdException w:unhideWhenUsed="0" w:uiPriority="0" w:semiHidden="0" w:name="HTML Definition"/>
+    <w:lsdException w:unhideWhenUsed="0" w:uiPriority="0" w:semiHidden="0" w:name="HTML Keyboard"/>
+    <w:lsdException w:unhideWhenUsed="0" w:uiPriority="0" w:semiHidden="0" w:name="HTML Preformatted"/>
+    <w:lsdException w:unhideWhenUsed="0" w:uiPriority="0" w:semiHidden="0" w:name="HTML Sample"/>
+    <w:lsdException w:unhideWhenUsed="0" w:uiPriority="0" w:semiHidden="0" w:name="HTML Typewriter"/>
+    <w:lsdException w:unhideWhenUsed="0" w:uiPriority="0" w:semiHidden="0" w:name="HTML Variable"/>
+    <w:lsdException w:unhideWhenUsed="0" w:uiPriority="0" w:name="Normal Table"/>
+    <w:lsdException w:unhideWhenUsed="0" w:uiPriority="0" w:semiHidden="0" w:name="annotation subject"/>
+    <w:lsdException w:unhideWhenUsed="0" w:uiPriority="0" w:semiHidden="0" w:name="Table Simple 1"/>
+    <w:lsdException w:unhideWhenUsed="0" w:uiPriority="0" w:semiHidden="0" w:name="Table Simple 2"/>
+    <w:lsdException w:unhideWhenUsed="0" w:uiPriority="0" w:semiHidden="0" w:name="Table Simple 3"/>
+    <w:lsdException w:unhideWhenUsed="0" w:uiPriority="0" w:semiHidden="0" w:name="Table Classic 1"/>
+    <w:lsdException w:unhideWhenUsed="0" w:uiPriority="0" w:semiHidden="0" w:name="Table Classic 2"/>
+    <w:lsdException w:unhideWhenUsed="0" w:uiPriority="0" w:semiHidden="0" w:name="Table Classic 3"/>
+    <w:lsdException w:unhideWhenUsed="0" w:uiPriority="0" w:semiHidden="0" w:name="Table Classic 4"/>
+    <w:lsdException w:unhideWhenUsed="0" w:uiPriority="0" w:semiHidden="0" w:name="Table Colorful 1"/>
+    <w:lsdException w:unhideWhenUsed="0" w:uiPriority="0" w:semiHidden="0" w:name="Table Colorful 2"/>
+    <w:lsdException w:unhideWhenUsed="0" w:uiPriority="0" w:semiHidden="0" w:name="Table Colorful 3"/>
+    <w:lsdException w:unhideWhenUsed="0" w:uiPriority="0" w:semiHidden="0" w:name="Table Columns 1"/>
+    <w:lsdException w:unhideWhenUsed="0" w:uiPriority="0" w:semiHidden="0" w:name="Table Columns 2"/>
+    <w:lsdException w:unhideWhenUsed="0" w:uiPriority="0" w:semiHidden="0" w:name="Table Columns 3"/>
+    <w:lsdException w:unhideWhenUsed="0" w:uiPriority="0" w:semiHidden="0" w:name="Table Columns 4"/>
+    <w:lsdException w:unhideWhenUsed="0" w:uiPriority="0" w:semiHidden="0" w:name="Table Columns 5"/>
+    <w:lsdException w:unhideWhenUsed="0" w:uiPriority="0" w:semiHidden="0" w:name="Table Grid 1"/>
+    <w:lsdException w:unhideWhenUsed="0" w:uiPriority="0" w:semiHidden="0" w:name="Table Grid 2"/>
+    <w:lsdException w:unhideWhenUsed="0" w:uiPriority="0" w:semiHidden="0" w:name="Table Grid 3"/>
+    <w:lsdException w:unhideWhenUsed="0" w:uiPriority="0" w:semiHidden="0" w:name="Table Grid 4"/>
+    <w:lsdException w:unhideWhenUsed="0" w:uiPriority="0" w:semiHidden="0" w:name="Table Grid 5"/>
+    <w:lsdException w:unhideWhenUsed="0" w:uiPriority="0" w:semiHidden="0" w:name="Table Grid 6"/>
+    <w:lsdException w:unhideWhenUsed="0" w:uiPriority="0" w:semiHidden="0" w:name="Table Grid 7"/>
+    <w:lsdException w:unhideWhenUsed="0" w:uiPriority="0" w:semiHidden="0" w:name="Table Grid 8"/>
+    <w:lsdException w:unhideWhenUsed="0" w:uiPriority="0" w:semiHidden="0" w:name="Table List 1"/>
+    <w:lsdException w:unhideWhenUsed="0" w:uiPriority="0" w:semiHidden="0" w:name="Table List 2"/>
+    <w:lsdException w:unhideWhenUsed="0" w:uiPriority="0" w:semiHidden="0" w:name="Table List 3"/>
+    <w:lsdException w:unhideWhenUsed="0" w:uiPriority="0" w:semiHidden="0" w:name="Table List 4"/>
+    <w:lsdException w:unhideWhenUsed="0" w:uiPriority="0" w:semiHidden="0" w:name="Table List 5"/>
+    <w:lsdException w:unhideWhenUsed="0" w:uiPriority="0" w:semiHidden="0" w:name="Table List 6"/>
+    <w:lsdException w:unhideWhenUsed="0" w:uiPriority="0" w:semiHidden="0" w:name="Table List 7"/>
+    <w:lsdException w:unhideWhenUsed="0" w:uiPriority="0" w:semiHidden="0" w:name="Table List 8"/>
+    <w:lsdException w:unhideWhenUsed="0" w:uiPriority="0" w:semiHidden="0" w:name="Table 3D effects 1"/>
+    <w:lsdException w:unhideWhenUsed="0" w:uiPriority="0" w:semiHidden="0" w:name="Table 3D effects 2"/>
+    <w:lsdException w:unhideWhenUsed="0" w:uiPriority="0" w:semiHidden="0" w:name="Table 3D effects 3"/>
+    <w:lsdException w:unhideWhenUsed="0" w:uiPriority="0" w:semiHidden="0" w:name="Table Contemporary"/>
+    <w:lsdException w:unhideWhenUsed="0" w:uiPriority="0" w:semiHidden="0" w:name="Table Elegant"/>
+    <w:lsdException w:unhideWhenUsed="0" w:uiPriority="0" w:semiHidden="0" w:name="Table Professional"/>
+    <w:lsdException w:unhideWhenUsed="0" w:uiPriority="0" w:semiHidden="0" w:name="Table Subtle 1"/>
+    <w:lsdException w:unhideWhenUsed="0" w:uiPriority="0" w:semiHidden="0" w:name="Table Subtle 2"/>
+    <w:lsdException w:unhideWhenUsed="0" w:uiPriority="0" w:semiHidden="0" w:name="Table Web 1"/>
+    <w:lsdException w:unhideWhenUsed="0" w:uiPriority="0" w:semiHidden="0" w:name="Table Web 2"/>
+    <w:lsdException w:unhideWhenUsed="0" w:uiPriority="0" w:semiHidden="0" w:name="Table Web 3"/>
+    <w:lsdException w:unhideWhenUsed="0" w:uiPriority="0" w:semiHidden="0" w:name="Balloon Text"/>
+    <w:lsdException w:unhideWhenUsed="0" w:uiPriority="0" w:semiHidden="0" w:name="Table Grid"/>
+    <w:lsdException w:unhideWhenUsed="0" w:uiPriority="0" w:semiHidden="0" w:name="Table Theme"/>
+    <w:lsdException w:unhideWhenUsed="0" w:uiPriority="60" w:semiHidden="0" w:name="Light Shading"/>
+    <w:lsdException w:unhideWhenUsed="0" w:uiPriority="61" w:semiHidden="0" w:name="Light List"/>
+    <w:lsdException w:unhideWhenUsed="0" w:uiPriority="62" w:semiHidden="0" w:name="Light Grid"/>
+    <w:lsdException w:unhideWhenUsed="0" w:uiPriority="63" w:semiHidden="0" w:name="Medium Shading 1"/>
+    <w:lsdException w:unhideWhenUsed="0" w:uiPriority="64" w:semiHidden="0" w:name="Medium Shading 2"/>
+    <w:lsdException w:unhideWhenUsed="0" w:uiPriority="65" w:semiHidden="0" w:name="Medium List 1"/>
+    <w:lsdException w:unhideWhenUsed="0" w:uiPriority="66" w:semiHidden="0" w:name="Medium List 2"/>
+    <w:lsdException w:unhideWhenUsed="0" w:uiPriority="67" w:semiHidden="0" w:name="Medium Grid 1"/>
+    <w:lsdException w:unhideWhenUsed="0" w:uiPriority="68" w:semiHidden="0" w:name="Medium Grid 2"/>
+    <w:lsdException w:unhideWhenUsed="0" w:uiPriority="69" w:semiHidden="0" w:name="Medium Grid 3"/>
+    <w:lsdException w:unhideWhenUsed="0" w:uiPriority="70" w:semiHidden="0" w:name="Dark List"/>
+    <w:lsdException w:unhideWhenUsed="0" w:uiPriority="71" w:semiHidden="0" w:name="Colorful Shading"/>
+    <w:lsdException w:unhideWhenUsed="0" w:uiPriority="72" w:semiHidden="0" w:name="Colorful List"/>
+    <w:lsdException w:unhideWhenUsed="0" w:uiPriority="73" w:semiHidden="0" w:name="Colorful Grid"/>
+    <w:lsdException w:unhideWhenUsed="0" w:uiPriority="60" w:semiHidden="0" w:name="Light Shading Accent 1"/>
+    <w:lsdException w:unhideWhenUsed="0" w:uiPriority="61" w:semiHidden="0" w:name="Light List Accent 1"/>
+    <w:lsdException w:unhideWhenUsed="0" w:uiPriority="62" w:semiHidden="0" w:name="Light Grid Accent 1"/>
+    <w:lsdException w:unhideWhenUsed="0" w:uiPriority="63" w:semiHidden="0" w:name="Medium Shading 1 Accent 1"/>
+    <w:lsdException w:unhideWhenUsed="0" w:uiPriority="64" w:semiHidden="0" w:name="Medium Shading 2 Accent 1"/>
+    <w:lsdException w:unhideWhenUsed="0" w:uiPriority="65" w:semiHidden="0" w:name="Medium List 1 Accent 1"/>
+    <w:lsdException w:unhideWhenUsed="0" w:uiPriority="66" w:semiHidden="0" w:name="Medium List 2 Accent 1"/>
+    <w:lsdException w:unhideWhenUsed="0" w:uiPriority="67" w:semiHidden="0" w:name="Medium Grid 1 Accent 1"/>
+    <w:lsdException w:unhideWhenUsed="0" w:uiPriority="68" w:semiHidden="0" w:name="Medium Grid 2 Accent 1"/>
+    <w:lsdException w:unhideWhenUsed="0" w:uiPriority="69" w:semiHidden="0" w:name="Medium Grid 3 Accent 1"/>
+    <w:lsdException w:unhideWhenUsed="0" w:uiPriority="70" w:semiHidden="0" w:name="Dark List Accent 1"/>
+    <w:lsdException w:unhideWhenUsed="0" w:uiPriority="71" w:semiHidden="0" w:name="Colorful Shading Accent 1"/>
+    <w:lsdException w:unhideWhenUsed="0" w:uiPriority="72" w:semiHidden="0" w:name="Colorful List Accent 1"/>
+    <w:lsdException w:unhideWhenUsed="0" w:uiPriority="73" w:semiHidden="0" w:name="Colorful Grid Accent 1"/>
+    <w:lsdException w:unhideWhenUsed="0" w:uiPriority="60" w:semiHidden="0" w:name="Light Shading Accent 2"/>
+    <w:lsdException w:unhideWhenUsed="0" w:uiPriority="61" w:semiHidden="0" w:name="Light List Accent 2"/>
+    <w:lsdException w:unhideWhenUsed="0" w:uiPriority="62" w:semiHidden="0" w:name="Light Grid Accent 2"/>
+    <w:lsdException w:unhideWhenUsed="0" w:uiPriority="63" w:semiHidden="0" w:name="Medium Shading 1 Accent 2"/>
+    <w:lsdException w:unhideWhenUsed="0" w:uiPriority="64" w:semiHidden="0" w:name="Medium Shading 2 Accent 2"/>
+    <w:lsdException w:unhideWhenUsed="0" w:uiPriority="65" w:semiHidden="0" w:name="Medium List 1 Accent 2"/>
+    <w:lsdException w:unhideWhenUsed="0" w:uiPriority="66" w:semiHidden="0" w:name="Medium List 2 Accent 2"/>
+    <w:lsdException w:unhideWhenUsed="0" w:uiPriority="67" w:semiHidden="0" w:name="Medium Grid 1 Accent 2"/>
+    <w:lsdException w:unhideWhenUsed="0" w:uiPriority="68" w:semiHidden="0" w:name="Medium Grid 2 Accent 2"/>
+    <w:lsdException w:unhideWhenUsed="0" w:uiPriority="69" w:semiHidden="0" w:name="Medium Grid 3 Accent 2"/>
+    <w:lsdException w:unhideWhenUsed="0" w:uiPriority="70" w:semiHidden="0" w:name="Dark List Accent 2"/>
+    <w:lsdException w:unhideWhenUsed="0" w:uiPriority="71" w:semiHidden="0" w:name="Colorful Shading Accent 2"/>
+    <w:lsdException w:unhideWhenUsed="0" w:uiPriority="72" w:semiHidden="0" w:name="Colorful List Accent 2"/>
+    <w:lsdException w:unhideWhenUsed="0" w:uiPriority="73" w:semiHidden="0" w:name="Colorful Grid Accent 2"/>
+    <w:lsdException w:unhideWhenUsed="0" w:uiPriority="60" w:semiHidden="0" w:name="Light Shading Accent 3"/>
+    <w:lsdException w:unhideWhenUsed="0" w:uiPriority="61" w:semiHidden="0" w:name="Light List Accent 3"/>
+    <w:lsdException w:unhideWhenUsed="0" w:uiPriority="62" w:semiHidden="0" w:name="Light Grid Accent 3"/>
+    <w:lsdException w:unhideWhenUsed="0" w:uiPriority="63" w:semiHidden="0" w:name="Medium Shading 1 Accent 3"/>
+    <w:lsdException w:unhideWhenUsed="0" w:uiPriority="64" w:semiHidden="0" w:name="Medium Shading 2 Accent 3"/>
+    <w:lsdException w:unhideWhenUsed="0" w:uiPriority="65" w:semiHidden="0" w:name="Medium List 1 Accent 3"/>
+    <w:lsdException w:unhideWhenUsed="0" w:uiPriority="66" w:semiHidden="0" w:name="Medium List 2 Accent 3"/>
+    <w:lsdException w:unhideWhenUsed="0" w:uiPriority="67" w:semiHidden="0" w:name="Medium Grid 1 Accent 3"/>
+    <w:lsdException w:unhideWhenUsed="0" w:uiPriority="68" w:semiHidden="0" w:name="Medium Grid 2 Accent 3"/>
+    <w:lsdException w:unhideWhenUsed="0" w:uiPriority="69" w:semiHidden="0" w:name="Medium Grid 3 Accent 3"/>
+    <w:lsdException w:unhideWhenUsed="0" w:uiPriority="70" w:semiHidden="0" w:name="Dark List Accent 3"/>
+    <w:lsdException w:unhideWhenUsed="0" w:uiPriority="71" w:semiHidden="0" w:name="Colorful Shading Accent 3"/>
+    <w:lsdException w:unhideWhenUsed="0" w:uiPriority="72" w:semiHidden="0" w:name="Colorful List Accent 3"/>
+    <w:lsdException w:unhideWhenUsed="0" w:uiPriority="73" w:semiHidden="0" w:name="Colorful Grid Accent 3"/>
+    <w:lsdException w:unhideWhenUsed="0" w:uiPriority="60" w:semiHidden="0" w:name="Light Shading Accent 4"/>
+    <w:lsdException w:unhideWhenUsed="0" w:uiPriority="61" w:semiHidden="0" w:name="Light List Accent 4"/>
+    <w:lsdException w:unhideWhenUsed="0" w:uiPriority="62" w:semiHidden="0" w:name="Light Grid Accent 4"/>
+    <w:lsdException w:unhideWhenUsed="0" w:uiPriority="63" w:semiHidden="0" w:name="Medium Shading 1 Accent 4"/>
+    <w:lsdException w:unhideWhenUsed="0" w:uiPriority="64" w:semiHidden="0" w:name="Medium Shading 2 Accent 4"/>
+    <w:lsdException w:unhideWhenUsed="0" w:uiPriority="65" w:semiHidden="0" w:name="Medium List 1 Accent 4"/>
+    <w:lsdException w:unhideWhenUsed="0" w:uiPriority="66" w:semiHidden="0" w:name="Medium List 2 Accent 4"/>
+    <w:lsdException w:unhideWhenUsed="0" w:uiPriority="67" w:semiHidden="0" w:name="Medium Grid 1 Accent 4"/>
+    <w:lsdException w:unhideWhenUsed="0" w:uiPriority="68" w:semiHidden="0" w:name="Medium Grid 2 Accent 4"/>
+    <w:lsdException w:unhideWhenUsed="0" w:uiPriority="69" w:semiHidden="0" w:name="Medium Grid 3 Accent 4"/>
+    <w:lsdException w:unhideWhenUsed="0" w:uiPriority="70" w:semiHidden="0" w:name="Dark List Accent 4"/>
+    <w:lsdException w:unhideWhenUsed="0" w:uiPriority="71" w:semiHidden="0" w:name="Colorful Shading Accent 4"/>
+    <w:lsdException w:unhideWhenUsed="0" w:uiPriority="72" w:semiHidden="0" w:name="Colorful List Accent 4"/>
+    <w:lsdException w:unhideWhenUsed="0" w:uiPriority="73" w:semiHidden="0" w:name="Colorful Grid Accent 4"/>
+    <w:lsdException w:unhideWhenUsed="0" w:uiPriority="60" w:semiHidden="0" w:name="Light Shading Accent 5"/>
+    <w:lsdException w:unhideWhenUsed="0" w:uiPriority="61" w:semiHidden="0" w:name="Light List Accent 5"/>
+    <w:lsdException w:unhideWhenUsed="0" w:uiPriority="62" w:semiHidden="0" w:name="Light Grid Accent 5"/>
+    <w:lsdException w:unhideWhenUsed="0" w:uiPriority="63" w:semiHidden="0" w:name="Medium Shading 1 Accent 5"/>
+    <w:lsdException w:unhideWhenUsed="0" w:uiPriority="64" w:semiHidden="0" w:name="Medium Shading 2 Accent 5"/>
+    <w:lsdException w:unhideWhenUsed="0" w:uiPriority="65" w:semiHidden="0" w:name="Medium List 1 Accent 5"/>
+    <w:lsdException w:unhideWhenUsed="0" w:uiPriority="66" w:semiHidden="0" w:name="Medium List 2 Accent 5"/>
+    <w:lsdException w:unhideWhenUsed="0" w:uiPriority="67" w:semiHidden="0" w:name="Medium Grid 1 Accent 5"/>
+    <w:lsdException w:unhideWhenUsed="0" w:uiPriority="68" w:semiHidden="0" w:name="Medium Grid 2 Accent 5"/>
+    <w:lsdException w:unhideWhenUsed="0" w:uiPriority="69" w:semiHidden="0" w:name="Medium Grid 3 Accent 5"/>
+    <w:lsdException w:unhideWhenUsed="0" w:uiPriority="70" w:semiHidden="0" w:name="Dark List Accent 5"/>
+    <w:lsdException w:unhideWhenUsed="0" w:uiPriority="71" w:semiHidden="0" w:name="Colorful Shading Accent 5"/>
+    <w:lsdException w:unhideWhenUsed="0" w:uiPriority="72" w:semiHidden="0" w:name="Colorful List Accent 5"/>
+    <w:lsdException w:unhideWhenUsed="0" w:uiPriority="73" w:semiHidden="0" w:name="Colorful Grid Accent 5"/>
+    <w:lsdException w:unhideWhenUsed="0" w:uiPriority="60" w:semiHidden="0" w:name="Light Shading Accent 6"/>
+    <w:lsdException w:unhideWhenUsed="0" w:uiPriority="61" w:semiHidden="0" w:name="Light List Accent 6"/>
+    <w:lsdException w:unhideWhenUsed="0" w:uiPriority="62" w:semiHidden="0" w:name="Light Grid Accent 6"/>
+    <w:lsdException w:unhideWhenUsed="0" w:uiPriority="63" w:semiHidden="0" w:name="Medium Shading 1 Accent 6"/>
+    <w:lsdException w:unhideWhenUsed="0" w:uiPriority="64" w:semiHidden="0" w:name="Medium Shading 2 Accent 6"/>
+    <w:lsdException w:unhideWhenUsed="0" w:uiPriority="65" w:semiHidden="0" w:name="Medium List 1 Accent 6"/>
+    <w:lsdException w:unhideWhenUsed="0" w:uiPriority="66" w:semiHidden="0" w:name="Medium List 2 Accent 6"/>
+    <w:lsdException w:unhideWhenUsed="0" w:uiPriority="67" w:semiHidden="0" w:name="Medium Grid 1 Accent 6"/>
+    <w:lsdException w:unhideWhenUsed="0" w:uiPriority="68" w:semiHidden="0" w:name="Medium Grid 2 Accent 6"/>
+    <w:lsdException w:unhideWhenUsed="0" w:uiPriority="69" w:semiHidden="0" w:name="Medium Grid 3 Accent 6"/>
+    <w:lsdException w:unhideWhenUsed="0" w:uiPriority="70" w:semiHidden="0" w:name="Dark List Accent 6"/>
+    <w:lsdException w:unhideWhenUsed="0" w:uiPriority="71" w:semiHidden="0" w:name="Colorful Shading Accent 6"/>
+    <w:lsdException w:unhideWhenUsed="0" w:uiPriority="72" w:semiHidden="0" w:name="Colorful List Accent 6"/>
+    <w:lsdException w:unhideWhenUsed="0" w:uiPriority="73" w:semiHidden="0" w:name="Colorful Grid Accent 6"/>
+  </w:latentStyles>
+  <w:style w:type="paragraph" w:default="1" w:styleId="1">
     <w:name w:val="Normal"/>
     <w:qFormat/>
+    <w:uiPriority w:val="0"/>
     <w:pPr>
-      <w:widowControl w:val="false"/>
+      <w:widowControl w:val="0"/>
+      <w:suppressAutoHyphens/>
       <w:bidi w:val="0"/>
       <w:jc w:val="both"/>
     </w:pPr>
     <w:rPr>
-      <w:rFonts w:ascii="Times New Roman" w:hAnsi="Times New Roman" w:eastAsia="宋体" w:cs="Times New Roman"/>
+      <w:rFonts w:ascii="Times New Roman" w:hAnsi="Times New Roman" w:eastAsia="SimSun" w:cs="Times New Roman"/>
       <w:color w:val="auto"/>
       <w:kern w:val="2"/>
       <w:sz w:val="21"/>
@@ -5408,11 +9074,12 @@
       <w:lang w:val="en-US" w:eastAsia="zh-CN" w:bidi="ar-SA"/>
     </w:rPr>
   </w:style>
-  <w:style w:type="paragraph" w:styleId="Heading1">
-    <w:name w:val="Heading 1"/>
-    <w:basedOn w:val="Normal"/>
-    <w:next w:val="Normal"/>
+  <w:style w:type="paragraph" w:styleId="2">
+    <w:name w:val="heading 1"/>
+    <w:basedOn w:val="1"/>
+    <w:next w:val="1"/>
     <w:qFormat/>
+    <w:uiPriority w:val="0"/>
     <w:pPr>
       <w:numPr>
         <w:ilvl w:val="0"/>
@@ -5423,7 +9090,7 @@
       <w:outlineLvl w:val="0"/>
     </w:pPr>
     <w:rPr>
-      <w:rFonts w:ascii="宋体" w:hAnsi="宋体" w:eastAsia="宋体" w:cs="宋体"/>
+      <w:rFonts w:ascii="SimSun" w:hAnsi="SimSun" w:eastAsia="SimSun" w:cs="SimSun"/>
       <w:b/>
       <w:kern w:val="2"/>
       <w:sz w:val="48"/>
@@ -5431,11 +9098,12 @@
       <w:lang w:val="en-US" w:eastAsia="zh-CN" w:bidi="ar"/>
     </w:rPr>
   </w:style>
-  <w:style w:type="paragraph" w:styleId="Heading2">
-    <w:name w:val="Heading 2"/>
-    <w:basedOn w:val="Normal"/>
-    <w:next w:val="Normal"/>
+  <w:style w:type="paragraph" w:styleId="3">
+    <w:name w:val="heading 2"/>
+    <w:basedOn w:val="1"/>
+    <w:next w:val="1"/>
     <w:qFormat/>
+    <w:uiPriority w:val="0"/>
     <w:pPr>
       <w:numPr>
         <w:ilvl w:val="1"/>
@@ -5446,7 +9114,7 @@
       <w:outlineLvl w:val="1"/>
     </w:pPr>
     <w:rPr>
-      <w:rFonts w:ascii="宋体" w:hAnsi="宋体" w:eastAsia="宋体" w:cs="宋体"/>
+      <w:rFonts w:ascii="SimSun" w:hAnsi="SimSun" w:eastAsia="SimSun" w:cs="SimSun"/>
       <w:b/>
       <w:kern w:val="0"/>
       <w:sz w:val="36"/>
@@ -5454,11 +9122,12 @@
       <w:lang w:val="en-US" w:eastAsia="zh-CN" w:bidi="ar"/>
     </w:rPr>
   </w:style>
-  <w:style w:type="paragraph" w:styleId="Heading3">
-    <w:name w:val="Heading 3"/>
-    <w:basedOn w:val="Normal"/>
-    <w:next w:val="Normal"/>
+  <w:style w:type="paragraph" w:styleId="4">
+    <w:name w:val="heading 3"/>
+    <w:basedOn w:val="1"/>
+    <w:next w:val="1"/>
     <w:qFormat/>
+    <w:uiPriority w:val="0"/>
     <w:pPr>
       <w:numPr>
         <w:ilvl w:val="2"/>
@@ -5469,7 +9138,7 @@
       <w:outlineLvl w:val="2"/>
     </w:pPr>
     <w:rPr>
-      <w:rFonts w:ascii="宋体" w:hAnsi="宋体" w:eastAsia="宋体" w:cs="宋体"/>
+      <w:rFonts w:ascii="SimSun" w:hAnsi="SimSun" w:eastAsia="SimSun" w:cs="SimSun"/>
       <w:b/>
       <w:bCs/>
       <w:kern w:val="0"/>
@@ -5478,11 +9147,12 @@
       <w:lang w:val="en-US" w:eastAsia="zh-CN" w:bidi="ar"/>
     </w:rPr>
   </w:style>
-  <w:style w:type="paragraph" w:styleId="Heading4">
-    <w:name w:val="Heading 4"/>
-    <w:basedOn w:val="Normal"/>
-    <w:next w:val="Normal"/>
+  <w:style w:type="paragraph" w:styleId="5">
+    <w:name w:val="heading 4"/>
+    <w:basedOn w:val="1"/>
+    <w:next w:val="1"/>
     <w:qFormat/>
+    <w:uiPriority w:val="0"/>
     <w:pPr>
       <w:numPr>
         <w:ilvl w:val="3"/>
@@ -5493,7 +9163,7 @@
       <w:outlineLvl w:val="3"/>
     </w:pPr>
     <w:rPr>
-      <w:rFonts w:ascii="宋体" w:hAnsi="宋体" w:eastAsia="宋体" w:cs="宋体"/>
+      <w:rFonts w:ascii="SimSun" w:hAnsi="SimSun" w:eastAsia="SimSun" w:cs="SimSun"/>
       <w:b/>
       <w:bCs/>
       <w:kern w:val="0"/>
@@ -5502,64 +9172,29 @@
       <w:lang w:val="en-US" w:eastAsia="zh-CN" w:bidi="ar"/>
     </w:rPr>
   </w:style>
-  <w:style w:type="character" w:styleId="Style10">
-    <w:name w:val="默认段落字体"/>
+  <w:style w:type="character" w:default="1" w:styleId="12">
+    <w:name w:val="Default Paragraph Font"/>
+    <w:semiHidden/>
+    <w:uiPriority w:val="0"/>
+  </w:style>
+  <w:style w:type="table" w:default="1" w:styleId="11">
+    <w:name w:val="Normal Table"/>
+    <w:semiHidden/>
+    <w:uiPriority w:val="0"/>
+    <w:tblPr>
+      <w:tblCellMar>
+        <w:top w:w="0" w:type="dxa"/>
+        <w:left w:w="108" w:type="dxa"/>
+        <w:bottom w:w="0" w:type="dxa"/>
+        <w:right w:w="108" w:type="dxa"/>
+      </w:tblCellMar>
+    </w:tblPr>
+  </w:style>
+  <w:style w:type="paragraph" w:styleId="6">
+    <w:name w:val="caption"/>
+    <w:basedOn w:val="1"/>
     <w:qFormat/>
-    <w:rPr/>
-  </w:style>
-  <w:style w:type="character" w:styleId="StrongEmphasis">
-    <w:name w:val="Strong Emphasis"/>
-    <w:qFormat/>
-    <w:rPr>
-      <w:b/>
-    </w:rPr>
-  </w:style>
-  <w:style w:type="character" w:styleId="PageNumber">
-    <w:name w:val="Page Number"/>
-    <w:rPr/>
-  </w:style>
-  <w:style w:type="character" w:styleId="InternetLink">
-    <w:name w:val="Hyperlink"/>
-    <w:rPr>
-      <w:color w:val="0000FF"/>
-      <w:u w:val="single"/>
-    </w:rPr>
-  </w:style>
-  <w:style w:type="paragraph" w:styleId="Heading">
-    <w:name w:val="Heading"/>
-    <w:basedOn w:val="Normal"/>
-    <w:next w:val="TextBody"/>
-    <w:qFormat/>
-    <w:pPr>
-      <w:keepNext w:val="true"/>
-      <w:spacing w:before="240" w:after="120"/>
-    </w:pPr>
-    <w:rPr>
-      <w:rFonts w:ascii="Liberation Sans" w:hAnsi="Liberation Sans" w:eastAsia="Noto Sans CJK SC" w:cs="Lohit Devanagari"/>
-      <w:sz w:val="28"/>
-      <w:szCs w:val="28"/>
-    </w:rPr>
-  </w:style>
-  <w:style w:type="paragraph" w:styleId="TextBody">
-    <w:name w:val="Body Text"/>
-    <w:basedOn w:val="Normal"/>
-    <w:pPr>
-      <w:spacing w:lineRule="auto" w:line="276" w:before="0" w:after="140"/>
-    </w:pPr>
-    <w:rPr/>
-  </w:style>
-  <w:style w:type="paragraph" w:styleId="List">
-    <w:name w:val="List"/>
-    <w:basedOn w:val="TextBody"/>
-    <w:pPr/>
-    <w:rPr>
-      <w:rFonts w:cs="Lohit Devanagari"/>
-    </w:rPr>
-  </w:style>
-  <w:style w:type="paragraph" w:styleId="Caption">
-    <w:name w:val="Caption"/>
-    <w:basedOn w:val="Normal"/>
-    <w:qFormat/>
+    <w:uiPriority w:val="0"/>
     <w:pPr>
       <w:suppressLineNumbers/>
       <w:spacing w:before="120" w:after="120"/>
@@ -5572,41 +9207,24 @@
       <w:szCs w:val="24"/>
     </w:rPr>
   </w:style>
-  <w:style w:type="paragraph" w:styleId="Index">
-    <w:name w:val="Index"/>
-    <w:basedOn w:val="Normal"/>
-    <w:qFormat/>
+  <w:style w:type="paragraph" w:styleId="7">
+    <w:name w:val="Body Text"/>
+    <w:basedOn w:val="1"/>
+    <w:uiPriority w:val="0"/>
     <w:pPr>
-      <w:suppressLineNumbers/>
+      <w:spacing w:before="0" w:after="140" w:line="276" w:lineRule="auto"/>
     </w:pPr>
-    <w:rPr>
-      <w:rFonts w:cs="Lohit Devanagari"/>
-    </w:rPr>
   </w:style>
-  <w:style w:type="paragraph" w:styleId="HeaderandFooter">
-    <w:name w:val="Header and Footer"/>
-    <w:basedOn w:val="Normal"/>
-    <w:qFormat/>
-    <w:pPr>
-      <w:suppressLineNumbers/>
-      <w:tabs>
-        <w:tab w:val="clear" w:pos="420"/>
-        <w:tab w:val="center" w:pos="4986" w:leader="none"/>
-        <w:tab w:val="right" w:pos="9972" w:leader="none"/>
-      </w:tabs>
-    </w:pPr>
-    <w:rPr/>
-  </w:style>
-  <w:style w:type="paragraph" w:styleId="Footer">
-    <w:name w:val="Footer"/>
-    <w:basedOn w:val="Normal"/>
+  <w:style w:type="paragraph" w:styleId="8">
+    <w:name w:val="footer"/>
+    <w:basedOn w:val="1"/>
+    <w:uiPriority w:val="0"/>
     <w:pPr>
       <w:tabs>
-        <w:tab w:val="clear" w:pos="420"/>
-        <w:tab w:val="center" w:pos="4153" w:leader="none"/>
-        <w:tab w:val="right" w:pos="8306" w:leader="none"/>
+        <w:tab w:val="center" w:pos="4153"/>
+        <w:tab w:val="right" w:pos="8306"/>
       </w:tabs>
-      <w:snapToGrid w:val="false"/>
+      <w:snapToGrid w:val="0"/>
       <w:jc w:val="left"/>
     </w:pPr>
     <w:rPr>
@@ -5614,19 +9232,19 @@
       <w:sz w:val="18"/>
     </w:rPr>
   </w:style>
-  <w:style w:type="paragraph" w:styleId="Header">
-    <w:name w:val="Header"/>
-    <w:basedOn w:val="Normal"/>
+  <w:style w:type="paragraph" w:styleId="9">
+    <w:name w:val="header"/>
+    <w:basedOn w:val="1"/>
+    <w:uiPriority w:val="0"/>
     <w:pPr>
       <w:pBdr>
-        <w:bottom w:val="single" w:sz="6" w:space="1" w:color="000000"/>
+        <w:bottom w:val="single" w:color="000000" w:sz="6" w:space="1"/>
       </w:pBdr>
       <w:tabs>
-        <w:tab w:val="clear" w:pos="420"/>
-        <w:tab w:val="center" w:pos="4153" w:leader="none"/>
-        <w:tab w:val="right" w:pos="8306" w:leader="none"/>
+        <w:tab w:val="center" w:pos="4153"/>
+        <w:tab w:val="right" w:pos="8306"/>
       </w:tabs>
-      <w:snapToGrid w:val="false"/>
+      <w:snapToGrid w:val="0"/>
       <w:jc w:val="center"/>
     </w:pPr>
     <w:rPr>
@@ -5635,47 +9253,122 @@
       <w:szCs w:val="18"/>
     </w:rPr>
   </w:style>
-  <w:style w:type="paragraph" w:styleId="HTML">
-    <w:name w:val="HTML 预设格式"/>
-    <w:basedOn w:val="Normal"/>
+  <w:style w:type="paragraph" w:styleId="10">
+    <w:name w:val="List"/>
+    <w:basedOn w:val="7"/>
+    <w:uiPriority w:val="0"/>
+    <w:rPr>
+      <w:rFonts w:cs="Lohit Devanagari"/>
+    </w:rPr>
+  </w:style>
+  <w:style w:type="character" w:styleId="13">
+    <w:name w:val="page number"/>
+    <w:uiPriority w:val="0"/>
+  </w:style>
+  <w:style w:type="character" w:styleId="14">
+    <w:name w:val="Hyperlink"/>
+    <w:uiPriority w:val="0"/>
+    <w:rPr>
+      <w:color w:val="0000FF"/>
+      <w:u w:val="single"/>
+    </w:rPr>
+  </w:style>
+  <w:style w:type="character" w:customStyle="1" w:styleId="15">
+    <w:name w:val="默认段落字体1"/>
     <w:qFormat/>
+    <w:uiPriority w:val="0"/>
+  </w:style>
+  <w:style w:type="character" w:customStyle="1" w:styleId="16">
+    <w:name w:val="Strong Emphasis"/>
+    <w:qFormat/>
+    <w:uiPriority w:val="0"/>
+    <w:rPr>
+      <w:b/>
+    </w:rPr>
+  </w:style>
+  <w:style w:type="paragraph" w:customStyle="1" w:styleId="17">
+    <w:name w:val="Heading"/>
+    <w:basedOn w:val="1"/>
+    <w:next w:val="7"/>
+    <w:qFormat/>
+    <w:uiPriority w:val="0"/>
+    <w:pPr>
+      <w:keepNext/>
+      <w:spacing w:before="240" w:after="120"/>
+    </w:pPr>
+    <w:rPr>
+      <w:rFonts w:ascii="Liberation Sans" w:hAnsi="Liberation Sans" w:eastAsia="Noto Sans CJK SC" w:cs="Lohit Devanagari"/>
+      <w:sz w:val="28"/>
+      <w:szCs w:val="28"/>
+    </w:rPr>
+  </w:style>
+  <w:style w:type="paragraph" w:customStyle="1" w:styleId="18">
+    <w:name w:val="Index"/>
+    <w:basedOn w:val="1"/>
+    <w:qFormat/>
+    <w:uiPriority w:val="0"/>
+    <w:pPr>
+      <w:suppressLineNumbers/>
+    </w:pPr>
+    <w:rPr>
+      <w:rFonts w:cs="Lohit Devanagari"/>
+    </w:rPr>
+  </w:style>
+  <w:style w:type="paragraph" w:customStyle="1" w:styleId="19">
+    <w:name w:val="Header and Footer"/>
+    <w:basedOn w:val="1"/>
+    <w:qFormat/>
+    <w:uiPriority w:val="0"/>
+    <w:pPr>
+      <w:suppressLineNumbers/>
+      <w:tabs>
+        <w:tab w:val="center" w:pos="4986"/>
+        <w:tab w:val="right" w:pos="9972"/>
+      </w:tabs>
+    </w:pPr>
+  </w:style>
+  <w:style w:type="paragraph" w:customStyle="1" w:styleId="20">
+    <w:name w:val="HTML 预设格式1"/>
+    <w:basedOn w:val="1"/>
+    <w:qFormat/>
+    <w:uiPriority w:val="0"/>
     <w:pPr>
       <w:tabs>
-        <w:tab w:val="clear" w:pos="420"/>
-        <w:tab w:val="left" w:pos="916" w:leader="none"/>
-        <w:tab w:val="left" w:pos="1832" w:leader="none"/>
-        <w:tab w:val="left" w:pos="2748" w:leader="none"/>
-        <w:tab w:val="left" w:pos="3664" w:leader="none"/>
-        <w:tab w:val="left" w:pos="4580" w:leader="none"/>
-        <w:tab w:val="left" w:pos="5496" w:leader="none"/>
-        <w:tab w:val="left" w:pos="6412" w:leader="none"/>
-        <w:tab w:val="left" w:pos="7328" w:leader="none"/>
-        <w:tab w:val="left" w:pos="8244" w:leader="none"/>
-        <w:tab w:val="left" w:pos="9160" w:leader="none"/>
-        <w:tab w:val="left" w:pos="10076" w:leader="none"/>
-        <w:tab w:val="left" w:pos="10992" w:leader="none"/>
-        <w:tab w:val="left" w:pos="11908" w:leader="none"/>
-        <w:tab w:val="left" w:pos="12824" w:leader="none"/>
-        <w:tab w:val="left" w:pos="13740" w:leader="none"/>
-        <w:tab w:val="left" w:pos="14656" w:leader="none"/>
+        <w:tab w:val="left" w:pos="916"/>
+        <w:tab w:val="left" w:pos="1832"/>
+        <w:tab w:val="left" w:pos="2748"/>
+        <w:tab w:val="left" w:pos="3664"/>
+        <w:tab w:val="left" w:pos="4580"/>
+        <w:tab w:val="left" w:pos="5496"/>
+        <w:tab w:val="left" w:pos="6412"/>
+        <w:tab w:val="left" w:pos="7328"/>
+        <w:tab w:val="left" w:pos="8244"/>
+        <w:tab w:val="left" w:pos="9160"/>
+        <w:tab w:val="left" w:pos="10076"/>
+        <w:tab w:val="left" w:pos="10992"/>
+        <w:tab w:val="left" w:pos="11908"/>
+        <w:tab w:val="left" w:pos="12824"/>
+        <w:tab w:val="left" w:pos="13740"/>
+        <w:tab w:val="left" w:pos="14656"/>
       </w:tabs>
       <w:jc w:val="left"/>
     </w:pPr>
     <w:rPr>
-      <w:rFonts w:ascii="宋体" w:hAnsi="宋体" w:eastAsia="宋体" w:cs="宋体"/>
+      <w:rFonts w:ascii="SimSun" w:hAnsi="SimSun" w:eastAsia="SimSun" w:cs="SimSun"/>
       <w:kern w:val="0"/>
       <w:sz w:val="24"/>
       <w:szCs w:val="24"/>
       <w:lang w:val="en-US" w:eastAsia="zh-CN" w:bidi="ar"/>
     </w:rPr>
   </w:style>
-  <w:style w:type="paragraph" w:styleId="Style11">
-    <w:name w:val="普通(网站)"/>
-    <w:basedOn w:val="Normal"/>
+  <w:style w:type="paragraph" w:customStyle="1" w:styleId="21">
+    <w:name w:val="普通(网站)1"/>
+    <w:basedOn w:val="1"/>
     <w:qFormat/>
+    <w:uiPriority w:val="0"/>
     <w:pPr>
       <w:spacing w:before="100" w:after="100"/>
-      <w:ind w:left="0" w:right="0" w:hanging="0"/>
+      <w:ind w:left="0" w:right="0" w:firstLine="0"/>
       <w:jc w:val="left"/>
     </w:pPr>
     <w:rPr>
@@ -5684,29 +9377,30 @@
       <w:lang w:val="en-US" w:eastAsia="zh-CN" w:bidi="ar"/>
     </w:rPr>
   </w:style>
-  <w:style w:type="paragraph" w:styleId="Style12">
+  <w:style w:type="paragraph" w:customStyle="1" w:styleId="22">
     <w:name w:val="列表段落"/>
-    <w:basedOn w:val="Normal"/>
+    <w:basedOn w:val="1"/>
     <w:qFormat/>
+    <w:uiPriority w:val="0"/>
     <w:pPr>
       <w:ind w:firstLine="420"/>
     </w:pPr>
-    <w:rPr/>
   </w:style>
-  <w:style w:type="paragraph" w:styleId="TableContents">
+  <w:style w:type="paragraph" w:customStyle="1" w:styleId="23">
     <w:name w:val="Table Contents"/>
-    <w:basedOn w:val="Normal"/>
+    <w:basedOn w:val="1"/>
     <w:qFormat/>
+    <w:uiPriority w:val="0"/>
     <w:pPr>
-      <w:widowControl w:val="false"/>
+      <w:widowControl w:val="0"/>
       <w:suppressLineNumbers/>
     </w:pPr>
-    <w:rPr/>
   </w:style>
-  <w:style w:type="paragraph" w:styleId="TableHeading">
+  <w:style w:type="paragraph" w:customStyle="1" w:styleId="24">
     <w:name w:val="Table Heading"/>
-    <w:basedOn w:val="TableContents"/>
+    <w:basedOn w:val="23"/>
     <w:qFormat/>
+    <w:uiPriority w:val="0"/>
     <w:pPr>
       <w:suppressLineNumbers/>
       <w:jc w:val="center"/>
@@ -5716,13 +9410,289 @@
       <w:bCs/>
     </w:rPr>
   </w:style>
-  <w:style w:type="numbering" w:styleId="WW8Num1">
-    <w:name w:val="WW8Num1"/>
-    <w:qFormat/>
-  </w:style>
-  <w:style w:type="numbering" w:styleId="WW8Num2">
-    <w:name w:val="WW8Num2"/>
-    <w:qFormat/>
-  </w:style>
 </w:styles>
+</file>
+
+<file path=word/theme/theme1.xml><?xml version="1.0" encoding="utf-8"?>
+<a:theme xmlns:a="http://schemas.openxmlformats.org/drawingml/2006/main" name="Office">
+  <a:themeElements>
+    <a:clrScheme name="Office">
+      <a:dk1>
+        <a:sysClr val="windowText" lastClr="000000"/>
+      </a:dk1>
+      <a:lt1>
+        <a:sysClr val="window" lastClr="FFFFFF"/>
+      </a:lt1>
+      <a:dk2>
+        <a:srgbClr val="1F497D"/>
+      </a:dk2>
+      <a:lt2>
+        <a:srgbClr val="EEECE1"/>
+      </a:lt2>
+      <a:accent1>
+        <a:srgbClr val="4F81BD"/>
+      </a:accent1>
+      <a:accent2>
+        <a:srgbClr val="C0504D"/>
+      </a:accent2>
+      <a:accent3>
+        <a:srgbClr val="9BBB59"/>
+      </a:accent3>
+      <a:accent4>
+        <a:srgbClr val="8064A2"/>
+      </a:accent4>
+      <a:accent5>
+        <a:srgbClr val="4BACC6"/>
+      </a:accent5>
+      <a:accent6>
+        <a:srgbClr val="F79646"/>
+      </a:accent6>
+      <a:hlink>
+        <a:srgbClr val="0000FF"/>
+      </a:hlink>
+      <a:folHlink>
+        <a:srgbClr val="800080"/>
+      </a:folHlink>
+    </a:clrScheme>
+    <a:fontScheme name="Office">
+      <a:majorFont>
+        <a:latin typeface="Cambria"/>
+        <a:ea typeface=""/>
+        <a:cs typeface=""/>
+        <a:font script="Jpan" typeface="ＭＳ ゴシック"/>
+        <a:font script="Hang" typeface="맑은 고딕"/>
+        <a:font script="Hans" typeface="宋体"/>
+        <a:font script="Hant" typeface="新細明體"/>
+        <a:font script="Arab" typeface="Times New Roman"/>
+        <a:font script="Hebr" typeface="Times New Roman"/>
+        <a:font script="Thai" typeface="Angsana New"/>
+        <a:font script="Ethi" typeface="Nyala"/>
+        <a:font script="Beng" typeface="Vrinda"/>
+        <a:font script="Gujr" typeface="Shruti"/>
+        <a:font script="Khmr" typeface="MoolBoran"/>
+        <a:font script="Knda" typeface="Tunga"/>
+        <a:font script="Guru" typeface="Raavi"/>
+        <a:font script="Cans" typeface="Euphemia"/>
+        <a:font script="Cher" typeface="Plantagenet Cherokee"/>
+        <a:font script="Yiii" typeface="Microsoft Yi Baiti"/>
+        <a:font script="Tibt" typeface="Microsoft Himalaya"/>
+        <a:font script="Thaa" typeface="MV Boli"/>
+        <a:font script="Deva" typeface="Mangal"/>
+        <a:font script="Telu" typeface="Gautami"/>
+        <a:font script="Taml" typeface="Latha"/>
+        <a:font script="Syrc" typeface="Estrangelo Edessa"/>
+        <a:font script="Orya" typeface="Kalinga"/>
+        <a:font script="Mlym" typeface="Kartika"/>
+        <a:font script="Laoo" typeface="DokChampa"/>
+        <a:font script="Sinh" typeface="Iskoola Pota"/>
+        <a:font script="Mong" typeface="Mongolian Baiti"/>
+        <a:font script="Viet" typeface="Times New Roman"/>
+        <a:font script="Uigh" typeface="Microsoft Uighur"/>
+        <a:font script="Geor" typeface="Sylfaen"/>
+      </a:majorFont>
+      <a:minorFont>
+        <a:latin typeface="Calibri"/>
+        <a:ea typeface=""/>
+        <a:cs typeface=""/>
+        <a:font script="Jpan" typeface="ＭＳ 明朝"/>
+        <a:font script="Hang" typeface="맑은 고딕"/>
+        <a:font script="Hans" typeface="宋体"/>
+        <a:font script="Hant" typeface="新細明體"/>
+        <a:font script="Arab" typeface="Arial"/>
+        <a:font script="Hebr" typeface="Arial"/>
+        <a:font script="Thai" typeface="Cordia New"/>
+        <a:font script="Ethi" typeface="Nyala"/>
+        <a:font script="Beng" typeface="Vrinda"/>
+        <a:font script="Gujr" typeface="Shruti"/>
+        <a:font script="Khmr" typeface="DaunPenh"/>
+        <a:font script="Knda" typeface="Tunga"/>
+        <a:font script="Guru" typeface="Raavi"/>
+        <a:font script="Cans" typeface="Euphemia"/>
+        <a:font script="Cher" typeface="Plantagenet Cherokee"/>
+        <a:font script="Yiii" typeface="Microsoft Yi Baiti"/>
+        <a:font script="Tibt" typeface="Microsoft Himalaya"/>
+        <a:font script="Thaa" typeface="MV Boli"/>
+        <a:font script="Deva" typeface="Mangal"/>
+        <a:font script="Telu" typeface="Gautami"/>
+        <a:font script="Taml" typeface="Latha"/>
+        <a:font script="Syrc" typeface="Estrangelo Edessa"/>
+        <a:font script="Orya" typeface="Kalinga"/>
+        <a:font script="Mlym" typeface="Kartika"/>
+        <a:font script="Laoo" typeface="DokChampa"/>
+        <a:font script="Sinh" typeface="Iskoola Pota"/>
+        <a:font script="Mong" typeface="Mongolian Baiti"/>
+        <a:font script="Viet" typeface="Arial"/>
+        <a:font script="Uigh" typeface="Microsoft Uighur"/>
+        <a:font script="Geor" typeface="Sylfaen"/>
+      </a:minorFont>
+    </a:fontScheme>
+    <a:fmtScheme name="Office">
+      <a:fillStyleLst>
+        <a:solidFill>
+          <a:schemeClr val="phClr"/>
+        </a:solidFill>
+        <a:gradFill rotWithShape="1">
+          <a:gsLst>
+            <a:gs pos="0">
+              <a:schemeClr val="phClr">
+                <a:tint val="50000"/>
+                <a:satMod val="300000"/>
+              </a:schemeClr>
+            </a:gs>
+            <a:gs pos="35000">
+              <a:schemeClr val="phClr">
+                <a:tint val="37000"/>
+                <a:satMod val="300000"/>
+              </a:schemeClr>
+            </a:gs>
+            <a:gs pos="100000">
+              <a:schemeClr val="phClr">
+                <a:tint val="15000"/>
+                <a:satMod val="350000"/>
+              </a:schemeClr>
+            </a:gs>
+          </a:gsLst>
+          <a:lin ang="16200000" scaled="1"/>
+        </a:gradFill>
+        <a:gradFill rotWithShape="1">
+          <a:gsLst>
+            <a:gs pos="0">
+              <a:schemeClr val="phClr">
+                <a:shade val="51000"/>
+                <a:satMod val="130000"/>
+              </a:schemeClr>
+            </a:gs>
+            <a:gs pos="80000">
+              <a:schemeClr val="phClr">
+                <a:shade val="93000"/>
+                <a:satMod val="130000"/>
+              </a:schemeClr>
+            </a:gs>
+            <a:gs pos="100000">
+              <a:schemeClr val="phClr">
+                <a:shade val="94000"/>
+                <a:satMod val="135000"/>
+              </a:schemeClr>
+            </a:gs>
+          </a:gsLst>
+          <a:lin ang="16200000" scaled="0"/>
+        </a:gradFill>
+      </a:fillStyleLst>
+      <a:lnStyleLst>
+        <a:ln w="9525" cap="flat" cmpd="sng" algn="ctr">
+          <a:solidFill>
+            <a:schemeClr val="phClr">
+              <a:shade val="95000"/>
+              <a:satMod val="105000"/>
+            </a:schemeClr>
+          </a:solidFill>
+          <a:prstDash val="solid"/>
+        </a:ln>
+        <a:ln w="25400" cap="flat" cmpd="sng" algn="ctr">
+          <a:solidFill>
+            <a:schemeClr val="phClr"/>
+          </a:solidFill>
+          <a:prstDash val="solid"/>
+        </a:ln>
+        <a:ln w="38100" cap="flat" cmpd="sng" algn="ctr">
+          <a:solidFill>
+            <a:schemeClr val="phClr"/>
+          </a:solidFill>
+          <a:prstDash val="solid"/>
+        </a:ln>
+      </a:lnStyleLst>
+      <a:effectStyleLst>
+        <a:effectStyle>
+          <a:effectLst>
+            <a:outerShdw blurRad="40000" dist="20000" dir="5400000" rotWithShape="0">
+              <a:srgbClr val="000000">
+                <a:alpha val="38000"/>
+              </a:srgbClr>
+            </a:outerShdw>
+          </a:effectLst>
+        </a:effectStyle>
+        <a:effectStyle>
+          <a:effectLst>
+            <a:outerShdw blurRad="40000" dist="23000" dir="5400000" rotWithShape="0">
+              <a:srgbClr val="000000">
+                <a:alpha val="35000"/>
+              </a:srgbClr>
+            </a:outerShdw>
+          </a:effectLst>
+        </a:effectStyle>
+        <a:effectStyle>
+          <a:effectLst>
+            <a:outerShdw blurRad="40000" dist="23000" dir="5400000" rotWithShape="0">
+              <a:srgbClr val="000000">
+                <a:alpha val="35000"/>
+              </a:srgbClr>
+            </a:outerShdw>
+          </a:effectLst>
+          <a:scene3d>
+            <a:camera prst="orthographicFront">
+              <a:rot lat="0" lon="0" rev="0"/>
+            </a:camera>
+            <a:lightRig rig="threePt" dir="t">
+              <a:rot lat="0" lon="0" rev="1200000"/>
+            </a:lightRig>
+          </a:scene3d>
+          <a:sp3d>
+            <a:bevelT w="63500" h="25400"/>
+          </a:sp3d>
+        </a:effectStyle>
+      </a:effectStyleLst>
+      <a:bgFillStyleLst>
+        <a:solidFill>
+          <a:schemeClr val="phClr"/>
+        </a:solidFill>
+        <a:gradFill rotWithShape="1">
+          <a:gsLst>
+            <a:gs pos="0">
+              <a:schemeClr val="phClr">
+                <a:tint val="40000"/>
+                <a:satMod val="350000"/>
+              </a:schemeClr>
+            </a:gs>
+            <a:gs pos="40000">
+              <a:schemeClr val="phClr">
+                <a:tint val="45000"/>
+                <a:satMod val="350000"/>
+                <a:shade val="99000"/>
+              </a:schemeClr>
+            </a:gs>
+            <a:gs pos="100000">
+              <a:schemeClr val="phClr">
+                <a:shade val="20000"/>
+                <a:satMod val="255000"/>
+              </a:schemeClr>
+            </a:gs>
+          </a:gsLst>
+          <a:path path="circle">
+            <a:fillToRect l="50000" t="-80000" r="50000" b="180000"/>
+          </a:path>
+        </a:gradFill>
+        <a:gradFill rotWithShape="1">
+          <a:gsLst>
+            <a:gs pos="0">
+              <a:schemeClr val="phClr">
+                <a:tint val="80000"/>
+                <a:satMod val="300000"/>
+              </a:schemeClr>
+            </a:gs>
+            <a:gs pos="100000">
+              <a:schemeClr val="phClr">
+                <a:shade val="30000"/>
+                <a:satMod val="200000"/>
+              </a:schemeClr>
+            </a:gs>
+          </a:gsLst>
+          <a:path path="circle">
+            <a:fillToRect l="50000" t="50000" r="50000" b="50000"/>
+          </a:path>
+        </a:gradFill>
+      </a:bgFillStyleLst>
+    </a:fmtScheme>
+  </a:themeElements>
+  <a:objectDefaults/>
+</a:theme>
 </file>
--- a/test1/test1_zsq/test1_Experiment_Report.docx
+++ b/test1/test1_zsq/test1_Experiment_Report.docx
@@ -95,6 +95,7 @@
                 <w:rFonts w:eastAsia="宋体"/>
                 <w:rFonts w:ascii="宋体" w:hAnsi="宋体"/>
                 <w:b w:val="0"/>
+                <w:i w:val="0"/>
                 <w:sz w:val="24"/>
               </w:rPr>
               <w:t>专业：电子信息工程       学号：2023XXXXXXXXX</w:t>
@@ -283,6 +284,7 @@
                 <w:rFonts w:eastAsia="宋体"/>
                 <w:rFonts w:ascii="宋体" w:hAnsi="宋体"/>
                 <w:b/>
+                <w:i w:val="0"/>
                 <w:sz w:val="24"/>
               </w:rPr>
               <w:t>实验题目：基于逻辑回归的银行营销结果预测</w:t>
@@ -366,6 +368,7 @@
                 <w:rFonts w:eastAsia="宋体"/>
                 <w:rFonts w:ascii="宋体" w:hAnsi="宋体"/>
                 <w:b w:val="0"/>
+                <w:i w:val="0"/>
                 <w:sz w:val="24"/>
               </w:rPr>
               <w:t>实验时间：2026年3月15日</w:t>
@@ -951,6 +954,7 @@
                 <w:rFonts w:eastAsia="宋体"/>
                 <w:rFonts w:ascii="宋体" w:hAnsi="宋体"/>
                 <w:b/>
+                <w:i w:val="0"/>
                 <w:sz w:val="24"/>
               </w:rPr>
               <w:t>一、实验目的</w:t>
@@ -967,6 +971,7 @@
                 <w:rFonts w:eastAsia="宋体"/>
                 <w:rFonts w:ascii="宋体" w:hAnsi="宋体"/>
                 <w:b w:val="0"/>
+                <w:i w:val="0"/>
                 <w:sz w:val="24"/>
               </w:rPr>
               <w:t>1. 深入理解逻辑回归（Logistic Regression）的数学原理：掌握 Sigmoid 激活、对数似然损失函数、正则化项（L1/L2）的作用机制，以及超参数 C、penalty 对模型复杂度与泛化能力的影响；</w:t>
@@ -983,6 +988,7 @@
                 <w:rFonts w:eastAsia="宋体"/>
                 <w:rFonts w:ascii="宋体" w:hAnsi="宋体"/>
                 <w:b w:val="0"/>
+                <w:i w:val="0"/>
                 <w:sz w:val="24"/>
               </w:rPr>
               <w:t>2. 掌握工程化的端到端机器学习流程：从数据探索、预处理、多轮迭代特征工程，到超参数调优、多维评估，以 6 个解耦模块（config / preprocessing / imbalance / modeling / evaluation / main）构建可维护的项目结构；</w:t>
@@ -999,6 +1005,7 @@
                 <w:rFonts w:eastAsia="宋体"/>
                 <w:rFonts w:ascii="宋体" w:hAnsi="宋体"/>
                 <w:b w:val="0"/>
+                <w:i w:val="0"/>
                 <w:sz w:val="24"/>
               </w:rPr>
               <w:t>3. 深入理解类别不平衡问题的危害与应对策略：对比 SMOTE 过采样、随机欠采样、损失权重调节三种方案，理解其在 Precision-Recall 权衡上的本质差异，能根据业务需求（控误报 vs. 控漏报）进行合理选择；</w:t>
@@ -1015,6 +1022,7 @@
                 <w:rFonts w:eastAsia="宋体"/>
                 <w:rFonts w:ascii="宋体" w:hAnsi="宋体"/>
                 <w:b w:val="0"/>
+                <w:i w:val="0"/>
                 <w:sz w:val="24"/>
               </w:rPr>
               <w:t>4. 掌握 GridSearchCV + K 折分层交叉验证的超参数调优方法，理解为何在不平衡数据集上必须以 roc_auc 而非 accuracy 作为评分指标；</w:t>
@@ -1031,9 +1039,10 @@
                 <w:rFonts w:eastAsia="宋体"/>
                 <w:rFonts w:ascii="宋体" w:hAnsi="宋体"/>
                 <w:b w:val="0"/>
-                <w:sz w:val="24"/>
-              </w:rPr>
-              <w:t>5. 理解并会计算类别不平衡场景下的核心评估指标：Precision（准确率）、Recall（召回率）、F1-Score（调和平均）、ROC-AUC（排序能力），并能从混淆矩阵中解读 FP（误报）与 FN（漏报）的业务含义；</w:t>
+                <w:i w:val="0"/>
+                <w:sz w:val="24"/>
+              </w:rPr>
+              <w:t>5. 理解并会计算类别不平衡场景下的核心评估指标：Precision（精确率）、Recall（召回率）、F1-Score（调和平均）、ROC-AUC（排序能力），并能从混淆矩阵中解读 FP（误报）与 FN（漏报）的业务含义；</w:t>
             </w:r>
           </w:p>
           <w:p>
@@ -1047,6 +1056,7 @@
                 <w:rFonts w:eastAsia="宋体"/>
                 <w:rFonts w:ascii="宋体" w:hAnsi="宋体"/>
                 <w:b w:val="0"/>
+                <w:i w:val="0"/>
                 <w:sz w:val="24"/>
               </w:rPr>
               <w:t>6. 通过四轮迭代特征工程（基础 OHE → 衍生特征 → 多项式交互 → QuantileTransformer 归一化），记录 AUC 的完整提升路径，深刻理解"特征质量决定线性模型性能上限"的核心工程原则；</w:t>
@@ -1063,6 +1073,7 @@
                 <w:rFonts w:eastAsia="宋体"/>
                 <w:rFonts w:ascii="宋体" w:hAnsi="宋体"/>
                 <w:b w:val="0"/>
+                <w:i w:val="0"/>
                 <w:sz w:val="24"/>
               </w:rPr>
               <w:t>7. 理解逻辑回归在结构化数据集上的性能边界：通过与 GradientBoosting 的对比实验，认识到线性模型在面对非线性决策边界时的固有局限，并了解突破该局限所需的模型改进方向。</w:t>
@@ -1116,6 +1127,7 @@
                 <w:rFonts w:eastAsia="宋体"/>
                 <w:rFonts w:ascii="宋体" w:hAnsi="宋体"/>
                 <w:b/>
+                <w:i w:val="0"/>
                 <w:sz w:val="24"/>
               </w:rPr>
               <w:t>二、实验项目内容</w:t>
@@ -1123,13 +1135,14 @@
           </w:p>
           <w:p>
             <w:pPr>
-              <w:spacing w:before="100" w:after="20" w:line="240" w:lineRule="auto"/>
+              <w:spacing w:before="120" w:after="40" w:line="240" w:lineRule="auto"/>
             </w:pPr>
             <w:r>
               <w:rPr>
                 <w:rFonts w:eastAsia="宋体"/>
                 <w:rFonts w:ascii="宋体" w:hAnsi="宋体"/>
                 <w:b/>
+                <w:i w:val="0"/>
                 <w:sz w:val="24"/>
               </w:rPr>
               <w:t>（一）数据集简介</w:t>
@@ -1146,6 +1159,7 @@
                 <w:rFonts w:eastAsia="宋体"/>
                 <w:rFonts w:ascii="宋体" w:hAnsi="宋体"/>
                 <w:b w:val="0"/>
+                <w:i w:val="0"/>
                 <w:sz w:val="24"/>
               </w:rPr>
               <w:t>使用 UCI Bank Marketing 完整数据集（bank-additional-full.csv），共 41,188 条葡萄牙银行电话营销记录（2008—2013年），20 个特征字段，目标变量 y 为客户是否订阅定期存款（yes/no）。</w:t>
@@ -1162,6 +1176,7 @@
                 <w:rFonts w:eastAsia="宋体"/>
                 <w:rFonts w:ascii="宋体" w:hAnsi="宋体"/>
                 <w:b w:val="0"/>
+                <w:i w:val="0"/>
                 <w:sz w:val="24"/>
               </w:rPr>
               <w:t>特征分三类：① 客户基本属性（age、job、marital、education、default、housing、loan）；② 本次营销接触信息（contact、month、day_of_week、duration、campaign、pdays、previous、poutcome）；③ 宏观经济指标（emp.var.rate、cons.price.idx、cons.conf.idx、euribor3m、nr.employed）。</w:t>
@@ -1178,6 +1193,7 @@
                 <w:rFonts w:eastAsia="宋体"/>
                 <w:rFonts w:ascii="宋体" w:hAnsi="宋体"/>
                 <w:b w:val="0"/>
+                <w:i w:val="0"/>
                 <w:sz w:val="24"/>
               </w:rPr>
               <w:t>类别分布严重不平衡：未订阅 36,548 条（88.73%）、已订阅 4,640 条（11.27%），正负样本比约 1:7.9；此外约 12,718 个字段含 unknown 缺失标记，属于真实工业数据的典型噪声。</w:t>
@@ -1185,13 +1201,14 @@
           </w:p>
           <w:p>
             <w:pPr>
-              <w:spacing w:before="100" w:after="20" w:line="240" w:lineRule="auto"/>
+              <w:spacing w:before="120" w:after="40" w:line="240" w:lineRule="auto"/>
             </w:pPr>
             <w:r>
               <w:rPr>
                 <w:rFonts w:eastAsia="宋体"/>
                 <w:rFonts w:ascii="宋体" w:hAnsi="宋体"/>
                 <w:b/>
+                <w:i w:val="0"/>
                 <w:sz w:val="24"/>
               </w:rPr>
               <w:t>（二）工程化项目架构</w:t>
@@ -1208,6 +1225,7 @@
                 <w:rFonts w:eastAsia="宋体"/>
                 <w:rFonts w:ascii="宋体" w:hAnsi="宋体"/>
                 <w:b w:val="0"/>
+                <w:i w:val="0"/>
                 <w:sz w:val="24"/>
               </w:rPr>
               <w:t>本实验将功能解耦为 6 个独立模块，提升可读性与可复现性：</w:t>
@@ -1217,6 +1235,14 @@
             <w:tblPr>
               <w:tblW w:type="auto" w:w="0"/>
               <w:tblLook w:firstColumn="1" w:firstRow="1" w:lastColumn="0" w:lastRow="0" w:noHBand="0" w:noVBand="1" w:val="04A0"/>
+              <w:tblBorders>
+                <w:top w:val="single" w:sz="4" w:space="0" w:color="4472C4"/>
+                <w:left w:val="single" w:sz="4" w:space="0" w:color="4472C4"/>
+                <w:bottom w:val="single" w:sz="4" w:space="0" w:color="4472C4"/>
+                <w:right w:val="single" w:sz="4" w:space="0" w:color="4472C4"/>
+                <w:insideH w:val="single" w:sz="4" w:space="0" w:color="4472C4"/>
+                <w:insideV w:val="single" w:sz="4" w:space="0" w:color="4472C4"/>
+              </w:tblBorders>
             </w:tblPr>
             <w:tblGrid>
               <w:gridCol w:w="4295"/>
@@ -1226,9 +1252,12 @@
               <w:tc>
                 <w:tcPr>
                   <w:tcW w:type="dxa" w:w="4295"/>
-                </w:tcPr>
-                <w:p>
-                  <w:pPr>
+                  <w:shd w:val="clear" w:color="auto" w:fill="BDD7EE"/>
+                  <w:tcW w:w="1984" w:type="dxa"/>
+                </w:tcPr>
+                <w:p>
+                  <w:pPr>
+                    <w:spacing w:before="20" w:after="20"/>
                     <w:jc w:val="center"/>
                   </w:pPr>
                   <w:r>
@@ -1236,6 +1265,7 @@
                       <w:rFonts w:eastAsia="宋体"/>
                       <w:rFonts w:ascii="宋体" w:hAnsi="宋体"/>
                       <w:b/>
+                      <w:i w:val="0"/>
                       <w:sz w:val="20"/>
                     </w:rPr>
                     <w:t>模块文件</w:t>
@@ -1245,9 +1275,12 @@
               <w:tc>
                 <w:tcPr>
                   <w:tcW w:type="dxa" w:w="4295"/>
-                </w:tcPr>
-                <w:p>
-                  <w:pPr>
+                  <w:shd w:val="clear" w:color="auto" w:fill="BDD7EE"/>
+                  <w:tcW w:w="7087" w:type="dxa"/>
+                </w:tcPr>
+                <w:p>
+                  <w:pPr>
+                    <w:spacing w:before="20" w:after="20"/>
                     <w:jc w:val="center"/>
                   </w:pPr>
                   <w:r>
@@ -1255,6 +1288,7 @@
                       <w:rFonts w:eastAsia="宋体"/>
                       <w:rFonts w:ascii="宋体" w:hAnsi="宋体"/>
                       <w:b/>
+                      <w:i w:val="0"/>
                       <w:sz w:val="20"/>
                     </w:rPr>
                     <w:t>职责说明</w:t>
@@ -1266,16 +1300,20 @@
               <w:tc>
                 <w:tcPr>
                   <w:tcW w:type="dxa" w:w="4295"/>
-                </w:tcPr>
-                <w:p>
-                  <w:pPr>
-                    <w:jc w:val="center"/>
-                  </w:pPr>
-                  <w:r>
-                    <w:rPr>
-                      <w:rFonts w:eastAsia="宋体"/>
-                      <w:rFonts w:ascii="宋体" w:hAnsi="宋体"/>
-                      <w:b w:val="0"/>
+                  <w:shd w:val="clear" w:color="auto" w:fill="FFFFFF"/>
+                  <w:tcW w:w="1984" w:type="dxa"/>
+                </w:tcPr>
+                <w:p>
+                  <w:pPr>
+                    <w:spacing w:before="20" w:after="20"/>
+                    <w:jc w:val="center"/>
+                  </w:pPr>
+                  <w:r>
+                    <w:rPr>
+                      <w:rFonts w:eastAsia="宋体"/>
+                      <w:rFonts w:ascii="宋体" w:hAnsi="宋体"/>
+                      <w:b w:val="0"/>
+                      <w:i w:val="0"/>
                       <w:sz w:val="20"/>
                     </w:rPr>
                     <w:t>config.py</w:t>
@@ -1285,16 +1323,20 @@
               <w:tc>
                 <w:tcPr>
                   <w:tcW w:type="dxa" w:w="4295"/>
-                </w:tcPr>
-                <w:p>
-                  <w:pPr>
-                    <w:jc w:val="center"/>
-                  </w:pPr>
-                  <w:r>
-                    <w:rPr>
-                      <w:rFonts w:eastAsia="宋体"/>
-                      <w:rFonts w:ascii="宋体" w:hAnsi="宋体"/>
-                      <w:b w:val="0"/>
+                  <w:shd w:val="clear" w:color="auto" w:fill="FFFFFF"/>
+                  <w:tcW w:w="7087" w:type="dxa"/>
+                </w:tcPr>
+                <w:p>
+                  <w:pPr>
+                    <w:spacing w:before="20" w:after="20"/>
+                    <w:jc w:val="center"/>
+                  </w:pPr>
+                  <w:r>
+                    <w:rPr>
+                      <w:rFonts w:eastAsia="宋体"/>
+                      <w:rFonts w:ascii="宋体" w:hAnsi="宋体"/>
+                      <w:b w:val="0"/>
+                      <w:i w:val="0"/>
                       <w:sz w:val="20"/>
                     </w:rPr>
                     <w:t>全局配置：路径、随机种子、CV 折数、超参数网格、多项式特征列表</w:t>
@@ -1306,16 +1348,20 @@
               <w:tc>
                 <w:tcPr>
                   <w:tcW w:type="dxa" w:w="4295"/>
-                </w:tcPr>
-                <w:p>
-                  <w:pPr>
-                    <w:jc w:val="center"/>
-                  </w:pPr>
-                  <w:r>
-                    <w:rPr>
-                      <w:rFonts w:eastAsia="宋体"/>
-                      <w:rFonts w:ascii="宋体" w:hAnsi="宋体"/>
-                      <w:b w:val="0"/>
+                  <w:shd w:val="clear" w:color="auto" w:fill="EBF3FB"/>
+                  <w:tcW w:w="1984" w:type="dxa"/>
+                </w:tcPr>
+                <w:p>
+                  <w:pPr>
+                    <w:spacing w:before="20" w:after="20"/>
+                    <w:jc w:val="center"/>
+                  </w:pPr>
+                  <w:r>
+                    <w:rPr>
+                      <w:rFonts w:eastAsia="宋体"/>
+                      <w:rFonts w:ascii="宋体" w:hAnsi="宋体"/>
+                      <w:b w:val="0"/>
+                      <w:i w:val="0"/>
                       <w:sz w:val="20"/>
                     </w:rPr>
                     <w:t>preprocessing.py</w:t>
@@ -1325,16 +1371,20 @@
               <w:tc>
                 <w:tcPr>
                   <w:tcW w:type="dxa" w:w="4295"/>
-                </w:tcPr>
-                <w:p>
-                  <w:pPr>
-                    <w:jc w:val="center"/>
-                  </w:pPr>
-                  <w:r>
-                    <w:rPr>
-                      <w:rFonts w:eastAsia="宋体"/>
-                      <w:rFonts w:ascii="宋体" w:hAnsi="宋体"/>
-                      <w:b w:val="0"/>
+                  <w:shd w:val="clear" w:color="auto" w:fill="EBF3FB"/>
+                  <w:tcW w:w="7087" w:type="dxa"/>
+                </w:tcPr>
+                <w:p>
+                  <w:pPr>
+                    <w:spacing w:before="20" w:after="20"/>
+                    <w:jc w:val="center"/>
+                  </w:pPr>
+                  <w:r>
+                    <w:rPr>
+                      <w:rFonts w:eastAsia="宋体"/>
+                      <w:rFonts w:ascii="宋体" w:hAnsi="宋体"/>
+                      <w:b w:val="0"/>
+                      <w:i w:val="0"/>
                       <w:sz w:val="20"/>
                     </w:rPr>
                     <w:t>数据加载→特征工程→编码→QuantileTransformer 归一化→多项式展开</w:t>
@@ -1346,16 +1396,20 @@
               <w:tc>
                 <w:tcPr>
                   <w:tcW w:type="dxa" w:w="4295"/>
-                </w:tcPr>
-                <w:p>
-                  <w:pPr>
-                    <w:jc w:val="center"/>
-                  </w:pPr>
-                  <w:r>
-                    <w:rPr>
-                      <w:rFonts w:eastAsia="宋体"/>
-                      <w:rFonts w:ascii="宋体" w:hAnsi="宋体"/>
-                      <w:b w:val="0"/>
+                  <w:shd w:val="clear" w:color="auto" w:fill="FFFFFF"/>
+                  <w:tcW w:w="1984" w:type="dxa"/>
+                </w:tcPr>
+                <w:p>
+                  <w:pPr>
+                    <w:spacing w:before="20" w:after="20"/>
+                    <w:jc w:val="center"/>
+                  </w:pPr>
+                  <w:r>
+                    <w:rPr>
+                      <w:rFonts w:eastAsia="宋体"/>
+                      <w:rFonts w:ascii="宋体" w:hAnsi="宋体"/>
+                      <w:b w:val="0"/>
+                      <w:i w:val="0"/>
                       <w:sz w:val="20"/>
                     </w:rPr>
                     <w:t>imbalance.py</w:t>
@@ -1365,16 +1419,20 @@
               <w:tc>
                 <w:tcPr>
                   <w:tcW w:type="dxa" w:w="4295"/>
-                </w:tcPr>
-                <w:p>
-                  <w:pPr>
-                    <w:jc w:val="center"/>
-                  </w:pPr>
-                  <w:r>
-                    <w:rPr>
-                      <w:rFonts w:eastAsia="宋体"/>
-                      <w:rFonts w:ascii="宋体" w:hAnsi="宋体"/>
-                      <w:b w:val="0"/>
+                  <w:shd w:val="clear" w:color="auto" w:fill="FFFFFF"/>
+                  <w:tcW w:w="7087" w:type="dxa"/>
+                </w:tcPr>
+                <w:p>
+                  <w:pPr>
+                    <w:spacing w:before="20" w:after="20"/>
+                    <w:jc w:val="center"/>
+                  </w:pPr>
+                  <w:r>
+                    <w:rPr>
+                      <w:rFonts w:eastAsia="宋体"/>
+                      <w:rFonts w:ascii="宋体" w:hAnsi="宋体"/>
+                      <w:b w:val="0"/>
+                      <w:i w:val="0"/>
                       <w:sz w:val="20"/>
                     </w:rPr>
                     <w:t>三种不平衡处理策略封装（SMOTE / 欠采样 / class_weight 标志）</w:t>
@@ -1386,16 +1444,20 @@
               <w:tc>
                 <w:tcPr>
                   <w:tcW w:type="dxa" w:w="4295"/>
-                </w:tcPr>
-                <w:p>
-                  <w:pPr>
-                    <w:jc w:val="center"/>
-                  </w:pPr>
-                  <w:r>
-                    <w:rPr>
-                      <w:rFonts w:eastAsia="宋体"/>
-                      <w:rFonts w:ascii="宋体" w:hAnsi="宋体"/>
-                      <w:b w:val="0"/>
+                  <w:shd w:val="clear" w:color="auto" w:fill="EBF3FB"/>
+                  <w:tcW w:w="1984" w:type="dxa"/>
+                </w:tcPr>
+                <w:p>
+                  <w:pPr>
+                    <w:spacing w:before="20" w:after="20"/>
+                    <w:jc w:val="center"/>
+                  </w:pPr>
+                  <w:r>
+                    <w:rPr>
+                      <w:rFonts w:eastAsia="宋体"/>
+                      <w:rFonts w:ascii="宋体" w:hAnsi="宋体"/>
+                      <w:b w:val="0"/>
+                      <w:i w:val="0"/>
                       <w:sz w:val="20"/>
                     </w:rPr>
                     <w:t>modeling.py</w:t>
@@ -1405,16 +1467,20 @@
               <w:tc>
                 <w:tcPr>
                   <w:tcW w:type="dxa" w:w="4295"/>
-                </w:tcPr>
-                <w:p>
-                  <w:pPr>
-                    <w:jc w:val="center"/>
-                  </w:pPr>
-                  <w:r>
-                    <w:rPr>
-                      <w:rFonts w:eastAsia="宋体"/>
-                      <w:rFonts w:ascii="宋体" w:hAnsi="宋体"/>
-                      <w:b w:val="0"/>
+                  <w:shd w:val="clear" w:color="auto" w:fill="EBF3FB"/>
+                  <w:tcW w:w="7087" w:type="dxa"/>
+                </w:tcPr>
+                <w:p>
+                  <w:pPr>
+                    <w:spacing w:before="20" w:after="20"/>
+                    <w:jc w:val="center"/>
+                  </w:pPr>
+                  <w:r>
+                    <w:rPr>
+                      <w:rFonts w:eastAsia="宋体"/>
+                      <w:rFonts w:ascii="宋体" w:hAnsi="宋体"/>
+                      <w:b w:val="0"/>
+                      <w:i w:val="0"/>
                       <w:sz w:val="20"/>
                     </w:rPr>
                     <w:t>GridSearchCV + StratifiedKFold 超参数搜索，返回最优模型</w:t>
@@ -1426,16 +1492,20 @@
               <w:tc>
                 <w:tcPr>
                   <w:tcW w:type="dxa" w:w="4295"/>
-                </w:tcPr>
-                <w:p>
-                  <w:pPr>
-                    <w:jc w:val="center"/>
-                  </w:pPr>
-                  <w:r>
-                    <w:rPr>
-                      <w:rFonts w:eastAsia="宋体"/>
-                      <w:rFonts w:ascii="宋体" w:hAnsi="宋体"/>
-                      <w:b w:val="0"/>
+                  <w:shd w:val="clear" w:color="auto" w:fill="FFFFFF"/>
+                  <w:tcW w:w="1984" w:type="dxa"/>
+                </w:tcPr>
+                <w:p>
+                  <w:pPr>
+                    <w:spacing w:before="20" w:after="20"/>
+                    <w:jc w:val="center"/>
+                  </w:pPr>
+                  <w:r>
+                    <w:rPr>
+                      <w:rFonts w:eastAsia="宋体"/>
+                      <w:rFonts w:ascii="宋体" w:hAnsi="宋体"/>
+                      <w:b w:val="0"/>
+                      <w:i w:val="0"/>
                       <w:sz w:val="20"/>
                     </w:rPr>
                     <w:t>evaluation.py</w:t>
@@ -1445,16 +1515,20 @@
               <w:tc>
                 <w:tcPr>
                   <w:tcW w:type="dxa" w:w="4295"/>
-                </w:tcPr>
-                <w:p>
-                  <w:pPr>
-                    <w:jc w:val="center"/>
-                  </w:pPr>
-                  <w:r>
-                    <w:rPr>
-                      <w:rFonts w:eastAsia="宋体"/>
-                      <w:rFonts w:ascii="宋体" w:hAnsi="宋体"/>
-                      <w:b w:val="0"/>
+                  <w:shd w:val="clear" w:color="auto" w:fill="FFFFFF"/>
+                  <w:tcW w:w="7087" w:type="dxa"/>
+                </w:tcPr>
+                <w:p>
+                  <w:pPr>
+                    <w:spacing w:before="20" w:after="20"/>
+                    <w:jc w:val="center"/>
+                  </w:pPr>
+                  <w:r>
+                    <w:rPr>
+                      <w:rFonts w:eastAsia="宋体"/>
+                      <w:rFonts w:ascii="宋体" w:hAnsi="宋体"/>
+                      <w:b w:val="0"/>
+                      <w:i w:val="0"/>
                       <w:sz w:val="20"/>
                     </w:rPr>
                     <w:t>测试集推断、分类报告打印、混淆矩阵与 ROC 曲线绘图、AUC 汇总</w:t>
@@ -1466,16 +1540,20 @@
               <w:tc>
                 <w:tcPr>
                   <w:tcW w:type="dxa" w:w="4295"/>
-                </w:tcPr>
-                <w:p>
-                  <w:pPr>
-                    <w:jc w:val="center"/>
-                  </w:pPr>
-                  <w:r>
-                    <w:rPr>
-                      <w:rFonts w:eastAsia="宋体"/>
-                      <w:rFonts w:ascii="宋体" w:hAnsi="宋体"/>
-                      <w:b w:val="0"/>
+                  <w:shd w:val="clear" w:color="auto" w:fill="EBF3FB"/>
+                  <w:tcW w:w="1984" w:type="dxa"/>
+                </w:tcPr>
+                <w:p>
+                  <w:pPr>
+                    <w:spacing w:before="20" w:after="20"/>
+                    <w:jc w:val="center"/>
+                  </w:pPr>
+                  <w:r>
+                    <w:rPr>
+                      <w:rFonts w:eastAsia="宋体"/>
+                      <w:rFonts w:ascii="宋体" w:hAnsi="宋体"/>
+                      <w:b w:val="0"/>
+                      <w:i w:val="0"/>
                       <w:sz w:val="20"/>
                     </w:rPr>
                     <w:t>main.py</w:t>
@@ -1485,16 +1563,20 @@
               <w:tc>
                 <w:tcPr>
                   <w:tcW w:type="dxa" w:w="4295"/>
-                </w:tcPr>
-                <w:p>
-                  <w:pPr>
-                    <w:jc w:val="center"/>
-                  </w:pPr>
-                  <w:r>
-                    <w:rPr>
-                      <w:rFonts w:eastAsia="宋体"/>
-                      <w:rFonts w:ascii="宋体" w:hAnsi="宋体"/>
-                      <w:b w:val="0"/>
+                  <w:shd w:val="clear" w:color="auto" w:fill="EBF3FB"/>
+                  <w:tcW w:w="7087" w:type="dxa"/>
+                </w:tcPr>
+                <w:p>
+                  <w:pPr>
+                    <w:spacing w:before="20" w:after="20"/>
+                    <w:jc w:val="center"/>
+                  </w:pPr>
+                  <w:r>
+                    <w:rPr>
+                      <w:rFonts w:eastAsia="宋体"/>
+                      <w:rFonts w:ascii="宋体" w:hAnsi="宋体"/>
+                      <w:b w:val="0"/>
+                      <w:i w:val="0"/>
                       <w:sz w:val="20"/>
                     </w:rPr>
                     <w:t>主执行入口，串联上述 5 个模块的完整流水线</w:t>
@@ -1514,19 +1596,21 @@
                 <w:rFonts w:eastAsia="宋体"/>
                 <w:rFonts w:ascii="宋体" w:hAnsi="宋体"/>
                 <w:b w:val="0"/>
-                <w:sz w:val="24"/>
-              </w:rPr>
-            </w:r>
-          </w:p>
-          <w:p>
-            <w:pPr>
-              <w:spacing w:before="100" w:after="20" w:line="240" w:lineRule="auto"/>
+                <w:i w:val="0"/>
+                <w:sz w:val="24"/>
+              </w:rPr>
+            </w:r>
+          </w:p>
+          <w:p>
+            <w:pPr>
+              <w:spacing w:before="120" w:after="40" w:line="240" w:lineRule="auto"/>
             </w:pPr>
             <w:r>
               <w:rPr>
                 <w:rFonts w:eastAsia="宋体"/>
                 <w:rFonts w:ascii="宋体" w:hAnsi="宋体"/>
                 <w:b/>
+                <w:i w:val="0"/>
                 <w:sz w:val="24"/>
               </w:rPr>
               <w:t>（三）实验核心任务</w:t>
@@ -1543,6 +1627,7 @@
                 <w:rFonts w:eastAsia="宋体"/>
                 <w:rFonts w:ascii="宋体" w:hAnsi="宋体"/>
                 <w:b w:val="0"/>
+                <w:i w:val="0"/>
                 <w:sz w:val="24"/>
               </w:rPr>
               <w:t>① 数据预处理：unknown 作为独立类别保留、education 有序 Label Encoding、9 列无序特征 One-Hot Encoding、pdays=999 替换为 0 并生成二值指示符；</w:t>
@@ -1559,6 +1644,7 @@
                 <w:rFonts w:eastAsia="宋体"/>
                 <w:rFonts w:ascii="宋体" w:hAnsi="宋体"/>
                 <w:b w:val="0"/>
+                <w:i w:val="0"/>
                 <w:sz w:val="24"/>
               </w:rPr>
               <w:t>② 四轮迭代特征工程：从基础 58 维到最终 495 维，AUC 从 0.9440 稳步提升至 0.9520；</w:t>
@@ -1575,6 +1661,7 @@
                 <w:rFonts w:eastAsia="宋体"/>
                 <w:rFonts w:ascii="宋体" w:hAnsi="宋体"/>
                 <w:b w:val="0"/>
+                <w:i w:val="0"/>
                 <w:sz w:val="24"/>
               </w:rPr>
               <w:t>③ 分布归一化升级：以 QuantileTransformer（输出正态分布）替换 StandardScaler，显著改善偏斜特征对 L1 梯度的干扰；</w:t>
@@ -1591,6 +1678,7 @@
                 <w:rFonts w:eastAsia="宋体"/>
                 <w:rFonts w:ascii="宋体" w:hAnsi="宋体"/>
                 <w:b w:val="0"/>
+                <w:i w:val="0"/>
                 <w:sz w:val="24"/>
               </w:rPr>
               <w:t>④ 类别不平衡处理：SMOTE（sampling_strategy=0.4）/ RandomUnderSampler / class_weight='balanced'，所有重采样仅作用于训练集；</w:t>
@@ -1607,6 +1695,7 @@
                 <w:rFonts w:eastAsia="宋体"/>
                 <w:rFonts w:ascii="宋体" w:hAnsi="宋体"/>
                 <w:b w:val="0"/>
+                <w:i w:val="0"/>
                 <w:sz w:val="24"/>
               </w:rPr>
               <w:t>⑤ 超参数调优：GridSearchCV 在 C×penalty 空间搜索，3 折分层 CV，roc_auc 评分，共 8 种组合 × 3 折 = 24 次拟合/策略；</w:t>
@@ -1623,6 +1712,7 @@
                 <w:rFonts w:eastAsia="宋体"/>
                 <w:rFonts w:ascii="宋体" w:hAnsi="宋体"/>
                 <w:b w:val="0"/>
+                <w:i w:val="0"/>
                 <w:sz w:val="24"/>
               </w:rPr>
               <w:t>⑥ 多维评估：classification_report 输出 Precision/Recall/F1、指标分组柱状图可视化、混淆矩阵、ROC 曲线 + AUC；</w:t>
@@ -1639,6 +1729,7 @@
                 <w:rFonts w:eastAsia="宋体"/>
                 <w:rFonts w:ascii="宋体" w:hAnsi="宋体"/>
                 <w:b w:val="0"/>
+                <w:i w:val="0"/>
                 <w:sz w:val="24"/>
               </w:rPr>
               <w:t>⑦ 基准对比实验：与 GradientBoosting（sklearn 默认参数）对比，验证 LR 性能上限。</w:t>
@@ -1692,6 +1783,7 @@
                 <w:rFonts w:eastAsia="宋体"/>
                 <w:rFonts w:ascii="宋体" w:hAnsi="宋体"/>
                 <w:b/>
+                <w:i w:val="0"/>
                 <w:sz w:val="24"/>
               </w:rPr>
               <w:t>三、实验过程或算法</w:t>
@@ -1699,16 +1791,17 @@
           </w:p>
           <w:p>
             <w:pPr>
-              <w:spacing w:before="100" w:after="20" w:line="240" w:lineRule="auto"/>
+              <w:spacing w:before="120" w:after="40" w:line="240" w:lineRule="auto"/>
             </w:pPr>
             <w:r>
               <w:rPr>
                 <w:rFonts w:eastAsia="宋体"/>
                 <w:rFonts w:ascii="宋体" w:hAnsi="宋体"/>
                 <w:b/>
-                <w:sz w:val="24"/>
-              </w:rPr>
-              <w:t>3.1 数据预处理</w:t>
+                <w:i w:val="0"/>
+                <w:sz w:val="24"/>
+              </w:rPr>
+              <w:t>3.0 逻辑回归数学原理</w:t>
             </w:r>
           </w:p>
           <w:p>
@@ -1721,9 +1814,10 @@
                 <w:rFonts w:eastAsia="宋体"/>
                 <w:rFonts w:ascii="宋体" w:hAnsi="宋体"/>
                 <w:b/>
-                <w:sz w:val="24"/>
-              </w:rPr>
-              <w:t>（1）unknown 缺失值处理</w:t>
+                <w:i w:val="0"/>
+                <w:sz w:val="24"/>
+              </w:rPr>
+              <w:t>（1）Sigmoid 函数与预测概率</w:t>
             </w:r>
           </w:p>
           <w:p>
@@ -1737,24 +1831,27 @@
                 <w:rFonts w:eastAsia="宋体"/>
                 <w:rFonts w:ascii="宋体" w:hAnsi="宋体"/>
                 <w:b w:val="0"/>
-                <w:sz w:val="24"/>
-              </w:rPr>
-              <w:t>数据集中 job（330条）、marital（80条）、education（1731条）、default（8597条）、housing（990条）、loan（990条）含有 unknown，合计约 12,718 个。本实验选择将 unknown 保留为独立类别，而非以众数填充。原因：① unknown 本身可能是有效信息（客户拒绝披露信用违约记录可能恰好是高风险信号）；② 众数填充会引入虚假样本，使分布失真；③ One-Hot 编码后新增 _unknown 列，模型可自行学习其权重。</w:t>
-            </w:r>
-          </w:p>
-          <w:p>
-            <w:pPr>
-              <w:spacing w:before="0" w:after="40" w:line="240" w:lineRule="auto"/>
-              <w:jc w:val="left"/>
-            </w:pPr>
-            <w:r>
-              <w:rPr>
-                <w:rFonts w:eastAsia="宋体"/>
-                <w:rFonts w:ascii="宋体" w:hAnsi="宋体"/>
-                <w:b/>
-                <w:sz w:val="24"/>
-              </w:rPr>
-              <w:t>（2）education 有序 Label Encoding</w:t>
+                <w:i w:val="0"/>
+                <w:sz w:val="24"/>
+              </w:rPr>
+              <w:t>逻辑回归将线性函数的输出通过 Sigmoid 函数映射为 [0,1] 范围内的概率值，以衡量样本属于正类的可能性：</w:t>
+            </w:r>
+          </w:p>
+          <w:p>
+            <w:pPr>
+              <w:spacing w:before="40" w:after="40" w:line="240" w:lineRule="auto"/>
+              <w:ind w:left="850"/>
+            </w:pPr>
+            <w:r>
+              <w:rPr>
+                <w:rFonts w:eastAsia="Times New Roman"/>
+                <w:rFonts w:ascii="Times New Roman" w:hAnsi="Times New Roman"/>
+                <w:b w:val="0"/>
+                <w:i/>
+                <w:color w:val="7B001A"/>
+                <w:sz w:val="22"/>
+              </w:rPr>
+              <w:t>P(y=1 | x) = σ(wᵀx + b) = 1 / (1 + exp(−(wᵀx + b)))</w:t>
             </w:r>
           </w:p>
           <w:p>
@@ -1768,73 +1865,10 @@
                 <w:rFonts w:eastAsia="宋体"/>
                 <w:rFonts w:ascii="宋体" w:hAnsi="宋体"/>
                 <w:b w:val="0"/>
-                <w:sz w:val="24"/>
-              </w:rPr>
-              <w:t>学历存在明确的认知顺序（文盲→小学→初中→高中→大专→本科），若改用 One-Hot 编码会将该顺序信息拆散，使模型无法利用"学历越高，理财意识可能越强"的单调性。映射方案如下：</w:t>
-            </w:r>
-          </w:p>
-          <w:p>
-            <w:pPr>
-              <w:spacing w:before="0" w:after="0" w:line="240" w:lineRule="auto"/>
-              <w:ind w:left="283"/>
-            </w:pPr>
-            <w:r>
-              <w:rPr>
-                <w:rFonts w:eastAsia="宋体"/>
-                <w:rFonts w:ascii="Courier New" w:hAnsi="Courier New"/>
-                <w:b w:val="0"/>
-                <w:color w:val="1A5376"/>
-                <w:sz w:val="18"/>
-              </w:rPr>
-              <w:t>EDU_ORDER = {'illiterate':0, 'basic.4y':1, 'basic.6y':2, 'basic.9y':3,</w:t>
-            </w:r>
-          </w:p>
-          <w:p>
-            <w:pPr>
-              <w:spacing w:before="0" w:after="0" w:line="240" w:lineRule="auto"/>
-              <w:ind w:left="283"/>
-            </w:pPr>
-            <w:r>
-              <w:rPr>
-                <w:rFonts w:eastAsia="宋体"/>
-                <w:rFonts w:ascii="Courier New" w:hAnsi="Courier New"/>
-                <w:b w:val="0"/>
-                <w:color w:val="1A5376"/>
-                <w:sz w:val="18"/>
-              </w:rPr>
-              <w:t xml:space="preserve">             'high.school':4, 'professional.course':5,</w:t>
-            </w:r>
-          </w:p>
-          <w:p>
-            <w:pPr>
-              <w:spacing w:before="0" w:after="0" w:line="240" w:lineRule="auto"/>
-              <w:ind w:left="283"/>
-            </w:pPr>
-            <w:r>
-              <w:rPr>
-                <w:rFonts w:eastAsia="宋体"/>
-                <w:rFonts w:ascii="Courier New" w:hAnsi="Courier New"/>
-                <w:b w:val="0"/>
-                <w:color w:val="1A5376"/>
-                <w:sz w:val="18"/>
-              </w:rPr>
-              <w:t xml:space="preserve">             'university.degree':6, 'unknown':3}  # unknown 以中等水平缺省</w:t>
-            </w:r>
-          </w:p>
-          <w:p>
-            <w:pPr>
-              <w:spacing w:before="0" w:after="0" w:line="240" w:lineRule="auto"/>
-              <w:ind w:left="283"/>
-            </w:pPr>
-            <w:r>
-              <w:rPr>
-                <w:rFonts w:eastAsia="宋体"/>
-                <w:rFonts w:ascii="Courier New" w:hAnsi="Courier New"/>
-                <w:b w:val="0"/>
-                <w:color w:val="1A5376"/>
-                <w:sz w:val="18"/>
-              </w:rPr>
-              <w:t>df['education'] = df['education'].map(EDU_ORDER)</w:t>
+                <w:i w:val="0"/>
+                <w:sz w:val="24"/>
+              </w:rPr>
+              <w:t>其中 w 为权重向量，b 为偏置，x 为特征向量。当 P &gt; 0.5 时预测为正类（订阅），否则为负类（不订阅）。</w:t>
             </w:r>
           </w:p>
           <w:p>
@@ -1847,9 +1881,10 @@
                 <w:rFonts w:eastAsia="宋体"/>
                 <w:rFonts w:ascii="宋体" w:hAnsi="宋体"/>
                 <w:b/>
-                <w:sz w:val="24"/>
-              </w:rPr>
-              <w:t>（3）无序特征 One-Hot Encoding</w:t>
+                <w:i w:val="0"/>
+                <w:sz w:val="24"/>
+              </w:rPr>
+              <w:t>（2）对数似然损失函数（Log Loss）</w:t>
             </w:r>
           </w:p>
           <w:p>
@@ -1863,24 +1898,38 @@
                 <w:rFonts w:eastAsia="宋体"/>
                 <w:rFonts w:ascii="宋体" w:hAnsi="宋体"/>
                 <w:b w:val="0"/>
-                <w:sz w:val="24"/>
-              </w:rPr>
-              <w:t>job、marital、default、housing、loan、contact、month、day_of_week、poutcome 共 9 列不含内在大小关系，使用 pd.get_dummies(drop_first=False) 全量展开。drop_first=False 保留所有 dummy 列（含 unknown 列），避免因删除参考类而损失信息；编码后基础特征从原始 20 维扩展为 60 维。</w:t>
-            </w:r>
-          </w:p>
-          <w:p>
-            <w:pPr>
-              <w:spacing w:before="0" w:after="40" w:line="240" w:lineRule="auto"/>
-              <w:jc w:val="left"/>
-            </w:pPr>
-            <w:r>
-              <w:rPr>
-                <w:rFonts w:eastAsia="宋体"/>
-                <w:rFonts w:ascii="宋体" w:hAnsi="宋体"/>
-                <w:b/>
-                <w:sz w:val="24"/>
-              </w:rPr>
-              <w:t>（4）数据集分层划分（防信息泄露规范）</w:t>
+                <w:i w:val="0"/>
+                <w:sz w:val="24"/>
+              </w:rPr>
+              <w:t>逻辑回归通过最大化对数似然（等价于最小化交叉熵损失）来训练模型：</w:t>
+            </w:r>
+          </w:p>
+          <w:p>
+            <w:pPr>
+              <w:spacing w:before="40" w:after="40" w:line="240" w:lineRule="auto"/>
+              <w:ind w:left="850"/>
+            </w:pPr>
+            <w:r>
+              <w:rPr>
+                <w:rFonts w:eastAsia="Times New Roman"/>
+                <w:rFonts w:ascii="Times New Roman" w:hAnsi="Times New Roman"/>
+                <w:b w:val="0"/>
+                <w:i/>
+                <w:color w:val="7B001A"/>
+                <w:sz w:val="22"/>
+              </w:rPr>
+              <w:t>L(w, b) = −(1/n) Σᵢ [ yᵢ · log(pᵢ) + (1 − yᵢ) · log(1 − pᵢ) ]</w:t>
+            </w:r>
+            <w:r>
+              <w:rPr>
+                <w:rFonts w:eastAsia="宋体"/>
+                <w:rFonts w:ascii="宋体" w:hAnsi="宋体"/>
+                <w:b w:val="0"/>
+                <w:i w:val="0"/>
+                <w:color w:val="606060"/>
+                <w:sz w:val="20"/>
+              </w:rPr>
+              <w:t xml:space="preserve">  （pᵢ = σ(wᵀxᵢ + b)）</w:t>
             </w:r>
           </w:p>
           <w:p>
@@ -1894,103 +1943,26 @@
                 <w:rFonts w:eastAsia="宋体"/>
                 <w:rFonts w:ascii="宋体" w:hAnsi="宋体"/>
                 <w:b w:val="0"/>
-                <w:sz w:val="24"/>
-              </w:rPr>
-              <w:t>按 stratify=y 做 8:2 分层划分，确保训练集（32,950条）与测试集（8,238条）的正样本比例一致（均约 11.27%）。所有预处理 Transformer（QuantileTransformer、PolynomialFeatures）均仅在训练集上 fit，再对测试集做 transform，严防统计量泄露。</w:t>
-            </w:r>
-          </w:p>
-          <w:p>
-            <w:pPr>
-              <w:spacing w:before="0" w:after="0" w:line="240" w:lineRule="auto"/>
-              <w:ind w:left="283"/>
-            </w:pPr>
-            <w:r>
-              <w:rPr>
-                <w:rFonts w:eastAsia="宋体"/>
-                <w:rFonts w:ascii="Courier New" w:hAnsi="Courier New"/>
-                <w:b w:val="0"/>
-                <w:color w:val="1A5376"/>
-                <w:sz w:val="18"/>
-              </w:rPr>
-              <w:t>X_train, X_test, y_train, y_test = train_test_split(</w:t>
-            </w:r>
-          </w:p>
-          <w:p>
-            <w:pPr>
-              <w:spacing w:before="0" w:after="0" w:line="240" w:lineRule="auto"/>
-              <w:ind w:left="283"/>
-            </w:pPr>
-            <w:r>
-              <w:rPr>
-                <w:rFonts w:eastAsia="宋体"/>
-                <w:rFonts w:ascii="Courier New" w:hAnsi="Courier New"/>
-                <w:b w:val="0"/>
-                <w:color w:val="1A5376"/>
-                <w:sz w:val="18"/>
-              </w:rPr>
-              <w:t xml:space="preserve">    X, y, test_size=0.2, random_state=42, stratify=y)</w:t>
-            </w:r>
-          </w:p>
-          <w:p>
-            <w:pPr>
-              <w:spacing w:before="0" w:after="0" w:line="240" w:lineRule="auto"/>
-              <w:ind w:left="283"/>
-            </w:pPr>
-            <w:r>
-              <w:rPr>
-                <w:rFonts w:eastAsia="宋体"/>
-                <w:rFonts w:ascii="Courier New" w:hAnsi="Courier New"/>
-                <w:b w:val="0"/>
-                <w:color w:val="1A5376"/>
-                <w:sz w:val="18"/>
-              </w:rPr>
-              <w:t>qt = QuantileTransformer(output_distribution='normal', n_quantiles=1000)</w:t>
-            </w:r>
-          </w:p>
-          <w:p>
-            <w:pPr>
-              <w:spacing w:before="0" w:after="0" w:line="240" w:lineRule="auto"/>
-              <w:ind w:left="283"/>
-            </w:pPr>
-            <w:r>
-              <w:rPr>
-                <w:rFonts w:eastAsia="宋体"/>
-                <w:rFonts w:ascii="Courier New" w:hAnsi="Courier New"/>
-                <w:b w:val="0"/>
-                <w:color w:val="1A5376"/>
-                <w:sz w:val="18"/>
-              </w:rPr>
-              <w:t>X_train_sc = qt.fit_transform(X_train)  # fit 仅训练集，防泄露</w:t>
-            </w:r>
-          </w:p>
-          <w:p>
-            <w:pPr>
-              <w:spacing w:before="0" w:after="0" w:line="240" w:lineRule="auto"/>
-              <w:ind w:left="283"/>
-            </w:pPr>
-            <w:r>
-              <w:rPr>
-                <w:rFonts w:eastAsia="宋体"/>
-                <w:rFonts w:ascii="Courier New" w:hAnsi="Courier New"/>
-                <w:b w:val="0"/>
-                <w:color w:val="1A5376"/>
-                <w:sz w:val="18"/>
-              </w:rPr>
-              <w:t>X_test_sc  = qt.transform(X_test)</w:t>
-            </w:r>
-          </w:p>
-          <w:p>
-            <w:pPr>
-              <w:spacing w:before="100" w:after="20" w:line="240" w:lineRule="auto"/>
+                <w:i w:val="0"/>
+                <w:sz w:val="24"/>
+              </w:rPr>
+              <w:t>该函数对"自信但错误"的预测施以更大惩罚，使模型在不平衡数据中倾向于多数类——这正是类别不平衡需要专门处理的根源。</w:t>
+            </w:r>
+          </w:p>
+          <w:p>
+            <w:pPr>
+              <w:spacing w:before="0" w:after="40" w:line="240" w:lineRule="auto"/>
+              <w:jc w:val="left"/>
             </w:pPr>
             <w:r>
               <w:rPr>
                 <w:rFonts w:eastAsia="宋体"/>
                 <w:rFonts w:ascii="宋体" w:hAnsi="宋体"/>
                 <w:b/>
-                <w:sz w:val="24"/>
-              </w:rPr>
-              <w:t>3.2 特征工程（四轮迭代）</w:t>
+                <w:i w:val="0"/>
+                <w:sz w:val="24"/>
+              </w:rPr>
+              <w:t>（3）正则化目标函数</w:t>
             </w:r>
           </w:p>
           <w:p>
@@ -2004,24 +1976,38 @@
                 <w:rFonts w:eastAsia="宋体"/>
                 <w:rFonts w:ascii="宋体" w:hAnsi="宋体"/>
                 <w:b w:val="0"/>
-                <w:sz w:val="24"/>
-              </w:rPr>
-              <w:t>特征工程是本实验 AUC 从 0.9440 提升至 0.9520 的核心驱动力，历经四轮迭代，每轮均记录了 AUC 的变化。</w:t>
-            </w:r>
-          </w:p>
-          <w:p>
-            <w:pPr>
-              <w:spacing w:before="0" w:after="40" w:line="240" w:lineRule="auto"/>
-              <w:jc w:val="left"/>
-            </w:pPr>
-            <w:r>
-              <w:rPr>
-                <w:rFonts w:eastAsia="宋体"/>
-                <w:rFonts w:ascii="宋体" w:hAnsi="宋体"/>
-                <w:b/>
-                <w:sz w:val="24"/>
-              </w:rPr>
-              <w:t>【第一轮】基础版本（AUC ≈ 0.9440）</w:t>
+                <w:i w:val="0"/>
+                <w:sz w:val="24"/>
+              </w:rPr>
+              <w:t>为防止高维特征（495 维）过拟合，在损失函数中加入正则化惩罚项，sklearn 中以参数 C（正则化强度倒数）控制：</w:t>
+            </w:r>
+          </w:p>
+          <w:p>
+            <w:pPr>
+              <w:spacing w:before="40" w:after="40" w:line="240" w:lineRule="auto"/>
+              <w:ind w:left="850"/>
+            </w:pPr>
+            <w:r>
+              <w:rPr>
+                <w:rFonts w:eastAsia="Times New Roman"/>
+                <w:rFonts w:ascii="Times New Roman" w:hAnsi="Times New Roman"/>
+                <w:b w:val="0"/>
+                <w:i/>
+                <w:color w:val="7B001A"/>
+                <w:sz w:val="22"/>
+              </w:rPr>
+              <w:t>J(w) = L(w, b) + (1/C) · Ω(w)</w:t>
+            </w:r>
+            <w:r>
+              <w:rPr>
+                <w:rFonts w:eastAsia="宋体"/>
+                <w:rFonts w:ascii="宋体" w:hAnsi="宋体"/>
+                <w:b w:val="0"/>
+                <w:i w:val="0"/>
+                <w:color w:val="606060"/>
+                <w:sz w:val="20"/>
+              </w:rPr>
+              <w:t xml:space="preserve">  （C 越小，正则化越强）</w:t>
             </w:r>
           </w:p>
           <w:p>
@@ -2035,9 +2021,44 @@
                 <w:rFonts w:eastAsia="宋体"/>
                 <w:rFonts w:ascii="宋体" w:hAnsi="宋体"/>
                 <w:b w:val="0"/>
-                <w:sz w:val="24"/>
-              </w:rPr>
-              <w:t>仅完成 One-Hot + StandardScaler，直接使用原始 58 维特征训练 LR。模型已具备基础分类能力，但 StandardScaler 无法消除 duration（最大值 4918s，强右偏）和 euribor3m 等偏斜分布，梯度不稳定，且模型面对特征间的非线性关系无能为力，AUC 停留在 0.9440。</w:t>
+                <w:i w:val="0"/>
+                <w:sz w:val="24"/>
+              </w:rPr>
+              <w:t>L1 正则化（penalty='l1'）：Ω(w) = ||w||₁ = Σ|wᵢ|，产生稀疏解，将不相关特征权重精确压缩为 0，适合 495 维高维场景；L2 正则化（penalty='l2'）：Ω(w) = ||w||₂² = Σwᵢ²，均匀收缩所有权重，适合特征高度相关场景。</w:t>
+            </w:r>
+          </w:p>
+          <w:p>
+            <w:pPr>
+              <w:spacing w:before="40" w:after="40" w:line="240" w:lineRule="auto"/>
+              <w:ind w:left="850"/>
+            </w:pPr>
+            <w:r>
+              <w:rPr>
+                <w:rFonts w:eastAsia="Times New Roman"/>
+                <w:rFonts w:ascii="Times New Roman" w:hAnsi="Times New Roman"/>
+                <w:b w:val="0"/>
+                <w:i/>
+                <w:color w:val="7B001A"/>
+                <w:sz w:val="22"/>
+              </w:rPr>
+              <w:t>L1: Ω(w) = Σᵢ |wᵢ|   （稀疏解，等价于自动特征选择）</w:t>
+            </w:r>
+          </w:p>
+          <w:p>
+            <w:pPr>
+              <w:spacing w:before="40" w:after="40" w:line="240" w:lineRule="auto"/>
+              <w:ind w:left="850"/>
+            </w:pPr>
+            <w:r>
+              <w:rPr>
+                <w:rFonts w:eastAsia="Times New Roman"/>
+                <w:rFonts w:ascii="Times New Roman" w:hAnsi="Times New Roman"/>
+                <w:b w:val="0"/>
+                <w:i/>
+                <w:color w:val="7B001A"/>
+                <w:sz w:val="22"/>
+              </w:rPr>
+              <w:t>L2: Ω(w) = Σᵢ wᵢ²     （均匀压缩，保留全部特征）</w:t>
             </w:r>
           </w:p>
           <w:p>
@@ -2050,9 +2071,10 @@
                 <w:rFonts w:eastAsia="宋体"/>
                 <w:rFonts w:ascii="宋体" w:hAnsi="宋体"/>
                 <w:b/>
-                <w:sz w:val="24"/>
-              </w:rPr>
-              <w:t>【第二轮】衍生特征工程（AUC ≈ 0.9478）</w:t>
+                <w:i w:val="0"/>
+                <w:sz w:val="24"/>
+              </w:rPr>
+              <w:t>（4）ROC-AUC 评估原理</w:t>
             </w:r>
           </w:p>
           <w:p>
@@ -2066,9 +2088,38 @@
                 <w:rFonts w:eastAsia="宋体"/>
                 <w:rFonts w:ascii="宋体" w:hAnsi="宋体"/>
                 <w:b w:val="0"/>
-                <w:sz w:val="24"/>
-              </w:rPr>
-              <w:t>新增 4 个手工衍生特征，将 AUC 提升约 +0.0038：</w:t>
+                <w:i w:val="0"/>
+                <w:sz w:val="24"/>
+              </w:rPr>
+              <w:t>ROC 曲线横轴为假阳率 FPR = FP/(FP+TN)，纵轴为真阳率 TPR = TP/(TP+FN)，曲线下面积 AUC 的概率含义为：</w:t>
+            </w:r>
+          </w:p>
+          <w:p>
+            <w:pPr>
+              <w:spacing w:before="40" w:after="40" w:line="240" w:lineRule="auto"/>
+              <w:ind w:left="850"/>
+            </w:pPr>
+            <w:r>
+              <w:rPr>
+                <w:rFonts w:eastAsia="Times New Roman"/>
+                <w:rFonts w:ascii="Times New Roman" w:hAnsi="Times New Roman"/>
+                <w:b w:val="0"/>
+                <w:i/>
+                <w:color w:val="7B001A"/>
+                <w:sz w:val="22"/>
+              </w:rPr>
+              <w:t>AUC = P(score(x⁺) &gt; score(x⁻))</w:t>
+            </w:r>
+            <w:r>
+              <w:rPr>
+                <w:rFonts w:eastAsia="宋体"/>
+                <w:rFonts w:ascii="宋体" w:hAnsi="宋体"/>
+                <w:b w:val="0"/>
+                <w:i w:val="0"/>
+                <w:color w:val="606060"/>
+                <w:sz w:val="20"/>
+              </w:rPr>
+              <w:t xml:space="preserve">  （随机抽取一正一负样本，模型给正样本打更高分的概率）</w:t>
             </w:r>
           </w:p>
           <w:p>
@@ -2082,41 +2133,41 @@
                 <w:rFonts w:eastAsia="宋体"/>
                 <w:rFonts w:ascii="宋体" w:hAnsi="宋体"/>
                 <w:b w:val="0"/>
-                <w:sz w:val="24"/>
-              </w:rPr>
-              <w:t>pdays_contacted（二值指示符）：pdays=999 是数据集的特殊编码，表示"本次活动前从未联系过客户"，96.3% 的样本为此状态。将其提取为独立二值特征，同时将 pdays=999 替换为 0，消除该极大值对标准化的干扰。</w:t>
-            </w:r>
-          </w:p>
-          <w:p>
-            <w:pPr>
-              <w:spacing w:before="0" w:after="0" w:line="240" w:lineRule="auto"/>
-              <w:ind w:left="283"/>
-            </w:pPr>
-            <w:r>
-              <w:rPr>
-                <w:rFonts w:eastAsia="宋体"/>
-                <w:rFonts w:ascii="Courier New" w:hAnsi="Courier New"/>
-                <w:b w:val="0"/>
-                <w:color w:val="1A5376"/>
-                <w:sz w:val="18"/>
-              </w:rPr>
-              <w:t>df['pdays_contacted'] = (df['pdays'] != 999).astype(int)</w:t>
-            </w:r>
-          </w:p>
-          <w:p>
-            <w:pPr>
-              <w:spacing w:before="0" w:after="0" w:line="240" w:lineRule="auto"/>
-              <w:ind w:left="283"/>
-            </w:pPr>
-            <w:r>
-              <w:rPr>
-                <w:rFonts w:eastAsia="宋体"/>
-                <w:rFonts w:ascii="Courier New" w:hAnsi="Courier New"/>
-                <w:b w:val="0"/>
-                <w:color w:val="1A5376"/>
-                <w:sz w:val="18"/>
-              </w:rPr>
-              <w:t>df['pdays'] = df['pdays'].replace(999, 0)</w:t>
+                <w:i w:val="0"/>
+                <w:sz w:val="24"/>
+              </w:rPr>
+              <w:t>AUC=1.0 表示完美区分；AUC=0.5 等同随机猜测。AUC 是阈值无关的整体排序能力度量，完全不受类别不平衡影响，因此在本实验中作为首要优化目标和 GridSearchCV 评分指标。</w:t>
+            </w:r>
+          </w:p>
+          <w:p>
+            <w:pPr>
+              <w:spacing w:before="120" w:after="40" w:line="240" w:lineRule="auto"/>
+            </w:pPr>
+            <w:r>
+              <w:rPr>
+                <w:rFonts w:eastAsia="宋体"/>
+                <w:rFonts w:ascii="宋体" w:hAnsi="宋体"/>
+                <w:b/>
+                <w:i w:val="0"/>
+                <w:sz w:val="24"/>
+              </w:rPr>
+              <w:t>3.1 数据预处理</w:t>
+            </w:r>
+          </w:p>
+          <w:p>
+            <w:pPr>
+              <w:spacing w:before="0" w:after="40" w:line="240" w:lineRule="auto"/>
+              <w:jc w:val="left"/>
+            </w:pPr>
+            <w:r>
+              <w:rPr>
+                <w:rFonts w:eastAsia="宋体"/>
+                <w:rFonts w:ascii="宋体" w:hAnsi="宋体"/>
+                <w:b/>
+                <w:i w:val="0"/>
+                <w:sz w:val="24"/>
+              </w:rPr>
+              <w:t>（1）unknown 缺失值处理</w:t>
             </w:r>
           </w:p>
           <w:p>
@@ -2130,25 +2181,26 @@
                 <w:rFonts w:eastAsia="宋体"/>
                 <w:rFonts w:ascii="宋体" w:hAnsi="宋体"/>
                 <w:b w:val="0"/>
-                <w:sz w:val="24"/>
-              </w:rPr>
-              <w:t>duration_log（对数变换）：duration 是最强单特征预测因子（单独 AUC=0.818），但呈强正偏态。log(1+x) 将分布压缩为近似正态，使 LR 能更稳定地拟合该非线性效应。</w:t>
-            </w:r>
-          </w:p>
-          <w:p>
-            <w:pPr>
-              <w:spacing w:before="0" w:after="0" w:line="240" w:lineRule="auto"/>
-              <w:ind w:left="283"/>
-            </w:pPr>
-            <w:r>
-              <w:rPr>
-                <w:rFonts w:eastAsia="宋体"/>
-                <w:rFonts w:ascii="Courier New" w:hAnsi="Courier New"/>
-                <w:b w:val="0"/>
-                <w:color w:val="1A5376"/>
-                <w:sz w:val="18"/>
-              </w:rPr>
-              <w:t>df['duration_log'] = np.log1p(df['duration'])</w:t>
+                <w:i w:val="0"/>
+                <w:sz w:val="24"/>
+              </w:rPr>
+              <w:t>数据集中 job（330条）、marital（80条）、education（1731条）、default（8597条）、housing（990条）、loan（990条）含有 unknown，合计约 12,718 个。本实验选择将 unknown 保留为独立类别，而非以众数填充。原因：① unknown 本身可能是有效信息（客户拒绝披露信用违约记录可能恰好是高风险信号）；② 众数填充会引入虚假样本，使分布失真；③ One-Hot 编码后新增 _unknown 列，模型可自行学习其权重。</w:t>
+            </w:r>
+          </w:p>
+          <w:p>
+            <w:pPr>
+              <w:spacing w:before="0" w:after="40" w:line="240" w:lineRule="auto"/>
+              <w:jc w:val="left"/>
+            </w:pPr>
+            <w:r>
+              <w:rPr>
+                <w:rFonts w:eastAsia="宋体"/>
+                <w:rFonts w:ascii="宋体" w:hAnsi="宋体"/>
+                <w:b/>
+                <w:i w:val="0"/>
+                <w:sz w:val="24"/>
+              </w:rPr>
+              <w:t>（2）education 有序 Label Encoding</w:t>
             </w:r>
           </w:p>
           <w:p>
@@ -2162,9 +2214,94 @@
                 <w:rFonts w:eastAsia="宋体"/>
                 <w:rFonts w:ascii="宋体" w:hAnsi="宋体"/>
                 <w:b w:val="0"/>
-                <w:sz w:val="24"/>
-              </w:rPr>
-              <w:t>econ_pressure（经济压力指标）：emp.var.rate × euribor3m 的乘积捕获就业变动率与利率的联合效应——利率高且就业不稳定时，人们更倾向于储蓄定期存款。</w:t>
+                <w:i w:val="0"/>
+                <w:sz w:val="24"/>
+              </w:rPr>
+              <w:t>学历存在明确的认知顺序（文盲→小学→初中→高中→大专→本科），若改用 One-Hot 编码会将该顺序信息拆散，使模型无法利用"学历越高，理财意识可能越强"的单调性。映射方案如下：</w:t>
+            </w:r>
+          </w:p>
+          <w:p>
+            <w:pPr>
+              <w:spacing w:before="0" w:after="0" w:line="240" w:lineRule="auto"/>
+              <w:ind w:left="340"/>
+            </w:pPr>
+            <w:r>
+              <w:rPr>
+                <w:rFonts w:eastAsia="宋体"/>
+                <w:rFonts w:ascii="Courier New" w:hAnsi="Courier New"/>
+                <w:b w:val="0"/>
+                <w:i w:val="0"/>
+                <w:color w:val="1A5376"/>
+                <w:sz w:val="18"/>
+              </w:rPr>
+              <w:t>EDU_ORDER = {'illiterate':0, 'basic.4y':1, 'basic.6y':2, 'basic.9y':3,</w:t>
+            </w:r>
+          </w:p>
+          <w:p>
+            <w:pPr>
+              <w:spacing w:before="0" w:after="0" w:line="240" w:lineRule="auto"/>
+              <w:ind w:left="340"/>
+            </w:pPr>
+            <w:r>
+              <w:rPr>
+                <w:rFonts w:eastAsia="宋体"/>
+                <w:rFonts w:ascii="Courier New" w:hAnsi="Courier New"/>
+                <w:b w:val="0"/>
+                <w:i w:val="0"/>
+                <w:color w:val="1A5376"/>
+                <w:sz w:val="18"/>
+              </w:rPr>
+              <w:t xml:space="preserve">             'high.school':4, 'professional.course':5,</w:t>
+            </w:r>
+          </w:p>
+          <w:p>
+            <w:pPr>
+              <w:spacing w:before="0" w:after="0" w:line="240" w:lineRule="auto"/>
+              <w:ind w:left="340"/>
+            </w:pPr>
+            <w:r>
+              <w:rPr>
+                <w:rFonts w:eastAsia="宋体"/>
+                <w:rFonts w:ascii="Courier New" w:hAnsi="Courier New"/>
+                <w:b w:val="0"/>
+                <w:i w:val="0"/>
+                <w:color w:val="1A5376"/>
+                <w:sz w:val="18"/>
+              </w:rPr>
+              <w:t xml:space="preserve">             'university.degree':6, 'unknown':3}  # unknown 以中等水平缺省</w:t>
+            </w:r>
+          </w:p>
+          <w:p>
+            <w:pPr>
+              <w:spacing w:before="0" w:after="0" w:line="240" w:lineRule="auto"/>
+              <w:ind w:left="340"/>
+            </w:pPr>
+            <w:r>
+              <w:rPr>
+                <w:rFonts w:eastAsia="宋体"/>
+                <w:rFonts w:ascii="Courier New" w:hAnsi="Courier New"/>
+                <w:b w:val="0"/>
+                <w:i w:val="0"/>
+                <w:color w:val="1A5376"/>
+                <w:sz w:val="18"/>
+              </w:rPr>
+              <w:t>df['education'] = df['education'].map(EDU_ORDER)</w:t>
+            </w:r>
+          </w:p>
+          <w:p>
+            <w:pPr>
+              <w:spacing w:before="0" w:after="40" w:line="240" w:lineRule="auto"/>
+              <w:jc w:val="left"/>
+            </w:pPr>
+            <w:r>
+              <w:rPr>
+                <w:rFonts w:eastAsia="宋体"/>
+                <w:rFonts w:ascii="宋体" w:hAnsi="宋体"/>
+                <w:b/>
+                <w:i w:val="0"/>
+                <w:sz w:val="24"/>
+              </w:rPr>
+              <w:t>（3）无序特征 One-Hot Encoding</w:t>
             </w:r>
           </w:p>
           <w:p>
@@ -2178,9 +2315,10 @@
                 <w:rFonts w:eastAsia="宋体"/>
                 <w:rFonts w:ascii="宋体" w:hAnsi="宋体"/>
                 <w:b w:val="0"/>
-                <w:sz w:val="24"/>
-              </w:rPr>
-              <w:t>prev_success（历史成功标志）：poutcome=='success' 的二值化，是最强的正类预测信号之一（历史上曾成功说服客户订阅的客户再次成功率显著更高）。</w:t>
+                <w:i w:val="0"/>
+                <w:sz w:val="24"/>
+              </w:rPr>
+              <w:t>job、marital、default、housing、loan、contact、month、day_of_week、poutcome 共 9 列不含内在大小关系，使用 pd.get_dummies(drop_first=False) 全量展开。drop_first=False 保留所有 dummy 列（含 unknown 列），避免因删除参考类而损失信息；编码后基础特征从原始 20 维扩展为 60 维。</w:t>
             </w:r>
           </w:p>
           <w:p>
@@ -2193,9 +2331,10 @@
                 <w:rFonts w:eastAsia="宋体"/>
                 <w:rFonts w:ascii="宋体" w:hAnsi="宋体"/>
                 <w:b/>
-                <w:sz w:val="24"/>
-              </w:rPr>
-              <w:t>【第三轮】多项式特征 + 替换 StandardScaler → QuantileTransformer（AUC ≈ 0.9509）</w:t>
+                <w:i w:val="0"/>
+                <w:sz w:val="24"/>
+              </w:rPr>
+              <w:t>（4）数据集分层划分（防信息泄露规范）</w:t>
             </w:r>
           </w:p>
           <w:p>
@@ -2209,9 +2348,110 @@
                 <w:rFonts w:eastAsia="宋体"/>
                 <w:rFonts w:ascii="宋体" w:hAnsi="宋体"/>
                 <w:b w:val="0"/>
-                <w:sz w:val="24"/>
-              </w:rPr>
-              <w:t>两个关键改进同步推进：</w:t>
+                <w:i w:val="0"/>
+                <w:sz w:val="24"/>
+              </w:rPr>
+              <w:t>按 stratify=y 做 8:2 分层划分，确保训练集（32,950条）与测试集（8,238条）的正样本比例一致（均约 11.27%）。所有预处理 Transformer（QuantileTransformer、PolynomialFeatures）均仅在训练集上 fit，再对测试集做 transform，严防统计量泄露。</w:t>
+            </w:r>
+          </w:p>
+          <w:p>
+            <w:pPr>
+              <w:spacing w:before="0" w:after="0" w:line="240" w:lineRule="auto"/>
+              <w:ind w:left="340"/>
+            </w:pPr>
+            <w:r>
+              <w:rPr>
+                <w:rFonts w:eastAsia="宋体"/>
+                <w:rFonts w:ascii="Courier New" w:hAnsi="Courier New"/>
+                <w:b w:val="0"/>
+                <w:i w:val="0"/>
+                <w:color w:val="1A5376"/>
+                <w:sz w:val="18"/>
+              </w:rPr>
+              <w:t>X_train, X_test, y_train, y_test = train_test_split(</w:t>
+            </w:r>
+          </w:p>
+          <w:p>
+            <w:pPr>
+              <w:spacing w:before="0" w:after="0" w:line="240" w:lineRule="auto"/>
+              <w:ind w:left="340"/>
+            </w:pPr>
+            <w:r>
+              <w:rPr>
+                <w:rFonts w:eastAsia="宋体"/>
+                <w:rFonts w:ascii="Courier New" w:hAnsi="Courier New"/>
+                <w:b w:val="0"/>
+                <w:i w:val="0"/>
+                <w:color w:val="1A5376"/>
+                <w:sz w:val="18"/>
+              </w:rPr>
+              <w:t xml:space="preserve">    X, y, test_size=0.2, random_state=42, stratify=y)</w:t>
+            </w:r>
+          </w:p>
+          <w:p>
+            <w:pPr>
+              <w:spacing w:before="0" w:after="0" w:line="240" w:lineRule="auto"/>
+              <w:ind w:left="340"/>
+            </w:pPr>
+            <w:r>
+              <w:rPr>
+                <w:rFonts w:eastAsia="宋体"/>
+                <w:rFonts w:ascii="Courier New" w:hAnsi="Courier New"/>
+                <w:b w:val="0"/>
+                <w:i w:val="0"/>
+                <w:color w:val="1A5376"/>
+                <w:sz w:val="18"/>
+              </w:rPr>
+              <w:t>qt = QuantileTransformer(output_distribution='normal', n_quantiles=1000)</w:t>
+            </w:r>
+          </w:p>
+          <w:p>
+            <w:pPr>
+              <w:spacing w:before="0" w:after="0" w:line="240" w:lineRule="auto"/>
+              <w:ind w:left="340"/>
+            </w:pPr>
+            <w:r>
+              <w:rPr>
+                <w:rFonts w:eastAsia="宋体"/>
+                <w:rFonts w:ascii="Courier New" w:hAnsi="Courier New"/>
+                <w:b w:val="0"/>
+                <w:i w:val="0"/>
+                <w:color w:val="1A5376"/>
+                <w:sz w:val="18"/>
+              </w:rPr>
+              <w:t>X_train_sc = qt.fit_transform(X_train)  # fit 仅训练集，防泄露</w:t>
+            </w:r>
+          </w:p>
+          <w:p>
+            <w:pPr>
+              <w:spacing w:before="0" w:after="0" w:line="240" w:lineRule="auto"/>
+              <w:ind w:left="340"/>
+            </w:pPr>
+            <w:r>
+              <w:rPr>
+                <w:rFonts w:eastAsia="宋体"/>
+                <w:rFonts w:ascii="Courier New" w:hAnsi="Courier New"/>
+                <w:b w:val="0"/>
+                <w:i w:val="0"/>
+                <w:color w:val="1A5376"/>
+                <w:sz w:val="18"/>
+              </w:rPr>
+              <w:t>X_test_sc  = qt.transform(X_test)</w:t>
+            </w:r>
+          </w:p>
+          <w:p>
+            <w:pPr>
+              <w:spacing w:before="120" w:after="40" w:line="240" w:lineRule="auto"/>
+            </w:pPr>
+            <w:r>
+              <w:rPr>
+                <w:rFonts w:eastAsia="宋体"/>
+                <w:rFonts w:ascii="宋体" w:hAnsi="宋体"/>
+                <w:b/>
+                <w:i w:val="0"/>
+                <w:sz w:val="24"/>
+              </w:rPr>
+              <w:t>3.2 特征工程（四轮迭代）</w:t>
             </w:r>
           </w:p>
           <w:p>
@@ -2225,9 +2465,26 @@
                 <w:rFonts w:eastAsia="宋体"/>
                 <w:rFonts w:ascii="宋体" w:hAnsi="宋体"/>
                 <w:b w:val="0"/>
-                <w:sz w:val="24"/>
-              </w:rPr>
-              <w:t>① 归一化升级：以 QuantileTransformer(output_distribution='normal') 替换 StandardScaler。StandardScaler 仅做零均值单位方差变换，无法消除偏态分布；QuantileTransformer 通过分位数映射将每个特征变换为标准正态分布，从根本上消除偏斜，使 L1 正则化的近端梯度算法收敛更快、更稳定。实验验证该替换可带来约 +0.003 AUC 提升。</w:t>
+                <w:i w:val="0"/>
+                <w:sz w:val="24"/>
+              </w:rPr>
+              <w:t>特征工程是本实验 AUC 从 0.9440 提升至 0.9520 的核心驱动力，历经四轮迭代，每轮均记录了 AUC 的变化。</w:t>
+            </w:r>
+          </w:p>
+          <w:p>
+            <w:pPr>
+              <w:spacing w:before="0" w:after="40" w:line="240" w:lineRule="auto"/>
+              <w:jc w:val="left"/>
+            </w:pPr>
+            <w:r>
+              <w:rPr>
+                <w:rFonts w:eastAsia="宋体"/>
+                <w:rFonts w:ascii="宋体" w:hAnsi="宋体"/>
+                <w:b/>
+                <w:i w:val="0"/>
+                <w:sz w:val="24"/>
+              </w:rPr>
+              <w:t>【第一轮】基础版本（AUC ≈ 0.9440）</w:t>
             </w:r>
           </w:p>
           <w:p>
@@ -2241,57 +2498,10 @@
                 <w:rFonts w:eastAsia="宋体"/>
                 <w:rFonts w:ascii="宋体" w:hAnsi="宋体"/>
                 <w:b w:val="0"/>
-                <w:sz w:val="24"/>
-              </w:rPr>
-              <w:t>② 首次引入多项式特征（5 个核心特征，78 维）：对 duration_log、emp.var.rate、euribor3m、cons.conf.idx、nr.employed 做 degree=2 全量展开（含平方项），生成 15 个新特征（5 原始 + C(5,2) 交叉 + 5 平方），总维度从 60 升至 75。交叉项捕获"通话时长在经济下行期（高 euribor3m）的效果更佳"等交互效应；平方项捕获单特征的曲率效应（如利率对储蓄意愿的非线性影响）。</w:t>
-            </w:r>
-          </w:p>
-          <w:p>
-            <w:pPr>
-              <w:spacing w:before="0" w:after="0" w:line="240" w:lineRule="auto"/>
-              <w:ind w:left="283"/>
-            </w:pPr>
-            <w:r>
-              <w:rPr>
-                <w:rFonts w:eastAsia="宋体"/>
-                <w:rFonts w:ascii="Courier New" w:hAnsi="Courier New"/>
-                <w:b w:val="0"/>
-                <w:color w:val="1A5376"/>
-                <w:sz w:val="18"/>
-              </w:rPr>
-              <w:t>poly = PolynomialFeatures(degree=2, interaction_only=False, include_bias=False)</w:t>
-            </w:r>
-          </w:p>
-          <w:p>
-            <w:pPr>
-              <w:spacing w:before="0" w:after="0" w:line="240" w:lineRule="auto"/>
-              <w:ind w:left="283"/>
-            </w:pPr>
-            <w:r>
-              <w:rPr>
-                <w:rFonts w:eastAsia="宋体"/>
-                <w:rFonts w:ascii="Courier New" w:hAnsi="Courier New"/>
-                <w:b w:val="0"/>
-                <w:color w:val="1A5376"/>
-                <w:sz w:val="18"/>
-              </w:rPr>
-              <w:t>X_train_poly = poly.fit_transform(X_train_sc[:, poly_idx])</w:t>
-            </w:r>
-          </w:p>
-          <w:p>
-            <w:pPr>
-              <w:spacing w:before="0" w:after="0" w:line="240" w:lineRule="auto"/>
-              <w:ind w:left="283"/>
-            </w:pPr>
-            <w:r>
-              <w:rPr>
-                <w:rFonts w:eastAsia="宋体"/>
-                <w:rFonts w:ascii="Courier New" w:hAnsi="Courier New"/>
-                <w:b w:val="0"/>
-                <w:color w:val="1A5376"/>
-                <w:sz w:val="18"/>
-              </w:rPr>
-              <w:t>X_train_final = np.hstack([X_train_sc, X_train_poly])</w:t>
+                <w:i w:val="0"/>
+                <w:sz w:val="24"/>
+              </w:rPr>
+              <w:t>仅完成 One-Hot + StandardScaler，直接使用原始 58 维特征训练 LR。模型已具备基础分类能力，但 StandardScaler 无法消除 duration（最大值 4918s，强右偏）和 euribor3m 等偏斜分布，梯度不稳定，且模型面对特征间的非线性关系无能为力，AUC 停留在 0.9440。</w:t>
             </w:r>
           </w:p>
           <w:p>
@@ -2304,9 +2514,10 @@
                 <w:rFonts w:eastAsia="宋体"/>
                 <w:rFonts w:ascii="宋体" w:hAnsi="宋体"/>
                 <w:b/>
-                <w:sz w:val="24"/>
-              </w:rPr>
-              <w:t>【第四轮】扩展多项式至 29 列（AUC ≈ 0.9520，最终方案）</w:t>
+                <w:i w:val="0"/>
+                <w:sz w:val="24"/>
+              </w:rPr>
+              <w:t>【第二轮】衍生特征工程（AUC ≈ 0.9478，+0.0038）</w:t>
             </w:r>
           </w:p>
           <w:p>
@@ -2320,9 +2531,10 @@
                 <w:rFonts w:eastAsia="宋体"/>
                 <w:rFonts w:ascii="宋体" w:hAnsi="宋体"/>
                 <w:b w:val="0"/>
-                <w:sz w:val="24"/>
-              </w:rPr>
-              <w:t>将多项式展开的特征集从 5 个扩展至 29 列，在原有 13 个连续型特征基础上，新增 16 列关键 One-Hot 二值特征（poutcome_success、contact_cellular、month_may/nov/oct/mar/sep 等）一并纳入多项式展开。</w:t>
+                <w:i w:val="0"/>
+                <w:sz w:val="24"/>
+              </w:rPr>
+              <w:t>新增 4 个手工衍生特征：</w:t>
             </w:r>
           </w:p>
           <w:p>
@@ -2336,167 +2548,44 @@
                 <w:rFonts w:eastAsia="宋体"/>
                 <w:rFonts w:ascii="宋体" w:hAnsi="宋体"/>
                 <w:b w:val="0"/>
-                <w:sz w:val="24"/>
-              </w:rPr>
-              <w:t>设计依据：① poutcome_success × duration_log 是极强信号（既是老客户又通话时间长，转化率极高）；② contact_cellular × duration 捕获接触渠道与通话质量的交互；③ 月份 dummy 与经济指标的交互捕获季节性经济周期效应（3月/9月/10月是历史高订阅月）。29 个特征的 degree=2 展开生成 435 个新特征项，总维度从 60 升至 495。配合 L1 正则化，模型自动从 495 维中稀疏选出有价值子集。</w:t>
+                <w:i w:val="0"/>
+                <w:sz w:val="24"/>
+              </w:rPr>
+              <w:t>pdays_contacted（二值指示符）：pdays=999 是数据集的特殊编码，表示"本次活动前从未联系过客户"，96.3% 的样本为此状态。将其提取为独立二值特征，同时将 pdays=999 替换为 0，消除该极大值对标准化的干扰。</w:t>
             </w:r>
           </w:p>
           <w:p>
             <w:pPr>
               <w:spacing w:before="0" w:after="0" w:line="240" w:lineRule="auto"/>
-              <w:ind w:left="283"/>
+              <w:ind w:left="340"/>
             </w:pPr>
             <w:r>
               <w:rPr>
                 <w:rFonts w:eastAsia="宋体"/>
                 <w:rFonts w:ascii="Courier New" w:hAnsi="Courier New"/>
                 <w:b w:val="0"/>
+                <w:i w:val="0"/>
                 <w:color w:val="1A5376"/>
                 <w:sz w:val="18"/>
               </w:rPr>
-              <w:t>POLY_FEATURES = [</w:t>
+              <w:t>df['pdays_contacted'] = (df['pdays'] != 999).astype(int)</w:t>
             </w:r>
           </w:p>
           <w:p>
             <w:pPr>
               <w:spacing w:before="0" w:after="0" w:line="240" w:lineRule="auto"/>
-              <w:ind w:left="283"/>
+              <w:ind w:left="340"/>
             </w:pPr>
             <w:r>
               <w:rPr>
                 <w:rFonts w:eastAsia="宋体"/>
                 <w:rFonts w:ascii="Courier New" w:hAnsi="Courier New"/>
                 <w:b w:val="0"/>
+                <w:i w:val="0"/>
                 <w:color w:val="1A5376"/>
                 <w:sz w:val="18"/>
               </w:rPr>
-              <w:t xml:space="preserve">    'duration', 'duration_log', 'euribor3m', 'nr.employed', 'emp.var.rate',</w:t>
-            </w:r>
-          </w:p>
-          <w:p>
-            <w:pPr>
-              <w:spacing w:before="0" w:after="0" w:line="240" w:lineRule="auto"/>
-              <w:ind w:left="283"/>
-            </w:pPr>
-            <w:r>
-              <w:rPr>
-                <w:rFonts w:eastAsia="宋体"/>
-                <w:rFonts w:ascii="Courier New" w:hAnsi="Courier New"/>
-                <w:b w:val="0"/>
-                <w:color w:val="1A5376"/>
-                <w:sz w:val="18"/>
-              </w:rPr>
-              <w:t xml:space="preserve">    'cons.price.idx', 'cons.conf.idx', 'pdays_contacted', 'econ_pressure',</w:t>
-            </w:r>
-          </w:p>
-          <w:p>
-            <w:pPr>
-              <w:spacing w:before="0" w:after="0" w:line="240" w:lineRule="auto"/>
-              <w:ind w:left="283"/>
-            </w:pPr>
-            <w:r>
-              <w:rPr>
-                <w:rFonts w:eastAsia="宋体"/>
-                <w:rFonts w:ascii="Courier New" w:hAnsi="Courier New"/>
-                <w:b w:val="0"/>
-                <w:color w:val="1A5376"/>
-                <w:sz w:val="18"/>
-              </w:rPr>
-              <w:t xml:space="preserve">    'prev_success', 'previous', 'pdays', 'education',</w:t>
-            </w:r>
-          </w:p>
-          <w:p>
-            <w:pPr>
-              <w:spacing w:before="0" w:after="0" w:line="240" w:lineRule="auto"/>
-              <w:ind w:left="283"/>
-            </w:pPr>
-            <w:r>
-              <w:rPr>
-                <w:rFonts w:eastAsia="宋体"/>
-                <w:rFonts w:ascii="Courier New" w:hAnsi="Courier New"/>
-                <w:b w:val="0"/>
-                <w:color w:val="1A5376"/>
-                <w:sz w:val="18"/>
-              </w:rPr>
-              <w:t xml:space="preserve">    'poutcome_success', 'poutcome_nonexistent', 'contact_cellular',</w:t>
-            </w:r>
-          </w:p>
-          <w:p>
-            <w:pPr>
-              <w:spacing w:before="0" w:after="0" w:line="240" w:lineRule="auto"/>
-              <w:ind w:left="283"/>
-            </w:pPr>
-            <w:r>
-              <w:rPr>
-                <w:rFonts w:eastAsia="宋体"/>
-                <w:rFonts w:ascii="Courier New" w:hAnsi="Courier New"/>
-                <w:b w:val="0"/>
-                <w:color w:val="1A5376"/>
-                <w:sz w:val="18"/>
-              </w:rPr>
-              <w:t xml:space="preserve">    'month_may', 'month_nov', 'month_oct', 'month_mar', 'month_sep',</w:t>
-            </w:r>
-          </w:p>
-          <w:p>
-            <w:pPr>
-              <w:spacing w:before="0" w:after="0" w:line="240" w:lineRule="auto"/>
-              <w:ind w:left="283"/>
-            </w:pPr>
-            <w:r>
-              <w:rPr>
-                <w:rFonts w:eastAsia="宋体"/>
-                <w:rFonts w:ascii="Courier New" w:hAnsi="Courier New"/>
-                <w:b w:val="0"/>
-                <w:color w:val="1A5376"/>
-                <w:sz w:val="18"/>
-              </w:rPr>
-              <w:t xml:space="preserve">    'month_apr', 'month_jun', 'month_jul', 'month_aug', 'month_dec',</w:t>
-            </w:r>
-          </w:p>
-          <w:p>
-            <w:pPr>
-              <w:spacing w:before="0" w:after="0" w:line="240" w:lineRule="auto"/>
-              <w:ind w:left="283"/>
-            </w:pPr>
-            <w:r>
-              <w:rPr>
-                <w:rFonts w:eastAsia="宋体"/>
-                <w:rFonts w:ascii="Courier New" w:hAnsi="Courier New"/>
-                <w:b w:val="0"/>
-                <w:color w:val="1A5376"/>
-                <w:sz w:val="18"/>
-              </w:rPr>
-              <w:t xml:space="preserve">    'job_student', 'job_retired', 'marital_single',</w:t>
-            </w:r>
-          </w:p>
-          <w:p>
-            <w:pPr>
-              <w:spacing w:before="0" w:after="0" w:line="240" w:lineRule="auto"/>
-              <w:ind w:left="283"/>
-            </w:pPr>
-            <w:r>
-              <w:rPr>
-                <w:rFonts w:eastAsia="宋体"/>
-                <w:rFonts w:ascii="Courier New" w:hAnsi="Courier New"/>
-                <w:b w:val="0"/>
-                <w:color w:val="1A5376"/>
-                <w:sz w:val="18"/>
-              </w:rPr>
-              <w:t>]  # 共 29 列 → degree=2 展开后 495 维总特征</w:t>
-            </w:r>
-          </w:p>
-          <w:p>
-            <w:pPr>
-              <w:spacing w:before="100" w:after="20" w:line="240" w:lineRule="auto"/>
-            </w:pPr>
-            <w:r>
-              <w:rPr>
-                <w:rFonts w:eastAsia="宋体"/>
-                <w:rFonts w:ascii="宋体" w:hAnsi="宋体"/>
-                <w:b/>
-                <w:sz w:val="24"/>
-              </w:rPr>
-              <w:t>3.3 类别不平衡处理策略（三种）</w:t>
+              <w:t>df['pdays'] = df['pdays'].replace(999, 0)</w:t>
             </w:r>
           </w:p>
           <w:p>
@@ -2510,24 +2599,44 @@
                 <w:rFonts w:eastAsia="宋体"/>
                 <w:rFonts w:ascii="宋体" w:hAnsi="宋体"/>
                 <w:b w:val="0"/>
-                <w:sz w:val="24"/>
-              </w:rPr>
-              <w:t>重要原则：所有重采样操作均仅作用于训练集，测试集保持原始分布（11.27% 正样本），确保评估的现实意义和公平性。</w:t>
-            </w:r>
-          </w:p>
-          <w:p>
-            <w:pPr>
-              <w:spacing w:before="0" w:after="40" w:line="240" w:lineRule="auto"/>
-              <w:jc w:val="left"/>
-            </w:pPr>
-            <w:r>
-              <w:rPr>
-                <w:rFonts w:eastAsia="宋体"/>
-                <w:rFonts w:ascii="宋体" w:hAnsi="宋体"/>
-                <w:b/>
-                <w:sz w:val="24"/>
-              </w:rPr>
-              <w:t>策略 A — SMOTE 过采样（Synthetic Minority Over-sampling Technique）</w:t>
+                <w:i w:val="0"/>
+                <w:sz w:val="24"/>
+              </w:rPr>
+              <w:t>duration_log（对数变换）：duration 是最强单特征预测因子（单独 AUC=0.818），但呈强正偏态。log(1+x) 将分布压缩为近似正态，使 LR 能更稳定地拟合该非线性效应。</w:t>
+            </w:r>
+          </w:p>
+          <w:p>
+            <w:pPr>
+              <w:spacing w:before="40" w:after="40" w:line="240" w:lineRule="auto"/>
+              <w:ind w:left="850"/>
+            </w:pPr>
+            <w:r>
+              <w:rPr>
+                <w:rFonts w:eastAsia="Times New Roman"/>
+                <w:rFonts w:ascii="Times New Roman" w:hAnsi="Times New Roman"/>
+                <w:b w:val="0"/>
+                <w:i/>
+                <w:color w:val="7B001A"/>
+                <w:sz w:val="22"/>
+              </w:rPr>
+              <w:t>duration_log = log(1 + duration)</w:t>
+            </w:r>
+          </w:p>
+          <w:p>
+            <w:pPr>
+              <w:spacing w:before="0" w:after="0" w:line="240" w:lineRule="auto"/>
+              <w:ind w:left="340"/>
+            </w:pPr>
+            <w:r>
+              <w:rPr>
+                <w:rFonts w:eastAsia="宋体"/>
+                <w:rFonts w:ascii="Courier New" w:hAnsi="Courier New"/>
+                <w:b w:val="0"/>
+                <w:i w:val="0"/>
+                <w:color w:val="1A5376"/>
+                <w:sz w:val="18"/>
+              </w:rPr>
+              <w:t>df['duration_log'] = np.log1p(df['duration'])</w:t>
             </w:r>
           </w:p>
           <w:p>
@@ -2541,72 +2650,27 @@
                 <w:rFonts w:eastAsia="宋体"/>
                 <w:rFonts w:ascii="宋体" w:hAnsi="宋体"/>
                 <w:b w:val="0"/>
-                <w:sz w:val="24"/>
-              </w:rPr>
-              <w:t>原理：对少数类每个样本，在其 k=5 个近邻间随机线性插值合成新样本，而非简单复制；新样本位于特征空间中已有少数类样本的"邻域"内，引入多样性同时保留统计分布。参数 sampling_strategy=0.4 将正样本补充至多数类的 40%（约 40,933 条，正样本占比 28.6%）。选择 0.4 而非 1:1 完全平衡，是因为过度合成会引入大量人工噪声样本，实验验证 0.4 时 AUC 最优。</w:t>
-            </w:r>
-          </w:p>
-          <w:p>
-            <w:pPr>
-              <w:spacing w:before="0" w:after="0" w:line="240" w:lineRule="auto"/>
-              <w:ind w:left="283"/>
-            </w:pPr>
-            <w:r>
-              <w:rPr>
-                <w:rFonts w:eastAsia="宋体"/>
-                <w:rFonts w:ascii="Courier New" w:hAnsi="Courier New"/>
-                <w:b w:val="0"/>
-                <w:color w:val="1A5376"/>
-                <w:sz w:val="18"/>
-              </w:rPr>
-              <w:t>smote = SMOTE(sampling_strategy=0.4, random_state=42, k_neighbors=5)</w:t>
-            </w:r>
-          </w:p>
-          <w:p>
-            <w:pPr>
-              <w:spacing w:before="0" w:after="0" w:line="240" w:lineRule="auto"/>
-              <w:ind w:left="283"/>
-            </w:pPr>
-            <w:r>
-              <w:rPr>
-                <w:rFonts w:eastAsia="宋体"/>
-                <w:rFonts w:ascii="Courier New" w:hAnsi="Courier New"/>
-                <w:b w:val="0"/>
-                <w:color w:val="1A5376"/>
-                <w:sz w:val="18"/>
-              </w:rPr>
-              <w:t>X_tr_smote, y_tr_smote = smote.fit_resample(X_train_final, y_train)</w:t>
-            </w:r>
-          </w:p>
-          <w:p>
-            <w:pPr>
-              <w:spacing w:before="0" w:after="0" w:line="240" w:lineRule="auto"/>
-              <w:ind w:left="283"/>
-            </w:pPr>
-            <w:r>
-              <w:rPr>
-                <w:rFonts w:eastAsia="宋体"/>
-                <w:rFonts w:ascii="Courier New" w:hAnsi="Courier New"/>
-                <w:b w:val="0"/>
-                <w:color w:val="1A5376"/>
-                <w:sz w:val="18"/>
-              </w:rPr>
-              <w:t># 输出：(40933, 495)，正样本占比 28.6%</w:t>
-            </w:r>
-          </w:p>
-          <w:p>
-            <w:pPr>
-              <w:spacing w:before="0" w:after="40" w:line="240" w:lineRule="auto"/>
-              <w:jc w:val="left"/>
-            </w:pPr>
-            <w:r>
-              <w:rPr>
-                <w:rFonts w:eastAsia="宋体"/>
-                <w:rFonts w:ascii="宋体" w:hAnsi="宋体"/>
-                <w:b/>
-                <w:sz w:val="24"/>
-              </w:rPr>
-              <w:t>策略 B — RandomUnderSampler 随机欠采样</w:t>
+                <w:i w:val="0"/>
+                <w:sz w:val="24"/>
+              </w:rPr>
+              <w:t>econ_pressure（经济压力指标）：emp.var.rate × euribor3m 的乘积捕获就业变动率与利率的联合效应——利率高且就业不稳定时，人们更倾向于储蓄定期存款。</w:t>
+            </w:r>
+          </w:p>
+          <w:p>
+            <w:pPr>
+              <w:spacing w:before="40" w:after="40" w:line="240" w:lineRule="auto"/>
+              <w:ind w:left="850"/>
+            </w:pPr>
+            <w:r>
+              <w:rPr>
+                <w:rFonts w:eastAsia="Times New Roman"/>
+                <w:rFonts w:ascii="Times New Roman" w:hAnsi="Times New Roman"/>
+                <w:b w:val="0"/>
+                <w:i/>
+                <w:color w:val="7B001A"/>
+                <w:sz w:val="22"/>
+              </w:rPr>
+              <w:t>econ_pressure = emp.var.rate × euribor3m</w:t>
             </w:r>
           </w:p>
           <w:p>
@@ -2620,57 +2684,10 @@
                 <w:rFonts w:eastAsia="宋体"/>
                 <w:rFonts w:ascii="宋体" w:hAnsi="宋体"/>
                 <w:b w:val="0"/>
-                <w:sz w:val="24"/>
-              </w:rPr>
-              <w:t>原理：随机删除多数类样本，使正负样本 1:1 对齐（约 7,424 条），优点是训练集极小速度快；缺点是丢弃 77.5% 的原始训练数据，约 25,526 条真实负样本信息永久损失。适合训练数据量不是瓶颈、更关注召回率的场景。</w:t>
-            </w:r>
-          </w:p>
-          <w:p>
-            <w:pPr>
-              <w:spacing w:before="0" w:after="0" w:line="240" w:lineRule="auto"/>
-              <w:ind w:left="283"/>
-            </w:pPr>
-            <w:r>
-              <w:rPr>
-                <w:rFonts w:eastAsia="宋体"/>
-                <w:rFonts w:ascii="Courier New" w:hAnsi="Courier New"/>
-                <w:b w:val="0"/>
-                <w:color w:val="1A5376"/>
-                <w:sz w:val="18"/>
-              </w:rPr>
-              <w:t>rus = RandomUnderSampler(random_state=42)</w:t>
-            </w:r>
-          </w:p>
-          <w:p>
-            <w:pPr>
-              <w:spacing w:before="0" w:after="0" w:line="240" w:lineRule="auto"/>
-              <w:ind w:left="283"/>
-            </w:pPr>
-            <w:r>
-              <w:rPr>
-                <w:rFonts w:eastAsia="宋体"/>
-                <w:rFonts w:ascii="Courier New" w:hAnsi="Courier New"/>
-                <w:b w:val="0"/>
-                <w:color w:val="1A5376"/>
-                <w:sz w:val="18"/>
-              </w:rPr>
-              <w:t>X_tr_rus, y_tr_rus = rus.fit_resample(X_train_final, y_train)</w:t>
-            </w:r>
-          </w:p>
-          <w:p>
-            <w:pPr>
-              <w:spacing w:before="0" w:after="0" w:line="240" w:lineRule="auto"/>
-              <w:ind w:left="283"/>
-            </w:pPr>
-            <w:r>
-              <w:rPr>
-                <w:rFonts w:eastAsia="宋体"/>
-                <w:rFonts w:ascii="Courier New" w:hAnsi="Courier New"/>
-                <w:b w:val="0"/>
-                <w:color w:val="1A5376"/>
-                <w:sz w:val="18"/>
-              </w:rPr>
-              <w:t># 输出：(7424, 495)，正样本占比 50.0%</w:t>
+                <w:i w:val="0"/>
+                <w:sz w:val="24"/>
+              </w:rPr>
+              <w:t>prev_success（历史成功标志）：poutcome=='success' 的二值化，是最强的正类预测信号之一（历史上曾成功说服客户订阅的客户再次成功率显著更高）。</w:t>
             </w:r>
           </w:p>
           <w:p>
@@ -2683,9 +2700,10 @@
                 <w:rFonts w:eastAsia="宋体"/>
                 <w:rFonts w:ascii="宋体" w:hAnsi="宋体"/>
                 <w:b/>
-                <w:sz w:val="24"/>
-              </w:rPr>
-              <w:t>策略 C — class_weight='balanced'（损失函数权重调节）</w:t>
+                <w:i w:val="0"/>
+                <w:sz w:val="24"/>
+              </w:rPr>
+              <w:t>【第三轮】多项式特征 + QuantileTransformer（AUC ≈ 0.9509，+0.0031）</w:t>
             </w:r>
           </w:p>
           <w:p>
@@ -2699,71 +2717,10 @@
                 <w:rFonts w:eastAsia="宋体"/>
                 <w:rFonts w:ascii="宋体" w:hAnsi="宋体"/>
                 <w:b w:val="0"/>
-                <w:sz w:val="24"/>
-              </w:rPr>
-              <w:t>原理：不修改任何样本，通过在交叉熵损失中对每个样本的误分代价加权来补偿不平衡。sklearn 的 balanced 模式自动计算：weight_c = n_samples / (n_classes × count_c)。正样本权重 ≈ 41188/(2×4640) ≈ 4.44，负样本权重 ≈ 41188/(2×36548) ≈ 0.563，即错误预测一个正样本的代价约为负样本的 7.9 倍。全部 32,950 条原始训练数据完整保留，是信息损失最小的策略。</w:t>
-            </w:r>
-          </w:p>
-          <w:p>
-            <w:pPr>
-              <w:spacing w:before="0" w:after="0" w:line="240" w:lineRule="auto"/>
-              <w:ind w:left="283"/>
-            </w:pPr>
-            <w:r>
-              <w:rPr>
-                <w:rFonts w:eastAsia="宋体"/>
-                <w:rFonts w:ascii="Courier New" w:hAnsi="Courier New"/>
-                <w:b w:val="0"/>
-                <w:color w:val="1A5376"/>
-                <w:sz w:val="18"/>
-              </w:rPr>
-              <w:t>model = LogisticRegression(class_weight='balanced',</w:t>
-            </w:r>
-          </w:p>
-          <w:p>
-            <w:pPr>
-              <w:spacing w:before="0" w:after="0" w:line="240" w:lineRule="auto"/>
-              <w:ind w:left="283"/>
-            </w:pPr>
-            <w:r>
-              <w:rPr>
-                <w:rFonts w:eastAsia="宋体"/>
-                <w:rFonts w:ascii="Courier New" w:hAnsi="Courier New"/>
-                <w:b w:val="0"/>
-                <w:color w:val="1A5376"/>
-                <w:sz w:val="18"/>
-              </w:rPr>
-              <w:t xml:space="preserve">                           C=0.005, penalty='l1', solver='liblinear',</w:t>
-            </w:r>
-          </w:p>
-          <w:p>
-            <w:pPr>
-              <w:spacing w:before="0" w:after="0" w:line="240" w:lineRule="auto"/>
-              <w:ind w:left="283"/>
-            </w:pPr>
-            <w:r>
-              <w:rPr>
-                <w:rFonts w:eastAsia="宋体"/>
-                <w:rFonts w:ascii="Courier New" w:hAnsi="Courier New"/>
-                <w:b w:val="0"/>
-                <w:color w:val="1A5376"/>
-                <w:sz w:val="18"/>
-              </w:rPr>
-              <w:t xml:space="preserve">                           max_iter=3000, random_state=42)</w:t>
-            </w:r>
-          </w:p>
-          <w:p>
-            <w:pPr>
-              <w:spacing w:before="100" w:after="20" w:line="240" w:lineRule="auto"/>
-            </w:pPr>
-            <w:r>
-              <w:rPr>
-                <w:rFonts w:eastAsia="宋体"/>
-                <w:rFonts w:ascii="宋体" w:hAnsi="宋体"/>
-                <w:b/>
-                <w:sz w:val="24"/>
-              </w:rPr>
-              <w:t>3.4 超参数调优（GridSearchCV + 3-Fold Stratified CV）</w:t>
+                <w:i w:val="0"/>
+                <w:sz w:val="24"/>
+              </w:rPr>
+              <w:t>① 归一化升级：以 QuantileTransformer(output_distribution='normal') 替换 StandardScaler。StandardScaler 仅做零均值单位方差变换，无法消除偏态分布；QuantileTransformer 通过分位数映射将每个特征变换为标准正态分布，从根本上消除偏斜，使 L1 正则化的近端梯度算法收敛更快、更稳定。实验验证该替换可带来约 +0.003 AUC 提升。</w:t>
             </w:r>
           </w:p>
           <w:p>
@@ -2777,105 +2734,77 @@
                 <w:rFonts w:eastAsia="宋体"/>
                 <w:rFonts w:ascii="宋体" w:hAnsi="宋体"/>
                 <w:b w:val="0"/>
-                <w:sz w:val="24"/>
-              </w:rPr>
-              <w:t>参数网格设计（共 8 种参数组合 × 3 折 = 24 次拟合/策略）：</w:t>
+                <w:i w:val="0"/>
+                <w:sz w:val="24"/>
+              </w:rPr>
+              <w:t>② 首次引入多项式特征（5 个核心特征，75 维）：对 duration_log、emp.var.rate、euribor3m、cons.conf.idx、nr.employed 做 degree=2 全量展开（含平方项），生成 15 个新特征，总维度从 60 升至 75。</w:t>
             </w:r>
           </w:p>
           <w:p>
             <w:pPr>
               <w:spacing w:before="0" w:after="0" w:line="240" w:lineRule="auto"/>
-              <w:ind w:left="283"/>
+              <w:ind w:left="340"/>
             </w:pPr>
             <w:r>
               <w:rPr>
                 <w:rFonts w:eastAsia="宋体"/>
                 <w:rFonts w:ascii="Courier New" w:hAnsi="Courier New"/>
                 <w:b w:val="0"/>
+                <w:i w:val="0"/>
                 <w:color w:val="1A5376"/>
                 <w:sz w:val="18"/>
               </w:rPr>
-              <w:t>PARAM_GRID = [</w:t>
+              <w:t>poly = PolynomialFeatures(degree=2, interaction_only=False, include_bias=False)</w:t>
             </w:r>
           </w:p>
           <w:p>
             <w:pPr>
               <w:spacing w:before="0" w:after="0" w:line="240" w:lineRule="auto"/>
-              <w:ind w:left="283"/>
+              <w:ind w:left="340"/>
             </w:pPr>
             <w:r>
               <w:rPr>
                 <w:rFonts w:eastAsia="宋体"/>
                 <w:rFonts w:ascii="Courier New" w:hAnsi="Courier New"/>
                 <w:b w:val="0"/>
+                <w:i w:val="0"/>
                 <w:color w:val="1A5376"/>
                 <w:sz w:val="18"/>
               </w:rPr>
-              <w:t xml:space="preserve">    {'penalty':['l1'], 'C':[0.005,0.01,0.02,0.05],</w:t>
+              <w:t>X_train_poly = poly.fit_transform(X_train_sc[:, poly_idx])</w:t>
             </w:r>
           </w:p>
           <w:p>
             <w:pPr>
               <w:spacing w:before="0" w:after="0" w:line="240" w:lineRule="auto"/>
-              <w:ind w:left="283"/>
+              <w:ind w:left="340"/>
             </w:pPr>
             <w:r>
               <w:rPr>
                 <w:rFonts w:eastAsia="宋体"/>
                 <w:rFonts w:ascii="Courier New" w:hAnsi="Courier New"/>
                 <w:b w:val="0"/>
+                <w:i w:val="0"/>
                 <w:color w:val="1A5376"/>
                 <w:sz w:val="18"/>
               </w:rPr>
-              <w:t xml:space="preserve">     'solver':['liblinear'], 'max_iter':[3000]},</w:t>
-            </w:r>
-          </w:p>
-          <w:p>
-            <w:pPr>
-              <w:spacing w:before="0" w:after="0" w:line="240" w:lineRule="auto"/>
-              <w:ind w:left="283"/>
-            </w:pPr>
-            <w:r>
-              <w:rPr>
-                <w:rFonts w:eastAsia="宋体"/>
-                <w:rFonts w:ascii="Courier New" w:hAnsi="Courier New"/>
-                <w:b w:val="0"/>
-                <w:color w:val="1A5376"/>
-                <w:sz w:val="18"/>
-              </w:rPr>
-              <w:t xml:space="preserve">    {'penalty':['l2'], 'C':[0.005,0.01,0.02,0.05],</w:t>
-            </w:r>
-          </w:p>
-          <w:p>
-            <w:pPr>
-              <w:spacing w:before="0" w:after="0" w:line="240" w:lineRule="auto"/>
-              <w:ind w:left="283"/>
-            </w:pPr>
-            <w:r>
-              <w:rPr>
-                <w:rFonts w:eastAsia="宋体"/>
-                <w:rFonts w:ascii="Courier New" w:hAnsi="Courier New"/>
-                <w:b w:val="0"/>
-                <w:color w:val="1A5376"/>
-                <w:sz w:val="18"/>
-              </w:rPr>
-              <w:t xml:space="preserve">     'solver':['lbfgs'], 'max_iter':[3000]},</w:t>
-            </w:r>
-          </w:p>
-          <w:p>
-            <w:pPr>
-              <w:spacing w:before="0" w:after="0" w:line="240" w:lineRule="auto"/>
-              <w:ind w:left="283"/>
-            </w:pPr>
-            <w:r>
-              <w:rPr>
-                <w:rFonts w:eastAsia="宋体"/>
-                <w:rFonts w:ascii="Courier New" w:hAnsi="Courier New"/>
-                <w:b w:val="0"/>
-                <w:color w:val="1A5376"/>
-                <w:sz w:val="18"/>
-              </w:rPr>
-              <w:t>]</w:t>
+              <w:t>X_train_final = np.hstack([X_train_sc, X_train_poly])</w:t>
+            </w:r>
+          </w:p>
+          <w:p>
+            <w:pPr>
+              <w:spacing w:before="0" w:after="40" w:line="240" w:lineRule="auto"/>
+              <w:jc w:val="left"/>
+            </w:pPr>
+            <w:r>
+              <w:rPr>
+                <w:rFonts w:eastAsia="宋体"/>
+                <w:rFonts w:ascii="宋体" w:hAnsi="宋体"/>
+                <w:b/>
+                <w:i w:val="0"/>
+                <w:sz w:val="24"/>
+              </w:rPr>
+              <w:t>【第四轮】扩展多项式至 29 列（AUC ≈ 0.9520，最终方案，+0.0011）</w:t>
             </w:r>
           </w:p>
           <w:p>
@@ -2889,9 +2818,161 @@
                 <w:rFonts w:eastAsia="宋体"/>
                 <w:rFonts w:ascii="宋体" w:hAnsi="宋体"/>
                 <w:b w:val="0"/>
-                <w:sz w:val="24"/>
-              </w:rPr>
-              <w:t>核心参数深度解析：</w:t>
+                <w:i w:val="0"/>
+                <w:sz w:val="24"/>
+              </w:rPr>
+              <w:t>将多项式展开的特征集从 5 个扩展至 29 列，在原有 13 个连续型特征基础上，新增 16 列关键 One-Hot 二值特征（poutcome_success、contact_cellular、month_may/nov/oct/mar/sep 等）一并纳入多项式展开。设计依据：① poutcome_success × duration_log 是极强信号；② contact_cellular × duration 捕获接触渠道与通话质量的交互；③ 月份 dummy 与经济指标的交互捕获季节性效应。29 个特征的 degree=2 展开生成 435 个新特征项，总维度从 60 升至 495。配合 L1 正则化，模型自动从 495 维中稀疏选出有价值子集。</w:t>
+            </w:r>
+          </w:p>
+          <w:p>
+            <w:pPr>
+              <w:spacing w:before="0" w:after="0" w:line="240" w:lineRule="auto"/>
+              <w:ind w:left="340"/>
+            </w:pPr>
+            <w:r>
+              <w:rPr>
+                <w:rFonts w:eastAsia="宋体"/>
+                <w:rFonts w:ascii="Courier New" w:hAnsi="Courier New"/>
+                <w:b w:val="0"/>
+                <w:i w:val="0"/>
+                <w:color w:val="1A5376"/>
+                <w:sz w:val="18"/>
+              </w:rPr>
+              <w:t>POLY_FEATURES = [</w:t>
+            </w:r>
+          </w:p>
+          <w:p>
+            <w:pPr>
+              <w:spacing w:before="0" w:after="0" w:line="240" w:lineRule="auto"/>
+              <w:ind w:left="340"/>
+            </w:pPr>
+            <w:r>
+              <w:rPr>
+                <w:rFonts w:eastAsia="宋体"/>
+                <w:rFonts w:ascii="Courier New" w:hAnsi="Courier New"/>
+                <w:b w:val="0"/>
+                <w:i w:val="0"/>
+                <w:color w:val="1A5376"/>
+                <w:sz w:val="18"/>
+              </w:rPr>
+              <w:t xml:space="preserve">    'duration', 'duration_log', 'euribor3m', 'nr.employed', 'emp.var.rate',</w:t>
+            </w:r>
+          </w:p>
+          <w:p>
+            <w:pPr>
+              <w:spacing w:before="0" w:after="0" w:line="240" w:lineRule="auto"/>
+              <w:ind w:left="340"/>
+            </w:pPr>
+            <w:r>
+              <w:rPr>
+                <w:rFonts w:eastAsia="宋体"/>
+                <w:rFonts w:ascii="Courier New" w:hAnsi="Courier New"/>
+                <w:b w:val="0"/>
+                <w:i w:val="0"/>
+                <w:color w:val="1A5376"/>
+                <w:sz w:val="18"/>
+              </w:rPr>
+              <w:t xml:space="preserve">    'cons.price.idx', 'cons.conf.idx', 'pdays_contacted', 'econ_pressure',</w:t>
+            </w:r>
+          </w:p>
+          <w:p>
+            <w:pPr>
+              <w:spacing w:before="0" w:after="0" w:line="240" w:lineRule="auto"/>
+              <w:ind w:left="340"/>
+            </w:pPr>
+            <w:r>
+              <w:rPr>
+                <w:rFonts w:eastAsia="宋体"/>
+                <w:rFonts w:ascii="Courier New" w:hAnsi="Courier New"/>
+                <w:b w:val="0"/>
+                <w:i w:val="0"/>
+                <w:color w:val="1A5376"/>
+                <w:sz w:val="18"/>
+              </w:rPr>
+              <w:t xml:space="preserve">    'prev_success', 'previous', 'pdays', 'education',</w:t>
+            </w:r>
+          </w:p>
+          <w:p>
+            <w:pPr>
+              <w:spacing w:before="0" w:after="0" w:line="240" w:lineRule="auto"/>
+              <w:ind w:left="340"/>
+            </w:pPr>
+            <w:r>
+              <w:rPr>
+                <w:rFonts w:eastAsia="宋体"/>
+                <w:rFonts w:ascii="Courier New" w:hAnsi="Courier New"/>
+                <w:b w:val="0"/>
+                <w:i w:val="0"/>
+                <w:color w:val="1A5376"/>
+                <w:sz w:val="18"/>
+              </w:rPr>
+              <w:t xml:space="preserve">    'poutcome_success', 'poutcome_nonexistent', 'contact_cellular',</w:t>
+            </w:r>
+          </w:p>
+          <w:p>
+            <w:pPr>
+              <w:spacing w:before="0" w:after="0" w:line="240" w:lineRule="auto"/>
+              <w:ind w:left="340"/>
+            </w:pPr>
+            <w:r>
+              <w:rPr>
+                <w:rFonts w:eastAsia="宋体"/>
+                <w:rFonts w:ascii="Courier New" w:hAnsi="Courier New"/>
+                <w:b w:val="0"/>
+                <w:i w:val="0"/>
+                <w:color w:val="1A5376"/>
+                <w:sz w:val="18"/>
+              </w:rPr>
+              <w:t xml:space="preserve">    'month_may', 'month_nov', 'month_oct', 'month_mar', 'month_sep',</w:t>
+            </w:r>
+          </w:p>
+          <w:p>
+            <w:pPr>
+              <w:spacing w:before="0" w:after="0" w:line="240" w:lineRule="auto"/>
+              <w:ind w:left="340"/>
+            </w:pPr>
+            <w:r>
+              <w:rPr>
+                <w:rFonts w:eastAsia="宋体"/>
+                <w:rFonts w:ascii="Courier New" w:hAnsi="Courier New"/>
+                <w:b w:val="0"/>
+                <w:i w:val="0"/>
+                <w:color w:val="1A5376"/>
+                <w:sz w:val="18"/>
+              </w:rPr>
+              <w:t xml:space="preserve">    'job_student', 'job_retired', 'marital_single', ...</w:t>
+            </w:r>
+          </w:p>
+          <w:p>
+            <w:pPr>
+              <w:spacing w:before="0" w:after="0" w:line="240" w:lineRule="auto"/>
+              <w:ind w:left="340"/>
+            </w:pPr>
+            <w:r>
+              <w:rPr>
+                <w:rFonts w:eastAsia="宋体"/>
+                <w:rFonts w:ascii="Courier New" w:hAnsi="Courier New"/>
+                <w:b w:val="0"/>
+                <w:i w:val="0"/>
+                <w:color w:val="1A5376"/>
+                <w:sz w:val="18"/>
+              </w:rPr>
+              <w:t>]  # 共 29 列 → degree=2 展开后 495 维总特征</w:t>
+            </w:r>
+          </w:p>
+          <w:p>
+            <w:pPr>
+              <w:spacing w:before="120" w:after="40" w:line="240" w:lineRule="auto"/>
+            </w:pPr>
+            <w:r>
+              <w:rPr>
+                <w:rFonts w:eastAsia="宋体"/>
+                <w:rFonts w:ascii="宋体" w:hAnsi="宋体"/>
+                <w:b/>
+                <w:i w:val="0"/>
+                <w:sz w:val="24"/>
+              </w:rPr>
+              <w:t>3.3 类别不平衡处理策略（三种）</w:t>
             </w:r>
           </w:p>
           <w:p>
@@ -2905,9 +2986,26 @@
                 <w:rFonts w:eastAsia="宋体"/>
                 <w:rFonts w:ascii="宋体" w:hAnsi="宋体"/>
                 <w:b w:val="0"/>
-                <w:sz w:val="24"/>
-              </w:rPr>
-              <w:t>C（正则化强度倒数）：LR 的目标函数为 min (1/C)·||w||_p + Σlog(1+exp(-y_i·wᵀx_i))。C 越小，正则化惩罚越大，权重越趋近零，模型越简单。在 495 维高维特征空间中，过大的 C 会导致严重过拟合，实验验证最优 C 集中在 0.005~0.05 的强正则化区间。</w:t>
+                <w:i w:val="0"/>
+                <w:sz w:val="24"/>
+              </w:rPr>
+              <w:t>重要原则：所有重采样操作均仅作用于训练集，测试集保持原始分布（11.27% 正样本），确保评估的现实意义和公平性。</w:t>
+            </w:r>
+          </w:p>
+          <w:p>
+            <w:pPr>
+              <w:spacing w:before="0" w:after="40" w:line="240" w:lineRule="auto"/>
+              <w:jc w:val="left"/>
+            </w:pPr>
+            <w:r>
+              <w:rPr>
+                <w:rFonts w:eastAsia="宋体"/>
+                <w:rFonts w:ascii="宋体" w:hAnsi="宋体"/>
+                <w:b/>
+                <w:i w:val="0"/>
+                <w:sz w:val="24"/>
+              </w:rPr>
+              <w:t>策略 A — SMOTE 过采样（Synthetic Minority Over-sampling Technique）</w:t>
             </w:r>
           </w:p>
           <w:p>
@@ -2921,9 +3019,77 @@
                 <w:rFonts w:eastAsia="宋体"/>
                 <w:rFonts w:ascii="宋体" w:hAnsi="宋体"/>
                 <w:b w:val="0"/>
-                <w:sz w:val="24"/>
-              </w:rPr>
-              <w:t>penalty（正则化类型）：L1 惩罚 Σ|w_i|，产生稀疏解，将无关特征权重精确压缩为 0，等效于自动特征选择，在 495 维高维场景中避免噪声特征干扰；L2 惩罚 Σw_i²，均匀压缩所有权重，不产生稀疏解，适合特征高度相关（宏观经济指标间高度共线）的场景。</w:t>
+                <w:i w:val="0"/>
+                <w:sz w:val="24"/>
+              </w:rPr>
+              <w:t>原理：对少数类每个样本，在其 k=5 个近邻间随机线性插值合成新样本；新样本位于特征空间中已有少数类样本的"邻域"内，引入多样性同时保留统计分布。参数 sampling_strategy=0.4 将正样本补充至多数类的 40%（约 40,933 条，正样本占比 28.6%）。选择 0.4 而非 1:1 完全平衡，是因为过度合成会引入大量人工噪声样本，实验验证 0.4 时 AUC 最优。</w:t>
+            </w:r>
+          </w:p>
+          <w:p>
+            <w:pPr>
+              <w:spacing w:before="0" w:after="0" w:line="240" w:lineRule="auto"/>
+              <w:ind w:left="340"/>
+            </w:pPr>
+            <w:r>
+              <w:rPr>
+                <w:rFonts w:eastAsia="宋体"/>
+                <w:rFonts w:ascii="Courier New" w:hAnsi="Courier New"/>
+                <w:b w:val="0"/>
+                <w:i w:val="0"/>
+                <w:color w:val="1A5376"/>
+                <w:sz w:val="18"/>
+              </w:rPr>
+              <w:t>smote = SMOTE(sampling_strategy=0.4, random_state=42, k_neighbors=5)</w:t>
+            </w:r>
+          </w:p>
+          <w:p>
+            <w:pPr>
+              <w:spacing w:before="0" w:after="0" w:line="240" w:lineRule="auto"/>
+              <w:ind w:left="340"/>
+            </w:pPr>
+            <w:r>
+              <w:rPr>
+                <w:rFonts w:eastAsia="宋体"/>
+                <w:rFonts w:ascii="Courier New" w:hAnsi="Courier New"/>
+                <w:b w:val="0"/>
+                <w:i w:val="0"/>
+                <w:color w:val="1A5376"/>
+                <w:sz w:val="18"/>
+              </w:rPr>
+              <w:t>X_tr_smote, y_tr_smote = smote.fit_resample(X_train_final, y_train)</w:t>
+            </w:r>
+          </w:p>
+          <w:p>
+            <w:pPr>
+              <w:spacing w:before="0" w:after="0" w:line="240" w:lineRule="auto"/>
+              <w:ind w:left="340"/>
+            </w:pPr>
+            <w:r>
+              <w:rPr>
+                <w:rFonts w:eastAsia="宋体"/>
+                <w:rFonts w:ascii="Courier New" w:hAnsi="Courier New"/>
+                <w:b w:val="0"/>
+                <w:i w:val="0"/>
+                <w:color w:val="1A5376"/>
+                <w:sz w:val="18"/>
+              </w:rPr>
+              <w:t># 输出：(40933, 495)，正样本占比 28.6%</w:t>
+            </w:r>
+          </w:p>
+          <w:p>
+            <w:pPr>
+              <w:spacing w:before="0" w:after="40" w:line="240" w:lineRule="auto"/>
+              <w:jc w:val="left"/>
+            </w:pPr>
+            <w:r>
+              <w:rPr>
+                <w:rFonts w:eastAsia="宋体"/>
+                <w:rFonts w:ascii="宋体" w:hAnsi="宋体"/>
+                <w:b/>
+                <w:i w:val="0"/>
+                <w:sz w:val="24"/>
+              </w:rPr>
+              <w:t>策略 B — RandomUnderSampler 随机欠采样</w:t>
             </w:r>
           </w:p>
           <w:p>
@@ -2937,101 +3103,473 @@
                 <w:rFonts w:eastAsia="宋体"/>
                 <w:rFonts w:ascii="宋体" w:hAnsi="宋体"/>
                 <w:b w:val="0"/>
-                <w:sz w:val="24"/>
-              </w:rPr>
-              <w:t>选用 roc_auc 评分的必要性：若以 accuracy 作为 CV 评分，将全部样本预测为"未订阅"可获得 88.7% 的准确率，GridSearch 可能错误地选出偏向多数类的参数。roc_auc 是阈值无关的排序指标，度量模型对正负样本的整体区分能力，完全不受类别不平衡的影响。</w:t>
+                <w:i w:val="0"/>
+                <w:sz w:val="24"/>
+              </w:rPr>
+              <w:t>原理：随机删除多数类样本，使正负样本 1:1 对齐（约 7,424 条），优点是训练集极小速度快；缺点是丢弃 77.5% 的原始训练数据，约 25,526 条真实负样本信息永久损失。适合训练数据量不是瓶颈、更关注召回率的场景。</w:t>
             </w:r>
           </w:p>
           <w:p>
             <w:pPr>
               <w:spacing w:before="0" w:after="0" w:line="240" w:lineRule="auto"/>
-              <w:ind w:left="283"/>
+              <w:ind w:left="340"/>
             </w:pPr>
             <w:r>
               <w:rPr>
                 <w:rFonts w:eastAsia="宋体"/>
                 <w:rFonts w:ascii="Courier New" w:hAnsi="Courier New"/>
                 <w:b w:val="0"/>
+                <w:i w:val="0"/>
                 <w:color w:val="1A5376"/>
                 <w:sz w:val="18"/>
               </w:rPr>
-              <w:t>cv = StratifiedKFold(n_splits=3, shuffle=True, random_state=42)</w:t>
+              <w:t>rus = RandomUnderSampler(random_state=42)</w:t>
             </w:r>
           </w:p>
           <w:p>
             <w:pPr>
               <w:spacing w:before="0" w:after="0" w:line="240" w:lineRule="auto"/>
-              <w:ind w:left="283"/>
+              <w:ind w:left="340"/>
             </w:pPr>
             <w:r>
               <w:rPr>
                 <w:rFonts w:eastAsia="宋体"/>
                 <w:rFonts w:ascii="Courier New" w:hAnsi="Courier New"/>
                 <w:b w:val="0"/>
+                <w:i w:val="0"/>
                 <w:color w:val="1A5376"/>
                 <w:sz w:val="18"/>
               </w:rPr>
-              <w:t>gs = GridSearchCV(LogisticRegression(random_state=42),</w:t>
+              <w:t>X_tr_rus, y_tr_rus = rus.fit_resample(X_train_final, y_train)</w:t>
             </w:r>
           </w:p>
           <w:p>
             <w:pPr>
               <w:spacing w:before="0" w:after="0" w:line="240" w:lineRule="auto"/>
-              <w:ind w:left="283"/>
+              <w:ind w:left="340"/>
             </w:pPr>
             <w:r>
               <w:rPr>
                 <w:rFonts w:eastAsia="宋体"/>
                 <w:rFonts w:ascii="Courier New" w:hAnsi="Courier New"/>
                 <w:b w:val="0"/>
+                <w:i w:val="0"/>
                 <w:color w:val="1A5376"/>
                 <w:sz w:val="18"/>
               </w:rPr>
-              <w:t xml:space="preserve">                  PARAM_GRID, cv=cv, scoring='roc_auc',</w:t>
+              <w:t># 输出：(7424, 495)，正样本占比 50.0%</w:t>
+            </w:r>
+          </w:p>
+          <w:p>
+            <w:pPr>
+              <w:spacing w:before="0" w:after="40" w:line="240" w:lineRule="auto"/>
+              <w:jc w:val="left"/>
+            </w:pPr>
+            <w:r>
+              <w:rPr>
+                <w:rFonts w:eastAsia="宋体"/>
+                <w:rFonts w:ascii="宋体" w:hAnsi="宋体"/>
+                <w:b/>
+                <w:i w:val="0"/>
+                <w:sz w:val="24"/>
+              </w:rPr>
+              <w:t>策略 C — class_weight='balanced'（损失函数权重调节）</w:t>
+            </w:r>
+          </w:p>
+          <w:p>
+            <w:pPr>
+              <w:spacing w:before="0" w:after="40" w:line="240" w:lineRule="auto"/>
+              <w:ind w:firstLine="480"/>
+              <w:jc w:val="left"/>
+            </w:pPr>
+            <w:r>
+              <w:rPr>
+                <w:rFonts w:eastAsia="宋体"/>
+                <w:rFonts w:ascii="宋体" w:hAnsi="宋体"/>
+                <w:b w:val="0"/>
+                <w:i w:val="0"/>
+                <w:sz w:val="24"/>
+              </w:rPr>
+              <w:t>原理：不修改任何样本，通过在交叉熵损失中对每个样本的误分代价加权来补偿不平衡。sklearn 的 balanced 模式自动计算各类权重：</w:t>
+            </w:r>
+          </w:p>
+          <w:p>
+            <w:pPr>
+              <w:spacing w:before="40" w:after="40" w:line="240" w:lineRule="auto"/>
+              <w:ind w:left="850"/>
+            </w:pPr>
+            <w:r>
+              <w:rPr>
+                <w:rFonts w:eastAsia="Times New Roman"/>
+                <w:rFonts w:ascii="Times New Roman" w:hAnsi="Times New Roman"/>
+                <w:b w:val="0"/>
+                <w:i/>
+                <w:color w:val="7B001A"/>
+                <w:sz w:val="22"/>
+              </w:rPr>
+              <w:t>weight_c = n_samples / (n_classes × count_c)</w:t>
+            </w:r>
+            <w:r>
+              <w:rPr>
+                <w:rFonts w:eastAsia="宋体"/>
+                <w:rFonts w:ascii="宋体" w:hAnsi="宋体"/>
+                <w:b w:val="0"/>
+                <w:i w:val="0"/>
+                <w:color w:val="606060"/>
+                <w:sz w:val="20"/>
+              </w:rPr>
+              <w:t xml:space="preserve">  （正样本权重 ≈ 4.44，负样本权重 ≈ 0.56）</w:t>
+            </w:r>
+          </w:p>
+          <w:p>
+            <w:pPr>
+              <w:spacing w:before="0" w:after="40" w:line="240" w:lineRule="auto"/>
+              <w:ind w:firstLine="480"/>
+              <w:jc w:val="left"/>
+            </w:pPr>
+            <w:r>
+              <w:rPr>
+                <w:rFonts w:eastAsia="宋体"/>
+                <w:rFonts w:ascii="宋体" w:hAnsi="宋体"/>
+                <w:b w:val="0"/>
+                <w:i w:val="0"/>
+                <w:sz w:val="24"/>
+              </w:rPr>
+              <w:t>全部 32,950 条原始训练数据完整保留，是信息损失最小的策略。</w:t>
             </w:r>
           </w:p>
           <w:p>
             <w:pPr>
               <w:spacing w:before="0" w:after="0" w:line="240" w:lineRule="auto"/>
-              <w:ind w:left="283"/>
+              <w:ind w:left="340"/>
             </w:pPr>
             <w:r>
               <w:rPr>
                 <w:rFonts w:eastAsia="宋体"/>
                 <w:rFonts w:ascii="Courier New" w:hAnsi="Courier New"/>
                 <w:b w:val="0"/>
+                <w:i w:val="0"/>
                 <w:color w:val="1A5376"/>
                 <w:sz w:val="18"/>
               </w:rPr>
-              <w:t xml:space="preserve">                  n_jobs=-1, refit=True)</w:t>
+              <w:t>model = LogisticRegression(class_weight='balanced',</w:t>
             </w:r>
           </w:p>
           <w:p>
             <w:pPr>
               <w:spacing w:before="0" w:after="0" w:line="240" w:lineRule="auto"/>
-              <w:ind w:left="283"/>
+              <w:ind w:left="340"/>
             </w:pPr>
             <w:r>
               <w:rPr>
                 <w:rFonts w:eastAsia="宋体"/>
                 <w:rFonts w:ascii="Courier New" w:hAnsi="Courier New"/>
                 <w:b w:val="0"/>
+                <w:i w:val="0"/>
                 <w:color w:val="1A5376"/>
                 <w:sz w:val="18"/>
               </w:rPr>
-              <w:t>gs.fit(X_tr, y_tr)  # refit=True: 搜索完毕后在最优参数下对全训练集重训练</w:t>
+              <w:t xml:space="preserve">                           C=0.005, penalty='l1', solver='liblinear',</w:t>
             </w:r>
           </w:p>
           <w:p>
             <w:pPr>
               <w:spacing w:before="0" w:after="0" w:line="240" w:lineRule="auto"/>
-              <w:ind w:left="283"/>
+              <w:ind w:left="340"/>
             </w:pPr>
             <w:r>
               <w:rPr>
                 <w:rFonts w:eastAsia="宋体"/>
                 <w:rFonts w:ascii="Courier New" w:hAnsi="Courier New"/>
                 <w:b w:val="0"/>
+                <w:i w:val="0"/>
+                <w:color w:val="1A5376"/>
+                <w:sz w:val="18"/>
+              </w:rPr>
+              <w:t xml:space="preserve">                           max_iter=3000, random_state=42)</w:t>
+            </w:r>
+          </w:p>
+          <w:p>
+            <w:pPr>
+              <w:spacing w:before="120" w:after="40" w:line="240" w:lineRule="auto"/>
+            </w:pPr>
+            <w:r>
+              <w:rPr>
+                <w:rFonts w:eastAsia="宋体"/>
+                <w:rFonts w:ascii="宋体" w:hAnsi="宋体"/>
+                <w:b/>
+                <w:i w:val="0"/>
+                <w:sz w:val="24"/>
+              </w:rPr>
+              <w:t>3.4 超参数调优（GridSearchCV + 3-Fold Stratified CV）</w:t>
+            </w:r>
+          </w:p>
+          <w:p>
+            <w:pPr>
+              <w:spacing w:before="0" w:after="40" w:line="240" w:lineRule="auto"/>
+              <w:ind w:firstLine="480"/>
+              <w:jc w:val="left"/>
+            </w:pPr>
+            <w:r>
+              <w:rPr>
+                <w:rFonts w:eastAsia="宋体"/>
+                <w:rFonts w:ascii="宋体" w:hAnsi="宋体"/>
+                <w:b w:val="0"/>
+                <w:i w:val="0"/>
+                <w:sz w:val="24"/>
+              </w:rPr>
+              <w:t>参数网格设计（共 8 种参数组合 × 3 折 = 24 次拟合/策略）：</w:t>
+            </w:r>
+          </w:p>
+          <w:p>
+            <w:pPr>
+              <w:spacing w:before="0" w:after="0" w:line="240" w:lineRule="auto"/>
+              <w:ind w:left="340"/>
+            </w:pPr>
+            <w:r>
+              <w:rPr>
+                <w:rFonts w:eastAsia="宋体"/>
+                <w:rFonts w:ascii="Courier New" w:hAnsi="Courier New"/>
+                <w:b w:val="0"/>
+                <w:i w:val="0"/>
+                <w:color w:val="1A5376"/>
+                <w:sz w:val="18"/>
+              </w:rPr>
+              <w:t>PARAM_GRID = [</w:t>
+            </w:r>
+          </w:p>
+          <w:p>
+            <w:pPr>
+              <w:spacing w:before="0" w:after="0" w:line="240" w:lineRule="auto"/>
+              <w:ind w:left="340"/>
+            </w:pPr>
+            <w:r>
+              <w:rPr>
+                <w:rFonts w:eastAsia="宋体"/>
+                <w:rFonts w:ascii="Courier New" w:hAnsi="Courier New"/>
+                <w:b w:val="0"/>
+                <w:i w:val="0"/>
+                <w:color w:val="1A5376"/>
+                <w:sz w:val="18"/>
+              </w:rPr>
+              <w:t xml:space="preserve">    {'penalty':['l1'], 'C':[0.005, 0.01, 0.02, 0.05],</w:t>
+            </w:r>
+          </w:p>
+          <w:p>
+            <w:pPr>
+              <w:spacing w:before="0" w:after="0" w:line="240" w:lineRule="auto"/>
+              <w:ind w:left="340"/>
+            </w:pPr>
+            <w:r>
+              <w:rPr>
+                <w:rFonts w:eastAsia="宋体"/>
+                <w:rFonts w:ascii="Courier New" w:hAnsi="Courier New"/>
+                <w:b w:val="0"/>
+                <w:i w:val="0"/>
+                <w:color w:val="1A5376"/>
+                <w:sz w:val="18"/>
+              </w:rPr>
+              <w:t xml:space="preserve">     'solver':['liblinear'], 'max_iter':[3000]},</w:t>
+            </w:r>
+          </w:p>
+          <w:p>
+            <w:pPr>
+              <w:spacing w:before="0" w:after="0" w:line="240" w:lineRule="auto"/>
+              <w:ind w:left="340"/>
+            </w:pPr>
+            <w:r>
+              <w:rPr>
+                <w:rFonts w:eastAsia="宋体"/>
+                <w:rFonts w:ascii="Courier New" w:hAnsi="Courier New"/>
+                <w:b w:val="0"/>
+                <w:i w:val="0"/>
+                <w:color w:val="1A5376"/>
+                <w:sz w:val="18"/>
+              </w:rPr>
+              <w:t xml:space="preserve">    {'penalty':['l2'], 'C':[0.005, 0.01, 0.02, 0.05],</w:t>
+            </w:r>
+          </w:p>
+          <w:p>
+            <w:pPr>
+              <w:spacing w:before="0" w:after="0" w:line="240" w:lineRule="auto"/>
+              <w:ind w:left="340"/>
+            </w:pPr>
+            <w:r>
+              <w:rPr>
+                <w:rFonts w:eastAsia="宋体"/>
+                <w:rFonts w:ascii="Courier New" w:hAnsi="Courier New"/>
+                <w:b w:val="0"/>
+                <w:i w:val="0"/>
+                <w:color w:val="1A5376"/>
+                <w:sz w:val="18"/>
+              </w:rPr>
+              <w:t xml:space="preserve">     'solver':['lbfgs'], 'max_iter':[3000]},</w:t>
+            </w:r>
+          </w:p>
+          <w:p>
+            <w:pPr>
+              <w:spacing w:before="0" w:after="0" w:line="240" w:lineRule="auto"/>
+              <w:ind w:left="340"/>
+            </w:pPr>
+            <w:r>
+              <w:rPr>
+                <w:rFonts w:eastAsia="宋体"/>
+                <w:rFonts w:ascii="Courier New" w:hAnsi="Courier New"/>
+                <w:b w:val="0"/>
+                <w:i w:val="0"/>
+                <w:color w:val="1A5376"/>
+                <w:sz w:val="18"/>
+              </w:rPr>
+              <w:t>]</w:t>
+            </w:r>
+          </w:p>
+          <w:p>
+            <w:pPr>
+              <w:spacing w:before="0" w:after="40" w:line="240" w:lineRule="auto"/>
+              <w:ind w:firstLine="480"/>
+              <w:jc w:val="left"/>
+            </w:pPr>
+            <w:r>
+              <w:rPr>
+                <w:rFonts w:eastAsia="宋体"/>
+                <w:rFonts w:ascii="宋体" w:hAnsi="宋体"/>
+                <w:b w:val="0"/>
+                <w:i w:val="0"/>
+                <w:sz w:val="24"/>
+              </w:rPr>
+              <w:t>C（正则化强度倒数）：LR 目标函数 min (1/C)·||w||_p + L(w)。C 越小，正则化越强，模型越简单。在 495 维高维空间中，实验验证最优 C 集中在 0.005~0.05 的强正则化区间。</w:t>
+            </w:r>
+          </w:p>
+          <w:p>
+            <w:pPr>
+              <w:spacing w:before="0" w:after="40" w:line="240" w:lineRule="auto"/>
+              <w:ind w:firstLine="480"/>
+              <w:jc w:val="left"/>
+            </w:pPr>
+            <w:r>
+              <w:rPr>
+                <w:rFonts w:eastAsia="宋体"/>
+                <w:rFonts w:ascii="宋体" w:hAnsi="宋体"/>
+                <w:b w:val="0"/>
+                <w:i w:val="0"/>
+                <w:sz w:val="24"/>
+              </w:rPr>
+              <w:t>penalty（正则化类型）：L1 惩罚 Σ|wᵢ| 产生稀疏解（等效自动特征选择）；L2 惩罚 Σwᵢ² 均匀压缩所有权重，适合高度相关特征（宏观经济指标间高共线性）。</w:t>
+            </w:r>
+          </w:p>
+          <w:p>
+            <w:pPr>
+              <w:spacing w:before="0" w:after="40" w:line="240" w:lineRule="auto"/>
+              <w:ind w:firstLine="480"/>
+              <w:jc w:val="left"/>
+            </w:pPr>
+            <w:r>
+              <w:rPr>
+                <w:rFonts w:eastAsia="宋体"/>
+                <w:rFonts w:ascii="宋体" w:hAnsi="宋体"/>
+                <w:b w:val="0"/>
+                <w:i w:val="0"/>
+                <w:sz w:val="24"/>
+              </w:rPr>
+              <w:t>选用 roc_auc 评分的必要性：若以 accuracy 作为 CV 评分，将全部样本预测为"未订阅"可获得 88.7% 的准确率，GridSearch 可能错误地选出偏向多数类的参数。roc_auc 是阈值无关的排序指标，完全不受类别不平衡的影响。</w:t>
+            </w:r>
+          </w:p>
+          <w:p>
+            <w:pPr>
+              <w:spacing w:before="0" w:after="0" w:line="240" w:lineRule="auto"/>
+              <w:ind w:left="340"/>
+            </w:pPr>
+            <w:r>
+              <w:rPr>
+                <w:rFonts w:eastAsia="宋体"/>
+                <w:rFonts w:ascii="Courier New" w:hAnsi="Courier New"/>
+                <w:b w:val="0"/>
+                <w:i w:val="0"/>
+                <w:color w:val="1A5376"/>
+                <w:sz w:val="18"/>
+              </w:rPr>
+              <w:t>cv = StratifiedKFold(n_splits=3, shuffle=True, random_state=42)</w:t>
+            </w:r>
+          </w:p>
+          <w:p>
+            <w:pPr>
+              <w:spacing w:before="0" w:after="0" w:line="240" w:lineRule="auto"/>
+              <w:ind w:left="340"/>
+            </w:pPr>
+            <w:r>
+              <w:rPr>
+                <w:rFonts w:eastAsia="宋体"/>
+                <w:rFonts w:ascii="Courier New" w:hAnsi="Courier New"/>
+                <w:b w:val="0"/>
+                <w:i w:val="0"/>
+                <w:color w:val="1A5376"/>
+                <w:sz w:val="18"/>
+              </w:rPr>
+              <w:t>gs = GridSearchCV(LogisticRegression(random_state=42),</w:t>
+            </w:r>
+          </w:p>
+          <w:p>
+            <w:pPr>
+              <w:spacing w:before="0" w:after="0" w:line="240" w:lineRule="auto"/>
+              <w:ind w:left="340"/>
+            </w:pPr>
+            <w:r>
+              <w:rPr>
+                <w:rFonts w:eastAsia="宋体"/>
+                <w:rFonts w:ascii="Courier New" w:hAnsi="Courier New"/>
+                <w:b w:val="0"/>
+                <w:i w:val="0"/>
+                <w:color w:val="1A5376"/>
+                <w:sz w:val="18"/>
+              </w:rPr>
+              <w:t xml:space="preserve">                  PARAM_GRID, cv=cv, scoring='roc_auc',</w:t>
+            </w:r>
+          </w:p>
+          <w:p>
+            <w:pPr>
+              <w:spacing w:before="0" w:after="0" w:line="240" w:lineRule="auto"/>
+              <w:ind w:left="340"/>
+            </w:pPr>
+            <w:r>
+              <w:rPr>
+                <w:rFonts w:eastAsia="宋体"/>
+                <w:rFonts w:ascii="Courier New" w:hAnsi="Courier New"/>
+                <w:b w:val="0"/>
+                <w:i w:val="0"/>
+                <w:color w:val="1A5376"/>
+                <w:sz w:val="18"/>
+              </w:rPr>
+              <w:t xml:space="preserve">                  n_jobs=-1, refit=True)</w:t>
+            </w:r>
+          </w:p>
+          <w:p>
+            <w:pPr>
+              <w:spacing w:before="0" w:after="0" w:line="240" w:lineRule="auto"/>
+              <w:ind w:left="340"/>
+            </w:pPr>
+            <w:r>
+              <w:rPr>
+                <w:rFonts w:eastAsia="宋体"/>
+                <w:rFonts w:ascii="Courier New" w:hAnsi="Courier New"/>
+                <w:b w:val="0"/>
+                <w:i w:val="0"/>
+                <w:color w:val="1A5376"/>
+                <w:sz w:val="18"/>
+              </w:rPr>
+              <w:t>gs.fit(X_tr, y_tr)  # refit=True: 在最优参数下对全训练集重训练</w:t>
+            </w:r>
+          </w:p>
+          <w:p>
+            <w:pPr>
+              <w:spacing w:before="0" w:after="0" w:line="240" w:lineRule="auto"/>
+              <w:ind w:left="340"/>
+            </w:pPr>
+            <w:r>
+              <w:rPr>
+                <w:rFonts w:eastAsia="宋体"/>
+                <w:rFonts w:ascii="Courier New" w:hAnsi="Courier New"/>
+                <w:b w:val="0"/>
+                <w:i w:val="0"/>
                 <w:color w:val="1A5376"/>
                 <w:sz w:val="18"/>
               </w:rPr>
@@ -6456,6 +6994,7 @@
                 <w:rFonts w:eastAsia="宋体"/>
                 <w:rFonts w:ascii="宋体" w:hAnsi="宋体"/>
                 <w:b/>
+                <w:i w:val="0"/>
                 <w:sz w:val="24"/>
               </w:rPr>
               <w:t>四、实验结果及分析</w:t>
@@ -6463,13 +7002,14 @@
           </w:p>
           <w:p>
             <w:pPr>
-              <w:spacing w:before="100" w:after="20" w:line="240" w:lineRule="auto"/>
+              <w:spacing w:before="120" w:after="40" w:line="240" w:lineRule="auto"/>
             </w:pPr>
             <w:r>
               <w:rPr>
                 <w:rFonts w:eastAsia="宋体"/>
                 <w:rFonts w:ascii="宋体" w:hAnsi="宋体"/>
                 <w:b/>
+                <w:i w:val="0"/>
                 <w:sz w:val="24"/>
               </w:rPr>
               <w:t>4.1 AUC 优化迭代路径（四轮，完整记录）</w:t>
@@ -6486,6 +7026,7 @@
                 <w:rFonts w:eastAsia="宋体"/>
                 <w:rFonts w:ascii="宋体" w:hAnsi="宋体"/>
                 <w:b w:val="0"/>
+                <w:i w:val="0"/>
                 <w:sz w:val="24"/>
               </w:rPr>
               <w:t>本实验经过四轮迭代优化，AUC 从初始 0.9440 逐步提升至最终 0.9520，共提升 0.0080。以下表格记录完整优化路径，每轮均对三种不平衡策略分别评估：</w:t>
@@ -6501,6 +7042,7 @@
                 <w:rFonts w:eastAsia="宋体"/>
                 <w:rFonts w:ascii="宋体" w:hAnsi="宋体"/>
                 <w:b w:val="0"/>
+                <w:i w:val="0"/>
                 <w:sz w:val="24"/>
               </w:rPr>
             </w:r>
@@ -6509,6 +7051,14 @@
             <w:tblPr>
               <w:tblW w:type="auto" w:w="0"/>
               <w:tblLook w:firstColumn="1" w:firstRow="1" w:lastColumn="0" w:lastRow="0" w:noHBand="0" w:noVBand="1" w:val="04A0"/>
+              <w:tblBorders>
+                <w:top w:val="single" w:sz="4" w:space="0" w:color="4472C4"/>
+                <w:left w:val="single" w:sz="4" w:space="0" w:color="4472C4"/>
+                <w:bottom w:val="single" w:sz="4" w:space="0" w:color="4472C4"/>
+                <w:right w:val="single" w:sz="4" w:space="0" w:color="4472C4"/>
+                <w:insideH w:val="single" w:sz="4" w:space="0" w:color="4472C4"/>
+                <w:insideV w:val="single" w:sz="4" w:space="0" w:color="4472C4"/>
+              </w:tblBorders>
             </w:tblPr>
             <w:tblGrid>
               <w:gridCol w:w="1227"/>
@@ -6523,9 +7073,12 @@
               <w:tc>
                 <w:tcPr>
                   <w:tcW w:type="dxa" w:w="1227"/>
-                </w:tcPr>
-                <w:p>
-                  <w:pPr>
+                  <w:shd w:val="clear" w:color="auto" w:fill="BDD7EE"/>
+                  <w:tcW w:w="1587" w:type="dxa"/>
+                </w:tcPr>
+                <w:p>
+                  <w:pPr>
+                    <w:spacing w:before="20" w:after="20"/>
                     <w:jc w:val="center"/>
                   </w:pPr>
                   <w:r>
@@ -6533,6 +7086,7 @@
                       <w:rFonts w:eastAsia="宋体"/>
                       <w:rFonts w:ascii="宋体" w:hAnsi="宋体"/>
                       <w:b/>
+                      <w:i w:val="0"/>
                       <w:sz w:val="20"/>
                     </w:rPr>
                     <w:t>迭代版本</w:t>
@@ -6542,9 +7096,12 @@
               <w:tc>
                 <w:tcPr>
                   <w:tcW w:type="dxa" w:w="1227"/>
-                </w:tcPr>
-                <w:p>
-                  <w:pPr>
+                  <w:shd w:val="clear" w:color="auto" w:fill="BDD7EE"/>
+                  <w:tcW w:w="2835" w:type="dxa"/>
+                </w:tcPr>
+                <w:p>
+                  <w:pPr>
+                    <w:spacing w:before="20" w:after="20"/>
                     <w:jc w:val="center"/>
                   </w:pPr>
                   <w:r>
@@ -6552,18 +7109,22 @@
                       <w:rFonts w:eastAsia="宋体"/>
                       <w:rFonts w:ascii="宋体" w:hAnsi="宋体"/>
                       <w:b/>
-                      <w:sz w:val="20"/>
-                    </w:rPr>
-                    <w:t>核心改进</w:t>
+                      <w:i w:val="0"/>
+                      <w:sz w:val="20"/>
+                    </w:rPr>
+                    <w:t>核心改进措施</w:t>
                   </w:r>
                 </w:p>
               </w:tc>
               <w:tc>
                 <w:tcPr>
                   <w:tcW w:type="dxa" w:w="1227"/>
-                </w:tcPr>
-                <w:p>
-                  <w:pPr>
+                  <w:shd w:val="clear" w:color="auto" w:fill="BDD7EE"/>
+                  <w:tcW w:w="1134" w:type="dxa"/>
+                </w:tcPr>
+                <w:p>
+                  <w:pPr>
+                    <w:spacing w:before="20" w:after="20"/>
                     <w:jc w:val="center"/>
                   </w:pPr>
                   <w:r>
@@ -6571,6 +7132,7 @@
                       <w:rFonts w:eastAsia="宋体"/>
                       <w:rFonts w:ascii="宋体" w:hAnsi="宋体"/>
                       <w:b/>
+                      <w:i w:val="0"/>
                       <w:sz w:val="20"/>
                     </w:rPr>
                     <w:t>特征维度</w:t>
@@ -6580,9 +7142,12 @@
               <w:tc>
                 <w:tcPr>
                   <w:tcW w:type="dxa" w:w="1227"/>
-                </w:tcPr>
-                <w:p>
-                  <w:pPr>
+                  <w:shd w:val="clear" w:color="auto" w:fill="BDD7EE"/>
+                  <w:tcW w:w="963" w:type="dxa"/>
+                </w:tcPr>
+                <w:p>
+                  <w:pPr>
+                    <w:spacing w:before="20" w:after="20"/>
                     <w:jc w:val="center"/>
                   </w:pPr>
                   <w:r>
@@ -6590,18 +7155,24 @@
                       <w:rFonts w:eastAsia="宋体"/>
                       <w:rFonts w:ascii="宋体" w:hAnsi="宋体"/>
                       <w:b/>
-                      <w:sz w:val="20"/>
-                    </w:rPr>
-                    <w:t>SMOTE-AUC</w:t>
+                      <w:i w:val="0"/>
+                      <w:sz w:val="20"/>
+                    </w:rPr>
+                    <w:t>SMOTE</w:t>
+                    <w:br/>
+                    <w:t>AUC</w:t>
                   </w:r>
                 </w:p>
               </w:tc>
               <w:tc>
                 <w:tcPr>
                   <w:tcW w:type="dxa" w:w="1227"/>
-                </w:tcPr>
-                <w:p>
-                  <w:pPr>
+                  <w:shd w:val="clear" w:color="auto" w:fill="BDD7EE"/>
+                  <w:tcW w:w="963" w:type="dxa"/>
+                </w:tcPr>
+                <w:p>
+                  <w:pPr>
+                    <w:spacing w:before="20" w:after="20"/>
                     <w:jc w:val="center"/>
                   </w:pPr>
                   <w:r>
@@ -6609,18 +7180,24 @@
                       <w:rFonts w:eastAsia="宋体"/>
                       <w:rFonts w:ascii="宋体" w:hAnsi="宋体"/>
                       <w:b/>
-                      <w:sz w:val="20"/>
-                    </w:rPr>
-                    <w:t>RUS-AUC</w:t>
+                      <w:i w:val="0"/>
+                      <w:sz w:val="20"/>
+                    </w:rPr>
+                    <w:t>RUS</w:t>
+                    <w:br/>
+                    <w:t>AUC</w:t>
                   </w:r>
                 </w:p>
               </w:tc>
               <w:tc>
                 <w:tcPr>
                   <w:tcW w:type="dxa" w:w="1227"/>
-                </w:tcPr>
-                <w:p>
-                  <w:pPr>
+                  <w:shd w:val="clear" w:color="auto" w:fill="BDD7EE"/>
+                  <w:tcW w:w="963" w:type="dxa"/>
+                </w:tcPr>
+                <w:p>
+                  <w:pPr>
+                    <w:spacing w:before="20" w:after="20"/>
                     <w:jc w:val="center"/>
                   </w:pPr>
                   <w:r>
@@ -6628,18 +7205,24 @@
                       <w:rFonts w:eastAsia="宋体"/>
                       <w:rFonts w:ascii="宋体" w:hAnsi="宋体"/>
                       <w:b/>
-                      <w:sz w:val="20"/>
-                    </w:rPr>
-                    <w:t>CW-AUC</w:t>
+                      <w:i w:val="0"/>
+                      <w:sz w:val="20"/>
+                    </w:rPr>
+                    <w:t>CW</w:t>
+                    <w:br/>
+                    <w:t>AUC</w:t>
                   </w:r>
                 </w:p>
               </w:tc>
               <w:tc>
                 <w:tcPr>
                   <w:tcW w:type="dxa" w:w="1227"/>
-                </w:tcPr>
-                <w:p>
-                  <w:pPr>
+                  <w:shd w:val="clear" w:color="auto" w:fill="BDD7EE"/>
+                  <w:tcW w:w="1020" w:type="dxa"/>
+                </w:tcPr>
+                <w:p>
+                  <w:pPr>
+                    <w:spacing w:before="20" w:after="20"/>
                     <w:jc w:val="center"/>
                   </w:pPr>
                   <w:r>
@@ -6647,9 +7230,10 @@
                       <w:rFonts w:eastAsia="宋体"/>
                       <w:rFonts w:ascii="宋体" w:hAnsi="宋体"/>
                       <w:b/>
-                      <w:sz w:val="20"/>
-                    </w:rPr>
-                    <w:t>AUC提升</w:t>
+                      <w:i w:val="0"/>
+                      <w:sz w:val="20"/>
+                    </w:rPr>
+                    <w:t>AUC 提升</w:t>
                   </w:r>
                 </w:p>
               </w:tc>
@@ -6658,16 +7242,20 @@
               <w:tc>
                 <w:tcPr>
                   <w:tcW w:type="dxa" w:w="1227"/>
-                </w:tcPr>
-                <w:p>
-                  <w:pPr>
-                    <w:jc w:val="center"/>
-                  </w:pPr>
-                  <w:r>
-                    <w:rPr>
-                      <w:rFonts w:eastAsia="宋体"/>
-                      <w:rFonts w:ascii="宋体" w:hAnsi="宋体"/>
-                      <w:b w:val="0"/>
+                  <w:shd w:val="clear" w:color="auto" w:fill="FFFFFF"/>
+                  <w:tcW w:w="1587" w:type="dxa"/>
+                </w:tcPr>
+                <w:p>
+                  <w:pPr>
+                    <w:spacing w:before="20" w:after="20"/>
+                    <w:jc w:val="center"/>
+                  </w:pPr>
+                  <w:r>
+                    <w:rPr>
+                      <w:rFonts w:eastAsia="宋体"/>
+                      <w:rFonts w:ascii="宋体" w:hAnsi="宋体"/>
+                      <w:b w:val="0"/>
+                      <w:i w:val="0"/>
                       <w:sz w:val="20"/>
                     </w:rPr>
                     <w:t>迭代1（基础版）</w:t>
@@ -6677,16 +7265,20 @@
               <w:tc>
                 <w:tcPr>
                   <w:tcW w:type="dxa" w:w="1227"/>
-                </w:tcPr>
-                <w:p>
-                  <w:pPr>
-                    <w:jc w:val="center"/>
-                  </w:pPr>
-                  <w:r>
-                    <w:rPr>
-                      <w:rFonts w:eastAsia="宋体"/>
-                      <w:rFonts w:ascii="宋体" w:hAnsi="宋体"/>
-                      <w:b w:val="0"/>
+                  <w:shd w:val="clear" w:color="auto" w:fill="FFFFFF"/>
+                  <w:tcW w:w="2835" w:type="dxa"/>
+                </w:tcPr>
+                <w:p>
+                  <w:pPr>
+                    <w:spacing w:before="20" w:after="20"/>
+                    <w:jc w:val="center"/>
+                  </w:pPr>
+                  <w:r>
+                    <w:rPr>
+                      <w:rFonts w:eastAsia="宋体"/>
+                      <w:rFonts w:ascii="宋体" w:hAnsi="宋体"/>
+                      <w:b w:val="0"/>
+                      <w:i w:val="0"/>
                       <w:sz w:val="20"/>
                     </w:rPr>
                     <w:t>OHE + StandardScaler，无衍生特征</w:t>
@@ -6696,16 +7288,20 @@
               <w:tc>
                 <w:tcPr>
                   <w:tcW w:type="dxa" w:w="1227"/>
-                </w:tcPr>
-                <w:p>
-                  <w:pPr>
-                    <w:jc w:val="center"/>
-                  </w:pPr>
-                  <w:r>
-                    <w:rPr>
-                      <w:rFonts w:eastAsia="宋体"/>
-                      <w:rFonts w:ascii="宋体" w:hAnsi="宋体"/>
-                      <w:b w:val="0"/>
+                  <w:shd w:val="clear" w:color="auto" w:fill="FFFFFF"/>
+                  <w:tcW w:w="1134" w:type="dxa"/>
+                </w:tcPr>
+                <w:p>
+                  <w:pPr>
+                    <w:spacing w:before="20" w:after="20"/>
+                    <w:jc w:val="center"/>
+                  </w:pPr>
+                  <w:r>
+                    <w:rPr>
+                      <w:rFonts w:eastAsia="宋体"/>
+                      <w:rFonts w:ascii="宋体" w:hAnsi="宋体"/>
+                      <w:b w:val="0"/>
+                      <w:i w:val="0"/>
                       <w:sz w:val="20"/>
                     </w:rPr>
                     <w:t>58</w:t>
@@ -6715,16 +7311,20 @@
               <w:tc>
                 <w:tcPr>
                   <w:tcW w:type="dxa" w:w="1227"/>
-                </w:tcPr>
-                <w:p>
-                  <w:pPr>
-                    <w:jc w:val="center"/>
-                  </w:pPr>
-                  <w:r>
-                    <w:rPr>
-                      <w:rFonts w:eastAsia="宋体"/>
-                      <w:rFonts w:ascii="宋体" w:hAnsi="宋体"/>
-                      <w:b w:val="0"/>
+                  <w:shd w:val="clear" w:color="auto" w:fill="FFFFFF"/>
+                  <w:tcW w:w="963" w:type="dxa"/>
+                </w:tcPr>
+                <w:p>
+                  <w:pPr>
+                    <w:spacing w:before="20" w:after="20"/>
+                    <w:jc w:val="center"/>
+                  </w:pPr>
+                  <w:r>
+                    <w:rPr>
+                      <w:rFonts w:eastAsia="宋体"/>
+                      <w:rFonts w:ascii="宋体" w:hAnsi="宋体"/>
+                      <w:b w:val="0"/>
+                      <w:i w:val="0"/>
                       <w:sz w:val="20"/>
                     </w:rPr>
                     <w:t>0.9435</w:t>
@@ -6734,16 +7334,20 @@
               <w:tc>
                 <w:tcPr>
                   <w:tcW w:type="dxa" w:w="1227"/>
-                </w:tcPr>
-                <w:p>
-                  <w:pPr>
-                    <w:jc w:val="center"/>
-                  </w:pPr>
-                  <w:r>
-                    <w:rPr>
-                      <w:rFonts w:eastAsia="宋体"/>
-                      <w:rFonts w:ascii="宋体" w:hAnsi="宋体"/>
-                      <w:b w:val="0"/>
+                  <w:shd w:val="clear" w:color="auto" w:fill="FFFFFF"/>
+                  <w:tcW w:w="963" w:type="dxa"/>
+                </w:tcPr>
+                <w:p>
+                  <w:pPr>
+                    <w:spacing w:before="20" w:after="20"/>
+                    <w:jc w:val="center"/>
+                  </w:pPr>
+                  <w:r>
+                    <w:rPr>
+                      <w:rFonts w:eastAsia="宋体"/>
+                      <w:rFonts w:ascii="宋体" w:hAnsi="宋体"/>
+                      <w:b w:val="0"/>
+                      <w:i w:val="0"/>
                       <w:sz w:val="20"/>
                     </w:rPr>
                     <w:t>0.9418</w:t>
@@ -6753,16 +7357,20 @@
               <w:tc>
                 <w:tcPr>
                   <w:tcW w:type="dxa" w:w="1227"/>
-                </w:tcPr>
-                <w:p>
-                  <w:pPr>
-                    <w:jc w:val="center"/>
-                  </w:pPr>
-                  <w:r>
-                    <w:rPr>
-                      <w:rFonts w:eastAsia="宋体"/>
-                      <w:rFonts w:ascii="宋体" w:hAnsi="宋体"/>
-                      <w:b w:val="0"/>
+                  <w:shd w:val="clear" w:color="auto" w:fill="FFFFFF"/>
+                  <w:tcW w:w="963" w:type="dxa"/>
+                </w:tcPr>
+                <w:p>
+                  <w:pPr>
+                    <w:spacing w:before="20" w:after="20"/>
+                    <w:jc w:val="center"/>
+                  </w:pPr>
+                  <w:r>
+                    <w:rPr>
+                      <w:rFonts w:eastAsia="宋体"/>
+                      <w:rFonts w:ascii="宋体" w:hAnsi="宋体"/>
+                      <w:b w:val="0"/>
+                      <w:i w:val="0"/>
                       <w:sz w:val="20"/>
                     </w:rPr>
                     <w:t>0.9440</w:t>
@@ -6772,16 +7380,20 @@
               <w:tc>
                 <w:tcPr>
                   <w:tcW w:type="dxa" w:w="1227"/>
-                </w:tcPr>
-                <w:p>
-                  <w:pPr>
-                    <w:jc w:val="center"/>
-                  </w:pPr>
-                  <w:r>
-                    <w:rPr>
-                      <w:rFonts w:eastAsia="宋体"/>
-                      <w:rFonts w:ascii="宋体" w:hAnsi="宋体"/>
-                      <w:b w:val="0"/>
+                  <w:shd w:val="clear" w:color="auto" w:fill="FFFFFF"/>
+                  <w:tcW w:w="1020" w:type="dxa"/>
+                </w:tcPr>
+                <w:p>
+                  <w:pPr>
+                    <w:spacing w:before="20" w:after="20"/>
+                    <w:jc w:val="center"/>
+                  </w:pPr>
+                  <w:r>
+                    <w:rPr>
+                      <w:rFonts w:eastAsia="宋体"/>
+                      <w:rFonts w:ascii="宋体" w:hAnsi="宋体"/>
+                      <w:b w:val="0"/>
+                      <w:i w:val="0"/>
                       <w:sz w:val="20"/>
                     </w:rPr>
                     <w:t>基准</w:t>
@@ -6793,16 +7405,20 @@
               <w:tc>
                 <w:tcPr>
                   <w:tcW w:type="dxa" w:w="1227"/>
-                </w:tcPr>
-                <w:p>
-                  <w:pPr>
-                    <w:jc w:val="center"/>
-                  </w:pPr>
-                  <w:r>
-                    <w:rPr>
-                      <w:rFonts w:eastAsia="宋体"/>
-                      <w:rFonts w:ascii="宋体" w:hAnsi="宋体"/>
-                      <w:b w:val="0"/>
+                  <w:shd w:val="clear" w:color="auto" w:fill="EBF3FB"/>
+                  <w:tcW w:w="1587" w:type="dxa"/>
+                </w:tcPr>
+                <w:p>
+                  <w:pPr>
+                    <w:spacing w:before="20" w:after="20"/>
+                    <w:jc w:val="center"/>
+                  </w:pPr>
+                  <w:r>
+                    <w:rPr>
+                      <w:rFonts w:eastAsia="宋体"/>
+                      <w:rFonts w:ascii="宋体" w:hAnsi="宋体"/>
+                      <w:b w:val="0"/>
+                      <w:i w:val="0"/>
                       <w:sz w:val="20"/>
                     </w:rPr>
                     <w:t>迭代2（衍生特征）</w:t>
@@ -6812,16 +7428,20 @@
               <w:tc>
                 <w:tcPr>
                   <w:tcW w:type="dxa" w:w="1227"/>
-                </w:tcPr>
-                <w:p>
-                  <w:pPr>
-                    <w:jc w:val="center"/>
-                  </w:pPr>
-                  <w:r>
-                    <w:rPr>
-                      <w:rFonts w:eastAsia="宋体"/>
-                      <w:rFonts w:ascii="宋体" w:hAnsi="宋体"/>
-                      <w:b w:val="0"/>
+                  <w:shd w:val="clear" w:color="auto" w:fill="EBF3FB"/>
+                  <w:tcW w:w="2835" w:type="dxa"/>
+                </w:tcPr>
+                <w:p>
+                  <w:pPr>
+                    <w:spacing w:before="20" w:after="20"/>
+                    <w:jc w:val="center"/>
+                  </w:pPr>
+                  <w:r>
+                    <w:rPr>
+                      <w:rFonts w:eastAsia="宋体"/>
+                      <w:rFonts w:ascii="宋体" w:hAnsi="宋体"/>
+                      <w:b w:val="0"/>
+                      <w:i w:val="0"/>
                       <w:sz w:val="20"/>
                     </w:rPr>
                     <w:t>+pdays_contacted, +duration_log</w:t>
@@ -6833,16 +7453,20 @@
               <w:tc>
                 <w:tcPr>
                   <w:tcW w:type="dxa" w:w="1227"/>
-                </w:tcPr>
-                <w:p>
-                  <w:pPr>
-                    <w:jc w:val="center"/>
-                  </w:pPr>
-                  <w:r>
-                    <w:rPr>
-                      <w:rFonts w:eastAsia="宋体"/>
-                      <w:rFonts w:ascii="宋体" w:hAnsi="宋体"/>
-                      <w:b w:val="0"/>
+                  <w:shd w:val="clear" w:color="auto" w:fill="EBF3FB"/>
+                  <w:tcW w:w="1134" w:type="dxa"/>
+                </w:tcPr>
+                <w:p>
+                  <w:pPr>
+                    <w:spacing w:before="20" w:after="20"/>
+                    <w:jc w:val="center"/>
+                  </w:pPr>
+                  <w:r>
+                    <w:rPr>
+                      <w:rFonts w:eastAsia="宋体"/>
+                      <w:rFonts w:ascii="宋体" w:hAnsi="宋体"/>
+                      <w:b w:val="0"/>
+                      <w:i w:val="0"/>
                       <w:sz w:val="20"/>
                     </w:rPr>
                     <w:t>62</w:t>
@@ -6852,16 +7476,20 @@
               <w:tc>
                 <w:tcPr>
                   <w:tcW w:type="dxa" w:w="1227"/>
-                </w:tcPr>
-                <w:p>
-                  <w:pPr>
-                    <w:jc w:val="center"/>
-                  </w:pPr>
-                  <w:r>
-                    <w:rPr>
-                      <w:rFonts w:eastAsia="宋体"/>
-                      <w:rFonts w:ascii="宋体" w:hAnsi="宋体"/>
-                      <w:b w:val="0"/>
+                  <w:shd w:val="clear" w:color="auto" w:fill="EBF3FB"/>
+                  <w:tcW w:w="963" w:type="dxa"/>
+                </w:tcPr>
+                <w:p>
+                  <w:pPr>
+                    <w:spacing w:before="20" w:after="20"/>
+                    <w:jc w:val="center"/>
+                  </w:pPr>
+                  <w:r>
+                    <w:rPr>
+                      <w:rFonts w:eastAsia="宋体"/>
+                      <w:rFonts w:ascii="宋体" w:hAnsi="宋体"/>
+                      <w:b w:val="0"/>
+                      <w:i w:val="0"/>
                       <w:sz w:val="20"/>
                     </w:rPr>
                     <w:t>0.9478</w:t>
@@ -6871,16 +7499,20 @@
               <w:tc>
                 <w:tcPr>
                   <w:tcW w:type="dxa" w:w="1227"/>
-                </w:tcPr>
-                <w:p>
-                  <w:pPr>
-                    <w:jc w:val="center"/>
-                  </w:pPr>
-                  <w:r>
-                    <w:rPr>
-                      <w:rFonts w:eastAsia="宋体"/>
-                      <w:rFonts w:ascii="宋体" w:hAnsi="宋体"/>
-                      <w:b w:val="0"/>
+                  <w:shd w:val="clear" w:color="auto" w:fill="EBF3FB"/>
+                  <w:tcW w:w="963" w:type="dxa"/>
+                </w:tcPr>
+                <w:p>
+                  <w:pPr>
+                    <w:spacing w:before="20" w:after="20"/>
+                    <w:jc w:val="center"/>
+                  </w:pPr>
+                  <w:r>
+                    <w:rPr>
+                      <w:rFonts w:eastAsia="宋体"/>
+                      <w:rFonts w:ascii="宋体" w:hAnsi="宋体"/>
+                      <w:b w:val="0"/>
+                      <w:i w:val="0"/>
                       <w:sz w:val="20"/>
                     </w:rPr>
                     <w:t>0.9470</w:t>
@@ -6890,16 +7522,20 @@
               <w:tc>
                 <w:tcPr>
                   <w:tcW w:type="dxa" w:w="1227"/>
-                </w:tcPr>
-                <w:p>
-                  <w:pPr>
-                    <w:jc w:val="center"/>
-                  </w:pPr>
-                  <w:r>
-                    <w:rPr>
-                      <w:rFonts w:eastAsia="宋体"/>
-                      <w:rFonts w:ascii="宋体" w:hAnsi="宋体"/>
-                      <w:b w:val="0"/>
+                  <w:shd w:val="clear" w:color="auto" w:fill="EBF3FB"/>
+                  <w:tcW w:w="963" w:type="dxa"/>
+                </w:tcPr>
+                <w:p>
+                  <w:pPr>
+                    <w:spacing w:before="20" w:after="20"/>
+                    <w:jc w:val="center"/>
+                  </w:pPr>
+                  <w:r>
+                    <w:rPr>
+                      <w:rFonts w:eastAsia="宋体"/>
+                      <w:rFonts w:ascii="宋体" w:hAnsi="宋体"/>
+                      <w:b w:val="0"/>
+                      <w:i w:val="0"/>
                       <w:sz w:val="20"/>
                     </w:rPr>
                     <w:t>0.9478</w:t>
@@ -6909,16 +7545,20 @@
               <w:tc>
                 <w:tcPr>
                   <w:tcW w:type="dxa" w:w="1227"/>
-                </w:tcPr>
-                <w:p>
-                  <w:pPr>
-                    <w:jc w:val="center"/>
-                  </w:pPr>
-                  <w:r>
-                    <w:rPr>
-                      <w:rFonts w:eastAsia="宋体"/>
-                      <w:rFonts w:ascii="宋体" w:hAnsi="宋体"/>
-                      <w:b w:val="0"/>
+                  <w:shd w:val="clear" w:color="auto" w:fill="EBF3FB"/>
+                  <w:tcW w:w="1020" w:type="dxa"/>
+                </w:tcPr>
+                <w:p>
+                  <w:pPr>
+                    <w:spacing w:before="20" w:after="20"/>
+                    <w:jc w:val="center"/>
+                  </w:pPr>
+                  <w:r>
+                    <w:rPr>
+                      <w:rFonts w:eastAsia="宋体"/>
+                      <w:rFonts w:ascii="宋体" w:hAnsi="宋体"/>
+                      <w:b w:val="0"/>
+                      <w:i w:val="0"/>
                       <w:sz w:val="20"/>
                     </w:rPr>
                     <w:t>+0.0038</w:t>
@@ -6930,35 +7570,43 @@
               <w:tc>
                 <w:tcPr>
                   <w:tcW w:type="dxa" w:w="1227"/>
-                </w:tcPr>
-                <w:p>
-                  <w:pPr>
-                    <w:jc w:val="center"/>
-                  </w:pPr>
-                  <w:r>
-                    <w:rPr>
-                      <w:rFonts w:eastAsia="宋体"/>
-                      <w:rFonts w:ascii="宋体" w:hAnsi="宋体"/>
-                      <w:b w:val="0"/>
-                      <w:sz w:val="20"/>
-                    </w:rPr>
-                    <w:t>迭代3（QT+小多项式）</w:t>
+                  <w:shd w:val="clear" w:color="auto" w:fill="FFFFFF"/>
+                  <w:tcW w:w="1587" w:type="dxa"/>
+                </w:tcPr>
+                <w:p>
+                  <w:pPr>
+                    <w:spacing w:before="20" w:after="20"/>
+                    <w:jc w:val="center"/>
+                  </w:pPr>
+                  <w:r>
+                    <w:rPr>
+                      <w:rFonts w:eastAsia="宋体"/>
+                      <w:rFonts w:ascii="宋体" w:hAnsi="宋体"/>
+                      <w:b w:val="0"/>
+                      <w:i w:val="0"/>
+                      <w:sz w:val="20"/>
+                    </w:rPr>
+                    <w:t>迭代3（QT+多项式）</w:t>
                   </w:r>
                 </w:p>
               </w:tc>
               <w:tc>
                 <w:tcPr>
                   <w:tcW w:type="dxa" w:w="1227"/>
-                </w:tcPr>
-                <w:p>
-                  <w:pPr>
-                    <w:jc w:val="center"/>
-                  </w:pPr>
-                  <w:r>
-                    <w:rPr>
-                      <w:rFonts w:eastAsia="宋体"/>
-                      <w:rFonts w:ascii="宋体" w:hAnsi="宋体"/>
-                      <w:b w:val="0"/>
+                  <w:shd w:val="clear" w:color="auto" w:fill="FFFFFF"/>
+                  <w:tcW w:w="2835" w:type="dxa"/>
+                </w:tcPr>
+                <w:p>
+                  <w:pPr>
+                    <w:spacing w:before="20" w:after="20"/>
+                    <w:jc w:val="center"/>
+                  </w:pPr>
+                  <w:r>
+                    <w:rPr>
+                      <w:rFonts w:eastAsia="宋体"/>
+                      <w:rFonts w:ascii="宋体" w:hAnsi="宋体"/>
+                      <w:b w:val="0"/>
+                      <w:i w:val="0"/>
                       <w:sz w:val="20"/>
                     </w:rPr>
                     <w:t>StandardScaler→QuantileTransformer</w:t>
@@ -6970,16 +7618,20 @@
               <w:tc>
                 <w:tcPr>
                   <w:tcW w:type="dxa" w:w="1227"/>
-                </w:tcPr>
-                <w:p>
-                  <w:pPr>
-                    <w:jc w:val="center"/>
-                  </w:pPr>
-                  <w:r>
-                    <w:rPr>
-                      <w:rFonts w:eastAsia="宋体"/>
-                      <w:rFonts w:ascii="宋体" w:hAnsi="宋体"/>
-                      <w:b w:val="0"/>
+                  <w:shd w:val="clear" w:color="auto" w:fill="FFFFFF"/>
+                  <w:tcW w:w="1134" w:type="dxa"/>
+                </w:tcPr>
+                <w:p>
+                  <w:pPr>
+                    <w:spacing w:before="20" w:after="20"/>
+                    <w:jc w:val="center"/>
+                  </w:pPr>
+                  <w:r>
+                    <w:rPr>
+                      <w:rFonts w:eastAsia="宋体"/>
+                      <w:rFonts w:ascii="宋体" w:hAnsi="宋体"/>
+                      <w:b w:val="0"/>
+                      <w:i w:val="0"/>
                       <w:sz w:val="20"/>
                     </w:rPr>
                     <w:t>75</w:t>
@@ -6989,16 +7641,20 @@
               <w:tc>
                 <w:tcPr>
                   <w:tcW w:type="dxa" w:w="1227"/>
-                </w:tcPr>
-                <w:p>
-                  <w:pPr>
-                    <w:jc w:val="center"/>
-                  </w:pPr>
-                  <w:r>
-                    <w:rPr>
-                      <w:rFonts w:eastAsia="宋体"/>
-                      <w:rFonts w:ascii="宋体" w:hAnsi="宋体"/>
-                      <w:b w:val="0"/>
+                  <w:shd w:val="clear" w:color="auto" w:fill="FFFFFF"/>
+                  <w:tcW w:w="963" w:type="dxa"/>
+                </w:tcPr>
+                <w:p>
+                  <w:pPr>
+                    <w:spacing w:before="20" w:after="20"/>
+                    <w:jc w:val="center"/>
+                  </w:pPr>
+                  <w:r>
+                    <w:rPr>
+                      <w:rFonts w:eastAsia="宋体"/>
+                      <w:rFonts w:ascii="宋体" w:hAnsi="宋体"/>
+                      <w:b w:val="0"/>
+                      <w:i w:val="0"/>
                       <w:sz w:val="20"/>
                     </w:rPr>
                     <w:t>0.9507</w:t>
@@ -7008,16 +7664,20 @@
               <w:tc>
                 <w:tcPr>
                   <w:tcW w:type="dxa" w:w="1227"/>
-                </w:tcPr>
-                <w:p>
-                  <w:pPr>
-                    <w:jc w:val="center"/>
-                  </w:pPr>
-                  <w:r>
-                    <w:rPr>
-                      <w:rFonts w:eastAsia="宋体"/>
-                      <w:rFonts w:ascii="宋体" w:hAnsi="宋体"/>
-                      <w:b w:val="0"/>
+                  <w:shd w:val="clear" w:color="auto" w:fill="FFFFFF"/>
+                  <w:tcW w:w="963" w:type="dxa"/>
+                </w:tcPr>
+                <w:p>
+                  <w:pPr>
+                    <w:spacing w:before="20" w:after="20"/>
+                    <w:jc w:val="center"/>
+                  </w:pPr>
+                  <w:r>
+                    <w:rPr>
+                      <w:rFonts w:eastAsia="宋体"/>
+                      <w:rFonts w:ascii="宋体" w:hAnsi="宋体"/>
+                      <w:b w:val="0"/>
+                      <w:i w:val="0"/>
                       <w:sz w:val="20"/>
                     </w:rPr>
                     <w:t>0.9487</w:t>
@@ -7027,16 +7687,20 @@
               <w:tc>
                 <w:tcPr>
                   <w:tcW w:type="dxa" w:w="1227"/>
-                </w:tcPr>
-                <w:p>
-                  <w:pPr>
-                    <w:jc w:val="center"/>
-                  </w:pPr>
-                  <w:r>
-                    <w:rPr>
-                      <w:rFonts w:eastAsia="宋体"/>
-                      <w:rFonts w:ascii="宋体" w:hAnsi="宋体"/>
-                      <w:b w:val="0"/>
+                  <w:shd w:val="clear" w:color="auto" w:fill="FFFFFF"/>
+                  <w:tcW w:w="963" w:type="dxa"/>
+                </w:tcPr>
+                <w:p>
+                  <w:pPr>
+                    <w:spacing w:before="20" w:after="20"/>
+                    <w:jc w:val="center"/>
+                  </w:pPr>
+                  <w:r>
+                    <w:rPr>
+                      <w:rFonts w:eastAsia="宋体"/>
+                      <w:rFonts w:ascii="宋体" w:hAnsi="宋体"/>
+                      <w:b w:val="0"/>
+                      <w:i w:val="0"/>
                       <w:sz w:val="20"/>
                     </w:rPr>
                     <w:t>0.9509</w:t>
@@ -7046,16 +7710,20 @@
               <w:tc>
                 <w:tcPr>
                   <w:tcW w:type="dxa" w:w="1227"/>
-                </w:tcPr>
-                <w:p>
-                  <w:pPr>
-                    <w:jc w:val="center"/>
-                  </w:pPr>
-                  <w:r>
-                    <w:rPr>
-                      <w:rFonts w:eastAsia="宋体"/>
-                      <w:rFonts w:ascii="宋体" w:hAnsi="宋体"/>
-                      <w:b w:val="0"/>
+                  <w:shd w:val="clear" w:color="auto" w:fill="FFFFFF"/>
+                  <w:tcW w:w="1020" w:type="dxa"/>
+                </w:tcPr>
+                <w:p>
+                  <w:pPr>
+                    <w:spacing w:before="20" w:after="20"/>
+                    <w:jc w:val="center"/>
+                  </w:pPr>
+                  <w:r>
+                    <w:rPr>
+                      <w:rFonts w:eastAsia="宋体"/>
+                      <w:rFonts w:ascii="宋体" w:hAnsi="宋体"/>
+                      <w:b w:val="0"/>
+                      <w:i w:val="0"/>
                       <w:sz w:val="20"/>
                     </w:rPr>
                     <w:t>+0.0031</w:t>
@@ -7067,16 +7735,20 @@
               <w:tc>
                 <w:tcPr>
                   <w:tcW w:type="dxa" w:w="1227"/>
-                </w:tcPr>
-                <w:p>
-                  <w:pPr>
-                    <w:jc w:val="center"/>
-                  </w:pPr>
-                  <w:r>
-                    <w:rPr>
-                      <w:rFonts w:eastAsia="宋体"/>
-                      <w:rFonts w:ascii="宋体" w:hAnsi="宋体"/>
-                      <w:b w:val="0"/>
+                  <w:shd w:val="clear" w:color="auto" w:fill="EBF3FB"/>
+                  <w:tcW w:w="1587" w:type="dxa"/>
+                </w:tcPr>
+                <w:p>
+                  <w:pPr>
+                    <w:spacing w:before="20" w:after="20"/>
+                    <w:jc w:val="center"/>
+                  </w:pPr>
+                  <w:r>
+                    <w:rPr>
+                      <w:rFonts w:eastAsia="宋体"/>
+                      <w:rFonts w:ascii="宋体" w:hAnsi="宋体"/>
+                      <w:b w:val="0"/>
+                      <w:i w:val="0"/>
                       <w:sz w:val="20"/>
                     </w:rPr>
                     <w:t>迭代4（最终版）</w:t>
@@ -7086,37 +7758,45 @@
               <w:tc>
                 <w:tcPr>
                   <w:tcW w:type="dxa" w:w="1227"/>
-                </w:tcPr>
-                <w:p>
-                  <w:pPr>
-                    <w:jc w:val="center"/>
-                  </w:pPr>
-                  <w:r>
-                    <w:rPr>
-                      <w:rFonts w:eastAsia="宋体"/>
-                      <w:rFonts w:ascii="宋体" w:hAnsi="宋体"/>
-                      <w:b w:val="0"/>
+                  <w:shd w:val="clear" w:color="auto" w:fill="EBF3FB"/>
+                  <w:tcW w:w="2835" w:type="dxa"/>
+                </w:tcPr>
+                <w:p>
+                  <w:pPr>
+                    <w:spacing w:before="20" w:after="20"/>
+                    <w:jc w:val="center"/>
+                  </w:pPr>
+                  <w:r>
+                    <w:rPr>
+                      <w:rFonts w:eastAsia="宋体"/>
+                      <w:rFonts w:ascii="宋体" w:hAnsi="宋体"/>
+                      <w:b w:val="0"/>
+                      <w:i w:val="0"/>
                       <w:sz w:val="20"/>
                     </w:rPr>
                     <w:t>+degree-2 on 29列（含关键OHE）</w:t>
                     <w:br/>
-                    <w:t>L1自动稀疏特征选择</w:t>
+                    <w:t>L1 自动稀疏特征选择</w:t>
                   </w:r>
                 </w:p>
               </w:tc>
               <w:tc>
                 <w:tcPr>
                   <w:tcW w:type="dxa" w:w="1227"/>
-                </w:tcPr>
-                <w:p>
-                  <w:pPr>
-                    <w:jc w:val="center"/>
-                  </w:pPr>
-                  <w:r>
-                    <w:rPr>
-                      <w:rFonts w:eastAsia="宋体"/>
-                      <w:rFonts w:ascii="宋体" w:hAnsi="宋体"/>
-                      <w:b w:val="0"/>
+                  <w:shd w:val="clear" w:color="auto" w:fill="EBF3FB"/>
+                  <w:tcW w:w="1134" w:type="dxa"/>
+                </w:tcPr>
+                <w:p>
+                  <w:pPr>
+                    <w:spacing w:before="20" w:after="20"/>
+                    <w:jc w:val="center"/>
+                  </w:pPr>
+                  <w:r>
+                    <w:rPr>
+                      <w:rFonts w:eastAsia="宋体"/>
+                      <w:rFonts w:ascii="宋体" w:hAnsi="宋体"/>
+                      <w:b w:val="0"/>
+                      <w:i w:val="0"/>
                       <w:sz w:val="20"/>
                     </w:rPr>
                     <w:t>495</w:t>
@@ -7126,16 +7806,20 @@
               <w:tc>
                 <w:tcPr>
                   <w:tcW w:type="dxa" w:w="1227"/>
-                </w:tcPr>
-                <w:p>
-                  <w:pPr>
-                    <w:jc w:val="center"/>
-                  </w:pPr>
-                  <w:r>
-                    <w:rPr>
-                      <w:rFonts w:eastAsia="宋体"/>
-                      <w:rFonts w:ascii="宋体" w:hAnsi="宋体"/>
-                      <w:b w:val="0"/>
+                  <w:shd w:val="clear" w:color="auto" w:fill="EBF3FB"/>
+                  <w:tcW w:w="963" w:type="dxa"/>
+                </w:tcPr>
+                <w:p>
+                  <w:pPr>
+                    <w:spacing w:before="20" w:after="20"/>
+                    <w:jc w:val="center"/>
+                  </w:pPr>
+                  <w:r>
+                    <w:rPr>
+                      <w:rFonts w:eastAsia="宋体"/>
+                      <w:rFonts w:ascii="宋体" w:hAnsi="宋体"/>
+                      <w:b w:val="0"/>
+                      <w:i w:val="0"/>
                       <w:sz w:val="20"/>
                     </w:rPr>
                     <w:t>0.9500</w:t>
@@ -7145,16 +7829,20 @@
               <w:tc>
                 <w:tcPr>
                   <w:tcW w:type="dxa" w:w="1227"/>
-                </w:tcPr>
-                <w:p>
-                  <w:pPr>
-                    <w:jc w:val="center"/>
-                  </w:pPr>
-                  <w:r>
-                    <w:rPr>
-                      <w:rFonts w:eastAsia="宋体"/>
-                      <w:rFonts w:ascii="宋体" w:hAnsi="宋体"/>
-                      <w:b w:val="0"/>
+                  <w:shd w:val="clear" w:color="auto" w:fill="EBF3FB"/>
+                  <w:tcW w:w="963" w:type="dxa"/>
+                </w:tcPr>
+                <w:p>
+                  <w:pPr>
+                    <w:spacing w:before="20" w:after="20"/>
+                    <w:jc w:val="center"/>
+                  </w:pPr>
+                  <w:r>
+                    <w:rPr>
+                      <w:rFonts w:eastAsia="宋体"/>
+                      <w:rFonts w:ascii="宋体" w:hAnsi="宋体"/>
+                      <w:b w:val="0"/>
+                      <w:i w:val="0"/>
                       <w:sz w:val="20"/>
                     </w:rPr>
                     <w:t>0.9502</w:t>
@@ -7164,16 +7852,20 @@
               <w:tc>
                 <w:tcPr>
                   <w:tcW w:type="dxa" w:w="1227"/>
-                </w:tcPr>
-                <w:p>
-                  <w:pPr>
-                    <w:jc w:val="center"/>
-                  </w:pPr>
-                  <w:r>
-                    <w:rPr>
-                      <w:rFonts w:eastAsia="宋体"/>
-                      <w:rFonts w:ascii="宋体" w:hAnsi="宋体"/>
-                      <w:b w:val="0"/>
+                  <w:shd w:val="clear" w:color="auto" w:fill="EBF3FB"/>
+                  <w:tcW w:w="963" w:type="dxa"/>
+                </w:tcPr>
+                <w:p>
+                  <w:pPr>
+                    <w:spacing w:before="20" w:after="20"/>
+                    <w:jc w:val="center"/>
+                  </w:pPr>
+                  <w:r>
+                    <w:rPr>
+                      <w:rFonts w:eastAsia="宋体"/>
+                      <w:rFonts w:ascii="宋体" w:hAnsi="宋体"/>
+                      <w:b w:val="0"/>
+                      <w:i w:val="0"/>
                       <w:sz w:val="20"/>
                     </w:rPr>
                     <w:t>0.9520</w:t>
@@ -7183,16 +7875,20 @@
               <w:tc>
                 <w:tcPr>
                   <w:tcW w:type="dxa" w:w="1227"/>
-                </w:tcPr>
-                <w:p>
-                  <w:pPr>
-                    <w:jc w:val="center"/>
-                  </w:pPr>
-                  <w:r>
-                    <w:rPr>
-                      <w:rFonts w:eastAsia="宋体"/>
-                      <w:rFonts w:ascii="宋体" w:hAnsi="宋体"/>
-                      <w:b w:val="0"/>
+                  <w:shd w:val="clear" w:color="auto" w:fill="EBF3FB"/>
+                  <w:tcW w:w="1020" w:type="dxa"/>
+                </w:tcPr>
+                <w:p>
+                  <w:pPr>
+                    <w:spacing w:before="20" w:after="20"/>
+                    <w:jc w:val="center"/>
+                  </w:pPr>
+                  <w:r>
+                    <w:rPr>
+                      <w:rFonts w:eastAsia="宋体"/>
+                      <w:rFonts w:ascii="宋体" w:hAnsi="宋体"/>
+                      <w:b w:val="0"/>
+                      <w:i w:val="0"/>
                       <w:sz w:val="20"/>
                     </w:rPr>
                     <w:t>+0.0011</w:t>
@@ -7205,16 +7901,29 @@
                 <w:tcPr>
                   <w:tcW w:type="dxa" w:w="8589"/>
                   <w:gridSpan w:val="7"/>
-                </w:tcPr>
-                <w:p>
-                  <w:r>
-                    <w:rPr>
-                      <w:rFonts w:eastAsia="宋体"/>
-                      <w:rFonts w:ascii="宋体" w:hAnsi="宋体"/>
-                      <w:b w:val="0"/>
+                  <w:shd w:val="clear" w:color="auto" w:fill="F2F2F2"/>
+                  <w:tcW w:w="1587" w:type="dxa"/>
+                  <w:tcW w:w="2835" w:type="dxa"/>
+                  <w:tcW w:w="1134" w:type="dxa"/>
+                  <w:tcW w:w="963" w:type="dxa"/>
+                  <w:tcW w:w="963" w:type="dxa"/>
+                  <w:tcW w:w="963" w:type="dxa"/>
+                  <w:tcW w:w="1020" w:type="dxa"/>
+                </w:tcPr>
+                <w:p>
+                  <w:pPr>
+                    <w:spacing w:before="20" w:after="20"/>
+                  </w:pPr>
+                  <w:r>
+                    <w:rPr>
+                      <w:rFonts w:eastAsia="宋体"/>
+                      <w:rFonts w:ascii="宋体" w:hAnsi="宋体"/>
+                      <w:b w:val="0"/>
+                      <w:i w:val="0"/>
+                      <w:color w:val="606060"/>
                       <w:sz w:val="18"/>
                     </w:rPr>
-                    <w:t>注：QT=QuantileTransformer；RUS=RandomUnderSampler；CW=class_weight=balanced；迭代3的SMOTE数据集从40933→40933维度更大但AUC略优于迭代2。</w:t>
+                    <w:t>注：QT=QuantileTransformer；RUS=RandomUnderSampler；CW=class_weight=balanced。</w:t>
                   </w:r>
                 </w:p>
               </w:tc>
@@ -7231,6 +7940,7 @@
                 <w:rFonts w:eastAsia="宋体"/>
                 <w:rFonts w:ascii="宋体" w:hAnsi="宋体"/>
                 <w:b w:val="0"/>
+                <w:i w:val="0"/>
                 <w:sz w:val="24"/>
               </w:rPr>
             </w:r>
@@ -7246,20 +7956,22 @@
                 <w:rFonts w:eastAsia="宋体"/>
                 <w:rFonts w:ascii="宋体" w:hAnsi="宋体"/>
                 <w:b w:val="0"/>
-                <w:sz w:val="24"/>
-              </w:rPr>
-              <w:t>优化路径分析：迭代2的衍生特征工程贡献最大（+0.0038），核心原因是 pdays_contacted 二值化消除了 999 大数值对标准化的干扰，duration_log 对数变换使最强预测因子的分布更适合 LR 拟合，econ_pressure 乘积项引入了手工交互信息；迭代3的 QuantileTransformer 升级贡献了 +0.0031，从根本上解决了偏斜分布问题；迭代4进一步将交互特征扩展到 OHE 列，贡献 +0.0011。</w:t>
-            </w:r>
-          </w:p>
-          <w:p>
-            <w:pPr>
-              <w:spacing w:before="100" w:after="20" w:line="240" w:lineRule="auto"/>
+                <w:i w:val="0"/>
+                <w:sz w:val="24"/>
+              </w:rPr>
+              <w:t>优化路径分析：迭代2的衍生特征贡献最大（+0.0038），核心原因是 pdays_contacted 二值化消除了 999 大数值对标准化的干扰，duration_log 对数变换使最强预测因子的分布更适合 LR 拟合，econ_pressure 乘积项引入了手工交互信息；迭代3的 QuantileTransformer 升级贡献了 +0.0031，从根本上解决了偏斜分布问题；迭代4扩展交互特征到 OHE 列，贡献 +0.0011，逼近 LR 的理论上限。</w:t>
+            </w:r>
+          </w:p>
+          <w:p>
+            <w:pPr>
+              <w:spacing w:before="120" w:after="40" w:line="240" w:lineRule="auto"/>
             </w:pPr>
             <w:r>
               <w:rPr>
                 <w:rFonts w:eastAsia="宋体"/>
                 <w:rFonts w:ascii="宋体" w:hAnsi="宋体"/>
                 <w:b/>
+                <w:i w:val="0"/>
                 <w:sz w:val="24"/>
               </w:rPr>
               <w:t>4.2 最终三模型完整性能对比（测试集，n=8,238）</w:t>
@@ -7276,6 +7988,7 @@
                 <w:rFonts w:eastAsia="宋体"/>
                 <w:rFonts w:ascii="宋体" w:hAnsi="宋体"/>
                 <w:b w:val="0"/>
+                <w:i w:val="0"/>
                 <w:sz w:val="24"/>
               </w:rPr>
               <w:t>以下表格汇总 classification_report 中正类（订阅=1）的核心指标。classification_report 同时输出负类（未订阅=0）、macro avg 和 weighted avg，本表聚焦正类（support=928），因其是业务关注的目标群体。</w:t>
@@ -7291,6 +8004,7 @@
                 <w:rFonts w:eastAsia="宋体"/>
                 <w:rFonts w:ascii="宋体" w:hAnsi="宋体"/>
                 <w:b w:val="0"/>
+                <w:i w:val="0"/>
                 <w:sz w:val="24"/>
               </w:rPr>
             </w:r>
@@ -7299,6 +8013,14 @@
             <w:tblPr>
               <w:tblW w:type="auto" w:w="0"/>
               <w:tblLook w:firstColumn="1" w:firstRow="1" w:lastColumn="0" w:lastRow="0" w:noHBand="0" w:noVBand="1" w:val="04A0"/>
+              <w:tblBorders>
+                <w:top w:val="single" w:sz="4" w:space="0" w:color="4472C4"/>
+                <w:left w:val="single" w:sz="4" w:space="0" w:color="4472C4"/>
+                <w:bottom w:val="single" w:sz="4" w:space="0" w:color="4472C4"/>
+                <w:right w:val="single" w:sz="4" w:space="0" w:color="4472C4"/>
+                <w:insideH w:val="single" w:sz="4" w:space="0" w:color="4472C4"/>
+                <w:insideV w:val="single" w:sz="4" w:space="0" w:color="4472C4"/>
+              </w:tblBorders>
             </w:tblPr>
             <w:tblGrid>
               <w:gridCol w:w="1074"/>
@@ -7314,9 +8036,12 @@
               <w:tc>
                 <w:tcPr>
                   <w:tcW w:type="dxa" w:w="1074"/>
-                </w:tcPr>
-                <w:p>
-                  <w:pPr>
+                  <w:shd w:val="clear" w:color="auto" w:fill="BDD7EE"/>
+                  <w:tcW w:w="1587" w:type="dxa"/>
+                </w:tcPr>
+                <w:p>
+                  <w:pPr>
+                    <w:spacing w:before="20" w:after="20"/>
                     <w:jc w:val="center"/>
                   </w:pPr>
                   <w:r>
@@ -7324,6 +8049,7 @@
                       <w:rFonts w:eastAsia="宋体"/>
                       <w:rFonts w:ascii="宋体" w:hAnsi="宋体"/>
                       <w:b/>
+                      <w:i w:val="0"/>
                       <w:sz w:val="20"/>
                     </w:rPr>
                     <w:t>策略</w:t>
@@ -7333,9 +8059,12 @@
               <w:tc>
                 <w:tcPr>
                   <w:tcW w:type="dxa" w:w="1074"/>
-                </w:tcPr>
-                <w:p>
-                  <w:pPr>
+                  <w:shd w:val="clear" w:color="auto" w:fill="BDD7EE"/>
+                  <w:tcW w:w="907" w:type="dxa"/>
+                </w:tcPr>
+                <w:p>
+                  <w:pPr>
+                    <w:spacing w:before="20" w:after="20"/>
                     <w:jc w:val="center"/>
                   </w:pPr>
                   <w:r>
@@ -7343,18 +8072,24 @@
                       <w:rFonts w:eastAsia="宋体"/>
                       <w:rFonts w:ascii="宋体" w:hAnsi="宋体"/>
                       <w:b/>
-                      <w:sz w:val="20"/>
-                    </w:rPr>
-                    <w:t>Precision(1)</w:t>
+                      <w:i w:val="0"/>
+                      <w:sz w:val="20"/>
+                    </w:rPr>
+                    <w:t>Precision</w:t>
+                    <w:br/>
+                    <w:t>(1)</w:t>
                   </w:r>
                 </w:p>
               </w:tc>
               <w:tc>
                 <w:tcPr>
                   <w:tcW w:type="dxa" w:w="1074"/>
-                </w:tcPr>
-                <w:p>
-                  <w:pPr>
+                  <w:shd w:val="clear" w:color="auto" w:fill="BDD7EE"/>
+                  <w:tcW w:w="907" w:type="dxa"/>
+                </w:tcPr>
+                <w:p>
+                  <w:pPr>
+                    <w:spacing w:before="20" w:after="20"/>
                     <w:jc w:val="center"/>
                   </w:pPr>
                   <w:r>
@@ -7362,18 +8097,24 @@
                       <w:rFonts w:eastAsia="宋体"/>
                       <w:rFonts w:ascii="宋体" w:hAnsi="宋体"/>
                       <w:b/>
-                      <w:sz w:val="20"/>
-                    </w:rPr>
-                    <w:t>Recall(1)</w:t>
+                      <w:i w:val="0"/>
+                      <w:sz w:val="20"/>
+                    </w:rPr>
+                    <w:t>Recall</w:t>
+                    <w:br/>
+                    <w:t>(1)</w:t>
                   </w:r>
                 </w:p>
               </w:tc>
               <w:tc>
                 <w:tcPr>
                   <w:tcW w:type="dxa" w:w="1074"/>
-                </w:tcPr>
-                <w:p>
-                  <w:pPr>
+                  <w:shd w:val="clear" w:color="auto" w:fill="BDD7EE"/>
+                  <w:tcW w:w="1077" w:type="dxa"/>
+                </w:tcPr>
+                <w:p>
+                  <w:pPr>
+                    <w:spacing w:before="20" w:after="20"/>
                     <w:jc w:val="center"/>
                   </w:pPr>
                   <w:r>
@@ -7381,18 +8122,24 @@
                       <w:rFonts w:eastAsia="宋体"/>
                       <w:rFonts w:ascii="宋体" w:hAnsi="宋体"/>
                       <w:b/>
-                      <w:sz w:val="20"/>
-                    </w:rPr>
-                    <w:t>F1-Score(1)</w:t>
+                      <w:i w:val="0"/>
+                      <w:sz w:val="20"/>
+                    </w:rPr>
+                    <w:t>F1-Score</w:t>
+                    <w:br/>
+                    <w:t>(1)</w:t>
                   </w:r>
                 </w:p>
               </w:tc>
               <w:tc>
                 <w:tcPr>
                   <w:tcW w:type="dxa" w:w="1074"/>
-                </w:tcPr>
-                <w:p>
-                  <w:pPr>
+                  <w:shd w:val="clear" w:color="auto" w:fill="BDD7EE"/>
+                  <w:tcW w:w="1020" w:type="dxa"/>
+                </w:tcPr>
+                <w:p>
+                  <w:pPr>
+                    <w:spacing w:before="20" w:after="20"/>
                     <w:jc w:val="center"/>
                   </w:pPr>
                   <w:r>
@@ -7400,6 +8147,7 @@
                       <w:rFonts w:eastAsia="宋体"/>
                       <w:rFonts w:ascii="宋体" w:hAnsi="宋体"/>
                       <w:b/>
+                      <w:i w:val="0"/>
                       <w:sz w:val="20"/>
                     </w:rPr>
                     <w:t>Accuracy</w:t>
@@ -7409,9 +8157,12 @@
               <w:tc>
                 <w:tcPr>
                   <w:tcW w:type="dxa" w:w="1074"/>
-                </w:tcPr>
-                <w:p>
-                  <w:pPr>
+                  <w:shd w:val="clear" w:color="auto" w:fill="BDD7EE"/>
+                  <w:tcW w:w="907" w:type="dxa"/>
+                </w:tcPr>
+                <w:p>
+                  <w:pPr>
+                    <w:spacing w:before="20" w:after="20"/>
                     <w:jc w:val="center"/>
                   </w:pPr>
                   <w:r>
@@ -7419,6 +8170,7 @@
                       <w:rFonts w:eastAsia="宋体"/>
                       <w:rFonts w:ascii="宋体" w:hAnsi="宋体"/>
                       <w:b/>
+                      <w:i w:val="0"/>
                       <w:sz w:val="20"/>
                     </w:rPr>
                     <w:t>AUC</w:t>
@@ -7428,9 +8180,12 @@
               <w:tc>
                 <w:tcPr>
                   <w:tcW w:type="dxa" w:w="1074"/>
-                </w:tcPr>
-                <w:p>
-                  <w:pPr>
+                  <w:shd w:val="clear" w:color="auto" w:fill="BDD7EE"/>
+                  <w:tcW w:w="1814" w:type="dxa"/>
+                </w:tcPr>
+                <w:p>
+                  <w:pPr>
+                    <w:spacing w:before="20" w:after="20"/>
                     <w:jc w:val="center"/>
                   </w:pPr>
                   <w:r>
@@ -7438,6 +8193,7 @@
                       <w:rFonts w:eastAsia="宋体"/>
                       <w:rFonts w:ascii="宋体" w:hAnsi="宋体"/>
                       <w:b/>
+                      <w:i w:val="0"/>
                       <w:sz w:val="20"/>
                     </w:rPr>
                     <w:t>TN/FP/FN/TP</w:t>
@@ -7447,9 +8203,12 @@
               <w:tc>
                 <w:tcPr>
                   <w:tcW w:type="dxa" w:w="1074"/>
-                </w:tcPr>
-                <w:p>
-                  <w:pPr>
+                  <w:shd w:val="clear" w:color="auto" w:fill="BDD7EE"/>
+                  <w:tcW w:w="1417" w:type="dxa"/>
+                </w:tcPr>
+                <w:p>
+                  <w:pPr>
+                    <w:spacing w:before="20" w:after="20"/>
                     <w:jc w:val="center"/>
                   </w:pPr>
                   <w:r>
@@ -7457,9 +8216,10 @@
                       <w:rFonts w:eastAsia="宋体"/>
                       <w:rFonts w:ascii="宋体" w:hAnsi="宋体"/>
                       <w:b/>
-                      <w:sz w:val="20"/>
-                    </w:rPr>
-                    <w:t>最优参数</w:t>
+                      <w:i w:val="0"/>
+                      <w:sz w:val="20"/>
+                    </w:rPr>
+                    <w:t>最优超参数</w:t>
                   </w:r>
                 </w:p>
               </w:tc>
@@ -7468,16 +8228,20 @@
               <w:tc>
                 <w:tcPr>
                   <w:tcW w:type="dxa" w:w="1074"/>
-                </w:tcPr>
-                <w:p>
-                  <w:pPr>
-                    <w:jc w:val="center"/>
-                  </w:pPr>
-                  <w:r>
-                    <w:rPr>
-                      <w:rFonts w:eastAsia="宋体"/>
-                      <w:rFonts w:ascii="宋体" w:hAnsi="宋体"/>
-                      <w:b w:val="0"/>
+                  <w:shd w:val="clear" w:color="auto" w:fill="FFFFFF"/>
+                  <w:tcW w:w="1587" w:type="dxa"/>
+                </w:tcPr>
+                <w:p>
+                  <w:pPr>
+                    <w:spacing w:before="20" w:after="20"/>
+                    <w:jc w:val="center"/>
+                  </w:pPr>
+                  <w:r>
+                    <w:rPr>
+                      <w:rFonts w:eastAsia="宋体"/>
+                      <w:rFonts w:ascii="宋体" w:hAnsi="宋体"/>
+                      <w:b w:val="0"/>
+                      <w:i w:val="0"/>
                       <w:sz w:val="20"/>
                     </w:rPr>
                     <w:t>LR (SMOTE)</w:t>
@@ -7487,16 +8251,20 @@
               <w:tc>
                 <w:tcPr>
                   <w:tcW w:type="dxa" w:w="1074"/>
-                </w:tcPr>
-                <w:p>
-                  <w:pPr>
-                    <w:jc w:val="center"/>
-                  </w:pPr>
-                  <w:r>
-                    <w:rPr>
-                      <w:rFonts w:eastAsia="宋体"/>
-                      <w:rFonts w:ascii="宋体" w:hAnsi="宋体"/>
-                      <w:b w:val="0"/>
+                  <w:shd w:val="clear" w:color="auto" w:fill="FFFFFF"/>
+                  <w:tcW w:w="907" w:type="dxa"/>
+                </w:tcPr>
+                <w:p>
+                  <w:pPr>
+                    <w:spacing w:before="20" w:after="20"/>
+                    <w:jc w:val="center"/>
+                  </w:pPr>
+                  <w:r>
+                    <w:rPr>
+                      <w:rFonts w:eastAsia="宋体"/>
+                      <w:rFonts w:ascii="宋体" w:hAnsi="宋体"/>
+                      <w:b w:val="0"/>
+                      <w:i w:val="0"/>
                       <w:sz w:val="20"/>
                     </w:rPr>
                     <w:t>0.55</w:t>
@@ -7506,16 +8274,20 @@
               <w:tc>
                 <w:tcPr>
                   <w:tcW w:type="dxa" w:w="1074"/>
-                </w:tcPr>
-                <w:p>
-                  <w:pPr>
-                    <w:jc w:val="center"/>
-                  </w:pPr>
-                  <w:r>
-                    <w:rPr>
-                      <w:rFonts w:eastAsia="宋体"/>
-                      <w:rFonts w:ascii="宋体" w:hAnsi="宋体"/>
-                      <w:b w:val="0"/>
+                  <w:shd w:val="clear" w:color="auto" w:fill="FFFFFF"/>
+                  <w:tcW w:w="907" w:type="dxa"/>
+                </w:tcPr>
+                <w:p>
+                  <w:pPr>
+                    <w:spacing w:before="20" w:after="20"/>
+                    <w:jc w:val="center"/>
+                  </w:pPr>
+                  <w:r>
+                    <w:rPr>
+                      <w:rFonts w:eastAsia="宋体"/>
+                      <w:rFonts w:ascii="宋体" w:hAnsi="宋体"/>
+                      <w:b w:val="0"/>
+                      <w:i w:val="0"/>
                       <w:sz w:val="20"/>
                     </w:rPr>
                     <w:t>0.81</w:t>
@@ -7525,16 +8297,20 @@
               <w:tc>
                 <w:tcPr>
                   <w:tcW w:type="dxa" w:w="1074"/>
-                </w:tcPr>
-                <w:p>
-                  <w:pPr>
-                    <w:jc w:val="center"/>
-                  </w:pPr>
-                  <w:r>
-                    <w:rPr>
-                      <w:rFonts w:eastAsia="宋体"/>
-                      <w:rFonts w:ascii="宋体" w:hAnsi="宋体"/>
-                      <w:b w:val="0"/>
+                  <w:shd w:val="clear" w:color="auto" w:fill="FFFFFF"/>
+                  <w:tcW w:w="1077" w:type="dxa"/>
+                </w:tcPr>
+                <w:p>
+                  <w:pPr>
+                    <w:spacing w:before="20" w:after="20"/>
+                    <w:jc w:val="center"/>
+                  </w:pPr>
+                  <w:r>
+                    <w:rPr>
+                      <w:rFonts w:eastAsia="宋体"/>
+                      <w:rFonts w:ascii="宋体" w:hAnsi="宋体"/>
+                      <w:b w:val="0"/>
+                      <w:i w:val="0"/>
                       <w:sz w:val="20"/>
                     </w:rPr>
                     <w:t>0.66</w:t>
@@ -7544,16 +8320,20 @@
               <w:tc>
                 <w:tcPr>
                   <w:tcW w:type="dxa" w:w="1074"/>
-                </w:tcPr>
-                <w:p>
-                  <w:pPr>
-                    <w:jc w:val="center"/>
-                  </w:pPr>
-                  <w:r>
-                    <w:rPr>
-                      <w:rFonts w:eastAsia="宋体"/>
-                      <w:rFonts w:ascii="宋体" w:hAnsi="宋体"/>
-                      <w:b w:val="0"/>
+                  <w:shd w:val="clear" w:color="auto" w:fill="FFFFFF"/>
+                  <w:tcW w:w="1020" w:type="dxa"/>
+                </w:tcPr>
+                <w:p>
+                  <w:pPr>
+                    <w:spacing w:before="20" w:after="20"/>
+                    <w:jc w:val="center"/>
+                  </w:pPr>
+                  <w:r>
+                    <w:rPr>
+                      <w:rFonts w:eastAsia="宋体"/>
+                      <w:rFonts w:ascii="宋体" w:hAnsi="宋体"/>
+                      <w:b w:val="0"/>
+                      <w:i w:val="0"/>
                       <w:sz w:val="20"/>
                     </w:rPr>
                     <w:t>90.3%</w:t>
@@ -7563,16 +8343,20 @@
               <w:tc>
                 <w:tcPr>
                   <w:tcW w:type="dxa" w:w="1074"/>
-                </w:tcPr>
-                <w:p>
-                  <w:pPr>
-                    <w:jc w:val="center"/>
-                  </w:pPr>
-                  <w:r>
-                    <w:rPr>
-                      <w:rFonts w:eastAsia="宋体"/>
-                      <w:rFonts w:ascii="宋体" w:hAnsi="宋体"/>
-                      <w:b w:val="0"/>
+                  <w:shd w:val="clear" w:color="auto" w:fill="FFFFFF"/>
+                  <w:tcW w:w="907" w:type="dxa"/>
+                </w:tcPr>
+                <w:p>
+                  <w:pPr>
+                    <w:spacing w:before="20" w:after="20"/>
+                    <w:jc w:val="center"/>
+                  </w:pPr>
+                  <w:r>
+                    <w:rPr>
+                      <w:rFonts w:eastAsia="宋体"/>
+                      <w:rFonts w:ascii="宋体" w:hAnsi="宋体"/>
+                      <w:b w:val="0"/>
+                      <w:i w:val="0"/>
                       <w:sz w:val="20"/>
                     </w:rPr>
                     <w:t>0.9500</w:t>
@@ -7582,16 +8366,20 @@
               <w:tc>
                 <w:tcPr>
                   <w:tcW w:type="dxa" w:w="1074"/>
-                </w:tcPr>
-                <w:p>
-                  <w:pPr>
-                    <w:jc w:val="center"/>
-                  </w:pPr>
-                  <w:r>
-                    <w:rPr>
-                      <w:rFonts w:eastAsia="宋体"/>
-                      <w:rFonts w:ascii="宋体" w:hAnsi="宋体"/>
-                      <w:b w:val="0"/>
+                  <w:shd w:val="clear" w:color="auto" w:fill="FFFFFF"/>
+                  <w:tcW w:w="1814" w:type="dxa"/>
+                </w:tcPr>
+                <w:p>
+                  <w:pPr>
+                    <w:spacing w:before="20" w:after="20"/>
+                    <w:jc w:val="center"/>
+                  </w:pPr>
+                  <w:r>
+                    <w:rPr>
+                      <w:rFonts w:eastAsia="宋体"/>
+                      <w:rFonts w:ascii="宋体" w:hAnsi="宋体"/>
+                      <w:b w:val="0"/>
+                      <w:i w:val="0"/>
                       <w:sz w:val="20"/>
                     </w:rPr>
                     <w:t>6725/585/176/752</w:t>
@@ -7601,16 +8389,20 @@
               <w:tc>
                 <w:tcPr>
                   <w:tcW w:type="dxa" w:w="1074"/>
-                </w:tcPr>
-                <w:p>
-                  <w:pPr>
-                    <w:jc w:val="center"/>
-                  </w:pPr>
-                  <w:r>
-                    <w:rPr>
-                      <w:rFonts w:eastAsia="宋体"/>
-                      <w:rFonts w:ascii="宋体" w:hAnsi="宋体"/>
-                      <w:b w:val="0"/>
+                  <w:shd w:val="clear" w:color="auto" w:fill="FFFFFF"/>
+                  <w:tcW w:w="1417" w:type="dxa"/>
+                </w:tcPr>
+                <w:p>
+                  <w:pPr>
+                    <w:spacing w:before="20" w:after="20"/>
+                    <w:jc w:val="center"/>
+                  </w:pPr>
+                  <w:r>
+                    <w:rPr>
+                      <w:rFonts w:eastAsia="宋体"/>
+                      <w:rFonts w:ascii="宋体" w:hAnsi="宋体"/>
+                      <w:b w:val="0"/>
+                      <w:i w:val="0"/>
                       <w:sz w:val="20"/>
                     </w:rPr>
                     <w:t>C=0.05, L2</w:t>
@@ -7622,16 +8414,20 @@
               <w:tc>
                 <w:tcPr>
                   <w:tcW w:type="dxa" w:w="1074"/>
-                </w:tcPr>
-                <w:p>
-                  <w:pPr>
-                    <w:jc w:val="center"/>
-                  </w:pPr>
-                  <w:r>
-                    <w:rPr>
-                      <w:rFonts w:eastAsia="宋体"/>
-                      <w:rFonts w:ascii="宋体" w:hAnsi="宋体"/>
-                      <w:b w:val="0"/>
+                  <w:shd w:val="clear" w:color="auto" w:fill="EBF3FB"/>
+                  <w:tcW w:w="1587" w:type="dxa"/>
+                </w:tcPr>
+                <w:p>
+                  <w:pPr>
+                    <w:spacing w:before="20" w:after="20"/>
+                    <w:jc w:val="center"/>
+                  </w:pPr>
+                  <w:r>
+                    <w:rPr>
+                      <w:rFonts w:eastAsia="宋体"/>
+                      <w:rFonts w:ascii="宋体" w:hAnsi="宋体"/>
+                      <w:b w:val="0"/>
+                      <w:i w:val="0"/>
                       <w:sz w:val="20"/>
                     </w:rPr>
                     <w:t>LR (UnderSample)</w:t>
@@ -7641,16 +8437,20 @@
               <w:tc>
                 <w:tcPr>
                   <w:tcW w:type="dxa" w:w="1074"/>
-                </w:tcPr>
-                <w:p>
-                  <w:pPr>
-                    <w:jc w:val="center"/>
-                  </w:pPr>
-                  <w:r>
-                    <w:rPr>
-                      <w:rFonts w:eastAsia="宋体"/>
-                      <w:rFonts w:ascii="宋体" w:hAnsi="宋体"/>
-                      <w:b w:val="0"/>
+                  <w:shd w:val="clear" w:color="auto" w:fill="EBF3FB"/>
+                  <w:tcW w:w="907" w:type="dxa"/>
+                </w:tcPr>
+                <w:p>
+                  <w:pPr>
+                    <w:spacing w:before="20" w:after="20"/>
+                    <w:jc w:val="center"/>
+                  </w:pPr>
+                  <w:r>
+                    <w:rPr>
+                      <w:rFonts w:eastAsia="宋体"/>
+                      <w:rFonts w:ascii="宋体" w:hAnsi="宋体"/>
+                      <w:b w:val="0"/>
+                      <w:i w:val="0"/>
                       <w:sz w:val="20"/>
                     </w:rPr>
                     <w:t>0.44</w:t>
@@ -7660,16 +8460,20 @@
               <w:tc>
                 <w:tcPr>
                   <w:tcW w:type="dxa" w:w="1074"/>
-                </w:tcPr>
-                <w:p>
-                  <w:pPr>
-                    <w:jc w:val="center"/>
-                  </w:pPr>
-                  <w:r>
-                    <w:rPr>
-                      <w:rFonts w:eastAsia="宋体"/>
-                      <w:rFonts w:ascii="宋体" w:hAnsi="宋体"/>
-                      <w:b w:val="0"/>
+                  <w:shd w:val="clear" w:color="auto" w:fill="EBF3FB"/>
+                  <w:tcW w:w="907" w:type="dxa"/>
+                </w:tcPr>
+                <w:p>
+                  <w:pPr>
+                    <w:spacing w:before="20" w:after="20"/>
+                    <w:jc w:val="center"/>
+                  </w:pPr>
+                  <w:r>
+                    <w:rPr>
+                      <w:rFonts w:eastAsia="宋体"/>
+                      <w:rFonts w:ascii="宋体" w:hAnsi="宋体"/>
+                      <w:b w:val="0"/>
+                      <w:i w:val="0"/>
                       <w:sz w:val="20"/>
                     </w:rPr>
                     <w:t>0.93</w:t>
@@ -7679,16 +8483,20 @@
               <w:tc>
                 <w:tcPr>
                   <w:tcW w:type="dxa" w:w="1074"/>
-                </w:tcPr>
-                <w:p>
-                  <w:pPr>
-                    <w:jc w:val="center"/>
-                  </w:pPr>
-                  <w:r>
-                    <w:rPr>
-                      <w:rFonts w:eastAsia="宋体"/>
-                      <w:rFonts w:ascii="宋体" w:hAnsi="宋体"/>
-                      <w:b w:val="0"/>
+                  <w:shd w:val="clear" w:color="auto" w:fill="EBF3FB"/>
+                  <w:tcW w:w="1077" w:type="dxa"/>
+                </w:tcPr>
+                <w:p>
+                  <w:pPr>
+                    <w:spacing w:before="20" w:after="20"/>
+                    <w:jc w:val="center"/>
+                  </w:pPr>
+                  <w:r>
+                    <w:rPr>
+                      <w:rFonts w:eastAsia="宋体"/>
+                      <w:rFonts w:ascii="宋体" w:hAnsi="宋体"/>
+                      <w:b w:val="0"/>
+                      <w:i w:val="0"/>
                       <w:sz w:val="20"/>
                     </w:rPr>
                     <w:t>0.60</w:t>
@@ -7698,16 +8506,20 @@
               <w:tc>
                 <w:tcPr>
                   <w:tcW w:type="dxa" w:w="1074"/>
-                </w:tcPr>
-                <w:p>
-                  <w:pPr>
-                    <w:jc w:val="center"/>
-                  </w:pPr>
-                  <w:r>
-                    <w:rPr>
-                      <w:rFonts w:eastAsia="宋体"/>
-                      <w:rFonts w:ascii="宋体" w:hAnsi="宋体"/>
-                      <w:b w:val="0"/>
+                  <w:shd w:val="clear" w:color="auto" w:fill="EBF3FB"/>
+                  <w:tcW w:w="1020" w:type="dxa"/>
+                </w:tcPr>
+                <w:p>
+                  <w:pPr>
+                    <w:spacing w:before="20" w:after="20"/>
+                    <w:jc w:val="center"/>
+                  </w:pPr>
+                  <w:r>
+                    <w:rPr>
+                      <w:rFonts w:eastAsia="宋体"/>
+                      <w:rFonts w:ascii="宋体" w:hAnsi="宋体"/>
+                      <w:b w:val="0"/>
+                      <w:i w:val="0"/>
                       <w:sz w:val="20"/>
                     </w:rPr>
                     <w:t>85.8%</w:t>
@@ -7717,16 +8529,20 @@
               <w:tc>
                 <w:tcPr>
                   <w:tcW w:type="dxa" w:w="1074"/>
-                </w:tcPr>
-                <w:p>
-                  <w:pPr>
-                    <w:jc w:val="center"/>
-                  </w:pPr>
-                  <w:r>
-                    <w:rPr>
-                      <w:rFonts w:eastAsia="宋体"/>
-                      <w:rFonts w:ascii="宋体" w:hAnsi="宋体"/>
-                      <w:b w:val="0"/>
+                  <w:shd w:val="clear" w:color="auto" w:fill="EBF3FB"/>
+                  <w:tcW w:w="907" w:type="dxa"/>
+                </w:tcPr>
+                <w:p>
+                  <w:pPr>
+                    <w:spacing w:before="20" w:after="20"/>
+                    <w:jc w:val="center"/>
+                  </w:pPr>
+                  <w:r>
+                    <w:rPr>
+                      <w:rFonts w:eastAsia="宋体"/>
+                      <w:rFonts w:ascii="宋体" w:hAnsi="宋体"/>
+                      <w:b w:val="0"/>
+                      <w:i w:val="0"/>
                       <w:sz w:val="20"/>
                     </w:rPr>
                     <w:t>0.9502</w:t>
@@ -7736,16 +8552,20 @@
               <w:tc>
                 <w:tcPr>
                   <w:tcW w:type="dxa" w:w="1074"/>
-                </w:tcPr>
-                <w:p>
-                  <w:pPr>
-                    <w:jc w:val="center"/>
-                  </w:pPr>
-                  <w:r>
-                    <w:rPr>
-                      <w:rFonts w:eastAsia="宋体"/>
-                      <w:rFonts w:ascii="宋体" w:hAnsi="宋体"/>
-                      <w:b w:val="0"/>
+                  <w:shd w:val="clear" w:color="auto" w:fill="EBF3FB"/>
+                  <w:tcW w:w="1814" w:type="dxa"/>
+                </w:tcPr>
+                <w:p>
+                  <w:pPr>
+                    <w:spacing w:before="20" w:after="20"/>
+                    <w:jc w:val="center"/>
+                  </w:pPr>
+                  <w:r>
+                    <w:rPr>
+                      <w:rFonts w:eastAsia="宋体"/>
+                      <w:rFonts w:ascii="宋体" w:hAnsi="宋体"/>
+                      <w:b w:val="0"/>
+                      <w:i w:val="0"/>
                       <w:sz w:val="20"/>
                     </w:rPr>
                     <w:t>6214/1096/65/863</w:t>
@@ -7755,16 +8575,20 @@
               <w:tc>
                 <w:tcPr>
                   <w:tcW w:type="dxa" w:w="1074"/>
-                </w:tcPr>
-                <w:p>
-                  <w:pPr>
-                    <w:jc w:val="center"/>
-                  </w:pPr>
-                  <w:r>
-                    <w:rPr>
-                      <w:rFonts w:eastAsia="宋体"/>
-                      <w:rFonts w:ascii="宋体" w:hAnsi="宋体"/>
-                      <w:b w:val="0"/>
+                  <w:shd w:val="clear" w:color="auto" w:fill="EBF3FB"/>
+                  <w:tcW w:w="1417" w:type="dxa"/>
+                </w:tcPr>
+                <w:p>
+                  <w:pPr>
+                    <w:spacing w:before="20" w:after="20"/>
+                    <w:jc w:val="center"/>
+                  </w:pPr>
+                  <w:r>
+                    <w:rPr>
+                      <w:rFonts w:eastAsia="宋体"/>
+                      <w:rFonts w:ascii="宋体" w:hAnsi="宋体"/>
+                      <w:b w:val="0"/>
+                      <w:i w:val="0"/>
                       <w:sz w:val="20"/>
                     </w:rPr>
                     <w:t>C=0.01, L1</w:t>
@@ -7776,16 +8600,20 @@
               <w:tc>
                 <w:tcPr>
                   <w:tcW w:type="dxa" w:w="1074"/>
-                </w:tcPr>
-                <w:p>
-                  <w:pPr>
-                    <w:jc w:val="center"/>
-                  </w:pPr>
-                  <w:r>
-                    <w:rPr>
-                      <w:rFonts w:eastAsia="宋体"/>
-                      <w:rFonts w:ascii="宋体" w:hAnsi="宋体"/>
-                      <w:b w:val="0"/>
+                  <w:shd w:val="clear" w:color="auto" w:fill="FFFFFF"/>
+                  <w:tcW w:w="1587" w:type="dxa"/>
+                </w:tcPr>
+                <w:p>
+                  <w:pPr>
+                    <w:spacing w:before="20" w:after="20"/>
+                    <w:jc w:val="center"/>
+                  </w:pPr>
+                  <w:r>
+                    <w:rPr>
+                      <w:rFonts w:eastAsia="宋体"/>
+                      <w:rFonts w:ascii="宋体" w:hAnsi="宋体"/>
+                      <w:b w:val="0"/>
+                      <w:i w:val="0"/>
                       <w:sz w:val="20"/>
                     </w:rPr>
                     <w:t>LR (ClassWeight)</w:t>
@@ -7795,16 +8623,20 @@
               <w:tc>
                 <w:tcPr>
                   <w:tcW w:type="dxa" w:w="1074"/>
-                </w:tcPr>
-                <w:p>
-                  <w:pPr>
-                    <w:jc w:val="center"/>
-                  </w:pPr>
-                  <w:r>
-                    <w:rPr>
-                      <w:rFonts w:eastAsia="宋体"/>
-                      <w:rFonts w:ascii="宋体" w:hAnsi="宋体"/>
-                      <w:b w:val="0"/>
+                  <w:shd w:val="clear" w:color="auto" w:fill="FFFFFF"/>
+                  <w:tcW w:w="907" w:type="dxa"/>
+                </w:tcPr>
+                <w:p>
+                  <w:pPr>
+                    <w:spacing w:before="20" w:after="20"/>
+                    <w:jc w:val="center"/>
+                  </w:pPr>
+                  <w:r>
+                    <w:rPr>
+                      <w:rFonts w:eastAsia="宋体"/>
+                      <w:rFonts w:ascii="宋体" w:hAnsi="宋体"/>
+                      <w:b w:val="0"/>
+                      <w:i w:val="0"/>
                       <w:sz w:val="20"/>
                     </w:rPr>
                     <w:t>0.44</w:t>
@@ -7814,16 +8646,20 @@
               <w:tc>
                 <w:tcPr>
                   <w:tcW w:type="dxa" w:w="1074"/>
-                </w:tcPr>
-                <w:p>
-                  <w:pPr>
-                    <w:jc w:val="center"/>
-                  </w:pPr>
-                  <w:r>
-                    <w:rPr>
-                      <w:rFonts w:eastAsia="宋体"/>
-                      <w:rFonts w:ascii="宋体" w:hAnsi="宋体"/>
-                      <w:b w:val="0"/>
+                  <w:shd w:val="clear" w:color="auto" w:fill="FFFFFF"/>
+                  <w:tcW w:w="907" w:type="dxa"/>
+                </w:tcPr>
+                <w:p>
+                  <w:pPr>
+                    <w:spacing w:before="20" w:after="20"/>
+                    <w:jc w:val="center"/>
+                  </w:pPr>
+                  <w:r>
+                    <w:rPr>
+                      <w:rFonts w:eastAsia="宋体"/>
+                      <w:rFonts w:ascii="宋体" w:hAnsi="宋体"/>
+                      <w:b w:val="0"/>
+                      <w:i w:val="0"/>
                       <w:sz w:val="20"/>
                     </w:rPr>
                     <w:t>0.94</w:t>
@@ -7833,16 +8669,20 @@
               <w:tc>
                 <w:tcPr>
                   <w:tcW w:type="dxa" w:w="1074"/>
-                </w:tcPr>
-                <w:p>
-                  <w:pPr>
-                    <w:jc w:val="center"/>
-                  </w:pPr>
-                  <w:r>
-                    <w:rPr>
-                      <w:rFonts w:eastAsia="宋体"/>
-                      <w:rFonts w:ascii="宋体" w:hAnsi="宋体"/>
-                      <w:b w:val="0"/>
+                  <w:shd w:val="clear" w:color="auto" w:fill="FFFFFF"/>
+                  <w:tcW w:w="1077" w:type="dxa"/>
+                </w:tcPr>
+                <w:p>
+                  <w:pPr>
+                    <w:spacing w:before="20" w:after="20"/>
+                    <w:jc w:val="center"/>
+                  </w:pPr>
+                  <w:r>
+                    <w:rPr>
+                      <w:rFonts w:eastAsia="宋体"/>
+                      <w:rFonts w:ascii="宋体" w:hAnsi="宋体"/>
+                      <w:b w:val="0"/>
+                      <w:i w:val="0"/>
                       <w:sz w:val="20"/>
                     </w:rPr>
                     <w:t>0.60</w:t>
@@ -7852,16 +8692,20 @@
               <w:tc>
                 <w:tcPr>
                   <w:tcW w:type="dxa" w:w="1074"/>
-                </w:tcPr>
-                <w:p>
-                  <w:pPr>
-                    <w:jc w:val="center"/>
-                  </w:pPr>
-                  <w:r>
-                    <w:rPr>
-                      <w:rFonts w:eastAsia="宋体"/>
-                      <w:rFonts w:ascii="宋体" w:hAnsi="宋体"/>
-                      <w:b w:val="0"/>
+                  <w:shd w:val="clear" w:color="auto" w:fill="FFFFFF"/>
+                  <w:tcW w:w="1020" w:type="dxa"/>
+                </w:tcPr>
+                <w:p>
+                  <w:pPr>
+                    <w:spacing w:before="20" w:after="20"/>
+                    <w:jc w:val="center"/>
+                  </w:pPr>
+                  <w:r>
+                    <w:rPr>
+                      <w:rFonts w:eastAsia="宋体"/>
+                      <w:rFonts w:ascii="宋体" w:hAnsi="宋体"/>
+                      <w:b w:val="0"/>
+                      <w:i w:val="0"/>
                       <w:sz w:val="20"/>
                     </w:rPr>
                     <w:t>85.6%</w:t>
@@ -7871,16 +8715,20 @@
               <w:tc>
                 <w:tcPr>
                   <w:tcW w:type="dxa" w:w="1074"/>
-                </w:tcPr>
-                <w:p>
-                  <w:pPr>
-                    <w:jc w:val="center"/>
-                  </w:pPr>
-                  <w:r>
-                    <w:rPr>
-                      <w:rFonts w:eastAsia="宋体"/>
-                      <w:rFonts w:ascii="宋体" w:hAnsi="宋体"/>
-                      <w:b w:val="0"/>
+                  <w:shd w:val="clear" w:color="auto" w:fill="FFFFFF"/>
+                  <w:tcW w:w="907" w:type="dxa"/>
+                </w:tcPr>
+                <w:p>
+                  <w:pPr>
+                    <w:spacing w:before="20" w:after="20"/>
+                    <w:jc w:val="center"/>
+                  </w:pPr>
+                  <w:r>
+                    <w:rPr>
+                      <w:rFonts w:eastAsia="宋体"/>
+                      <w:rFonts w:ascii="宋体" w:hAnsi="宋体"/>
+                      <w:b w:val="0"/>
+                      <w:i w:val="0"/>
                       <w:sz w:val="20"/>
                     </w:rPr>
                     <w:t>0.9520</w:t>
@@ -7890,16 +8738,20 @@
               <w:tc>
                 <w:tcPr>
                   <w:tcW w:type="dxa" w:w="1074"/>
-                </w:tcPr>
-                <w:p>
-                  <w:pPr>
-                    <w:jc w:val="center"/>
-                  </w:pPr>
-                  <w:r>
-                    <w:rPr>
-                      <w:rFonts w:eastAsia="宋体"/>
-                      <w:rFonts w:ascii="宋体" w:hAnsi="宋体"/>
-                      <w:b w:val="0"/>
+                  <w:shd w:val="clear" w:color="auto" w:fill="FFFFFF"/>
+                  <w:tcW w:w="1814" w:type="dxa"/>
+                </w:tcPr>
+                <w:p>
+                  <w:pPr>
+                    <w:spacing w:before="20" w:after="20"/>
+                    <w:jc w:val="center"/>
+                  </w:pPr>
+                  <w:r>
+                    <w:rPr>
+                      <w:rFonts w:eastAsia="宋体"/>
+                      <w:rFonts w:ascii="宋体" w:hAnsi="宋体"/>
+                      <w:b w:val="0"/>
+                      <w:i w:val="0"/>
                       <w:sz w:val="20"/>
                     </w:rPr>
                     <w:t>6214/1096/56/872</w:t>
@@ -7909,16 +8761,20 @@
               <w:tc>
                 <w:tcPr>
                   <w:tcW w:type="dxa" w:w="1074"/>
-                </w:tcPr>
-                <w:p>
-                  <w:pPr>
-                    <w:jc w:val="center"/>
-                  </w:pPr>
-                  <w:r>
-                    <w:rPr>
-                      <w:rFonts w:eastAsia="宋体"/>
-                      <w:rFonts w:ascii="宋体" w:hAnsi="宋体"/>
-                      <w:b w:val="0"/>
+                  <w:shd w:val="clear" w:color="auto" w:fill="FFFFFF"/>
+                  <w:tcW w:w="1417" w:type="dxa"/>
+                </w:tcPr>
+                <w:p>
+                  <w:pPr>
+                    <w:spacing w:before="20" w:after="20"/>
+                    <w:jc w:val="center"/>
+                  </w:pPr>
+                  <w:r>
+                    <w:rPr>
+                      <w:rFonts w:eastAsia="宋体"/>
+                      <w:rFonts w:ascii="宋体" w:hAnsi="宋体"/>
+                      <w:b w:val="0"/>
+                      <w:i w:val="0"/>
                       <w:sz w:val="20"/>
                     </w:rPr>
                     <w:t>C=0.005, L1</w:t>
@@ -7931,16 +8787,30 @@
                 <w:tcPr>
                   <w:tcW w:type="dxa" w:w="8592"/>
                   <w:gridSpan w:val="8"/>
-                </w:tcPr>
-                <w:p>
-                  <w:r>
-                    <w:rPr>
-                      <w:rFonts w:eastAsia="宋体"/>
-                      <w:rFonts w:ascii="宋体" w:hAnsi="宋体"/>
-                      <w:b w:val="0"/>
+                  <w:shd w:val="clear" w:color="auto" w:fill="F2F2F2"/>
+                  <w:tcW w:w="1587" w:type="dxa"/>
+                  <w:tcW w:w="907" w:type="dxa"/>
+                  <w:tcW w:w="907" w:type="dxa"/>
+                  <w:tcW w:w="1077" w:type="dxa"/>
+                  <w:tcW w:w="1020" w:type="dxa"/>
+                  <w:tcW w:w="907" w:type="dxa"/>
+                  <w:tcW w:w="1814" w:type="dxa"/>
+                  <w:tcW w:w="1417" w:type="dxa"/>
+                </w:tcPr>
+                <w:p>
+                  <w:pPr>
+                    <w:spacing w:before="20" w:after="20"/>
+                  </w:pPr>
+                  <w:r>
+                    <w:rPr>
+                      <w:rFonts w:eastAsia="宋体"/>
+                      <w:rFonts w:ascii="宋体" w:hAnsi="宋体"/>
+                      <w:b w:val="0"/>
+                      <w:i w:val="0"/>
+                      <w:color w:val="606060"/>
                       <w:sz w:val="18"/>
                     </w:rPr>
-                    <w:t>注：Precision=TP/(TP+FP)；Recall=TP/(TP+FN)；F1=2PR/(P+R)；AUC 阈值无关。</w:t>
+                    <w:t>注：Precision=TP/(TP+FP)；Recall=TP/(TP+FN)；F1=2PR/(P+R)；AUC 为阈值无关指标。</w:t>
                   </w:r>
                 </w:p>
               </w:tc>
@@ -7957,22 +8827,24 @@
                 <w:rFonts w:eastAsia="宋体"/>
                 <w:rFonts w:ascii="宋体" w:hAnsi="宋体"/>
                 <w:b w:val="0"/>
-                <w:sz w:val="24"/>
-              </w:rPr>
-            </w:r>
-          </w:p>
-          <w:p>
-            <w:pPr>
-              <w:spacing w:before="100" w:after="20" w:line="240" w:lineRule="auto"/>
+                <w:i w:val="0"/>
+                <w:sz w:val="24"/>
+              </w:rPr>
+            </w:r>
+          </w:p>
+          <w:p>
+            <w:pPr>
+              <w:spacing w:before="120" w:after="40" w:line="240" w:lineRule="auto"/>
             </w:pPr>
             <w:r>
               <w:rPr>
                 <w:rFonts w:eastAsia="宋体"/>
                 <w:rFonts w:ascii="宋体" w:hAnsi="宋体"/>
                 <w:b/>
-                <w:sz w:val="24"/>
-              </w:rPr>
-              <w:t>4.2.1 classification_report 各指标含义解读</w:t>
+                <w:i w:val="0"/>
+                <w:sz w:val="24"/>
+              </w:rPr>
+              <w:t>4.2.1 各指标含义解读</w:t>
             </w:r>
           </w:p>
           <w:p>
@@ -7986,9 +8858,27 @@
                 <w:rFonts w:eastAsia="宋体"/>
                 <w:rFonts w:ascii="宋体" w:hAnsi="宋体"/>
                 <w:b w:val="0"/>
-                <w:sz w:val="24"/>
-              </w:rPr>
-              <w:t>Precision（精确率）= TP/(TP+FP)：在模型预测为"订阅"的客户中，真正订阅的占比。SMOTE 的 Precision=0.55 最高，意味着向银行推荐 100 人中有 55 人是真实意向客户，误打扰 45 人；ClassWeight/UnderSample 的 Precision=0.44，推荐 100 人中有 44 人是真实意向客户。</w:t>
+                <w:i w:val="0"/>
+                <w:sz w:val="24"/>
+              </w:rPr>
+              <w:t>Precision（精确率）= TP/(TP+FP)：在模型预测为"订阅"的客户中，真正订阅的占比。SMOTE 的 Precision=0.55 最高，意味着向银行推荐 100 人中有 55 人是真实意向客户；ClassWeight/UnderSample 的 Precision=0.44，推荐 100 人中有 44 人是真实意向客户。</w:t>
+            </w:r>
+          </w:p>
+          <w:p>
+            <w:pPr>
+              <w:spacing w:before="40" w:after="40" w:line="240" w:lineRule="auto"/>
+              <w:ind w:left="850"/>
+            </w:pPr>
+            <w:r>
+              <w:rPr>
+                <w:rFonts w:eastAsia="Times New Roman"/>
+                <w:rFonts w:ascii="Times New Roman" w:hAnsi="Times New Roman"/>
+                <w:b w:val="0"/>
+                <w:i/>
+                <w:color w:val="7B001A"/>
+                <w:sz w:val="22"/>
+              </w:rPr>
+              <w:t>Precision = TP / (TP + FP)</w:t>
             </w:r>
           </w:p>
           <w:p>
@@ -8002,9 +8892,27 @@
                 <w:rFonts w:eastAsia="宋体"/>
                 <w:rFonts w:ascii="宋体" w:hAnsi="宋体"/>
                 <w:b w:val="0"/>
+                <w:i w:val="0"/>
                 <w:sz w:val="24"/>
               </w:rPr>
               <w:t>Recall（召回率）= TP/(TP+FN)：在全部真实订阅客户中，模型成功识别的比例。ClassWeight 的 Recall=0.94 最高，意味着每 100 个真实意向客户中能找回 94 个，仅漏掉 6 个；SMOTE 的 Recall=0.81，每 100 个真实客户中漏掉 19 个。Recall 是银行营销最核心的指标。</w:t>
+            </w:r>
+          </w:p>
+          <w:p>
+            <w:pPr>
+              <w:spacing w:before="40" w:after="40" w:line="240" w:lineRule="auto"/>
+              <w:ind w:left="850"/>
+            </w:pPr>
+            <w:r>
+              <w:rPr>
+                <w:rFonts w:eastAsia="Times New Roman"/>
+                <w:rFonts w:ascii="Times New Roman" w:hAnsi="Times New Roman"/>
+                <w:b w:val="0"/>
+                <w:i/>
+                <w:color w:val="7B001A"/>
+                <w:sz w:val="22"/>
+              </w:rPr>
+              <w:t>Recall = TP / (TP + FN)</w:t>
             </w:r>
           </w:p>
           <w:p>
@@ -8018,9 +8926,27 @@
                 <w:rFonts w:eastAsia="宋体"/>
                 <w:rFonts w:ascii="宋体" w:hAnsi="宋体"/>
                 <w:b w:val="0"/>
-                <w:sz w:val="24"/>
-              </w:rPr>
-              <w:t>F1-Score = 2·Precision·Recall/(Precision+Recall)：Precision 和 Recall 的调和平均，是单一综合性能指标。调和平均的特性使其对两者中较低的值更敏感——SMOTE 的 F1=0.66（P、R 相对平衡），ClassWeight 的 F1=0.60（R 极高但 P 较低）。若业务同等重视精确率和召回率，选 SMOTE；若更重视召回率，选 ClassWeight。</w:t>
+                <w:i w:val="0"/>
+                <w:sz w:val="24"/>
+              </w:rPr>
+              <w:t>F1-Score = 2·P·R/(P+R)：Precision 和 Recall 的调和平均，是综合性能单一指标。SMOTE 的 F1=0.66（P、R 相对平衡），ClassWeight 的 F1=0.60（R 极高但 P 较低）。若业务同等重视精确率和召回率，选 SMOTE；若更重视召回率，选 ClassWeight。</w:t>
+            </w:r>
+          </w:p>
+          <w:p>
+            <w:pPr>
+              <w:spacing w:before="40" w:after="40" w:line="240" w:lineRule="auto"/>
+              <w:ind w:left="850"/>
+            </w:pPr>
+            <w:r>
+              <w:rPr>
+                <w:rFonts w:eastAsia="Times New Roman"/>
+                <w:rFonts w:ascii="Times New Roman" w:hAnsi="Times New Roman"/>
+                <w:b w:val="0"/>
+                <w:i/>
+                <w:color w:val="7B001A"/>
+                <w:sz w:val="22"/>
+              </w:rPr>
+              <w:t>F1 = 2 · Precision · Recall / (Precision + Recall)</w:t>
             </w:r>
           </w:p>
           <w:p>
@@ -8033,19 +8959,21 @@
                 <w:rFonts w:eastAsia="宋体"/>
                 <w:rFonts w:ascii="宋体" w:hAnsi="宋体"/>
                 <w:b w:val="0"/>
-                <w:sz w:val="24"/>
-              </w:rPr>
-            </w:r>
-          </w:p>
-          <w:p>
-            <w:pPr>
-              <w:spacing w:before="100" w:after="20" w:line="240" w:lineRule="auto"/>
+                <w:i w:val="0"/>
+                <w:sz w:val="24"/>
+              </w:rPr>
+            </w:r>
+          </w:p>
+          <w:p>
+            <w:pPr>
+              <w:spacing w:before="120" w:after="40" w:line="240" w:lineRule="auto"/>
             </w:pPr>
             <w:r>
               <w:rPr>
                 <w:rFonts w:eastAsia="宋体"/>
                 <w:rFonts w:ascii="宋体" w:hAnsi="宋体"/>
                 <w:b/>
+                <w:i w:val="0"/>
                 <w:sz w:val="24"/>
               </w:rPr>
               <w:t>4.3 评估指标深度分析</w:t>
@@ -8061,6 +8989,7 @@
                 <w:rFonts w:eastAsia="宋体"/>
                 <w:rFonts w:ascii="宋体" w:hAnsi="宋体"/>
                 <w:b/>
+                <w:i w:val="0"/>
                 <w:sz w:val="24"/>
               </w:rPr>
               <w:t>（1）为何 Accuracy 不能作为核心指标</w:t>
@@ -8077,6 +9006,7 @@
                 <w:rFonts w:eastAsia="宋体"/>
                 <w:rFonts w:ascii="宋体" w:hAnsi="宋体"/>
                 <w:b w:val="0"/>
+                <w:i w:val="0"/>
                 <w:sz w:val="24"/>
               </w:rPr>
               <w:t>若将所有测试样本预测为"未订阅"，准确率高达 88.7%，但 Recall(1)=0，银行会完全错失所有潜在订阅客户。本实验三个模型的 Accuracy 为 85.6%~90.3%，略低于"全预测负类"基准，但 Recall(1) 达到 81%~94%，才具有真实的业务捕捉价值。类别不平衡场景下，F1-Score 和 AUC 是更可靠的综合性能指标。</w:t>
@@ -8092,6 +9022,7 @@
                 <w:rFonts w:eastAsia="宋体"/>
                 <w:rFonts w:ascii="宋体" w:hAnsi="宋体"/>
                 <w:b/>
+                <w:i w:val="0"/>
                 <w:sz w:val="24"/>
               </w:rPr>
               <w:t>（2）三种策略的 Precision-Recall 权衡</w:t>
@@ -8108,6 +9039,7 @@
                 <w:rFonts w:eastAsia="宋体"/>
                 <w:rFonts w:ascii="宋体" w:hAnsi="宋体"/>
                 <w:b w:val="0"/>
+                <w:i w:val="0"/>
                 <w:sz w:val="24"/>
               </w:rPr>
               <w:t>SMOTE（P=0.55, R=0.81）：取得三者中最佳的精确-召回平衡。误报 585 人、漏报 176 人；每向银行推荐 10 位"潜在订阅客户"中有 5.5 位是真实客户，适合希望在触达率和误扰率间取平衡的营销场景。SMOTE 策略的最优 C=0.05 且选择 L2 正则，说明合成样本使数据分布更平滑，对 L2 的均匀惩罚更友好。</w:t>
@@ -8124,9 +9056,10 @@
                 <w:rFonts w:eastAsia="宋体"/>
                 <w:rFonts w:ascii="宋体" w:hAnsi="宋体"/>
                 <w:b w:val="0"/>
-                <w:sz w:val="24"/>
-              </w:rPr>
-              <w:t>UnderSample（P=0.44, R=0.93）：召回率极高，漏报仅 65 人（漏报率 7.0%）；但误报高达 1,096 人，每推荐 10 位中仅 4.4 位是真实客户，会造成大量无意愿客户被骚扰。训练集仅 7,424 条（丢弃了 77.5% 的多数类数据），L1 正则在此稀疏数据上表现更好。</w:t>
+                <w:i w:val="0"/>
+                <w:sz w:val="24"/>
+              </w:rPr>
+              <w:t>UnderSample（P=0.44, R=0.93）：召回率极高，漏报仅 65 人（漏报率 7.0%）；但误报高达 1,096 人，每推荐 10 位中仅 4.4 位是真实客户。训练集仅 7,424 条（丢弃了 77.5% 的多数类数据），L1 正则在此稀疏数据上表现更好。</w:t>
             </w:r>
           </w:p>
           <w:p>
@@ -8140,6 +9073,7 @@
                 <w:rFonts w:eastAsia="宋体"/>
                 <w:rFonts w:ascii="宋体" w:hAnsi="宋体"/>
                 <w:b w:val="0"/>
+                <w:i w:val="0"/>
                 <w:sz w:val="24"/>
               </w:rPr>
               <w:t>ClassWeight（P=0.44, R=0.94）：漏报最少（56人，漏报率 6.0%），且保留全部 32,950 条原始训练数据，AUC=0.9520 是三者最高，是综合性能最优的策略。最优 C=0.005（最强正则化）+ L1（稀疏选择），印证了在 495 维高维空间中，强正则化对防止过拟合至关重要。</w:t>
@@ -8155,6 +9089,7 @@
                 <w:rFonts w:eastAsia="宋体"/>
                 <w:rFonts w:ascii="宋体" w:hAnsi="宋体"/>
                 <w:b/>
+                <w:i w:val="0"/>
                 <w:sz w:val="24"/>
               </w:rPr>
               <w:t>（3）超参数调优发现</w:t>
@@ -8171,9 +9106,10 @@
                 <w:rFonts w:eastAsia="宋体"/>
                 <w:rFonts w:ascii="宋体" w:hAnsi="宋体"/>
                 <w:b w:val="0"/>
-                <w:sz w:val="24"/>
-              </w:rPr>
-              <w:t>三种策略的最优 C 均集中在 0.005~0.05，远小于通常在低维特征集上使用的 C=1，这与 495 维高维特征空间中需要更强正则化以防止过拟合的理论预期完全一致。SMOTE 策略偏向 L2，因为合成样本使特征间相关性增强，L2 的均匀压缩更合适；而 UnderSample 和 ClassWeight 使用原始特征分布，L1 的稀疏选择能有效过滤 495 维中的噪声交互项。</w:t>
+                <w:i w:val="0"/>
+                <w:sz w:val="24"/>
+              </w:rPr>
+              <w:t>三种策略的最优 C 均集中在 0.005~0.05，远小于通常在低维特征集上使用的 C=1，这与 495 维高维特征空间中需要更强正则化的理论预期一致。SMOTE 策略偏向 L2，因为合成样本使特征间相关性增强；而 UnderSample 和 ClassWeight 使用原始特征分布，L1 的稀疏选择能有效过滤 495 维中的噪声交互项。</w:t>
             </w:r>
           </w:p>
           <w:p>
@@ -8186,6 +9122,7 @@
                 <w:rFonts w:eastAsia="宋体"/>
                 <w:rFonts w:ascii="宋体" w:hAnsi="宋体"/>
                 <w:b/>
+                <w:i w:val="0"/>
                 <w:sz w:val="24"/>
               </w:rPr>
               <w:t>（4）与 GradientBoosting 的对比及 LR 性能边界</w:t>
@@ -8202,20 +9139,22 @@
                 <w:rFonts w:eastAsia="宋体"/>
                 <w:rFonts w:ascii="宋体" w:hAnsi="宋体"/>
                 <w:b w:val="0"/>
-                <w:sz w:val="24"/>
-              </w:rPr>
-              <w:t>为验证本实验 LR 方案是否已逼近性能上限，额外运行了 sklearn GradientBoosting（n_estimators=200, learning_rate=0.05, max_depth=4）作为基准对比：GradientBoosting AUC=0.9553，仅比本实验最佳 LR 高出 0.0033。这一结果证实：① 本实验的特征工程方案已使 LR 逼近其理论上限；② 即使是树集成方法，在此数据集上也仅能达到 0.955，数据本身的信息量决定了 AUC 的绝对上限约在 0.96 附近（与 Moro et al. 2014 原始论文一致）；③ 要在 LR 基础上进一步提升，须引入 XGBoost 等可自动学习任意阶非线性交互的梯度提升树模型。</w:t>
-            </w:r>
-          </w:p>
-          <w:p>
-            <w:pPr>
-              <w:spacing w:before="100" w:after="20" w:line="240" w:lineRule="auto"/>
+                <w:i w:val="0"/>
+                <w:sz w:val="24"/>
+              </w:rPr>
+              <w:t>为验证本实验 LR 方案是否已逼近性能上限，额外运行了 sklearn GradientBoosting（n_estimators=200, learning_rate=0.05, max_depth=4）作为基准对比：GradientBoosting AUC=0.9553，仅比本实验最佳 LR 高出 0.0033。这一结果证实：① 本实验的特征工程方案已使 LR 逼近其理论上限；② 即使是树集成方法，在此数据集上也仅能达到 0.955，数据本身的信息量决定了 AUC 绝对上限约在 0.96 附近（与 Moro et al. 2014 原始论文一致）；③ 要在 LR 基础上进一步提升，须引入 XGBoost 等可自动学习任意阶非线性交互的梯度提升树模型。</w:t>
+            </w:r>
+          </w:p>
+          <w:p>
+            <w:pPr>
+              <w:spacing w:before="120" w:after="40" w:line="240" w:lineRule="auto"/>
             </w:pPr>
             <w:r>
               <w:rPr>
                 <w:rFonts w:eastAsia="宋体"/>
                 <w:rFonts w:ascii="宋体" w:hAnsi="宋体"/>
                 <w:b/>
+                <w:i w:val="0"/>
                 <w:sz w:val="24"/>
               </w:rPr>
               <w:t>4.4 可视化分析</w:t>
@@ -8230,7 +9169,8 @@
               <w:rPr>
                 <w:rFonts w:eastAsia="宋体"/>
                 <w:rFonts w:ascii="宋体" w:hAnsi="宋体"/>
-                <w:b w:val="0"/>
+                <w:b/>
+                <w:i w:val="0"/>
                 <w:sz w:val="24"/>
               </w:rPr>
               <w:t>图 1  Precision / Recall / F1-Score 分组柱状图</w:t>
@@ -8238,6 +9178,7 @@
           </w:p>
           <w:p>
             <w:pPr>
+              <w:spacing w:before="80" w:after="80"/>
               <w:jc w:val="center"/>
             </w:pPr>
             <w:r>
@@ -8286,9 +9227,10 @@
                 <w:rFonts w:eastAsia="宋体"/>
                 <w:rFonts w:ascii="宋体" w:hAnsi="宋体"/>
                 <w:b w:val="0"/>
-                <w:sz w:val="24"/>
-              </w:rPr>
-              <w:t>左图：四指标分组对比。Accuracy（准确率）三个模型差异最大（86%~90%），但在不平衡数据下参考价值有限——SMOTE 的高 Accuracy 源自其较低的误报率，而非对正类更好的识别；Recall（召回率）差异最显著：SMOTE=0.81 vs ClassWeight=0.94，相差 0.13，直接决定能找回多少真实客户；Precision（精确率）SMOTE 最高（0.55），因其误报最少；F1-Score 三者均在 0.60~0.66，SMOTE 综合最优（0.66）。</w:t>
+                <w:i w:val="0"/>
+                <w:sz w:val="24"/>
+              </w:rPr>
+              <w:t>左图：四指标分组对比。Accuracy（准确率）三个模型差异最大（86%~90%），但在不平衡数据下参考价值有限；Recall（召回率）差异最显著：SMOTE=0.81 vs ClassWeight=0.94，相差 0.13，直接决定能找回多少真实客户；Precision（精确率）SMOTE 最高（0.55），因其误报最少；F1-Score 三者均在 0.60~0.66，SMOTE 综合最优（0.66）。</w:t>
             </w:r>
           </w:p>
           <w:p>
@@ -8302,9 +9244,10 @@
                 <w:rFonts w:eastAsia="宋体"/>
                 <w:rFonts w:ascii="宋体" w:hAnsi="宋体"/>
                 <w:b w:val="0"/>
-                <w:sz w:val="24"/>
-              </w:rPr>
-              <w:t>右图：正类 Precision-Recall-F1 水平条形图，直观呈现权衡关系。SMOTE 和 ClassWeight/UnderSample 呈现两种截然不同的偏向：SMOTE 偏高精确率低召回率（宁可漏报也要减少误报）；ClassWeight/UnderSample 偏高召回率低精确率（宁可误报也不漏报任何潜在客户）。银行业务场景中，漏报成本（FN）通常远高于误报成本（FP），因此 ClassWeight 的高召回策略（0.94）最具业务价值。</w:t>
+                <w:i w:val="0"/>
+                <w:sz w:val="24"/>
+              </w:rPr>
+              <w:t>右图：正类 Precision-Recall-F1 水平条形图，直观呈现权衡关系。SMOTE 偏高精确率低召回率（宁可漏报也要减少误报）；ClassWeight/UnderSample 偏高召回率低精确率（宁可误报也不漏报任何潜在客户）。银行业务场景中，漏报成本（FN）通常远高于误报成本（FP），因此 ClassWeight 的高召回策略（0.94）最具业务价值。</w:t>
             </w:r>
           </w:p>
           <w:p>
@@ -8317,6 +9260,7 @@
                 <w:rFonts w:eastAsia="宋体"/>
                 <w:rFonts w:ascii="宋体" w:hAnsi="宋体"/>
                 <w:b w:val="0"/>
+                <w:i w:val="0"/>
                 <w:sz w:val="24"/>
               </w:rPr>
             </w:r>
@@ -8330,7 +9274,8 @@
               <w:rPr>
                 <w:rFonts w:eastAsia="宋体"/>
                 <w:rFonts w:ascii="宋体" w:hAnsi="宋体"/>
-                <w:b w:val="0"/>
+                <w:b/>
+                <w:i w:val="0"/>
                 <w:sz w:val="24"/>
               </w:rPr>
               <w:t>图 2  混淆矩阵对比（三种不平衡处理策略）</w:t>
@@ -8338,6 +9283,7 @@
           </w:p>
           <w:p>
             <w:pPr>
+              <w:spacing w:before="80" w:after="80"/>
               <w:jc w:val="center"/>
             </w:pPr>
             <w:r>
@@ -8386,6 +9332,7 @@
                 <w:rFonts w:eastAsia="宋体"/>
                 <w:rFonts w:ascii="宋体" w:hAnsi="宋体"/>
                 <w:b w:val="0"/>
+                <w:i w:val="0"/>
                 <w:sz w:val="24"/>
               </w:rPr>
               <w:t>混淆矩阵数值验证了柱状图的定性结论。SMOTE：TN=6725, FP=585, FN=176, TP=752；FP 最少（误报率 8.0%），FN=176（漏报率 19.0%）；UnderSample：FN 降至 65（漏报率 7.0%），但 FP 升至 1,096（误报率 15.0%）；ClassWeight：FN=56（漏报率最低 6.0%），FP=1,096 与欠采样相当。从业务角度：每减少 1 个漏报（FN），可能需要增加约 5.4 个误报（FP），这是 Precision-Recall 内在权衡的体现。</w:t>
@@ -8401,6 +9348,7 @@
                 <w:rFonts w:eastAsia="宋体"/>
                 <w:rFonts w:ascii="宋体" w:hAnsi="宋体"/>
                 <w:b w:val="0"/>
+                <w:i w:val="0"/>
                 <w:sz w:val="24"/>
               </w:rPr>
             </w:r>
@@ -8414,7 +9362,8 @@
               <w:rPr>
                 <w:rFonts w:eastAsia="宋体"/>
                 <w:rFonts w:ascii="宋体" w:hAnsi="宋体"/>
-                <w:b w:val="0"/>
+                <w:b/>
+                <w:i w:val="0"/>
                 <w:sz w:val="24"/>
               </w:rPr>
               <w:t>图 3  ROC 曲线对比（三种策略）</w:t>
@@ -8422,6 +9371,7 @@
           </w:p>
           <w:p>
             <w:pPr>
+              <w:spacing w:before="80" w:after="80"/>
               <w:jc w:val="center"/>
             </w:pPr>
             <w:r>
@@ -8470,6 +9420,7 @@
                 <w:rFonts w:eastAsia="宋体"/>
                 <w:rFonts w:ascii="宋体" w:hAnsi="宋体"/>
                 <w:b w:val="0"/>
+                <w:i w:val="0"/>
                 <w:sz w:val="24"/>
               </w:rPr>
               <w:t>三条 ROC 曲线均高度贴近左上角，AUC 在 0.9500~0.9520 之间（差异仅 0.0020），说明三种策略在阈值无关的整体排序能力上几乎一致，与混淆矩阵所呈现的"决策阈值层面差异"形成对比：ROC-AUC 衡量的是"模型能否给正样本打出更高概率"，与最终分类阈值无关；而混淆矩阵中的 FP/FN 差异是在默认阈值 0.5 下的截面表现，可通过调整阈值在 ROC 曲线上滑动改变。图中红色虚线为 AUC=0.95 参考线，三个模型均达到或超过，逼近 LR 在此数据集的理论上限。</w:t>
@@ -8477,13 +9428,14 @@
           </w:p>
           <w:p>
             <w:pPr>
-              <w:spacing w:before="100" w:after="20" w:line="240" w:lineRule="auto"/>
+              <w:spacing w:before="120" w:after="40" w:line="240" w:lineRule="auto"/>
             </w:pPr>
             <w:r>
               <w:rPr>
                 <w:rFonts w:eastAsia="宋体"/>
                 <w:rFonts w:ascii="宋体" w:hAnsi="宋体"/>
                 <w:b/>
+                <w:i w:val="0"/>
                 <w:sz w:val="24"/>
               </w:rPr>
               <w:t>4.5 实验结论</w:t>
@@ -8500,6 +9452,7 @@
                 <w:rFonts w:eastAsia="宋体"/>
                 <w:rFonts w:ascii="宋体" w:hAnsi="宋体"/>
                 <w:b w:val="0"/>
+                <w:i w:val="0"/>
                 <w:sz w:val="24"/>
               </w:rPr>
               <w:t>① 特征质量决定线性模型性能上限：通过四轮迭代（基础 OHE→衍生特征→QT 归一化→扩展多项式），AUC 从 0.9440 稳步提升至 0.9520，总提升 0.008，验证了"特征工程是提升 LR 性能最高效手段"的核心工程原则；</w:t>
@@ -8516,6 +9469,7 @@
                 <w:rFonts w:eastAsia="宋体"/>
                 <w:rFonts w:ascii="宋体" w:hAnsi="宋体"/>
                 <w:b w:val="0"/>
+                <w:i w:val="0"/>
                 <w:sz w:val="24"/>
               </w:rPr>
               <w:t>② QuantileTransformer 显著优于 StandardScaler：在高度偏斜的银行数据上，分位数映射将偏斜分布根本性地转化为正态分布，使 L1 梯度收敛更稳定，单此改进贡献约 +0.003 AUC，是最具性价比的优化措施；</w:t>
@@ -8532,6 +9486,7 @@
                 <w:rFonts w:eastAsia="宋体"/>
                 <w:rFonts w:ascii="宋体" w:hAnsi="宋体"/>
                 <w:b w:val="0"/>
+                <w:i w:val="0"/>
                 <w:sz w:val="24"/>
               </w:rPr>
               <w:t>③ 多项式交互特征是突破 LR 线性局限的关键：degree=2 展开（495 维）允许 LR 隐式学习特征间的乘法交互效应，配合 L1 稀疏正则化自动过滤噪声特征，兼顾性能提升与可解释性；</w:t>
@@ -8548,6 +9503,7 @@
                 <w:rFonts w:eastAsia="宋体"/>
                 <w:rFonts w:ascii="宋体" w:hAnsi="宋体"/>
                 <w:b w:val="0"/>
+                <w:i w:val="0"/>
                 <w:sz w:val="24"/>
               </w:rPr>
               <w:t>④ 不平衡处理策略的业务语义差异：三种策略的 AUC 差异（0.002）远小于 Recall 差异（0.13），说明它们在整体排序能力上相当，但对 Precision-Recall 权衡影响显著。class_weight=balanced 在 AUC、漏报率、数据完整性三个维度上均最优，是本实验推荐的工程默认策略；</w:t>
@@ -8564,6 +9520,7 @@
                 <w:rFonts w:eastAsia="宋体"/>
                 <w:rFonts w:ascii="宋体" w:hAnsi="宋体"/>
                 <w:b w:val="0"/>
+                <w:i w:val="0"/>
                 <w:sz w:val="24"/>
               </w:rPr>
               <w:t>⑤ LR 的性能边界已被充分探索：与 GradientBoosting（AUC=0.9553）的对比表明，本实验 LR 方案（AUC=0.9520）已逼近线性模型在此数据集的可达上限，两者差距 0.0033。要突破 AUC=0.96 上限，须引入可自动捕捉任意阶非线性交互的树集成模型（Random Forest、XGBoost、LightGBM）。</w:t>
